--- a/Fundamental of AI and ML gp academy documentation.docx
+++ b/Fundamental of AI and ML gp academy documentation.docx
@@ -6,6 +6,7 @@
       <w:pPr>
         <w:jc w:val="center"/>
         <w:rPr>
+          <w:rFonts w:ascii="Carlito" w:hAnsi="Carlito" w:cs="Carlito"/>
           <w:b/>
           <w:bCs/>
           <w:sz w:val="44"/>
@@ -14,6 +15,7 @@
       </w:pPr>
       <w:r>
         <w:rPr>
+          <w:rFonts w:ascii="Carlito" w:hAnsi="Carlito" w:cs="Carlito"/>
           <w:b/>
           <w:bCs/>
           <w:sz w:val="44"/>
@@ -26,6 +28,7 @@
       <w:pPr>
         <w:jc w:val="center"/>
         <w:rPr>
+          <w:rFonts w:ascii="Carlito" w:hAnsi="Carlito" w:cs="Carlito"/>
           <w:b/>
           <w:bCs/>
           <w:sz w:val="36"/>
@@ -37,6 +40,7 @@
       <w:pPr>
         <w:jc w:val="center"/>
         <w:rPr>
+          <w:rFonts w:ascii="Carlito" w:hAnsi="Carlito" w:cs="Carlito"/>
           <w:b/>
           <w:bCs/>
           <w:sz w:val="36"/>
@@ -48,6 +52,7 @@
       <w:pPr>
         <w:jc w:val="center"/>
         <w:rPr>
+          <w:rFonts w:ascii="Carlito" w:hAnsi="Carlito" w:cs="Carlito"/>
           <w:b/>
           <w:bCs/>
           <w:sz w:val="36"/>
@@ -59,6 +64,7 @@
       <w:pPr>
         <w:jc w:val="center"/>
         <w:rPr>
+          <w:rFonts w:ascii="Carlito" w:hAnsi="Carlito" w:cs="Carlito"/>
           <w:b/>
           <w:bCs/>
           <w:sz w:val="36"/>
@@ -70,6 +76,7 @@
       <w:pPr>
         <w:jc w:val="center"/>
         <w:rPr>
+          <w:rFonts w:ascii="Carlito" w:hAnsi="Carlito" w:cs="Carlito"/>
           <w:b/>
           <w:bCs/>
           <w:sz w:val="36"/>
@@ -81,6 +88,7 @@
       <w:pPr>
         <w:jc w:val="center"/>
         <w:rPr>
+          <w:rFonts w:ascii="Carlito" w:hAnsi="Carlito" w:cs="Carlito"/>
           <w:b/>
           <w:bCs/>
           <w:sz w:val="36"/>
@@ -92,6 +100,7 @@
       <w:pPr>
         <w:jc w:val="center"/>
         <w:rPr>
+          <w:rFonts w:ascii="Carlito" w:hAnsi="Carlito" w:cs="Carlito"/>
           <w:b/>
           <w:bCs/>
           <w:sz w:val="36"/>
@@ -103,6 +112,7 @@
       <w:pPr>
         <w:jc w:val="center"/>
         <w:rPr>
+          <w:rFonts w:ascii="Carlito" w:hAnsi="Carlito" w:cs="Carlito"/>
           <w:b/>
           <w:bCs/>
           <w:sz w:val="36"/>
@@ -114,6 +124,7 @@
       <w:pPr>
         <w:jc w:val="center"/>
         <w:rPr>
+          <w:rFonts w:ascii="Carlito" w:hAnsi="Carlito" w:cs="Carlito"/>
           <w:b/>
           <w:bCs/>
           <w:sz w:val="36"/>
@@ -125,6 +136,7 @@
       <w:pPr>
         <w:jc w:val="center"/>
         <w:rPr>
+          <w:rFonts w:ascii="Carlito" w:hAnsi="Carlito" w:cs="Carlito"/>
           <w:b/>
           <w:bCs/>
           <w:sz w:val="36"/>
@@ -136,6 +148,7 @@
       <w:pPr>
         <w:jc w:val="center"/>
         <w:rPr>
+          <w:rFonts w:ascii="Carlito" w:hAnsi="Carlito" w:cs="Carlito"/>
           <w:b/>
           <w:bCs/>
           <w:sz w:val="36"/>
@@ -147,6 +160,7 @@
       <w:pPr>
         <w:jc w:val="both"/>
         <w:rPr>
+          <w:rFonts w:ascii="Carlito" w:hAnsi="Carlito" w:cs="Carlito"/>
           <w:b/>
           <w:bCs/>
           <w:sz w:val="44"/>
@@ -155,6 +169,7 @@
       </w:pPr>
       <w:r>
         <w:rPr>
+          <w:rFonts w:ascii="Carlito" w:hAnsi="Carlito" w:cs="Carlito"/>
           <w:b/>
           <w:bCs/>
           <w:sz w:val="44"/>
@@ -167,12 +182,14 @@
       <w:pPr>
         <w:jc w:val="both"/>
         <w:rPr>
-          <w:sz w:val="36"/>
-          <w:szCs w:val="36"/>
-        </w:rPr>
-      </w:pPr>
-      <w:r>
-        <w:rPr>
+          <w:rFonts w:ascii="Carlito" w:hAnsi="Carlito" w:cs="Carlito"/>
+          <w:sz w:val="36"/>
+          <w:szCs w:val="36"/>
+        </w:rPr>
+      </w:pPr>
+      <w:r>
+        <w:rPr>
+          <w:rFonts w:ascii="Carlito" w:hAnsi="Carlito" w:cs="Carlito"/>
           <w:b/>
           <w:bCs/>
           <w:sz w:val="36"/>
@@ -182,6 +199,7 @@
       </w:r>
       <w:r>
         <w:rPr>
+          <w:rFonts w:ascii="Carlito" w:hAnsi="Carlito" w:cs="Carlito"/>
           <w:sz w:val="36"/>
           <w:szCs w:val="36"/>
         </w:rPr>
@@ -189,6 +207,7 @@
       </w:r>
       <w:r>
         <w:rPr>
+          <w:rFonts w:ascii="Carlito" w:hAnsi="Carlito" w:cs="Carlito"/>
           <w:sz w:val="36"/>
           <w:szCs w:val="36"/>
         </w:rPr>
@@ -199,6 +218,7 @@
       <w:pPr>
         <w:jc w:val="both"/>
         <w:rPr>
+          <w:rFonts w:ascii="Carlito" w:hAnsi="Carlito" w:cs="Carlito"/>
           <w:b/>
           <w:bCs/>
           <w:sz w:val="36"/>
@@ -207,6 +227,7 @@
       </w:pPr>
       <w:r>
         <w:rPr>
+          <w:rFonts w:ascii="Carlito" w:hAnsi="Carlito" w:cs="Carlito"/>
           <w:b/>
           <w:bCs/>
           <w:sz w:val="36"/>
@@ -224,12 +245,14 @@
         </w:numPr>
         <w:jc w:val="both"/>
         <w:rPr>
-          <w:sz w:val="36"/>
-          <w:szCs w:val="36"/>
-        </w:rPr>
-      </w:pPr>
-      <w:r>
-        <w:rPr>
+          <w:rFonts w:ascii="Carlito" w:hAnsi="Carlito" w:cs="Carlito"/>
+          <w:sz w:val="36"/>
+          <w:szCs w:val="36"/>
+        </w:rPr>
+      </w:pPr>
+      <w:r>
+        <w:rPr>
+          <w:rFonts w:ascii="Carlito" w:hAnsi="Carlito" w:cs="Carlito"/>
           <w:sz w:val="36"/>
           <w:szCs w:val="36"/>
         </w:rPr>
@@ -237,6 +260,7 @@
       </w:r>
       <w:r>
         <w:rPr>
+          <w:rFonts w:ascii="Carlito" w:hAnsi="Carlito" w:cs="Carlito"/>
           <w:sz w:val="36"/>
           <w:szCs w:val="36"/>
         </w:rPr>
@@ -252,12 +276,14 @@
         </w:numPr>
         <w:jc w:val="both"/>
         <w:rPr>
-          <w:sz w:val="36"/>
-          <w:szCs w:val="36"/>
-        </w:rPr>
-      </w:pPr>
-      <w:r>
-        <w:rPr>
+          <w:rFonts w:ascii="Carlito" w:hAnsi="Carlito" w:cs="Carlito"/>
+          <w:sz w:val="36"/>
+          <w:szCs w:val="36"/>
+        </w:rPr>
+      </w:pPr>
+      <w:r>
+        <w:rPr>
+          <w:rFonts w:ascii="Carlito" w:hAnsi="Carlito" w:cs="Carlito"/>
           <w:sz w:val="36"/>
           <w:szCs w:val="36"/>
         </w:rPr>
@@ -273,12 +299,14 @@
         </w:numPr>
         <w:jc w:val="both"/>
         <w:rPr>
-          <w:sz w:val="36"/>
-          <w:szCs w:val="36"/>
-        </w:rPr>
-      </w:pPr>
-      <w:r>
-        <w:rPr>
+          <w:rFonts w:ascii="Carlito" w:hAnsi="Carlito" w:cs="Carlito"/>
+          <w:sz w:val="36"/>
+          <w:szCs w:val="36"/>
+        </w:rPr>
+      </w:pPr>
+      <w:r>
+        <w:rPr>
+          <w:rFonts w:ascii="Carlito" w:hAnsi="Carlito" w:cs="Carlito"/>
           <w:sz w:val="36"/>
           <w:szCs w:val="36"/>
         </w:rPr>
@@ -286,6 +314,7 @@
       </w:r>
       <w:r>
         <w:rPr>
+          <w:rFonts w:ascii="Carlito" w:hAnsi="Carlito" w:cs="Carlito"/>
           <w:sz w:val="36"/>
           <w:szCs w:val="36"/>
         </w:rPr>
@@ -293,6 +322,7 @@
       </w:r>
       <w:r>
         <w:rPr>
+          <w:rFonts w:ascii="Carlito" w:hAnsi="Carlito" w:cs="Carlito"/>
           <w:sz w:val="36"/>
           <w:szCs w:val="36"/>
         </w:rPr>
@@ -303,6 +333,7 @@
       <w:pPr>
         <w:jc w:val="both"/>
         <w:rPr>
+          <w:rFonts w:ascii="Carlito" w:hAnsi="Carlito" w:cs="Carlito"/>
           <w:b/>
           <w:bCs/>
           <w:sz w:val="36"/>
@@ -311,32 +342,36 @@
       </w:pPr>
       <w:r>
         <w:rPr>
+          <w:rFonts w:ascii="Carlito" w:hAnsi="Carlito" w:cs="Carlito"/>
           <w:b/>
           <w:bCs/>
           <w:sz w:val="36"/>
           <w:szCs w:val="36"/>
         </w:rPr>
+        <w:t>Relation Between AI, ML and Deep Learning:</w:t>
+      </w:r>
+    </w:p>
+    <w:p>
+      <w:pPr>
+        <w:jc w:val="both"/>
+        <w:rPr>
+          <w:rFonts w:ascii="Carlito" w:hAnsi="Carlito" w:cs="Carlito"/>
+          <w:sz w:val="36"/>
+          <w:szCs w:val="36"/>
+        </w:rPr>
+      </w:pPr>
+      <w:r>
+        <w:rPr>
+          <w:rFonts w:ascii="Carlito" w:hAnsi="Carlito" w:cs="Carlito"/>
+          <w:sz w:val="36"/>
+          <w:szCs w:val="36"/>
+        </w:rPr>
         <w:lastRenderedPageBreak/>
-        <w:t>Relation Between AI, ML and Deep Learning:</w:t>
-      </w:r>
-    </w:p>
-    <w:p>
-      <w:pPr>
-        <w:jc w:val="both"/>
-        <w:rPr>
-          <w:sz w:val="36"/>
-          <w:szCs w:val="36"/>
-        </w:rPr>
-      </w:pPr>
-      <w:r>
-        <w:rPr>
-          <w:sz w:val="36"/>
-          <w:szCs w:val="36"/>
-        </w:rPr>
         <w:t xml:space="preserve">Deep </w:t>
       </w:r>
       <w:r>
         <w:rPr>
+          <w:rFonts w:ascii="Carlito" w:hAnsi="Carlito" w:cs="Carlito"/>
           <w:sz w:val="36"/>
           <w:szCs w:val="36"/>
         </w:rPr>
@@ -344,6 +379,7 @@
       </w:r>
       <w:r>
         <w:rPr>
+          <w:rFonts w:ascii="Carlito" w:hAnsi="Carlito" w:cs="Carlito"/>
           <w:sz w:val="36"/>
           <w:szCs w:val="36"/>
         </w:rPr>
@@ -351,6 +387,7 @@
       </w:r>
       <w:r>
         <w:rPr>
+          <w:rFonts w:ascii="Carlito" w:hAnsi="Carlito" w:cs="Carlito"/>
           <w:sz w:val="36"/>
           <w:szCs w:val="36"/>
         </w:rPr>
@@ -358,6 +395,7 @@
       </w:r>
       <w:r>
         <w:rPr>
+          <w:rFonts w:ascii="Carlito" w:hAnsi="Carlito" w:cs="Carlito"/>
           <w:sz w:val="36"/>
           <w:szCs w:val="36"/>
         </w:rPr>
@@ -368,20 +406,23 @@
       <w:pPr>
         <w:jc w:val="both"/>
         <w:rPr>
-          <w:sz w:val="36"/>
-          <w:szCs w:val="36"/>
-        </w:rPr>
-      </w:pPr>
-    </w:p>
-    <w:p>
-      <w:pPr>
-        <w:rPr>
+          <w:rFonts w:ascii="Carlito" w:hAnsi="Carlito" w:cs="Carlito"/>
+          <w:sz w:val="36"/>
+          <w:szCs w:val="36"/>
+        </w:rPr>
+      </w:pPr>
+    </w:p>
+    <w:p>
+      <w:pPr>
+        <w:rPr>
+          <w:rFonts w:ascii="Carlito" w:hAnsi="Carlito" w:cs="Carlito"/>
           <w:sz w:val="28"/>
           <w:szCs w:val="28"/>
         </w:rPr>
       </w:pPr>
       <w:r>
         <w:rPr>
+          <w:rFonts w:ascii="Carlito" w:hAnsi="Carlito" w:cs="Carlito"/>
           <w:noProof/>
           <w:sz w:val="28"/>
           <w:szCs w:val="28"/>
@@ -446,6 +487,7 @@
     <w:p>
       <w:pPr>
         <w:rPr>
+          <w:rFonts w:ascii="Carlito" w:hAnsi="Carlito" w:cs="Carlito"/>
           <w:sz w:val="28"/>
           <w:szCs w:val="28"/>
         </w:rPr>
@@ -454,6 +496,7 @@
     <w:p>
       <w:pPr>
         <w:rPr>
+          <w:rFonts w:ascii="Carlito" w:hAnsi="Carlito" w:cs="Carlito"/>
           <w:sz w:val="28"/>
           <w:szCs w:val="28"/>
         </w:rPr>
@@ -462,6 +505,7 @@
     <w:p>
       <w:pPr>
         <w:rPr>
+          <w:rFonts w:ascii="Carlito" w:hAnsi="Carlito" w:cs="Carlito"/>
           <w:sz w:val="28"/>
           <w:szCs w:val="28"/>
         </w:rPr>
@@ -470,6 +514,7 @@
     <w:p>
       <w:pPr>
         <w:rPr>
+          <w:rFonts w:ascii="Carlito" w:hAnsi="Carlito" w:cs="Carlito"/>
           <w:sz w:val="28"/>
           <w:szCs w:val="28"/>
         </w:rPr>
@@ -478,6 +523,7 @@
     <w:p>
       <w:pPr>
         <w:rPr>
+          <w:rFonts w:ascii="Carlito" w:hAnsi="Carlito" w:cs="Carlito"/>
           <w:sz w:val="28"/>
           <w:szCs w:val="28"/>
         </w:rPr>
@@ -486,6 +532,7 @@
     <w:p>
       <w:pPr>
         <w:rPr>
+          <w:rFonts w:ascii="Carlito" w:hAnsi="Carlito" w:cs="Carlito"/>
           <w:sz w:val="28"/>
           <w:szCs w:val="28"/>
         </w:rPr>
@@ -494,6 +541,7 @@
     <w:p>
       <w:pPr>
         <w:rPr>
+          <w:rFonts w:ascii="Carlito" w:hAnsi="Carlito" w:cs="Carlito"/>
           <w:sz w:val="28"/>
           <w:szCs w:val="28"/>
         </w:rPr>
@@ -502,6 +550,7 @@
     <w:p>
       <w:pPr>
         <w:rPr>
+          <w:rFonts w:ascii="Carlito" w:hAnsi="Carlito" w:cs="Carlito"/>
           <w:sz w:val="28"/>
           <w:szCs w:val="28"/>
         </w:rPr>
@@ -510,6 +559,7 @@
     <w:p>
       <w:pPr>
         <w:rPr>
+          <w:rFonts w:ascii="Carlito" w:hAnsi="Carlito" w:cs="Carlito"/>
           <w:sz w:val="28"/>
           <w:szCs w:val="28"/>
         </w:rPr>
@@ -518,6 +568,7 @@
     <w:p>
       <w:pPr>
         <w:rPr>
+          <w:rFonts w:ascii="Carlito" w:hAnsi="Carlito" w:cs="Carlito"/>
           <w:sz w:val="28"/>
           <w:szCs w:val="28"/>
         </w:rPr>
@@ -526,6 +577,7 @@
     <w:p>
       <w:pPr>
         <w:rPr>
+          <w:rFonts w:ascii="Carlito" w:hAnsi="Carlito" w:cs="Carlito"/>
           <w:sz w:val="28"/>
           <w:szCs w:val="28"/>
         </w:rPr>
@@ -534,6 +586,7 @@
     <w:p>
       <w:pPr>
         <w:rPr>
+          <w:rFonts w:ascii="Carlito" w:hAnsi="Carlito" w:cs="Carlito"/>
           <w:sz w:val="28"/>
           <w:szCs w:val="28"/>
         </w:rPr>
@@ -543,6 +596,7 @@
       <w:pPr>
         <w:jc w:val="both"/>
         <w:rPr>
+          <w:rFonts w:ascii="Carlito" w:hAnsi="Carlito" w:cs="Carlito"/>
           <w:b/>
           <w:bCs/>
           <w:sz w:val="36"/>
@@ -551,6 +605,7 @@
       </w:pPr>
       <w:r>
         <w:rPr>
+          <w:rFonts w:ascii="Carlito" w:hAnsi="Carlito" w:cs="Carlito"/>
           <w:b/>
           <w:bCs/>
           <w:sz w:val="36"/>
@@ -568,12 +623,14 @@
         </w:numPr>
         <w:jc w:val="both"/>
         <w:rPr>
-          <w:sz w:val="36"/>
-          <w:szCs w:val="36"/>
-        </w:rPr>
-      </w:pPr>
-      <w:r>
-        <w:rPr>
+          <w:rFonts w:ascii="Carlito" w:hAnsi="Carlito" w:cs="Carlito"/>
+          <w:sz w:val="36"/>
+          <w:szCs w:val="36"/>
+        </w:rPr>
+      </w:pPr>
+      <w:r>
+        <w:rPr>
+          <w:rFonts w:ascii="Carlito" w:hAnsi="Carlito" w:cs="Carlito"/>
           <w:sz w:val="36"/>
           <w:szCs w:val="36"/>
         </w:rPr>
@@ -581,6 +638,7 @@
       </w:r>
       <w:r>
         <w:rPr>
+          <w:rFonts w:ascii="Carlito" w:hAnsi="Carlito" w:cs="Carlito"/>
           <w:sz w:val="36"/>
           <w:szCs w:val="36"/>
         </w:rPr>
@@ -588,6 +646,7 @@
       </w:r>
       <w:r>
         <w:rPr>
+          <w:rFonts w:ascii="Carlito" w:hAnsi="Carlito" w:cs="Carlito"/>
           <w:sz w:val="36"/>
           <w:szCs w:val="36"/>
         </w:rPr>
@@ -603,12 +662,14 @@
         </w:numPr>
         <w:jc w:val="both"/>
         <w:rPr>
-          <w:sz w:val="36"/>
-          <w:szCs w:val="36"/>
-        </w:rPr>
-      </w:pPr>
-      <w:r>
-        <w:rPr>
+          <w:rFonts w:ascii="Carlito" w:hAnsi="Carlito" w:cs="Carlito"/>
+          <w:sz w:val="36"/>
+          <w:szCs w:val="36"/>
+        </w:rPr>
+      </w:pPr>
+      <w:r>
+        <w:rPr>
+          <w:rFonts w:ascii="Carlito" w:hAnsi="Carlito" w:cs="Carlito"/>
           <w:sz w:val="36"/>
           <w:szCs w:val="36"/>
         </w:rPr>
@@ -616,6 +677,7 @@
       </w:r>
       <w:r>
         <w:rPr>
+          <w:rFonts w:ascii="Carlito" w:hAnsi="Carlito" w:cs="Carlito"/>
           <w:sz w:val="36"/>
           <w:szCs w:val="36"/>
         </w:rPr>
@@ -623,6 +685,7 @@
       </w:r>
       <w:r>
         <w:rPr>
+          <w:rFonts w:ascii="Carlito" w:hAnsi="Carlito" w:cs="Carlito"/>
           <w:sz w:val="36"/>
           <w:szCs w:val="36"/>
         </w:rPr>
@@ -630,6 +693,7 @@
       </w:r>
       <w:r>
         <w:rPr>
+          <w:rFonts w:ascii="Carlito" w:hAnsi="Carlito" w:cs="Carlito"/>
           <w:sz w:val="36"/>
           <w:szCs w:val="36"/>
         </w:rPr>
@@ -640,6 +704,7 @@
       <w:pPr>
         <w:jc w:val="both"/>
         <w:rPr>
+          <w:rFonts w:ascii="Carlito" w:hAnsi="Carlito" w:cs="Carlito"/>
           <w:b/>
           <w:bCs/>
           <w:sz w:val="36"/>
@@ -651,6 +716,7 @@
       <w:pPr>
         <w:jc w:val="both"/>
         <w:rPr>
+          <w:rFonts w:ascii="Carlito" w:hAnsi="Carlito" w:cs="Carlito"/>
           <w:b/>
           <w:bCs/>
           <w:sz w:val="36"/>
@@ -659,32 +725,36 @@
       </w:pPr>
       <w:r>
         <w:rPr>
+          <w:rFonts w:ascii="Carlito" w:hAnsi="Carlito" w:cs="Carlito"/>
           <w:b/>
           <w:bCs/>
           <w:sz w:val="36"/>
           <w:szCs w:val="36"/>
         </w:rPr>
+        <w:t>Definition of ML:</w:t>
+      </w:r>
+    </w:p>
+    <w:p>
+      <w:pPr>
+        <w:jc w:val="both"/>
+        <w:rPr>
+          <w:rFonts w:ascii="Carlito" w:hAnsi="Carlito" w:cs="Carlito"/>
+          <w:sz w:val="36"/>
+          <w:szCs w:val="36"/>
+        </w:rPr>
+      </w:pPr>
+      <w:r>
+        <w:rPr>
+          <w:rFonts w:ascii="Carlito" w:hAnsi="Carlito" w:cs="Carlito"/>
+          <w:sz w:val="36"/>
+          <w:szCs w:val="36"/>
+        </w:rPr>
         <w:lastRenderedPageBreak/>
-        <w:t>Definition of ML:</w:t>
-      </w:r>
-    </w:p>
-    <w:p>
-      <w:pPr>
-        <w:jc w:val="both"/>
-        <w:rPr>
-          <w:sz w:val="36"/>
-          <w:szCs w:val="36"/>
-        </w:rPr>
-      </w:pPr>
-      <w:r>
-        <w:rPr>
-          <w:sz w:val="36"/>
-          <w:szCs w:val="36"/>
-        </w:rPr>
         <w:t>Machine Learning employs data and algorithm to mimic human</w:t>
       </w:r>
       <w:r>
         <w:rPr>
+          <w:rFonts w:ascii="Carlito" w:hAnsi="Carlito" w:cs="Carlito"/>
           <w:sz w:val="36"/>
           <w:szCs w:val="36"/>
         </w:rPr>
@@ -692,6 +762,7 @@
       </w:r>
       <w:r>
         <w:rPr>
+          <w:rFonts w:ascii="Carlito" w:hAnsi="Carlito" w:cs="Carlito"/>
           <w:sz w:val="36"/>
           <w:szCs w:val="36"/>
         </w:rPr>
@@ -699,6 +770,7 @@
       </w:r>
       <w:r>
         <w:rPr>
+          <w:rFonts w:ascii="Carlito" w:hAnsi="Carlito" w:cs="Carlito"/>
           <w:sz w:val="36"/>
           <w:szCs w:val="36"/>
         </w:rPr>
@@ -709,6 +781,7 @@
       <w:pPr>
         <w:jc w:val="both"/>
         <w:rPr>
+          <w:rFonts w:ascii="Carlito" w:hAnsi="Carlito" w:cs="Carlito"/>
           <w:b/>
           <w:bCs/>
           <w:sz w:val="36"/>
@@ -717,6 +790,7 @@
       </w:pPr>
       <w:r>
         <w:rPr>
+          <w:rFonts w:ascii="Carlito" w:hAnsi="Carlito" w:cs="Carlito"/>
           <w:b/>
           <w:bCs/>
           <w:sz w:val="36"/>
@@ -734,12 +808,14 @@
         </w:numPr>
         <w:jc w:val="both"/>
         <w:rPr>
-          <w:sz w:val="36"/>
-          <w:szCs w:val="36"/>
-        </w:rPr>
-      </w:pPr>
-      <w:r>
-        <w:rPr>
+          <w:rFonts w:ascii="Carlito" w:hAnsi="Carlito" w:cs="Carlito"/>
+          <w:sz w:val="36"/>
+          <w:szCs w:val="36"/>
+        </w:rPr>
+      </w:pPr>
+      <w:r>
+        <w:rPr>
+          <w:rFonts w:ascii="Carlito" w:hAnsi="Carlito" w:cs="Carlito"/>
           <w:sz w:val="36"/>
           <w:szCs w:val="36"/>
         </w:rPr>
@@ -747,6 +823,7 @@
       </w:r>
       <w:r>
         <w:rPr>
+          <w:rFonts w:ascii="Carlito" w:hAnsi="Carlito" w:cs="Carlito"/>
           <w:sz w:val="36"/>
           <w:szCs w:val="36"/>
         </w:rPr>
@@ -754,6 +831,7 @@
       </w:r>
       <w:r>
         <w:rPr>
+          <w:rFonts w:ascii="Carlito" w:hAnsi="Carlito" w:cs="Carlito"/>
           <w:sz w:val="36"/>
           <w:szCs w:val="36"/>
         </w:rPr>
@@ -761,6 +839,7 @@
       </w:r>
       <w:r>
         <w:rPr>
+          <w:rFonts w:ascii="Carlito" w:hAnsi="Carlito" w:cs="Carlito"/>
           <w:sz w:val="36"/>
           <w:szCs w:val="36"/>
         </w:rPr>
@@ -776,12 +855,14 @@
         </w:numPr>
         <w:jc w:val="both"/>
         <w:rPr>
-          <w:sz w:val="36"/>
-          <w:szCs w:val="36"/>
-        </w:rPr>
-      </w:pPr>
-      <w:r>
-        <w:rPr>
+          <w:rFonts w:ascii="Carlito" w:hAnsi="Carlito" w:cs="Carlito"/>
+          <w:sz w:val="36"/>
+          <w:szCs w:val="36"/>
+        </w:rPr>
+      </w:pPr>
+      <w:r>
+        <w:rPr>
+          <w:rFonts w:ascii="Carlito" w:hAnsi="Carlito" w:cs="Carlito"/>
           <w:sz w:val="36"/>
           <w:szCs w:val="36"/>
         </w:rPr>
@@ -789,6 +870,7 @@
       </w:r>
       <w:r>
         <w:rPr>
+          <w:rFonts w:ascii="Carlito" w:hAnsi="Carlito" w:cs="Carlito"/>
           <w:sz w:val="36"/>
           <w:szCs w:val="36"/>
         </w:rPr>
@@ -804,12 +886,14 @@
         </w:numPr>
         <w:jc w:val="both"/>
         <w:rPr>
-          <w:sz w:val="36"/>
-          <w:szCs w:val="36"/>
-        </w:rPr>
-      </w:pPr>
-      <w:r>
-        <w:rPr>
+          <w:rFonts w:ascii="Carlito" w:hAnsi="Carlito" w:cs="Carlito"/>
+          <w:sz w:val="36"/>
+          <w:szCs w:val="36"/>
+        </w:rPr>
+      </w:pPr>
+      <w:r>
+        <w:rPr>
+          <w:rFonts w:ascii="Carlito" w:hAnsi="Carlito" w:cs="Carlito"/>
           <w:sz w:val="36"/>
           <w:szCs w:val="36"/>
         </w:rPr>
@@ -817,6 +901,7 @@
       </w:r>
       <w:r>
         <w:rPr>
+          <w:rFonts w:ascii="Carlito" w:hAnsi="Carlito" w:cs="Carlito"/>
           <w:sz w:val="36"/>
           <w:szCs w:val="36"/>
         </w:rPr>
@@ -824,6 +909,7 @@
       </w:r>
       <w:r>
         <w:rPr>
+          <w:rFonts w:ascii="Carlito" w:hAnsi="Carlito" w:cs="Carlito"/>
           <w:sz w:val="36"/>
           <w:szCs w:val="36"/>
         </w:rPr>
@@ -839,12 +925,14 @@
         </w:numPr>
         <w:jc w:val="both"/>
         <w:rPr>
-          <w:sz w:val="36"/>
-          <w:szCs w:val="36"/>
-        </w:rPr>
-      </w:pPr>
-      <w:r>
-        <w:rPr>
+          <w:rFonts w:ascii="Carlito" w:hAnsi="Carlito" w:cs="Carlito"/>
+          <w:sz w:val="36"/>
+          <w:szCs w:val="36"/>
+        </w:rPr>
+      </w:pPr>
+      <w:r>
+        <w:rPr>
+          <w:rFonts w:ascii="Carlito" w:hAnsi="Carlito" w:cs="Carlito"/>
           <w:sz w:val="36"/>
           <w:szCs w:val="36"/>
         </w:rPr>
@@ -860,12 +948,14 @@
         </w:numPr>
         <w:jc w:val="both"/>
         <w:rPr>
-          <w:sz w:val="36"/>
-          <w:szCs w:val="36"/>
-        </w:rPr>
-      </w:pPr>
-      <w:r>
-        <w:rPr>
+          <w:rFonts w:ascii="Carlito" w:hAnsi="Carlito" w:cs="Carlito"/>
+          <w:sz w:val="36"/>
+          <w:szCs w:val="36"/>
+        </w:rPr>
+      </w:pPr>
+      <w:r>
+        <w:rPr>
+          <w:rFonts w:ascii="Carlito" w:hAnsi="Carlito" w:cs="Carlito"/>
           <w:sz w:val="36"/>
           <w:szCs w:val="36"/>
         </w:rPr>
@@ -873,6 +963,7 @@
       </w:r>
       <w:r>
         <w:rPr>
+          <w:rFonts w:ascii="Carlito" w:hAnsi="Carlito" w:cs="Carlito"/>
           <w:sz w:val="36"/>
           <w:szCs w:val="36"/>
         </w:rPr>
@@ -888,12 +979,14 @@
         </w:numPr>
         <w:jc w:val="both"/>
         <w:rPr>
-          <w:sz w:val="36"/>
-          <w:szCs w:val="36"/>
-        </w:rPr>
-      </w:pPr>
-      <w:r>
-        <w:rPr>
+          <w:rFonts w:ascii="Carlito" w:hAnsi="Carlito" w:cs="Carlito"/>
+          <w:sz w:val="36"/>
+          <w:szCs w:val="36"/>
+        </w:rPr>
+      </w:pPr>
+      <w:r>
+        <w:rPr>
+          <w:rFonts w:ascii="Carlito" w:hAnsi="Carlito" w:cs="Carlito"/>
           <w:sz w:val="36"/>
           <w:szCs w:val="36"/>
         </w:rPr>
@@ -901,6 +994,7 @@
       </w:r>
       <w:r>
         <w:rPr>
+          <w:rFonts w:ascii="Carlito" w:hAnsi="Carlito" w:cs="Carlito"/>
           <w:sz w:val="36"/>
           <w:szCs w:val="36"/>
         </w:rPr>
@@ -911,6 +1005,7 @@
       <w:pPr>
         <w:jc w:val="both"/>
         <w:rPr>
+          <w:rFonts w:ascii="Carlito" w:hAnsi="Carlito" w:cs="Carlito"/>
           <w:noProof/>
           <w:sz w:val="36"/>
           <w:szCs w:val="36"/>
@@ -918,6 +1013,7 @@
       </w:pPr>
       <w:r>
         <w:rPr>
+          <w:rFonts w:ascii="Carlito" w:hAnsi="Carlito" w:cs="Carlito"/>
           <w:noProof/>
           <w:sz w:val="36"/>
           <w:szCs w:val="36"/>
@@ -990,6 +1086,7 @@
       <w:pPr>
         <w:jc w:val="both"/>
         <w:rPr>
+          <w:rFonts w:ascii="Carlito" w:hAnsi="Carlito" w:cs="Carlito"/>
           <w:noProof/>
           <w:sz w:val="36"/>
           <w:szCs w:val="36"/>
@@ -1000,6 +1097,7 @@
       <w:pPr>
         <w:jc w:val="both"/>
         <w:rPr>
+          <w:rFonts w:ascii="Carlito" w:hAnsi="Carlito" w:cs="Carlito"/>
           <w:noProof/>
           <w:sz w:val="36"/>
           <w:szCs w:val="36"/>
@@ -1010,6 +1108,7 @@
       <w:pPr>
         <w:jc w:val="both"/>
         <w:rPr>
+          <w:rFonts w:ascii="Carlito" w:hAnsi="Carlito" w:cs="Carlito"/>
           <w:noProof/>
           <w:sz w:val="36"/>
           <w:szCs w:val="36"/>
@@ -1020,6 +1119,7 @@
       <w:pPr>
         <w:jc w:val="both"/>
         <w:rPr>
+          <w:rFonts w:ascii="Carlito" w:hAnsi="Carlito" w:cs="Carlito"/>
           <w:noProof/>
           <w:sz w:val="36"/>
           <w:szCs w:val="36"/>
@@ -1030,6 +1130,7 @@
       <w:pPr>
         <w:jc w:val="both"/>
         <w:rPr>
+          <w:rFonts w:ascii="Carlito" w:hAnsi="Carlito" w:cs="Carlito"/>
           <w:noProof/>
           <w:sz w:val="36"/>
           <w:szCs w:val="36"/>
@@ -1040,6 +1141,7 @@
       <w:pPr>
         <w:jc w:val="both"/>
         <w:rPr>
+          <w:rFonts w:ascii="Carlito" w:hAnsi="Carlito" w:cs="Carlito"/>
           <w:noProof/>
           <w:sz w:val="36"/>
           <w:szCs w:val="36"/>
@@ -1050,6 +1152,7 @@
       <w:pPr>
         <w:jc w:val="both"/>
         <w:rPr>
+          <w:rFonts w:ascii="Carlito" w:hAnsi="Carlito" w:cs="Carlito"/>
           <w:noProof/>
           <w:sz w:val="36"/>
           <w:szCs w:val="36"/>
@@ -1060,6 +1163,7 @@
       <w:pPr>
         <w:jc w:val="both"/>
         <w:rPr>
+          <w:rFonts w:ascii="Carlito" w:hAnsi="Carlito" w:cs="Carlito"/>
           <w:b/>
           <w:bCs/>
           <w:sz w:val="36"/>
@@ -1068,15 +1172,18 @@
       </w:pPr>
       <w:r>
         <w:rPr>
+          <w:rFonts w:ascii="Carlito" w:hAnsi="Carlito" w:cs="Carlito"/>
           <w:b/>
           <w:bCs/>
           <w:sz w:val="36"/>
           <w:szCs w:val="36"/>
         </w:rPr>
+        <w:lastRenderedPageBreak/>
         <w:t>Different</w:t>
       </w:r>
       <w:r>
         <w:rPr>
+          <w:rFonts w:ascii="Carlito" w:hAnsi="Carlito" w:cs="Carlito"/>
           <w:b/>
           <w:bCs/>
           <w:sz w:val="36"/>
@@ -1094,12 +1201,14 @@
         </w:numPr>
         <w:jc w:val="both"/>
         <w:rPr>
-          <w:sz w:val="36"/>
-          <w:szCs w:val="36"/>
-        </w:rPr>
-      </w:pPr>
-      <w:r>
-        <w:rPr>
+          <w:rFonts w:ascii="Carlito" w:hAnsi="Carlito" w:cs="Carlito"/>
+          <w:sz w:val="36"/>
+          <w:szCs w:val="36"/>
+        </w:rPr>
+      </w:pPr>
+      <w:r>
+        <w:rPr>
+          <w:rFonts w:ascii="Carlito" w:hAnsi="Carlito" w:cs="Carlito"/>
           <w:sz w:val="36"/>
           <w:szCs w:val="36"/>
         </w:rPr>
@@ -1107,6 +1216,7 @@
       </w:r>
       <w:r>
         <w:rPr>
+          <w:rFonts w:ascii="Carlito" w:hAnsi="Carlito" w:cs="Carlito"/>
           <w:sz w:val="36"/>
           <w:szCs w:val="36"/>
         </w:rPr>
@@ -1114,6 +1224,7 @@
       </w:r>
       <w:r>
         <w:rPr>
+          <w:rFonts w:ascii="Carlito" w:hAnsi="Carlito" w:cs="Carlito"/>
           <w:sz w:val="36"/>
           <w:szCs w:val="36"/>
         </w:rPr>
@@ -1121,6 +1232,7 @@
       </w:r>
       <w:r>
         <w:rPr>
+          <w:rFonts w:ascii="Carlito" w:hAnsi="Carlito" w:cs="Carlito"/>
           <w:sz w:val="36"/>
           <w:szCs w:val="36"/>
         </w:rPr>
@@ -1128,6 +1240,7 @@
       </w:r>
       <w:r>
         <w:rPr>
+          <w:rFonts w:ascii="Carlito" w:hAnsi="Carlito" w:cs="Carlito"/>
           <w:sz w:val="36"/>
           <w:szCs w:val="36"/>
         </w:rPr>
@@ -1135,6 +1248,7 @@
       </w:r>
       <w:r>
         <w:rPr>
+          <w:rFonts w:ascii="Carlito" w:hAnsi="Carlito" w:cs="Carlito"/>
           <w:sz w:val="36"/>
           <w:szCs w:val="36"/>
         </w:rPr>
@@ -1142,6 +1256,7 @@
       </w:r>
       <w:r>
         <w:rPr>
+          <w:rFonts w:ascii="Carlito" w:hAnsi="Carlito" w:cs="Carlito"/>
           <w:sz w:val="36"/>
           <w:szCs w:val="36"/>
         </w:rPr>
@@ -1157,12 +1272,14 @@
         </w:numPr>
         <w:jc w:val="both"/>
         <w:rPr>
-          <w:sz w:val="36"/>
-          <w:szCs w:val="36"/>
-        </w:rPr>
-      </w:pPr>
-      <w:r>
-        <w:rPr>
+          <w:rFonts w:ascii="Carlito" w:hAnsi="Carlito" w:cs="Carlito"/>
+          <w:sz w:val="36"/>
+          <w:szCs w:val="36"/>
+        </w:rPr>
+      </w:pPr>
+      <w:r>
+        <w:rPr>
+          <w:rFonts w:ascii="Carlito" w:hAnsi="Carlito" w:cs="Carlito"/>
           <w:sz w:val="36"/>
           <w:szCs w:val="36"/>
         </w:rPr>
@@ -1170,6 +1287,7 @@
       </w:r>
       <w:r>
         <w:rPr>
+          <w:rFonts w:ascii="Carlito" w:hAnsi="Carlito" w:cs="Carlito"/>
           <w:sz w:val="36"/>
           <w:szCs w:val="36"/>
         </w:rPr>
@@ -1177,6 +1295,7 @@
       </w:r>
       <w:r>
         <w:rPr>
+          <w:rFonts w:ascii="Carlito" w:hAnsi="Carlito" w:cs="Carlito"/>
           <w:sz w:val="36"/>
           <w:szCs w:val="36"/>
         </w:rPr>
@@ -1184,6 +1303,7 @@
       </w:r>
       <w:r>
         <w:rPr>
+          <w:rFonts w:ascii="Carlito" w:hAnsi="Carlito" w:cs="Carlito"/>
           <w:sz w:val="36"/>
           <w:szCs w:val="36"/>
         </w:rPr>
@@ -1191,6 +1311,7 @@
       </w:r>
       <w:r>
         <w:rPr>
+          <w:rFonts w:ascii="Carlito" w:hAnsi="Carlito" w:cs="Carlito"/>
           <w:sz w:val="36"/>
           <w:szCs w:val="36"/>
         </w:rPr>
@@ -1198,6 +1319,7 @@
       </w:r>
       <w:r>
         <w:rPr>
+          <w:rFonts w:ascii="Carlito" w:hAnsi="Carlito" w:cs="Carlito"/>
           <w:sz w:val="36"/>
           <w:szCs w:val="36"/>
         </w:rPr>
@@ -1205,6 +1327,7 @@
       </w:r>
       <w:r>
         <w:rPr>
+          <w:rFonts w:ascii="Carlito" w:hAnsi="Carlito" w:cs="Carlito"/>
           <w:sz w:val="36"/>
           <w:szCs w:val="36"/>
         </w:rPr>
@@ -1212,6 +1335,7 @@
       </w:r>
       <w:r>
         <w:rPr>
+          <w:rFonts w:ascii="Carlito" w:hAnsi="Carlito" w:cs="Carlito"/>
           <w:sz w:val="36"/>
           <w:szCs w:val="36"/>
         </w:rPr>
@@ -1219,6 +1343,7 @@
       </w:r>
       <w:r>
         <w:rPr>
+          <w:rFonts w:ascii="Carlito" w:hAnsi="Carlito" w:cs="Carlito"/>
           <w:sz w:val="36"/>
           <w:szCs w:val="36"/>
         </w:rPr>
@@ -1234,12 +1359,14 @@
         </w:numPr>
         <w:jc w:val="both"/>
         <w:rPr>
-          <w:sz w:val="36"/>
-          <w:szCs w:val="36"/>
-        </w:rPr>
-      </w:pPr>
-      <w:r>
-        <w:rPr>
+          <w:rFonts w:ascii="Carlito" w:hAnsi="Carlito" w:cs="Carlito"/>
+          <w:sz w:val="36"/>
+          <w:szCs w:val="36"/>
+        </w:rPr>
+      </w:pPr>
+      <w:r>
+        <w:rPr>
+          <w:rFonts w:ascii="Carlito" w:hAnsi="Carlito" w:cs="Carlito"/>
           <w:sz w:val="36"/>
           <w:szCs w:val="36"/>
         </w:rPr>
@@ -1247,6 +1374,7 @@
       </w:r>
       <w:r>
         <w:rPr>
+          <w:rFonts w:ascii="Carlito" w:hAnsi="Carlito" w:cs="Carlito"/>
           <w:sz w:val="36"/>
           <w:szCs w:val="36"/>
         </w:rPr>
@@ -1254,6 +1382,7 @@
       </w:r>
       <w:r>
         <w:rPr>
+          <w:rFonts w:ascii="Carlito" w:hAnsi="Carlito" w:cs="Carlito"/>
           <w:sz w:val="36"/>
           <w:szCs w:val="36"/>
         </w:rPr>
@@ -1261,6 +1390,7 @@
       </w:r>
       <w:r>
         <w:rPr>
+          <w:rFonts w:ascii="Carlito" w:hAnsi="Carlito" w:cs="Carlito"/>
           <w:sz w:val="36"/>
           <w:szCs w:val="36"/>
         </w:rPr>
@@ -1268,6 +1398,7 @@
       </w:r>
       <w:r>
         <w:rPr>
+          <w:rFonts w:ascii="Carlito" w:hAnsi="Carlito" w:cs="Carlito"/>
           <w:sz w:val="36"/>
           <w:szCs w:val="36"/>
         </w:rPr>
@@ -1275,6 +1406,7 @@
       </w:r>
       <w:r>
         <w:rPr>
+          <w:rFonts w:ascii="Carlito" w:hAnsi="Carlito" w:cs="Carlito"/>
           <w:sz w:val="36"/>
           <w:szCs w:val="36"/>
         </w:rPr>
@@ -1287,12 +1419,14 @@
         <w:ind w:left="360"/>
         <w:jc w:val="both"/>
         <w:rPr>
-          <w:sz w:val="36"/>
-          <w:szCs w:val="36"/>
-        </w:rPr>
-      </w:pPr>
-      <w:r>
-        <w:rPr>
+          <w:rFonts w:ascii="Carlito" w:hAnsi="Carlito" w:cs="Carlito"/>
+          <w:sz w:val="36"/>
+          <w:szCs w:val="36"/>
+        </w:rPr>
+      </w:pPr>
+      <w:r>
+        <w:rPr>
+          <w:rFonts w:ascii="Carlito" w:hAnsi="Carlito" w:cs="Carlito"/>
           <w:sz w:val="36"/>
           <w:szCs w:val="36"/>
         </w:rPr>
@@ -1300,6 +1434,7 @@
       </w:r>
       <w:r>
         <w:rPr>
+          <w:rFonts w:ascii="Carlito" w:hAnsi="Carlito" w:cs="Carlito"/>
           <w:sz w:val="36"/>
           <w:szCs w:val="36"/>
         </w:rPr>
@@ -1307,6 +1442,7 @@
       </w:r>
       <w:r>
         <w:rPr>
+          <w:rFonts w:ascii="Carlito" w:hAnsi="Carlito" w:cs="Carlito"/>
           <w:sz w:val="36"/>
           <w:szCs w:val="36"/>
         </w:rPr>
@@ -1314,6 +1450,7 @@
       </w:r>
       <w:r>
         <w:rPr>
+          <w:rFonts w:ascii="Carlito" w:hAnsi="Carlito" w:cs="Carlito"/>
           <w:sz w:val="36"/>
           <w:szCs w:val="36"/>
         </w:rPr>
@@ -1321,6 +1458,7 @@
       </w:r>
       <w:r>
         <w:rPr>
+          <w:rFonts w:ascii="Carlito" w:hAnsi="Carlito" w:cs="Carlito"/>
           <w:sz w:val="36"/>
           <w:szCs w:val="36"/>
         </w:rPr>
@@ -1328,6 +1466,7 @@
       </w:r>
       <w:r>
         <w:rPr>
+          <w:rFonts w:ascii="Carlito" w:hAnsi="Carlito" w:cs="Carlito"/>
           <w:sz w:val="36"/>
           <w:szCs w:val="36"/>
         </w:rPr>
@@ -1335,6 +1474,7 @@
       </w:r>
       <w:r>
         <w:rPr>
+          <w:rFonts w:ascii="Carlito" w:hAnsi="Carlito" w:cs="Carlito"/>
           <w:sz w:val="36"/>
           <w:szCs w:val="36"/>
         </w:rPr>
@@ -1345,35 +1485,38 @@
       <w:pPr>
         <w:jc w:val="both"/>
         <w:rPr>
-          <w:sz w:val="36"/>
-          <w:szCs w:val="36"/>
-        </w:rPr>
-      </w:pPr>
-    </w:p>
-    <w:p>
-      <w:pPr>
-        <w:jc w:val="both"/>
-        <w:rPr>
-          <w:sz w:val="36"/>
-          <w:szCs w:val="36"/>
-        </w:rPr>
-      </w:pPr>
-    </w:p>
-    <w:p>
-      <w:pPr>
-        <w:jc w:val="both"/>
-        <w:rPr>
-          <w:sz w:val="36"/>
-          <w:szCs w:val="36"/>
-        </w:rPr>
-      </w:pPr>
-      <w:r>
-        <w:rPr>
+          <w:rFonts w:ascii="Carlito" w:hAnsi="Carlito" w:cs="Carlito"/>
+          <w:sz w:val="36"/>
+          <w:szCs w:val="36"/>
+        </w:rPr>
+      </w:pPr>
+    </w:p>
+    <w:p>
+      <w:pPr>
+        <w:jc w:val="both"/>
+        <w:rPr>
+          <w:rFonts w:ascii="Carlito" w:hAnsi="Carlito" w:cs="Carlito"/>
+          <w:sz w:val="36"/>
+          <w:szCs w:val="36"/>
+        </w:rPr>
+      </w:pPr>
+    </w:p>
+    <w:p>
+      <w:pPr>
+        <w:jc w:val="both"/>
+        <w:rPr>
+          <w:rFonts w:ascii="Carlito" w:hAnsi="Carlito" w:cs="Carlito"/>
+          <w:sz w:val="36"/>
+          <w:szCs w:val="36"/>
+        </w:rPr>
+      </w:pPr>
+      <w:r>
+        <w:rPr>
+          <w:rFonts w:ascii="Carlito" w:hAnsi="Carlito" w:cs="Carlito"/>
           <w:noProof/>
           <w:sz w:val="36"/>
           <w:szCs w:val="36"/>
         </w:rPr>
-        <w:lastRenderedPageBreak/>
         <w:drawing>
           <wp:anchor distT="0" distB="0" distL="114300" distR="114300" simplePos="0" relativeHeight="251660288" behindDoc="0" locked="0" layoutInCell="1" allowOverlap="1" wp14:anchorId="6F1BC72A" wp14:editId="29F1EC9D">
             <wp:simplePos x="0" y="0"/>
@@ -1442,69 +1585,77 @@
       <w:pPr>
         <w:jc w:val="both"/>
         <w:rPr>
-          <w:sz w:val="36"/>
-          <w:szCs w:val="36"/>
-        </w:rPr>
-      </w:pPr>
-    </w:p>
-    <w:p>
-      <w:pPr>
-        <w:jc w:val="both"/>
-        <w:rPr>
-          <w:sz w:val="36"/>
-          <w:szCs w:val="36"/>
-        </w:rPr>
-      </w:pPr>
-    </w:p>
-    <w:p>
-      <w:pPr>
-        <w:jc w:val="both"/>
-        <w:rPr>
-          <w:sz w:val="36"/>
-          <w:szCs w:val="36"/>
-        </w:rPr>
-      </w:pPr>
-    </w:p>
-    <w:p>
-      <w:pPr>
-        <w:jc w:val="both"/>
-        <w:rPr>
-          <w:sz w:val="36"/>
-          <w:szCs w:val="36"/>
-        </w:rPr>
-      </w:pPr>
-    </w:p>
-    <w:p>
-      <w:pPr>
-        <w:jc w:val="both"/>
-        <w:rPr>
-          <w:sz w:val="36"/>
-          <w:szCs w:val="36"/>
-        </w:rPr>
-      </w:pPr>
-    </w:p>
-    <w:p>
-      <w:pPr>
-        <w:jc w:val="both"/>
-        <w:rPr>
-          <w:sz w:val="36"/>
-          <w:szCs w:val="36"/>
-        </w:rPr>
-      </w:pPr>
-    </w:p>
-    <w:p>
-      <w:pPr>
-        <w:jc w:val="both"/>
-        <w:rPr>
-          <w:sz w:val="36"/>
-          <w:szCs w:val="36"/>
-        </w:rPr>
-      </w:pPr>
-    </w:p>
-    <w:p>
-      <w:pPr>
-        <w:jc w:val="both"/>
-        <w:rPr>
+          <w:rFonts w:ascii="Carlito" w:hAnsi="Carlito" w:cs="Carlito"/>
+          <w:sz w:val="36"/>
+          <w:szCs w:val="36"/>
+        </w:rPr>
+      </w:pPr>
+    </w:p>
+    <w:p>
+      <w:pPr>
+        <w:jc w:val="both"/>
+        <w:rPr>
+          <w:rFonts w:ascii="Carlito" w:hAnsi="Carlito" w:cs="Carlito"/>
+          <w:sz w:val="36"/>
+          <w:szCs w:val="36"/>
+        </w:rPr>
+      </w:pPr>
+    </w:p>
+    <w:p>
+      <w:pPr>
+        <w:jc w:val="both"/>
+        <w:rPr>
+          <w:rFonts w:ascii="Carlito" w:hAnsi="Carlito" w:cs="Carlito"/>
+          <w:sz w:val="36"/>
+          <w:szCs w:val="36"/>
+        </w:rPr>
+      </w:pPr>
+    </w:p>
+    <w:p>
+      <w:pPr>
+        <w:jc w:val="both"/>
+        <w:rPr>
+          <w:rFonts w:ascii="Carlito" w:hAnsi="Carlito" w:cs="Carlito"/>
+          <w:sz w:val="36"/>
+          <w:szCs w:val="36"/>
+        </w:rPr>
+      </w:pPr>
+    </w:p>
+    <w:p>
+      <w:pPr>
+        <w:jc w:val="both"/>
+        <w:rPr>
+          <w:rFonts w:ascii="Carlito" w:hAnsi="Carlito" w:cs="Carlito"/>
+          <w:sz w:val="36"/>
+          <w:szCs w:val="36"/>
+        </w:rPr>
+      </w:pPr>
+    </w:p>
+    <w:p>
+      <w:pPr>
+        <w:jc w:val="both"/>
+        <w:rPr>
+          <w:rFonts w:ascii="Carlito" w:hAnsi="Carlito" w:cs="Carlito"/>
+          <w:sz w:val="36"/>
+          <w:szCs w:val="36"/>
+        </w:rPr>
+      </w:pPr>
+    </w:p>
+    <w:p>
+      <w:pPr>
+        <w:jc w:val="both"/>
+        <w:rPr>
+          <w:rFonts w:ascii="Carlito" w:hAnsi="Carlito" w:cs="Carlito"/>
+          <w:sz w:val="36"/>
+          <w:szCs w:val="36"/>
+        </w:rPr>
+      </w:pPr>
+    </w:p>
+    <w:p>
+      <w:pPr>
+        <w:jc w:val="both"/>
+        <w:rPr>
+          <w:rFonts w:ascii="Carlito" w:hAnsi="Carlito" w:cs="Carlito"/>
           <w:b/>
           <w:bCs/>
           <w:sz w:val="44"/>
@@ -1513,6 +1664,7 @@
       </w:pPr>
       <w:r>
         <w:rPr>
+          <w:rFonts w:ascii="Carlito" w:hAnsi="Carlito" w:cs="Carlito"/>
           <w:b/>
           <w:bCs/>
           <w:sz w:val="44"/>
@@ -1525,6 +1677,7 @@
       <w:pPr>
         <w:jc w:val="both"/>
         <w:rPr>
+          <w:rFonts w:ascii="Carlito" w:hAnsi="Carlito" w:cs="Carlito"/>
           <w:b/>
           <w:bCs/>
           <w:sz w:val="36"/>
@@ -1533,6 +1686,7 @@
       </w:pPr>
       <w:r>
         <w:rPr>
+          <w:rFonts w:ascii="Carlito" w:hAnsi="Carlito" w:cs="Carlito"/>
           <w:b/>
           <w:bCs/>
           <w:sz w:val="36"/>
@@ -1550,6 +1704,7 @@
         </w:numPr>
         <w:jc w:val="both"/>
         <w:rPr>
+          <w:rFonts w:ascii="Carlito" w:hAnsi="Carlito" w:cs="Carlito"/>
           <w:b/>
           <w:bCs/>
           <w:sz w:val="36"/>
@@ -1558,6 +1713,7 @@
       </w:pPr>
       <w:r>
         <w:rPr>
+          <w:rFonts w:ascii="Carlito" w:hAnsi="Carlito" w:cs="Carlito"/>
           <w:sz w:val="36"/>
           <w:szCs w:val="36"/>
         </w:rPr>
@@ -1565,6 +1721,7 @@
       </w:r>
       <w:r>
         <w:rPr>
+          <w:rFonts w:ascii="Carlito" w:hAnsi="Carlito" w:cs="Carlito"/>
           <w:sz w:val="36"/>
           <w:szCs w:val="36"/>
         </w:rPr>
@@ -1580,6 +1737,7 @@
         </w:numPr>
         <w:jc w:val="both"/>
         <w:rPr>
+          <w:rFonts w:ascii="Carlito" w:hAnsi="Carlito" w:cs="Carlito"/>
           <w:b/>
           <w:bCs/>
           <w:sz w:val="36"/>
@@ -1588,6 +1746,7 @@
       </w:pPr>
       <w:r>
         <w:rPr>
+          <w:rFonts w:ascii="Carlito" w:hAnsi="Carlito" w:cs="Carlito"/>
           <w:sz w:val="36"/>
           <w:szCs w:val="36"/>
         </w:rPr>
@@ -1603,6 +1762,7 @@
         </w:numPr>
         <w:jc w:val="both"/>
         <w:rPr>
+          <w:rFonts w:ascii="Carlito" w:hAnsi="Carlito" w:cs="Carlito"/>
           <w:b/>
           <w:bCs/>
           <w:sz w:val="36"/>
@@ -1611,29 +1771,15 @@
       </w:pPr>
       <w:r>
         <w:rPr>
-          <w:sz w:val="36"/>
-          <w:szCs w:val="36"/>
-        </w:rPr>
-        <w:t xml:space="preserve">Decision-Making: Data-driven decision </w:t>
-      </w:r>
-      <w:proofErr w:type="gramStart"/>
-      <w:r>
-        <w:rPr>
-          <w:sz w:val="36"/>
-          <w:szCs w:val="36"/>
-        </w:rPr>
-        <w:t>lead</w:t>
-      </w:r>
-      <w:proofErr w:type="gramEnd"/>
-      <w:r>
-        <w:rPr>
-          <w:sz w:val="36"/>
-          <w:szCs w:val="36"/>
-        </w:rPr>
-        <w:t xml:space="preserve"> to better outcomes</w:t>
-      </w:r>
-      <w:r>
-        <w:rPr>
+          <w:rFonts w:ascii="Carlito" w:hAnsi="Carlito" w:cs="Carlito"/>
+          <w:sz w:val="36"/>
+          <w:szCs w:val="36"/>
+        </w:rPr>
+        <w:t>Decision-Making: Data-driven decision lead to better outcomes</w:t>
+      </w:r>
+      <w:r>
+        <w:rPr>
+          <w:rFonts w:ascii="Carlito" w:hAnsi="Carlito" w:cs="Carlito"/>
           <w:sz w:val="36"/>
           <w:szCs w:val="36"/>
         </w:rPr>
@@ -1664,12 +1810,14 @@
             <w:pPr>
               <w:jc w:val="center"/>
               <w:rPr>
+                <w:rFonts w:ascii="Carlito" w:hAnsi="Carlito" w:cs="Carlito"/>
                 <w:sz w:val="36"/>
                 <w:szCs w:val="36"/>
               </w:rPr>
             </w:pPr>
             <w:r>
               <w:rPr>
+                <w:rFonts w:ascii="Carlito" w:hAnsi="Carlito" w:cs="Carlito"/>
                 <w:sz w:val="36"/>
                 <w:szCs w:val="36"/>
               </w:rPr>
@@ -1686,12 +1834,14 @@
               <w:jc w:val="center"/>
               <w:cnfStyle w:val="100000000000" w:firstRow="1" w:lastRow="0" w:firstColumn="0" w:lastColumn="0" w:oddVBand="0" w:evenVBand="0" w:oddHBand="0" w:evenHBand="0" w:firstRowFirstColumn="0" w:firstRowLastColumn="0" w:lastRowFirstColumn="0" w:lastRowLastColumn="0"/>
               <w:rPr>
+                <w:rFonts w:ascii="Carlito" w:hAnsi="Carlito" w:cs="Carlito"/>
                 <w:sz w:val="36"/>
                 <w:szCs w:val="36"/>
               </w:rPr>
             </w:pPr>
             <w:r>
               <w:rPr>
+                <w:rFonts w:ascii="Carlito" w:hAnsi="Carlito" w:cs="Carlito"/>
                 <w:sz w:val="36"/>
                 <w:szCs w:val="36"/>
               </w:rPr>
@@ -1714,12 +1864,14 @@
             <w:pPr>
               <w:jc w:val="center"/>
               <w:rPr>
+                <w:rFonts w:ascii="Carlito" w:hAnsi="Carlito" w:cs="Carlito"/>
                 <w:sz w:val="36"/>
                 <w:szCs w:val="36"/>
               </w:rPr>
             </w:pPr>
             <w:r>
               <w:rPr>
+                <w:rFonts w:ascii="Carlito" w:hAnsi="Carlito" w:cs="Carlito"/>
                 <w:sz w:val="36"/>
                 <w:szCs w:val="36"/>
               </w:rPr>
@@ -1736,12 +1888,14 @@
               <w:jc w:val="both"/>
               <w:cnfStyle w:val="000000100000" w:firstRow="0" w:lastRow="0" w:firstColumn="0" w:lastColumn="0" w:oddVBand="0" w:evenVBand="0" w:oddHBand="1" w:evenHBand="0" w:firstRowFirstColumn="0" w:firstRowLastColumn="0" w:lastRowFirstColumn="0" w:lastRowLastColumn="0"/>
               <w:rPr>
+                <w:rFonts w:ascii="Carlito" w:hAnsi="Carlito" w:cs="Carlito"/>
                 <w:sz w:val="36"/>
                 <w:szCs w:val="36"/>
               </w:rPr>
             </w:pPr>
             <w:r>
               <w:rPr>
+                <w:rFonts w:ascii="Carlito" w:hAnsi="Carlito" w:cs="Carlito"/>
                 <w:sz w:val="36"/>
                 <w:szCs w:val="36"/>
               </w:rPr>
@@ -1763,12 +1917,14 @@
             <w:pPr>
               <w:jc w:val="center"/>
               <w:rPr>
+                <w:rFonts w:ascii="Carlito" w:hAnsi="Carlito" w:cs="Carlito"/>
                 <w:sz w:val="36"/>
                 <w:szCs w:val="36"/>
               </w:rPr>
             </w:pPr>
             <w:r>
               <w:rPr>
+                <w:rFonts w:ascii="Carlito" w:hAnsi="Carlito" w:cs="Carlito"/>
                 <w:sz w:val="36"/>
                 <w:szCs w:val="36"/>
               </w:rPr>
@@ -1785,12 +1941,14 @@
               <w:jc w:val="both"/>
               <w:cnfStyle w:val="000000000000" w:firstRow="0" w:lastRow="0" w:firstColumn="0" w:lastColumn="0" w:oddVBand="0" w:evenVBand="0" w:oddHBand="0" w:evenHBand="0" w:firstRowFirstColumn="0" w:firstRowLastColumn="0" w:lastRowFirstColumn="0" w:lastRowLastColumn="0"/>
               <w:rPr>
+                <w:rFonts w:ascii="Carlito" w:hAnsi="Carlito" w:cs="Carlito"/>
                 <w:sz w:val="36"/>
                 <w:szCs w:val="36"/>
               </w:rPr>
             </w:pPr>
             <w:r>
               <w:rPr>
+                <w:rFonts w:ascii="Carlito" w:hAnsi="Carlito" w:cs="Carlito"/>
                 <w:sz w:val="36"/>
                 <w:szCs w:val="36"/>
               </w:rPr>
@@ -1813,12 +1971,14 @@
             <w:pPr>
               <w:jc w:val="center"/>
               <w:rPr>
+                <w:rFonts w:ascii="Carlito" w:hAnsi="Carlito" w:cs="Carlito"/>
                 <w:sz w:val="36"/>
                 <w:szCs w:val="36"/>
               </w:rPr>
             </w:pPr>
             <w:r>
               <w:rPr>
+                <w:rFonts w:ascii="Carlito" w:hAnsi="Carlito" w:cs="Carlito"/>
                 <w:sz w:val="36"/>
                 <w:szCs w:val="36"/>
               </w:rPr>
@@ -1835,12 +1995,14 @@
               <w:jc w:val="both"/>
               <w:cnfStyle w:val="000000100000" w:firstRow="0" w:lastRow="0" w:firstColumn="0" w:lastColumn="0" w:oddVBand="0" w:evenVBand="0" w:oddHBand="1" w:evenHBand="0" w:firstRowFirstColumn="0" w:firstRowLastColumn="0" w:lastRowFirstColumn="0" w:lastRowLastColumn="0"/>
               <w:rPr>
+                <w:rFonts w:ascii="Carlito" w:hAnsi="Carlito" w:cs="Carlito"/>
                 <w:sz w:val="36"/>
                 <w:szCs w:val="36"/>
               </w:rPr>
             </w:pPr>
             <w:r>
               <w:rPr>
+                <w:rFonts w:ascii="Carlito" w:hAnsi="Carlito" w:cs="Carlito"/>
                 <w:sz w:val="36"/>
                 <w:szCs w:val="36"/>
               </w:rPr>
@@ -1848,6 +2010,7 @@
             </w:r>
             <w:r>
               <w:rPr>
+                <w:rFonts w:ascii="Carlito" w:hAnsi="Carlito" w:cs="Carlito"/>
                 <w:sz w:val="36"/>
                 <w:szCs w:val="36"/>
               </w:rPr>
@@ -1869,16 +2032,17 @@
             <w:pPr>
               <w:jc w:val="center"/>
               <w:rPr>
+                <w:rFonts w:ascii="Carlito" w:hAnsi="Carlito" w:cs="Carlito"/>
                 <w:sz w:val="36"/>
                 <w:szCs w:val="36"/>
               </w:rPr>
             </w:pPr>
             <w:r>
               <w:rPr>
+                <w:rFonts w:ascii="Carlito" w:hAnsi="Carlito" w:cs="Carlito"/>
                 <w:sz w:val="36"/>
                 <w:szCs w:val="36"/>
               </w:rPr>
-              <w:lastRenderedPageBreak/>
               <w:t>Timeliness</w:t>
             </w:r>
           </w:p>
@@ -1892,12 +2056,14 @@
               <w:jc w:val="both"/>
               <w:cnfStyle w:val="000000000000" w:firstRow="0" w:lastRow="0" w:firstColumn="0" w:lastColumn="0" w:oddVBand="0" w:evenVBand="0" w:oddHBand="0" w:evenHBand="0" w:firstRowFirstColumn="0" w:firstRowLastColumn="0" w:lastRowFirstColumn="0" w:lastRowLastColumn="0"/>
               <w:rPr>
+                <w:rFonts w:ascii="Carlito" w:hAnsi="Carlito" w:cs="Carlito"/>
                 <w:sz w:val="36"/>
                 <w:szCs w:val="36"/>
               </w:rPr>
             </w:pPr>
             <w:r>
               <w:rPr>
+                <w:rFonts w:ascii="Carlito" w:hAnsi="Carlito" w:cs="Carlito"/>
                 <w:sz w:val="36"/>
                 <w:szCs w:val="36"/>
               </w:rPr>
@@ -1911,15 +2077,17 @@
       <w:pPr>
         <w:jc w:val="both"/>
         <w:rPr>
-          <w:sz w:val="36"/>
-          <w:szCs w:val="36"/>
-        </w:rPr>
-      </w:pPr>
-    </w:p>
-    <w:p>
-      <w:pPr>
-        <w:jc w:val="both"/>
-        <w:rPr>
+          <w:rFonts w:ascii="Carlito" w:hAnsi="Carlito" w:cs="Carlito"/>
+          <w:sz w:val="36"/>
+          <w:szCs w:val="36"/>
+        </w:rPr>
+      </w:pPr>
+    </w:p>
+    <w:p>
+      <w:pPr>
+        <w:jc w:val="both"/>
+        <w:rPr>
+          <w:rFonts w:ascii="Carlito" w:hAnsi="Carlito" w:cs="Carlito"/>
           <w:b/>
           <w:bCs/>
           <w:sz w:val="36"/>
@@ -1928,11 +2096,13 @@
       </w:pPr>
       <w:r>
         <w:rPr>
+          <w:rFonts w:ascii="Carlito" w:hAnsi="Carlito" w:cs="Carlito"/>
           <w:b/>
           <w:bCs/>
           <w:sz w:val="36"/>
           <w:szCs w:val="36"/>
         </w:rPr>
+        <w:lastRenderedPageBreak/>
         <w:t>Time Value of Data:</w:t>
       </w:r>
     </w:p>
@@ -1945,12 +2115,14 @@
         </w:numPr>
         <w:jc w:val="both"/>
         <w:rPr>
-          <w:sz w:val="36"/>
-          <w:szCs w:val="36"/>
-        </w:rPr>
-      </w:pPr>
-      <w:r>
-        <w:rPr>
+          <w:rFonts w:ascii="Carlito" w:hAnsi="Carlito" w:cs="Carlito"/>
+          <w:sz w:val="36"/>
+          <w:szCs w:val="36"/>
+        </w:rPr>
+      </w:pPr>
+      <w:r>
+        <w:rPr>
+          <w:rFonts w:ascii="Carlito" w:hAnsi="Carlito" w:cs="Carlito"/>
           <w:sz w:val="36"/>
           <w:szCs w:val="36"/>
         </w:rPr>
@@ -1958,6 +2130,7 @@
       </w:r>
       <w:r>
         <w:rPr>
+          <w:rFonts w:ascii="Carlito" w:hAnsi="Carlito" w:cs="Carlito"/>
           <w:sz w:val="36"/>
           <w:szCs w:val="36"/>
         </w:rPr>
@@ -1973,12 +2146,14 @@
         </w:numPr>
         <w:jc w:val="both"/>
         <w:rPr>
-          <w:sz w:val="36"/>
-          <w:szCs w:val="36"/>
-        </w:rPr>
-      </w:pPr>
-      <w:r>
-        <w:rPr>
+          <w:rFonts w:ascii="Carlito" w:hAnsi="Carlito" w:cs="Carlito"/>
+          <w:sz w:val="36"/>
+          <w:szCs w:val="36"/>
+        </w:rPr>
+      </w:pPr>
+      <w:r>
+        <w:rPr>
+          <w:rFonts w:ascii="Carlito" w:hAnsi="Carlito" w:cs="Carlito"/>
           <w:sz w:val="36"/>
           <w:szCs w:val="36"/>
         </w:rPr>
@@ -1986,6 +2161,7 @@
       </w:r>
       <w:r>
         <w:rPr>
+          <w:rFonts w:ascii="Carlito" w:hAnsi="Carlito" w:cs="Carlito"/>
           <w:sz w:val="36"/>
           <w:szCs w:val="36"/>
         </w:rPr>
@@ -2001,12 +2177,14 @@
         </w:numPr>
         <w:jc w:val="both"/>
         <w:rPr>
-          <w:sz w:val="36"/>
-          <w:szCs w:val="36"/>
-        </w:rPr>
-      </w:pPr>
-      <w:r>
-        <w:rPr>
+          <w:rFonts w:ascii="Carlito" w:hAnsi="Carlito" w:cs="Carlito"/>
+          <w:sz w:val="36"/>
+          <w:szCs w:val="36"/>
+        </w:rPr>
+      </w:pPr>
+      <w:r>
+        <w:rPr>
+          <w:rFonts w:ascii="Carlito" w:hAnsi="Carlito" w:cs="Carlito"/>
           <w:sz w:val="36"/>
           <w:szCs w:val="36"/>
         </w:rPr>
@@ -2022,12 +2200,14 @@
         </w:numPr>
         <w:jc w:val="both"/>
         <w:rPr>
-          <w:sz w:val="36"/>
-          <w:szCs w:val="36"/>
-        </w:rPr>
-      </w:pPr>
-      <w:r>
-        <w:rPr>
+          <w:rFonts w:ascii="Carlito" w:hAnsi="Carlito" w:cs="Carlito"/>
+          <w:sz w:val="36"/>
+          <w:szCs w:val="36"/>
+        </w:rPr>
+      </w:pPr>
+      <w:r>
+        <w:rPr>
+          <w:rFonts w:ascii="Carlito" w:hAnsi="Carlito" w:cs="Carlito"/>
           <w:sz w:val="36"/>
           <w:szCs w:val="36"/>
         </w:rPr>
@@ -2035,6 +2215,7 @@
       </w:r>
       <w:r>
         <w:rPr>
+          <w:rFonts w:ascii="Carlito" w:hAnsi="Carlito" w:cs="Carlito"/>
           <w:sz w:val="36"/>
           <w:szCs w:val="36"/>
         </w:rPr>
@@ -2042,6 +2223,7 @@
       </w:r>
       <w:r>
         <w:rPr>
+          <w:rFonts w:ascii="Carlito" w:hAnsi="Carlito" w:cs="Carlito"/>
           <w:sz w:val="36"/>
           <w:szCs w:val="36"/>
         </w:rPr>
@@ -2057,12 +2239,14 @@
         </w:numPr>
         <w:jc w:val="both"/>
         <w:rPr>
-          <w:sz w:val="36"/>
-          <w:szCs w:val="36"/>
-        </w:rPr>
-      </w:pPr>
-      <w:r>
-        <w:rPr>
+          <w:rFonts w:ascii="Carlito" w:hAnsi="Carlito" w:cs="Carlito"/>
+          <w:sz w:val="36"/>
+          <w:szCs w:val="36"/>
+        </w:rPr>
+      </w:pPr>
+      <w:r>
+        <w:rPr>
+          <w:rFonts w:ascii="Carlito" w:hAnsi="Carlito" w:cs="Carlito"/>
           <w:sz w:val="36"/>
           <w:szCs w:val="36"/>
         </w:rPr>
@@ -2070,6 +2254,7 @@
       </w:r>
       <w:r>
         <w:rPr>
+          <w:rFonts w:ascii="Carlito" w:hAnsi="Carlito" w:cs="Carlito"/>
           <w:sz w:val="36"/>
           <w:szCs w:val="36"/>
         </w:rPr>
@@ -2085,12 +2270,14 @@
         </w:numPr>
         <w:jc w:val="both"/>
         <w:rPr>
-          <w:sz w:val="36"/>
-          <w:szCs w:val="36"/>
-        </w:rPr>
-      </w:pPr>
-      <w:r>
-        <w:rPr>
+          <w:rFonts w:ascii="Carlito" w:hAnsi="Carlito" w:cs="Carlito"/>
+          <w:sz w:val="36"/>
+          <w:szCs w:val="36"/>
+        </w:rPr>
+      </w:pPr>
+      <w:r>
+        <w:rPr>
+          <w:rFonts w:ascii="Carlito" w:hAnsi="Carlito" w:cs="Carlito"/>
           <w:sz w:val="36"/>
           <w:szCs w:val="36"/>
         </w:rPr>
@@ -2098,6 +2285,7 @@
       </w:r>
       <w:r>
         <w:rPr>
+          <w:rFonts w:ascii="Carlito" w:hAnsi="Carlito" w:cs="Carlito"/>
           <w:sz w:val="36"/>
           <w:szCs w:val="36"/>
         </w:rPr>
@@ -2105,6 +2293,7 @@
       </w:r>
       <w:r>
         <w:rPr>
+          <w:rFonts w:ascii="Carlito" w:hAnsi="Carlito" w:cs="Carlito"/>
           <w:sz w:val="36"/>
           <w:szCs w:val="36"/>
         </w:rPr>
@@ -2112,6 +2301,7 @@
       </w:r>
       <w:r>
         <w:rPr>
+          <w:rFonts w:ascii="Carlito" w:hAnsi="Carlito" w:cs="Carlito"/>
           <w:sz w:val="36"/>
           <w:szCs w:val="36"/>
         </w:rPr>
@@ -2122,53 +2312,58 @@
       <w:pPr>
         <w:jc w:val="both"/>
         <w:rPr>
-          <w:sz w:val="36"/>
-          <w:szCs w:val="36"/>
-        </w:rPr>
-      </w:pPr>
-    </w:p>
-    <w:p>
-      <w:pPr>
-        <w:jc w:val="both"/>
-        <w:rPr>
-          <w:sz w:val="36"/>
-          <w:szCs w:val="36"/>
-        </w:rPr>
-      </w:pPr>
-    </w:p>
-    <w:p>
-      <w:pPr>
-        <w:jc w:val="both"/>
-        <w:rPr>
-          <w:sz w:val="36"/>
-          <w:szCs w:val="36"/>
-        </w:rPr>
-      </w:pPr>
-    </w:p>
-    <w:p>
-      <w:pPr>
-        <w:jc w:val="both"/>
-        <w:rPr>
-          <w:sz w:val="36"/>
-          <w:szCs w:val="36"/>
-        </w:rPr>
-      </w:pPr>
-    </w:p>
-    <w:p>
-      <w:pPr>
-        <w:jc w:val="both"/>
-        <w:rPr>
-          <w:sz w:val="36"/>
-          <w:szCs w:val="36"/>
-        </w:rPr>
-      </w:pPr>
-      <w:r>
-        <w:rPr>
+          <w:rFonts w:ascii="Carlito" w:hAnsi="Carlito" w:cs="Carlito"/>
+          <w:sz w:val="36"/>
+          <w:szCs w:val="36"/>
+        </w:rPr>
+      </w:pPr>
+    </w:p>
+    <w:p>
+      <w:pPr>
+        <w:jc w:val="both"/>
+        <w:rPr>
+          <w:rFonts w:ascii="Carlito" w:hAnsi="Carlito" w:cs="Carlito"/>
+          <w:sz w:val="36"/>
+          <w:szCs w:val="36"/>
+        </w:rPr>
+      </w:pPr>
+    </w:p>
+    <w:p>
+      <w:pPr>
+        <w:jc w:val="both"/>
+        <w:rPr>
+          <w:rFonts w:ascii="Carlito" w:hAnsi="Carlito" w:cs="Carlito"/>
+          <w:sz w:val="36"/>
+          <w:szCs w:val="36"/>
+        </w:rPr>
+      </w:pPr>
+    </w:p>
+    <w:p>
+      <w:pPr>
+        <w:jc w:val="both"/>
+        <w:rPr>
+          <w:rFonts w:ascii="Carlito" w:hAnsi="Carlito" w:cs="Carlito"/>
+          <w:sz w:val="36"/>
+          <w:szCs w:val="36"/>
+        </w:rPr>
+      </w:pPr>
+    </w:p>
+    <w:p>
+      <w:pPr>
+        <w:jc w:val="both"/>
+        <w:rPr>
+          <w:rFonts w:ascii="Carlito" w:hAnsi="Carlito" w:cs="Carlito"/>
+          <w:sz w:val="36"/>
+          <w:szCs w:val="36"/>
+        </w:rPr>
+      </w:pPr>
+      <w:r>
+        <w:rPr>
+          <w:rFonts w:ascii="Carlito" w:hAnsi="Carlito" w:cs="Carlito"/>
           <w:noProof/>
           <w:sz w:val="36"/>
           <w:szCs w:val="36"/>
         </w:rPr>
-        <w:lastRenderedPageBreak/>
         <w:drawing>
           <wp:anchor distT="0" distB="0" distL="114300" distR="114300" simplePos="0" relativeHeight="251661312" behindDoc="0" locked="0" layoutInCell="1" allowOverlap="1" wp14:anchorId="218B59C1" wp14:editId="26DCA0E5">
             <wp:simplePos x="0" y="0"/>
@@ -2230,87 +2425,97 @@
       <w:pPr>
         <w:jc w:val="both"/>
         <w:rPr>
-          <w:sz w:val="36"/>
-          <w:szCs w:val="36"/>
-        </w:rPr>
-      </w:pPr>
-    </w:p>
-    <w:p>
-      <w:pPr>
-        <w:jc w:val="both"/>
-        <w:rPr>
-          <w:sz w:val="36"/>
-          <w:szCs w:val="36"/>
-        </w:rPr>
-      </w:pPr>
-    </w:p>
-    <w:p>
-      <w:pPr>
-        <w:jc w:val="both"/>
-        <w:rPr>
-          <w:sz w:val="36"/>
-          <w:szCs w:val="36"/>
-        </w:rPr>
-      </w:pPr>
-    </w:p>
-    <w:p>
-      <w:pPr>
-        <w:jc w:val="both"/>
-        <w:rPr>
-          <w:sz w:val="36"/>
-          <w:szCs w:val="36"/>
-        </w:rPr>
-      </w:pPr>
-    </w:p>
-    <w:p>
-      <w:pPr>
-        <w:jc w:val="both"/>
-        <w:rPr>
-          <w:sz w:val="36"/>
-          <w:szCs w:val="36"/>
-        </w:rPr>
-      </w:pPr>
-    </w:p>
-    <w:p>
-      <w:pPr>
-        <w:jc w:val="both"/>
-        <w:rPr>
-          <w:sz w:val="36"/>
-          <w:szCs w:val="36"/>
-        </w:rPr>
-      </w:pPr>
-    </w:p>
-    <w:p>
-      <w:pPr>
-        <w:jc w:val="both"/>
-        <w:rPr>
-          <w:sz w:val="36"/>
-          <w:szCs w:val="36"/>
-        </w:rPr>
-      </w:pPr>
-    </w:p>
-    <w:p>
-      <w:pPr>
-        <w:jc w:val="both"/>
-        <w:rPr>
-          <w:sz w:val="36"/>
-          <w:szCs w:val="36"/>
-        </w:rPr>
-      </w:pPr>
-    </w:p>
-    <w:p>
-      <w:pPr>
-        <w:jc w:val="both"/>
-        <w:rPr>
-          <w:sz w:val="36"/>
-          <w:szCs w:val="36"/>
-        </w:rPr>
-      </w:pPr>
-    </w:p>
-    <w:p>
-      <w:pPr>
-        <w:jc w:val="both"/>
-        <w:rPr>
+          <w:rFonts w:ascii="Carlito" w:hAnsi="Carlito" w:cs="Carlito"/>
+          <w:sz w:val="36"/>
+          <w:szCs w:val="36"/>
+        </w:rPr>
+      </w:pPr>
+    </w:p>
+    <w:p>
+      <w:pPr>
+        <w:jc w:val="both"/>
+        <w:rPr>
+          <w:rFonts w:ascii="Carlito" w:hAnsi="Carlito" w:cs="Carlito"/>
+          <w:sz w:val="36"/>
+          <w:szCs w:val="36"/>
+        </w:rPr>
+      </w:pPr>
+    </w:p>
+    <w:p>
+      <w:pPr>
+        <w:jc w:val="both"/>
+        <w:rPr>
+          <w:rFonts w:ascii="Carlito" w:hAnsi="Carlito" w:cs="Carlito"/>
+          <w:sz w:val="36"/>
+          <w:szCs w:val="36"/>
+        </w:rPr>
+      </w:pPr>
+    </w:p>
+    <w:p>
+      <w:pPr>
+        <w:jc w:val="both"/>
+        <w:rPr>
+          <w:rFonts w:ascii="Carlito" w:hAnsi="Carlito" w:cs="Carlito"/>
+          <w:sz w:val="36"/>
+          <w:szCs w:val="36"/>
+        </w:rPr>
+      </w:pPr>
+    </w:p>
+    <w:p>
+      <w:pPr>
+        <w:jc w:val="both"/>
+        <w:rPr>
+          <w:rFonts w:ascii="Carlito" w:hAnsi="Carlito" w:cs="Carlito"/>
+          <w:sz w:val="36"/>
+          <w:szCs w:val="36"/>
+        </w:rPr>
+      </w:pPr>
+    </w:p>
+    <w:p>
+      <w:pPr>
+        <w:jc w:val="both"/>
+        <w:rPr>
+          <w:rFonts w:ascii="Carlito" w:hAnsi="Carlito" w:cs="Carlito"/>
+          <w:sz w:val="36"/>
+          <w:szCs w:val="36"/>
+        </w:rPr>
+      </w:pPr>
+    </w:p>
+    <w:p>
+      <w:pPr>
+        <w:jc w:val="both"/>
+        <w:rPr>
+          <w:rFonts w:ascii="Carlito" w:hAnsi="Carlito" w:cs="Carlito"/>
+          <w:sz w:val="36"/>
+          <w:szCs w:val="36"/>
+        </w:rPr>
+      </w:pPr>
+    </w:p>
+    <w:p>
+      <w:pPr>
+        <w:jc w:val="both"/>
+        <w:rPr>
+          <w:rFonts w:ascii="Carlito" w:hAnsi="Carlito" w:cs="Carlito"/>
+          <w:sz w:val="36"/>
+          <w:szCs w:val="36"/>
+        </w:rPr>
+      </w:pPr>
+    </w:p>
+    <w:p>
+      <w:pPr>
+        <w:jc w:val="both"/>
+        <w:rPr>
+          <w:rFonts w:ascii="Carlito" w:hAnsi="Carlito" w:cs="Carlito"/>
+          <w:sz w:val="36"/>
+          <w:szCs w:val="36"/>
+        </w:rPr>
+      </w:pPr>
+    </w:p>
+    <w:p>
+      <w:pPr>
+        <w:jc w:val="both"/>
+        <w:rPr>
+          <w:rFonts w:ascii="Carlito" w:hAnsi="Carlito" w:cs="Carlito"/>
           <w:b/>
           <w:bCs/>
           <w:sz w:val="36"/>
@@ -2319,6 +2524,7 @@
       </w:pPr>
       <w:r>
         <w:rPr>
+          <w:rFonts w:ascii="Carlito" w:hAnsi="Carlito" w:cs="Carlito"/>
           <w:b/>
           <w:bCs/>
           <w:sz w:val="36"/>
@@ -2336,12 +2542,14 @@
         </w:numPr>
         <w:jc w:val="both"/>
         <w:rPr>
-          <w:sz w:val="36"/>
-          <w:szCs w:val="36"/>
-        </w:rPr>
-      </w:pPr>
-      <w:r>
-        <w:rPr>
+          <w:rFonts w:ascii="Carlito" w:hAnsi="Carlito" w:cs="Carlito"/>
+          <w:sz w:val="36"/>
+          <w:szCs w:val="36"/>
+        </w:rPr>
+      </w:pPr>
+      <w:r>
+        <w:rPr>
+          <w:rFonts w:ascii="Carlito" w:hAnsi="Carlito" w:cs="Carlito"/>
           <w:sz w:val="36"/>
           <w:szCs w:val="36"/>
         </w:rPr>
@@ -2349,6 +2557,7 @@
       </w:r>
       <w:r>
         <w:rPr>
+          <w:rFonts w:ascii="Carlito" w:hAnsi="Carlito" w:cs="Carlito"/>
           <w:sz w:val="36"/>
           <w:szCs w:val="36"/>
         </w:rPr>
@@ -2356,6 +2565,7 @@
       </w:r>
       <w:r>
         <w:rPr>
+          <w:rFonts w:ascii="Carlito" w:hAnsi="Carlito" w:cs="Carlito"/>
           <w:sz w:val="36"/>
           <w:szCs w:val="36"/>
         </w:rPr>
@@ -2371,12 +2581,14 @@
         </w:numPr>
         <w:jc w:val="both"/>
         <w:rPr>
-          <w:sz w:val="36"/>
-          <w:szCs w:val="36"/>
-        </w:rPr>
-      </w:pPr>
-      <w:r>
-        <w:rPr>
+          <w:rFonts w:ascii="Carlito" w:hAnsi="Carlito" w:cs="Carlito"/>
+          <w:sz w:val="36"/>
+          <w:szCs w:val="36"/>
+        </w:rPr>
+      </w:pPr>
+      <w:r>
+        <w:rPr>
+          <w:rFonts w:ascii="Carlito" w:hAnsi="Carlito" w:cs="Carlito"/>
           <w:sz w:val="36"/>
           <w:szCs w:val="36"/>
         </w:rPr>
@@ -2384,6 +2596,7 @@
       </w:r>
       <w:r>
         <w:rPr>
+          <w:rFonts w:ascii="Carlito" w:hAnsi="Carlito" w:cs="Carlito"/>
           <w:sz w:val="36"/>
           <w:szCs w:val="36"/>
         </w:rPr>
@@ -2399,12 +2612,14 @@
         </w:numPr>
         <w:jc w:val="both"/>
         <w:rPr>
-          <w:sz w:val="36"/>
-          <w:szCs w:val="36"/>
-        </w:rPr>
-      </w:pPr>
-      <w:r>
-        <w:rPr>
+          <w:rFonts w:ascii="Carlito" w:hAnsi="Carlito" w:cs="Carlito"/>
+          <w:sz w:val="36"/>
+          <w:szCs w:val="36"/>
+        </w:rPr>
+      </w:pPr>
+      <w:r>
+        <w:rPr>
+          <w:rFonts w:ascii="Carlito" w:hAnsi="Carlito" w:cs="Carlito"/>
           <w:sz w:val="36"/>
           <w:szCs w:val="36"/>
         </w:rPr>
@@ -2412,6 +2627,7 @@
       </w:r>
       <w:r>
         <w:rPr>
+          <w:rFonts w:ascii="Carlito" w:hAnsi="Carlito" w:cs="Carlito"/>
           <w:sz w:val="36"/>
           <w:szCs w:val="36"/>
         </w:rPr>
@@ -2422,6 +2638,7 @@
       <w:pPr>
         <w:jc w:val="both"/>
         <w:rPr>
+          <w:rFonts w:ascii="Carlito" w:hAnsi="Carlito" w:cs="Carlito"/>
           <w:b/>
           <w:bCs/>
           <w:sz w:val="36"/>
@@ -2430,6 +2647,7 @@
       </w:pPr>
       <w:r>
         <w:rPr>
+          <w:rFonts w:ascii="Carlito" w:hAnsi="Carlito" w:cs="Carlito"/>
           <w:b/>
           <w:bCs/>
           <w:sz w:val="36"/>
@@ -2447,12 +2665,14 @@
         </w:numPr>
         <w:jc w:val="both"/>
         <w:rPr>
-          <w:sz w:val="36"/>
-          <w:szCs w:val="36"/>
-        </w:rPr>
-      </w:pPr>
-      <w:r>
-        <w:rPr>
+          <w:rFonts w:ascii="Carlito" w:hAnsi="Carlito" w:cs="Carlito"/>
+          <w:sz w:val="36"/>
+          <w:szCs w:val="36"/>
+        </w:rPr>
+      </w:pPr>
+      <w:r>
+        <w:rPr>
+          <w:rFonts w:ascii="Carlito" w:hAnsi="Carlito" w:cs="Carlito"/>
           <w:sz w:val="36"/>
           <w:szCs w:val="36"/>
         </w:rPr>
@@ -2468,12 +2688,14 @@
         </w:numPr>
         <w:jc w:val="both"/>
         <w:rPr>
-          <w:sz w:val="36"/>
-          <w:szCs w:val="36"/>
-        </w:rPr>
-      </w:pPr>
-      <w:r>
-        <w:rPr>
+          <w:rFonts w:ascii="Carlito" w:hAnsi="Carlito" w:cs="Carlito"/>
+          <w:sz w:val="36"/>
+          <w:szCs w:val="36"/>
+        </w:rPr>
+      </w:pPr>
+      <w:r>
+        <w:rPr>
+          <w:rFonts w:ascii="Carlito" w:hAnsi="Carlito" w:cs="Carlito"/>
           <w:sz w:val="36"/>
           <w:szCs w:val="36"/>
         </w:rPr>
@@ -2481,6 +2703,7 @@
       </w:r>
       <w:r>
         <w:rPr>
+          <w:rFonts w:ascii="Carlito" w:hAnsi="Carlito" w:cs="Carlito"/>
           <w:sz w:val="36"/>
           <w:szCs w:val="36"/>
         </w:rPr>
@@ -2496,16 +2719,17 @@
         </w:numPr>
         <w:jc w:val="both"/>
         <w:rPr>
-          <w:sz w:val="36"/>
-          <w:szCs w:val="36"/>
-        </w:rPr>
-      </w:pPr>
-      <w:r>
-        <w:rPr>
-          <w:sz w:val="36"/>
-          <w:szCs w:val="36"/>
-        </w:rPr>
-        <w:lastRenderedPageBreak/>
+          <w:rFonts w:ascii="Carlito" w:hAnsi="Carlito" w:cs="Carlito"/>
+          <w:sz w:val="36"/>
+          <w:szCs w:val="36"/>
+        </w:rPr>
+      </w:pPr>
+      <w:r>
+        <w:rPr>
+          <w:rFonts w:ascii="Carlito" w:hAnsi="Carlito" w:cs="Carlito"/>
+          <w:sz w:val="36"/>
+          <w:szCs w:val="36"/>
+        </w:rPr>
         <w:t>Data Governance: Establishing clear guidelines for data ownership, usage, and security is essential.</w:t>
       </w:r>
     </w:p>
@@ -2513,6 +2737,7 @@
       <w:pPr>
         <w:jc w:val="both"/>
         <w:rPr>
+          <w:rFonts w:ascii="Carlito" w:hAnsi="Carlito" w:cs="Carlito"/>
           <w:b/>
           <w:bCs/>
           <w:sz w:val="36"/>
@@ -2521,6 +2746,7 @@
       </w:pPr>
       <w:r>
         <w:rPr>
+          <w:rFonts w:ascii="Carlito" w:hAnsi="Carlito" w:cs="Carlito"/>
           <w:b/>
           <w:bCs/>
           <w:sz w:val="36"/>
@@ -2533,6 +2759,7 @@
       <w:pPr>
         <w:jc w:val="both"/>
         <w:rPr>
+          <w:rFonts w:ascii="Carlito" w:hAnsi="Carlito" w:cs="Carlito"/>
           <w:noProof/>
           <w:sz w:val="36"/>
           <w:szCs w:val="36"/>
@@ -2540,6 +2767,7 @@
       </w:pPr>
       <w:r>
         <w:rPr>
+          <w:rFonts w:ascii="Carlito" w:hAnsi="Carlito" w:cs="Carlito"/>
           <w:noProof/>
           <w:sz w:val="36"/>
           <w:szCs w:val="36"/>
@@ -2612,96 +2840,107 @@
       <w:pPr>
         <w:jc w:val="both"/>
         <w:rPr>
-          <w:sz w:val="36"/>
-          <w:szCs w:val="36"/>
-        </w:rPr>
-      </w:pPr>
-    </w:p>
-    <w:p>
-      <w:pPr>
-        <w:jc w:val="both"/>
-        <w:rPr>
-          <w:sz w:val="36"/>
-          <w:szCs w:val="36"/>
-        </w:rPr>
-      </w:pPr>
-    </w:p>
-    <w:p>
-      <w:pPr>
-        <w:jc w:val="both"/>
-        <w:rPr>
-          <w:sz w:val="36"/>
-          <w:szCs w:val="36"/>
-        </w:rPr>
-      </w:pPr>
-    </w:p>
-    <w:p>
-      <w:pPr>
-        <w:jc w:val="both"/>
-        <w:rPr>
-          <w:sz w:val="36"/>
-          <w:szCs w:val="36"/>
-        </w:rPr>
-      </w:pPr>
-    </w:p>
-    <w:p>
-      <w:pPr>
-        <w:jc w:val="both"/>
-        <w:rPr>
-          <w:sz w:val="36"/>
-          <w:szCs w:val="36"/>
-        </w:rPr>
-      </w:pPr>
-    </w:p>
-    <w:p>
-      <w:pPr>
-        <w:jc w:val="both"/>
-        <w:rPr>
-          <w:sz w:val="36"/>
-          <w:szCs w:val="36"/>
-        </w:rPr>
-      </w:pPr>
-    </w:p>
-    <w:p>
-      <w:pPr>
-        <w:jc w:val="both"/>
-        <w:rPr>
-          <w:sz w:val="36"/>
-          <w:szCs w:val="36"/>
-        </w:rPr>
-      </w:pPr>
-    </w:p>
-    <w:p>
-      <w:pPr>
-        <w:jc w:val="both"/>
-        <w:rPr>
-          <w:sz w:val="36"/>
-          <w:szCs w:val="36"/>
-        </w:rPr>
-      </w:pPr>
-    </w:p>
-    <w:p>
-      <w:pPr>
-        <w:jc w:val="both"/>
-        <w:rPr>
-          <w:sz w:val="36"/>
-          <w:szCs w:val="36"/>
-        </w:rPr>
-      </w:pPr>
-    </w:p>
-    <w:p>
-      <w:pPr>
-        <w:jc w:val="both"/>
-        <w:rPr>
-          <w:sz w:val="36"/>
-          <w:szCs w:val="36"/>
-        </w:rPr>
-      </w:pPr>
-    </w:p>
-    <w:p>
-      <w:pPr>
-        <w:jc w:val="both"/>
-        <w:rPr>
+          <w:rFonts w:ascii="Carlito" w:hAnsi="Carlito" w:cs="Carlito"/>
+          <w:sz w:val="36"/>
+          <w:szCs w:val="36"/>
+        </w:rPr>
+      </w:pPr>
+    </w:p>
+    <w:p>
+      <w:pPr>
+        <w:jc w:val="both"/>
+        <w:rPr>
+          <w:rFonts w:ascii="Carlito" w:hAnsi="Carlito" w:cs="Carlito"/>
+          <w:sz w:val="36"/>
+          <w:szCs w:val="36"/>
+        </w:rPr>
+      </w:pPr>
+    </w:p>
+    <w:p>
+      <w:pPr>
+        <w:jc w:val="both"/>
+        <w:rPr>
+          <w:rFonts w:ascii="Carlito" w:hAnsi="Carlito" w:cs="Carlito"/>
+          <w:sz w:val="36"/>
+          <w:szCs w:val="36"/>
+        </w:rPr>
+      </w:pPr>
+    </w:p>
+    <w:p>
+      <w:pPr>
+        <w:jc w:val="both"/>
+        <w:rPr>
+          <w:rFonts w:ascii="Carlito" w:hAnsi="Carlito" w:cs="Carlito"/>
+          <w:sz w:val="36"/>
+          <w:szCs w:val="36"/>
+        </w:rPr>
+      </w:pPr>
+    </w:p>
+    <w:p>
+      <w:pPr>
+        <w:jc w:val="both"/>
+        <w:rPr>
+          <w:rFonts w:ascii="Carlito" w:hAnsi="Carlito" w:cs="Carlito"/>
+          <w:sz w:val="36"/>
+          <w:szCs w:val="36"/>
+        </w:rPr>
+      </w:pPr>
+    </w:p>
+    <w:p>
+      <w:pPr>
+        <w:jc w:val="both"/>
+        <w:rPr>
+          <w:rFonts w:ascii="Carlito" w:hAnsi="Carlito" w:cs="Carlito"/>
+          <w:sz w:val="36"/>
+          <w:szCs w:val="36"/>
+        </w:rPr>
+      </w:pPr>
+    </w:p>
+    <w:p>
+      <w:pPr>
+        <w:jc w:val="both"/>
+        <w:rPr>
+          <w:rFonts w:ascii="Carlito" w:hAnsi="Carlito" w:cs="Carlito"/>
+          <w:sz w:val="36"/>
+          <w:szCs w:val="36"/>
+        </w:rPr>
+      </w:pPr>
+    </w:p>
+    <w:p>
+      <w:pPr>
+        <w:jc w:val="both"/>
+        <w:rPr>
+          <w:rFonts w:ascii="Carlito" w:hAnsi="Carlito" w:cs="Carlito"/>
+          <w:sz w:val="36"/>
+          <w:szCs w:val="36"/>
+        </w:rPr>
+      </w:pPr>
+    </w:p>
+    <w:p>
+      <w:pPr>
+        <w:jc w:val="both"/>
+        <w:rPr>
+          <w:rFonts w:ascii="Carlito" w:hAnsi="Carlito" w:cs="Carlito"/>
+          <w:sz w:val="36"/>
+          <w:szCs w:val="36"/>
+        </w:rPr>
+      </w:pPr>
+    </w:p>
+    <w:p>
+      <w:pPr>
+        <w:jc w:val="both"/>
+        <w:rPr>
+          <w:rFonts w:ascii="Carlito" w:hAnsi="Carlito" w:cs="Carlito"/>
+          <w:sz w:val="36"/>
+          <w:szCs w:val="36"/>
+        </w:rPr>
+      </w:pPr>
+    </w:p>
+    <w:p>
+      <w:pPr>
+        <w:jc w:val="both"/>
+        <w:rPr>
+          <w:rFonts w:ascii="Carlito" w:hAnsi="Carlito" w:cs="Carlito"/>
           <w:b/>
           <w:bCs/>
           <w:sz w:val="36"/>
@@ -2710,6 +2949,7 @@
       </w:pPr>
       <w:r>
         <w:rPr>
+          <w:rFonts w:ascii="Carlito" w:hAnsi="Carlito" w:cs="Carlito"/>
           <w:b/>
           <w:bCs/>
           <w:sz w:val="36"/>
@@ -2722,12 +2962,14 @@
       <w:pPr>
         <w:jc w:val="both"/>
         <w:rPr>
-          <w:sz w:val="36"/>
-          <w:szCs w:val="36"/>
-        </w:rPr>
-      </w:pPr>
-      <w:r>
-        <w:rPr>
+          <w:rFonts w:ascii="Carlito" w:hAnsi="Carlito" w:cs="Carlito"/>
+          <w:sz w:val="36"/>
+          <w:szCs w:val="36"/>
+        </w:rPr>
+      </w:pPr>
+      <w:r>
+        <w:rPr>
+          <w:rFonts w:ascii="Carlito" w:hAnsi="Carlito" w:cs="Carlito"/>
           <w:sz w:val="36"/>
           <w:szCs w:val="36"/>
         </w:rPr>
@@ -2738,12 +2980,14 @@
       <w:pPr>
         <w:jc w:val="both"/>
         <w:rPr>
-          <w:sz w:val="36"/>
-          <w:szCs w:val="36"/>
-        </w:rPr>
-      </w:pPr>
-      <w:r>
-        <w:rPr>
+          <w:rFonts w:ascii="Carlito" w:hAnsi="Carlito" w:cs="Carlito"/>
+          <w:sz w:val="36"/>
+          <w:szCs w:val="36"/>
+        </w:rPr>
+      </w:pPr>
+      <w:r>
+        <w:rPr>
+          <w:rFonts w:ascii="Carlito" w:hAnsi="Carlito" w:cs="Carlito"/>
           <w:sz w:val="36"/>
           <w:szCs w:val="36"/>
         </w:rPr>
@@ -2759,12 +3003,14 @@
         </w:numPr>
         <w:jc w:val="both"/>
         <w:rPr>
-          <w:sz w:val="36"/>
-          <w:szCs w:val="36"/>
-        </w:rPr>
-      </w:pPr>
-      <w:r>
-        <w:rPr>
+          <w:rFonts w:ascii="Carlito" w:hAnsi="Carlito" w:cs="Carlito"/>
+          <w:sz w:val="36"/>
+          <w:szCs w:val="36"/>
+        </w:rPr>
+      </w:pPr>
+      <w:r>
+        <w:rPr>
+          <w:rFonts w:ascii="Carlito" w:hAnsi="Carlito" w:cs="Carlito"/>
           <w:sz w:val="36"/>
           <w:szCs w:val="36"/>
         </w:rPr>
@@ -2780,12 +3026,14 @@
         </w:numPr>
         <w:jc w:val="both"/>
         <w:rPr>
-          <w:sz w:val="36"/>
-          <w:szCs w:val="36"/>
-        </w:rPr>
-      </w:pPr>
-      <w:r>
-        <w:rPr>
+          <w:rFonts w:ascii="Carlito" w:hAnsi="Carlito" w:cs="Carlito"/>
+          <w:sz w:val="36"/>
+          <w:szCs w:val="36"/>
+        </w:rPr>
+      </w:pPr>
+      <w:r>
+        <w:rPr>
+          <w:rFonts w:ascii="Carlito" w:hAnsi="Carlito" w:cs="Carlito"/>
           <w:sz w:val="36"/>
           <w:szCs w:val="36"/>
         </w:rPr>
@@ -2801,12 +3049,14 @@
         </w:numPr>
         <w:jc w:val="both"/>
         <w:rPr>
-          <w:sz w:val="36"/>
-          <w:szCs w:val="36"/>
-        </w:rPr>
-      </w:pPr>
-      <w:r>
-        <w:rPr>
+          <w:rFonts w:ascii="Carlito" w:hAnsi="Carlito" w:cs="Carlito"/>
+          <w:sz w:val="36"/>
+          <w:szCs w:val="36"/>
+        </w:rPr>
+      </w:pPr>
+      <w:r>
+        <w:rPr>
+          <w:rFonts w:ascii="Carlito" w:hAnsi="Carlito" w:cs="Carlito"/>
           <w:sz w:val="36"/>
           <w:szCs w:val="36"/>
         </w:rPr>
@@ -2817,25 +3067,27 @@
       <w:pPr>
         <w:jc w:val="both"/>
         <w:rPr>
-          <w:sz w:val="36"/>
-          <w:szCs w:val="36"/>
-        </w:rPr>
-      </w:pPr>
-    </w:p>
-    <w:p>
-      <w:pPr>
-        <w:jc w:val="both"/>
-        <w:rPr>
-          <w:sz w:val="36"/>
-          <w:szCs w:val="36"/>
-        </w:rPr>
-      </w:pPr>
-      <w:r>
-        <w:rPr>
-          <w:sz w:val="36"/>
-          <w:szCs w:val="36"/>
-        </w:rPr>
-        <w:lastRenderedPageBreak/>
+          <w:rFonts w:ascii="Carlito" w:hAnsi="Carlito" w:cs="Carlito"/>
+          <w:sz w:val="36"/>
+          <w:szCs w:val="36"/>
+        </w:rPr>
+      </w:pPr>
+    </w:p>
+    <w:p>
+      <w:pPr>
+        <w:jc w:val="both"/>
+        <w:rPr>
+          <w:rFonts w:ascii="Carlito" w:hAnsi="Carlito" w:cs="Carlito"/>
+          <w:sz w:val="36"/>
+          <w:szCs w:val="36"/>
+        </w:rPr>
+      </w:pPr>
+      <w:r>
+        <w:rPr>
+          <w:rFonts w:ascii="Carlito" w:hAnsi="Carlito" w:cs="Carlito"/>
+          <w:sz w:val="36"/>
+          <w:szCs w:val="36"/>
+        </w:rPr>
         <w:t>Characteristics:</w:t>
       </w:r>
     </w:p>
@@ -2843,12 +3095,14 @@
       <w:pPr>
         <w:jc w:val="both"/>
         <w:rPr>
-          <w:sz w:val="36"/>
-          <w:szCs w:val="36"/>
-        </w:rPr>
-      </w:pPr>
-      <w:r>
-        <w:rPr>
+          <w:rFonts w:ascii="Carlito" w:hAnsi="Carlito" w:cs="Carlito"/>
+          <w:sz w:val="36"/>
+          <w:szCs w:val="36"/>
+        </w:rPr>
+      </w:pPr>
+      <w:r>
+        <w:rPr>
+          <w:rFonts w:ascii="Carlito" w:hAnsi="Carlito" w:cs="Carlito"/>
           <w:sz w:val="36"/>
           <w:szCs w:val="36"/>
         </w:rPr>
@@ -2856,6 +3110,7 @@
       </w:r>
       <w:r>
         <w:rPr>
+          <w:rFonts w:ascii="Carlito" w:hAnsi="Carlito" w:cs="Carlito"/>
           <w:sz w:val="36"/>
           <w:szCs w:val="36"/>
         </w:rPr>
@@ -2863,6 +3118,7 @@
       </w:r>
       <w:r>
         <w:rPr>
+          <w:rFonts w:ascii="Carlito" w:hAnsi="Carlito" w:cs="Carlito"/>
           <w:sz w:val="36"/>
           <w:szCs w:val="36"/>
         </w:rPr>
@@ -2870,6 +3126,7 @@
       </w:r>
       <w:r>
         <w:rPr>
+          <w:rFonts w:ascii="Carlito" w:hAnsi="Carlito" w:cs="Carlito"/>
           <w:sz w:val="36"/>
           <w:szCs w:val="36"/>
         </w:rPr>
@@ -2880,6 +3137,7 @@
       <w:pPr>
         <w:jc w:val="both"/>
         <w:rPr>
+          <w:rFonts w:ascii="Carlito" w:hAnsi="Carlito" w:cs="Carlito"/>
           <w:b/>
           <w:bCs/>
           <w:sz w:val="36"/>
@@ -2888,6 +3146,7 @@
       </w:pPr>
       <w:r>
         <w:rPr>
+          <w:rFonts w:ascii="Carlito" w:hAnsi="Carlito" w:cs="Carlito"/>
           <w:b/>
           <w:bCs/>
           <w:sz w:val="36"/>
@@ -2900,12 +3159,14 @@
       <w:pPr>
         <w:jc w:val="both"/>
         <w:rPr>
-          <w:sz w:val="36"/>
-          <w:szCs w:val="36"/>
-        </w:rPr>
-      </w:pPr>
-      <w:r>
-        <w:rPr>
+          <w:rFonts w:ascii="Carlito" w:hAnsi="Carlito" w:cs="Carlito"/>
+          <w:sz w:val="36"/>
+          <w:szCs w:val="36"/>
+        </w:rPr>
+      </w:pPr>
+      <w:r>
+        <w:rPr>
+          <w:rFonts w:ascii="Carlito" w:hAnsi="Carlito" w:cs="Carlito"/>
           <w:sz w:val="36"/>
           <w:szCs w:val="36"/>
         </w:rPr>
@@ -2916,15 +3177,18 @@
       <w:pPr>
         <w:jc w:val="both"/>
         <w:rPr>
-          <w:sz w:val="36"/>
-          <w:szCs w:val="36"/>
-        </w:rPr>
-      </w:pPr>
-      <w:r>
-        <w:rPr>
-          <w:sz w:val="36"/>
-          <w:szCs w:val="36"/>
-        </w:rPr>
+          <w:rFonts w:ascii="Carlito" w:hAnsi="Carlito" w:cs="Carlito"/>
+          <w:sz w:val="36"/>
+          <w:szCs w:val="36"/>
+        </w:rPr>
+      </w:pPr>
+      <w:r>
+        <w:rPr>
+          <w:rFonts w:ascii="Carlito" w:hAnsi="Carlito" w:cs="Carlito"/>
+          <w:sz w:val="36"/>
+          <w:szCs w:val="36"/>
+        </w:rPr>
+        <w:lastRenderedPageBreak/>
         <w:t>Examples:</w:t>
       </w:r>
     </w:p>
@@ -2937,12 +3201,14 @@
         </w:numPr>
         <w:jc w:val="both"/>
         <w:rPr>
-          <w:sz w:val="36"/>
-          <w:szCs w:val="36"/>
-        </w:rPr>
-      </w:pPr>
-      <w:r>
-        <w:rPr>
+          <w:rFonts w:ascii="Carlito" w:hAnsi="Carlito" w:cs="Carlito"/>
+          <w:sz w:val="36"/>
+          <w:szCs w:val="36"/>
+        </w:rPr>
+      </w:pPr>
+      <w:r>
+        <w:rPr>
+          <w:rFonts w:ascii="Carlito" w:hAnsi="Carlito" w:cs="Carlito"/>
           <w:sz w:val="36"/>
           <w:szCs w:val="36"/>
         </w:rPr>
@@ -2958,12 +3224,14 @@
         </w:numPr>
         <w:jc w:val="both"/>
         <w:rPr>
-          <w:sz w:val="36"/>
-          <w:szCs w:val="36"/>
-        </w:rPr>
-      </w:pPr>
-      <w:r>
-        <w:rPr>
+          <w:rFonts w:ascii="Carlito" w:hAnsi="Carlito" w:cs="Carlito"/>
+          <w:sz w:val="36"/>
+          <w:szCs w:val="36"/>
+        </w:rPr>
+      </w:pPr>
+      <w:r>
+        <w:rPr>
+          <w:rFonts w:ascii="Carlito" w:hAnsi="Carlito" w:cs="Carlito"/>
           <w:sz w:val="36"/>
           <w:szCs w:val="36"/>
         </w:rPr>
@@ -2979,12 +3247,14 @@
         </w:numPr>
         <w:jc w:val="both"/>
         <w:rPr>
-          <w:sz w:val="36"/>
-          <w:szCs w:val="36"/>
-        </w:rPr>
-      </w:pPr>
-      <w:r>
-        <w:rPr>
+          <w:rFonts w:ascii="Carlito" w:hAnsi="Carlito" w:cs="Carlito"/>
+          <w:sz w:val="36"/>
+          <w:szCs w:val="36"/>
+        </w:rPr>
+      </w:pPr>
+      <w:r>
+        <w:rPr>
+          <w:rFonts w:ascii="Carlito" w:hAnsi="Carlito" w:cs="Carlito"/>
           <w:sz w:val="36"/>
           <w:szCs w:val="36"/>
         </w:rPr>
@@ -2995,12 +3265,14 @@
       <w:pPr>
         <w:jc w:val="both"/>
         <w:rPr>
-          <w:sz w:val="36"/>
-          <w:szCs w:val="36"/>
-        </w:rPr>
-      </w:pPr>
-      <w:r>
-        <w:rPr>
+          <w:rFonts w:ascii="Carlito" w:hAnsi="Carlito" w:cs="Carlito"/>
+          <w:sz w:val="36"/>
+          <w:szCs w:val="36"/>
+        </w:rPr>
+      </w:pPr>
+      <w:r>
+        <w:rPr>
+          <w:rFonts w:ascii="Carlito" w:hAnsi="Carlito" w:cs="Carlito"/>
           <w:sz w:val="36"/>
           <w:szCs w:val="36"/>
         </w:rPr>
@@ -3011,12 +3283,14 @@
       <w:pPr>
         <w:jc w:val="both"/>
         <w:rPr>
-          <w:sz w:val="36"/>
-          <w:szCs w:val="36"/>
-        </w:rPr>
-      </w:pPr>
-      <w:r>
-        <w:rPr>
+          <w:rFonts w:ascii="Carlito" w:hAnsi="Carlito" w:cs="Carlito"/>
+          <w:sz w:val="36"/>
+          <w:szCs w:val="36"/>
+        </w:rPr>
+      </w:pPr>
+      <w:r>
+        <w:rPr>
+          <w:rFonts w:ascii="Carlito" w:hAnsi="Carlito" w:cs="Carlito"/>
           <w:sz w:val="36"/>
           <w:szCs w:val="36"/>
         </w:rPr>
@@ -3024,6 +3298,7 @@
       </w:r>
       <w:r>
         <w:rPr>
+          <w:rFonts w:ascii="Carlito" w:hAnsi="Carlito" w:cs="Carlito"/>
           <w:sz w:val="36"/>
           <w:szCs w:val="36"/>
         </w:rPr>
@@ -3034,6 +3309,7 @@
       <w:pPr>
         <w:jc w:val="both"/>
         <w:rPr>
+          <w:rFonts w:ascii="Carlito" w:hAnsi="Carlito" w:cs="Carlito"/>
           <w:b/>
           <w:bCs/>
           <w:sz w:val="36"/>
@@ -3042,6 +3318,7 @@
       </w:pPr>
       <w:r>
         <w:rPr>
+          <w:rFonts w:ascii="Carlito" w:hAnsi="Carlito" w:cs="Carlito"/>
           <w:b/>
           <w:bCs/>
           <w:sz w:val="36"/>
@@ -3054,12 +3331,14 @@
       <w:pPr>
         <w:jc w:val="both"/>
         <w:rPr>
-          <w:sz w:val="36"/>
-          <w:szCs w:val="36"/>
-        </w:rPr>
-      </w:pPr>
-      <w:r>
-        <w:rPr>
+          <w:rFonts w:ascii="Carlito" w:hAnsi="Carlito" w:cs="Carlito"/>
+          <w:sz w:val="36"/>
+          <w:szCs w:val="36"/>
+        </w:rPr>
+      </w:pPr>
+      <w:r>
+        <w:rPr>
+          <w:rFonts w:ascii="Carlito" w:hAnsi="Carlito" w:cs="Carlito"/>
           <w:sz w:val="36"/>
           <w:szCs w:val="36"/>
         </w:rPr>
@@ -3067,6 +3346,7 @@
       </w:r>
       <w:r>
         <w:rPr>
+          <w:rFonts w:ascii="Carlito" w:hAnsi="Carlito" w:cs="Carlito"/>
           <w:sz w:val="36"/>
           <w:szCs w:val="36"/>
         </w:rPr>
@@ -3074,6 +3354,7 @@
       </w:r>
       <w:r>
         <w:rPr>
+          <w:rFonts w:ascii="Carlito" w:hAnsi="Carlito" w:cs="Carlito"/>
           <w:sz w:val="36"/>
           <w:szCs w:val="36"/>
         </w:rPr>
@@ -3084,12 +3365,14 @@
       <w:pPr>
         <w:jc w:val="both"/>
         <w:rPr>
-          <w:sz w:val="36"/>
-          <w:szCs w:val="36"/>
-        </w:rPr>
-      </w:pPr>
-      <w:r>
-        <w:rPr>
+          <w:rFonts w:ascii="Carlito" w:hAnsi="Carlito" w:cs="Carlito"/>
+          <w:sz w:val="36"/>
+          <w:szCs w:val="36"/>
+        </w:rPr>
+      </w:pPr>
+      <w:r>
+        <w:rPr>
+          <w:rFonts w:ascii="Carlito" w:hAnsi="Carlito" w:cs="Carlito"/>
           <w:sz w:val="36"/>
           <w:szCs w:val="36"/>
         </w:rPr>
@@ -3105,12 +3388,14 @@
         </w:numPr>
         <w:jc w:val="both"/>
         <w:rPr>
-          <w:sz w:val="36"/>
-          <w:szCs w:val="36"/>
-        </w:rPr>
-      </w:pPr>
-      <w:r>
-        <w:rPr>
+          <w:rFonts w:ascii="Carlito" w:hAnsi="Carlito" w:cs="Carlito"/>
+          <w:sz w:val="36"/>
+          <w:szCs w:val="36"/>
+        </w:rPr>
+      </w:pPr>
+      <w:r>
+        <w:rPr>
+          <w:rFonts w:ascii="Carlito" w:hAnsi="Carlito" w:cs="Carlito"/>
           <w:sz w:val="36"/>
           <w:szCs w:val="36"/>
         </w:rPr>
@@ -3126,12 +3411,14 @@
         </w:numPr>
         <w:jc w:val="both"/>
         <w:rPr>
-          <w:sz w:val="36"/>
-          <w:szCs w:val="36"/>
-        </w:rPr>
-      </w:pPr>
-      <w:r>
-        <w:rPr>
+          <w:rFonts w:ascii="Carlito" w:hAnsi="Carlito" w:cs="Carlito"/>
+          <w:sz w:val="36"/>
+          <w:szCs w:val="36"/>
+        </w:rPr>
+      </w:pPr>
+      <w:r>
+        <w:rPr>
+          <w:rFonts w:ascii="Carlito" w:hAnsi="Carlito" w:cs="Carlito"/>
           <w:sz w:val="36"/>
           <w:szCs w:val="36"/>
         </w:rPr>
@@ -3147,12 +3434,14 @@
         </w:numPr>
         <w:jc w:val="both"/>
         <w:rPr>
-          <w:sz w:val="36"/>
-          <w:szCs w:val="36"/>
-        </w:rPr>
-      </w:pPr>
-      <w:r>
-        <w:rPr>
+          <w:rFonts w:ascii="Carlito" w:hAnsi="Carlito" w:cs="Carlito"/>
+          <w:sz w:val="36"/>
+          <w:szCs w:val="36"/>
+        </w:rPr>
+      </w:pPr>
+      <w:r>
+        <w:rPr>
+          <w:rFonts w:ascii="Carlito" w:hAnsi="Carlito" w:cs="Carlito"/>
           <w:sz w:val="36"/>
           <w:szCs w:val="36"/>
         </w:rPr>
@@ -3163,34 +3452,37 @@
       <w:pPr>
         <w:jc w:val="both"/>
         <w:rPr>
-          <w:sz w:val="36"/>
-          <w:szCs w:val="36"/>
-        </w:rPr>
-      </w:pPr>
-    </w:p>
-    <w:p>
-      <w:pPr>
-        <w:jc w:val="both"/>
-        <w:rPr>
-          <w:sz w:val="36"/>
-          <w:szCs w:val="36"/>
-        </w:rPr>
-      </w:pPr>
-    </w:p>
-    <w:p>
-      <w:pPr>
-        <w:jc w:val="both"/>
-        <w:rPr>
-          <w:sz w:val="36"/>
-          <w:szCs w:val="36"/>
-        </w:rPr>
-      </w:pPr>
-      <w:r>
-        <w:rPr>
-          <w:sz w:val="36"/>
-          <w:szCs w:val="36"/>
-        </w:rPr>
-        <w:lastRenderedPageBreak/>
+          <w:rFonts w:ascii="Carlito" w:hAnsi="Carlito" w:cs="Carlito"/>
+          <w:sz w:val="36"/>
+          <w:szCs w:val="36"/>
+        </w:rPr>
+      </w:pPr>
+    </w:p>
+    <w:p>
+      <w:pPr>
+        <w:jc w:val="both"/>
+        <w:rPr>
+          <w:rFonts w:ascii="Carlito" w:hAnsi="Carlito" w:cs="Carlito"/>
+          <w:sz w:val="36"/>
+          <w:szCs w:val="36"/>
+        </w:rPr>
+      </w:pPr>
+    </w:p>
+    <w:p>
+      <w:pPr>
+        <w:jc w:val="both"/>
+        <w:rPr>
+          <w:rFonts w:ascii="Carlito" w:hAnsi="Carlito" w:cs="Carlito"/>
+          <w:sz w:val="36"/>
+          <w:szCs w:val="36"/>
+        </w:rPr>
+      </w:pPr>
+      <w:r>
+        <w:rPr>
+          <w:rFonts w:ascii="Carlito" w:hAnsi="Carlito" w:cs="Carlito"/>
+          <w:sz w:val="36"/>
+          <w:szCs w:val="36"/>
+        </w:rPr>
         <w:t>Characteristics:</w:t>
       </w:r>
     </w:p>
@@ -3198,12 +3490,14 @@
       <w:pPr>
         <w:jc w:val="both"/>
         <w:rPr>
-          <w:sz w:val="36"/>
-          <w:szCs w:val="36"/>
-        </w:rPr>
-      </w:pPr>
-      <w:r>
-        <w:rPr>
+          <w:rFonts w:ascii="Carlito" w:hAnsi="Carlito" w:cs="Carlito"/>
+          <w:sz w:val="36"/>
+          <w:szCs w:val="36"/>
+        </w:rPr>
+      </w:pPr>
+      <w:r>
+        <w:rPr>
+          <w:rFonts w:ascii="Carlito" w:hAnsi="Carlito" w:cs="Carlito"/>
           <w:sz w:val="36"/>
           <w:szCs w:val="36"/>
         </w:rPr>
@@ -3211,6 +3505,7 @@
       </w:r>
       <w:r>
         <w:rPr>
+          <w:rFonts w:ascii="Carlito" w:hAnsi="Carlito" w:cs="Carlito"/>
           <w:sz w:val="36"/>
           <w:szCs w:val="36"/>
         </w:rPr>
@@ -3221,6 +3516,7 @@
       <w:pPr>
         <w:jc w:val="both"/>
         <w:rPr>
+          <w:rFonts w:ascii="Carlito" w:hAnsi="Carlito" w:cs="Carlito"/>
           <w:b/>
           <w:bCs/>
           <w:sz w:val="36"/>
@@ -3229,6 +3525,7 @@
       </w:pPr>
       <w:r>
         <w:rPr>
+          <w:rFonts w:ascii="Carlito" w:hAnsi="Carlito" w:cs="Carlito"/>
           <w:b/>
           <w:bCs/>
           <w:sz w:val="36"/>
@@ -3246,6 +3543,7 @@
         </w:numPr>
         <w:jc w:val="both"/>
         <w:rPr>
+          <w:rFonts w:ascii="Carlito" w:hAnsi="Carlito" w:cs="Carlito"/>
           <w:b/>
           <w:bCs/>
           <w:sz w:val="36"/>
@@ -3254,10 +3552,20 @@
       </w:pPr>
       <w:r>
         <w:rPr>
-          <w:sz w:val="36"/>
-          <w:szCs w:val="36"/>
-        </w:rPr>
-        <w:t>Clear and Consistent: It is well-organized and follows a defined format. This clarity allows AI to easily understand the data points and their relationships, enabling them to learn and make predictions with great accuracy.</w:t>
+          <w:rFonts w:ascii="Carlito" w:hAnsi="Carlito" w:cs="Carlito"/>
+          <w:sz w:val="36"/>
+          <w:szCs w:val="36"/>
+        </w:rPr>
+        <w:t xml:space="preserve">Clear and Consistent: It is well-organized and follows a defined format. This clarity allows AI to easily understand </w:t>
+      </w:r>
+      <w:r>
+        <w:rPr>
+          <w:rFonts w:ascii="Carlito" w:hAnsi="Carlito" w:cs="Carlito"/>
+          <w:sz w:val="36"/>
+          <w:szCs w:val="36"/>
+        </w:rPr>
+        <w:lastRenderedPageBreak/>
+        <w:t>the data points and their relationships, enabling them to learn and make predictions with great accuracy.</w:t>
       </w:r>
     </w:p>
     <w:p>
@@ -3269,6 +3577,7 @@
         </w:numPr>
         <w:jc w:val="both"/>
         <w:rPr>
+          <w:rFonts w:ascii="Carlito" w:hAnsi="Carlito" w:cs="Carlito"/>
           <w:b/>
           <w:bCs/>
           <w:sz w:val="36"/>
@@ -3277,6 +3586,7 @@
       </w:pPr>
       <w:r>
         <w:rPr>
+          <w:rFonts w:ascii="Carlito" w:hAnsi="Carlito" w:cs="Carlito"/>
           <w:sz w:val="36"/>
           <w:szCs w:val="36"/>
         </w:rPr>
@@ -3292,6 +3602,7 @@
         </w:numPr>
         <w:jc w:val="both"/>
         <w:rPr>
+          <w:rFonts w:ascii="Carlito" w:hAnsi="Carlito" w:cs="Carlito"/>
           <w:b/>
           <w:bCs/>
           <w:sz w:val="36"/>
@@ -3300,6 +3611,7 @@
       </w:pPr>
       <w:r>
         <w:rPr>
+          <w:rFonts w:ascii="Carlito" w:hAnsi="Carlito" w:cs="Carlito"/>
           <w:sz w:val="36"/>
           <w:szCs w:val="36"/>
         </w:rPr>
@@ -3310,6 +3622,7 @@
       <w:pPr>
         <w:jc w:val="both"/>
         <w:rPr>
+          <w:rFonts w:ascii="Carlito" w:hAnsi="Carlito" w:cs="Carlito"/>
           <w:b/>
           <w:bCs/>
           <w:sz w:val="36"/>
@@ -3318,6 +3631,7 @@
       </w:pPr>
       <w:r>
         <w:rPr>
+          <w:rFonts w:ascii="Carlito" w:hAnsi="Carlito" w:cs="Carlito"/>
           <w:b/>
           <w:bCs/>
           <w:noProof/>
@@ -3385,6 +3699,7 @@
       <w:pPr>
         <w:jc w:val="both"/>
         <w:rPr>
+          <w:rFonts w:ascii="Carlito" w:hAnsi="Carlito" w:cs="Carlito"/>
           <w:b/>
           <w:bCs/>
           <w:sz w:val="36"/>
@@ -3396,6 +3711,7 @@
       <w:pPr>
         <w:jc w:val="both"/>
         <w:rPr>
+          <w:rFonts w:ascii="Carlito" w:hAnsi="Carlito" w:cs="Carlito"/>
           <w:b/>
           <w:bCs/>
           <w:sz w:val="36"/>
@@ -3407,69 +3723,77 @@
       <w:pPr>
         <w:jc w:val="both"/>
         <w:rPr>
-          <w:sz w:val="36"/>
-          <w:szCs w:val="36"/>
-        </w:rPr>
-      </w:pPr>
-    </w:p>
-    <w:p>
-      <w:pPr>
-        <w:jc w:val="both"/>
-        <w:rPr>
-          <w:sz w:val="36"/>
-          <w:szCs w:val="36"/>
-        </w:rPr>
-      </w:pPr>
-    </w:p>
-    <w:p>
-      <w:pPr>
-        <w:jc w:val="both"/>
-        <w:rPr>
-          <w:sz w:val="36"/>
-          <w:szCs w:val="36"/>
-        </w:rPr>
-      </w:pPr>
-    </w:p>
-    <w:p>
-      <w:pPr>
-        <w:jc w:val="both"/>
-        <w:rPr>
-          <w:sz w:val="36"/>
-          <w:szCs w:val="36"/>
-        </w:rPr>
-      </w:pPr>
-    </w:p>
-    <w:p>
-      <w:pPr>
-        <w:jc w:val="both"/>
-        <w:rPr>
-          <w:sz w:val="36"/>
-          <w:szCs w:val="36"/>
-        </w:rPr>
-      </w:pPr>
-    </w:p>
-    <w:p>
-      <w:pPr>
-        <w:jc w:val="both"/>
-        <w:rPr>
-          <w:sz w:val="36"/>
-          <w:szCs w:val="36"/>
-        </w:rPr>
-      </w:pPr>
-    </w:p>
-    <w:p>
-      <w:pPr>
-        <w:jc w:val="both"/>
-        <w:rPr>
-          <w:sz w:val="36"/>
-          <w:szCs w:val="36"/>
-        </w:rPr>
-      </w:pPr>
-    </w:p>
-    <w:p>
-      <w:pPr>
-        <w:jc w:val="both"/>
-        <w:rPr>
+          <w:rFonts w:ascii="Carlito" w:hAnsi="Carlito" w:cs="Carlito"/>
+          <w:sz w:val="36"/>
+          <w:szCs w:val="36"/>
+        </w:rPr>
+      </w:pPr>
+    </w:p>
+    <w:p>
+      <w:pPr>
+        <w:jc w:val="both"/>
+        <w:rPr>
+          <w:rFonts w:ascii="Carlito" w:hAnsi="Carlito" w:cs="Carlito"/>
+          <w:sz w:val="36"/>
+          <w:szCs w:val="36"/>
+        </w:rPr>
+      </w:pPr>
+    </w:p>
+    <w:p>
+      <w:pPr>
+        <w:jc w:val="both"/>
+        <w:rPr>
+          <w:rFonts w:ascii="Carlito" w:hAnsi="Carlito" w:cs="Carlito"/>
+          <w:sz w:val="36"/>
+          <w:szCs w:val="36"/>
+        </w:rPr>
+      </w:pPr>
+    </w:p>
+    <w:p>
+      <w:pPr>
+        <w:jc w:val="both"/>
+        <w:rPr>
+          <w:rFonts w:ascii="Carlito" w:hAnsi="Carlito" w:cs="Carlito"/>
+          <w:sz w:val="36"/>
+          <w:szCs w:val="36"/>
+        </w:rPr>
+      </w:pPr>
+    </w:p>
+    <w:p>
+      <w:pPr>
+        <w:jc w:val="both"/>
+        <w:rPr>
+          <w:rFonts w:ascii="Carlito" w:hAnsi="Carlito" w:cs="Carlito"/>
+          <w:sz w:val="36"/>
+          <w:szCs w:val="36"/>
+        </w:rPr>
+      </w:pPr>
+    </w:p>
+    <w:p>
+      <w:pPr>
+        <w:jc w:val="both"/>
+        <w:rPr>
+          <w:rFonts w:ascii="Carlito" w:hAnsi="Carlito" w:cs="Carlito"/>
+          <w:sz w:val="36"/>
+          <w:szCs w:val="36"/>
+        </w:rPr>
+      </w:pPr>
+    </w:p>
+    <w:p>
+      <w:pPr>
+        <w:jc w:val="both"/>
+        <w:rPr>
+          <w:rFonts w:ascii="Carlito" w:hAnsi="Carlito" w:cs="Carlito"/>
+          <w:sz w:val="36"/>
+          <w:szCs w:val="36"/>
+        </w:rPr>
+      </w:pPr>
+    </w:p>
+    <w:p>
+      <w:pPr>
+        <w:jc w:val="both"/>
+        <w:rPr>
+          <w:rFonts w:ascii="Carlito" w:hAnsi="Carlito" w:cs="Carlito"/>
           <w:b/>
           <w:bCs/>
           <w:sz w:val="36"/>
@@ -3478,63 +3802,47 @@
       </w:pPr>
       <w:r>
         <w:rPr>
+          <w:rFonts w:ascii="Carlito" w:hAnsi="Carlito" w:cs="Carlito"/>
           <w:b/>
           <w:bCs/>
           <w:sz w:val="36"/>
           <w:szCs w:val="36"/>
         </w:rPr>
+        <w:t>Churn Analysis:</w:t>
+      </w:r>
+    </w:p>
+    <w:p>
+      <w:pPr>
+        <w:jc w:val="both"/>
+        <w:rPr>
+          <w:rFonts w:ascii="Carlito" w:hAnsi="Carlito" w:cs="Carlito"/>
+          <w:sz w:val="36"/>
+          <w:szCs w:val="36"/>
+        </w:rPr>
+      </w:pPr>
+      <w:r>
+        <w:rPr>
+          <w:rFonts w:ascii="Carlito" w:hAnsi="Carlito" w:cs="Carlito"/>
+          <w:sz w:val="36"/>
+          <w:szCs w:val="36"/>
+        </w:rPr>
+        <w:t xml:space="preserve">Churn means when a customer leaves (cancels service, stops using product, etc.). Companies want to predict which customers are likely to churn so they can take action. We’re building a dataset where each row is a customer at the start of the month, with details about their activity. By joining with a </w:t>
+      </w:r>
+      <w:r>
+        <w:rPr>
+          <w:rFonts w:ascii="Carlito" w:hAnsi="Carlito" w:cs="Carlito"/>
+          <w:sz w:val="36"/>
+          <w:szCs w:val="36"/>
+        </w:rPr>
         <w:lastRenderedPageBreak/>
-        <w:t>Churn Analysis:</w:t>
-      </w:r>
-    </w:p>
-    <w:p>
-      <w:pPr>
-        <w:jc w:val="both"/>
-        <w:rPr>
-          <w:sz w:val="36"/>
-          <w:szCs w:val="36"/>
-        </w:rPr>
-      </w:pPr>
-      <w:r>
-        <w:rPr>
-          <w:sz w:val="36"/>
-          <w:szCs w:val="36"/>
-        </w:rPr>
-        <w:t>Churn means when a customer leaves (cancels service, stops using product, etc.).</w:t>
-      </w:r>
-      <w:r>
-        <w:rPr>
-          <w:sz w:val="36"/>
-          <w:szCs w:val="36"/>
-        </w:rPr>
-        <w:t xml:space="preserve"> </w:t>
-      </w:r>
-      <w:r>
-        <w:rPr>
-          <w:sz w:val="36"/>
-          <w:szCs w:val="36"/>
-        </w:rPr>
-        <w:t>Companies want to predict which customers are likely to churn so they can take action.</w:t>
-      </w:r>
-      <w:r>
-        <w:rPr>
-          <w:sz w:val="36"/>
-          <w:szCs w:val="36"/>
-        </w:rPr>
-        <w:t xml:space="preserve"> </w:t>
-      </w:r>
-      <w:r>
-        <w:rPr>
-          <w:sz w:val="36"/>
-          <w:szCs w:val="36"/>
-        </w:rPr>
-        <w:t>We’re building a dataset where each row is a customer at the start of the month, with details about their activity. By joining with a list of customers who actually left, we add a "churned" label (1 or 0). This labeled data is then used for training ML models.</w:t>
-      </w:r>
-    </w:p>
-    <w:p>
-      <w:pPr>
-        <w:jc w:val="both"/>
-        <w:rPr>
+        <w:t>list of customers who actually left, we add a "churned" label (1 or 0). This labeled data is then used for training ML models.</w:t>
+      </w:r>
+    </w:p>
+    <w:p>
+      <w:pPr>
+        <w:jc w:val="both"/>
+        <w:rPr>
+          <w:rFonts w:ascii="Carlito" w:hAnsi="Carlito" w:cs="Carlito"/>
           <w:b/>
           <w:bCs/>
           <w:sz w:val="36"/>
@@ -3543,6 +3851,7 @@
       </w:pPr>
       <w:r>
         <w:rPr>
+          <w:rFonts w:ascii="Carlito" w:hAnsi="Carlito" w:cs="Carlito"/>
           <w:b/>
           <w:bCs/>
           <w:sz w:val="36"/>
@@ -3560,6 +3869,7 @@
         </w:numPr>
         <w:jc w:val="both"/>
         <w:rPr>
+          <w:rFonts w:ascii="Carlito" w:hAnsi="Carlito" w:cs="Carlito"/>
           <w:b/>
           <w:bCs/>
           <w:sz w:val="36"/>
@@ -3568,6 +3878,7 @@
       </w:pPr>
       <w:r>
         <w:rPr>
+          <w:rFonts w:ascii="Carlito" w:hAnsi="Carlito" w:cs="Carlito"/>
           <w:sz w:val="36"/>
           <w:szCs w:val="36"/>
         </w:rPr>
@@ -3583,6 +3894,7 @@
         </w:numPr>
         <w:jc w:val="both"/>
         <w:rPr>
+          <w:rFonts w:ascii="Carlito" w:hAnsi="Carlito" w:cs="Carlito"/>
           <w:b/>
           <w:bCs/>
           <w:sz w:val="36"/>
@@ -3591,6 +3903,7 @@
       </w:pPr>
       <w:r>
         <w:rPr>
+          <w:rFonts w:ascii="Carlito" w:hAnsi="Carlito" w:cs="Carlito"/>
           <w:sz w:val="36"/>
           <w:szCs w:val="36"/>
         </w:rPr>
@@ -3606,6 +3919,7 @@
         </w:numPr>
         <w:jc w:val="both"/>
         <w:rPr>
+          <w:rFonts w:ascii="Carlito" w:hAnsi="Carlito" w:cs="Carlito"/>
           <w:b/>
           <w:bCs/>
           <w:sz w:val="36"/>
@@ -3614,6 +3928,7 @@
       </w:pPr>
       <w:r>
         <w:rPr>
+          <w:rFonts w:ascii="Carlito" w:hAnsi="Carlito" w:cs="Carlito"/>
           <w:sz w:val="36"/>
           <w:szCs w:val="36"/>
         </w:rPr>
@@ -3624,6 +3939,7 @@
       <w:pPr>
         <w:jc w:val="both"/>
         <w:rPr>
+          <w:rFonts w:ascii="Carlito" w:hAnsi="Carlito" w:cs="Carlito"/>
           <w:b/>
           <w:bCs/>
           <w:sz w:val="36"/>
@@ -3632,6 +3948,7 @@
       </w:pPr>
       <w:r>
         <w:rPr>
+          <w:rFonts w:ascii="Carlito" w:hAnsi="Carlito" w:cs="Carlito"/>
           <w:b/>
           <w:bCs/>
           <w:sz w:val="36"/>
@@ -3649,6 +3966,7 @@
         </w:numPr>
         <w:jc w:val="both"/>
         <w:rPr>
+          <w:rFonts w:ascii="Carlito" w:hAnsi="Carlito" w:cs="Carlito"/>
           <w:b/>
           <w:bCs/>
           <w:sz w:val="36"/>
@@ -3657,6 +3975,7 @@
       </w:pPr>
       <w:r>
         <w:rPr>
+          <w:rFonts w:ascii="Carlito" w:hAnsi="Carlito" w:cs="Carlito"/>
           <w:sz w:val="36"/>
           <w:szCs w:val="36"/>
         </w:rPr>
@@ -3672,6 +3991,7 @@
         </w:numPr>
         <w:jc w:val="both"/>
         <w:rPr>
+          <w:rFonts w:ascii="Carlito" w:hAnsi="Carlito" w:cs="Carlito"/>
           <w:b/>
           <w:bCs/>
           <w:sz w:val="36"/>
@@ -3680,6 +4000,7 @@
       </w:pPr>
       <w:r>
         <w:rPr>
+          <w:rFonts w:ascii="Carlito" w:hAnsi="Carlito" w:cs="Carlito"/>
           <w:sz w:val="36"/>
           <w:szCs w:val="36"/>
         </w:rPr>
@@ -3687,18 +4008,11 @@
       </w:r>
       <w:r>
         <w:rPr>
-          <w:sz w:val="36"/>
-          <w:szCs w:val="36"/>
-        </w:rPr>
-        <w:t xml:space="preserve">, and image recognition enable the </w:t>
-      </w:r>
-      <w:r>
-        <w:rPr>
-          <w:sz w:val="36"/>
-          <w:szCs w:val="36"/>
-        </w:rPr>
-        <w:lastRenderedPageBreak/>
-        <w:t>extraction of meaningful insights from the unstructured data.</w:t>
+          <w:rFonts w:ascii="Carlito" w:hAnsi="Carlito" w:cs="Carlito"/>
+          <w:sz w:val="36"/>
+          <w:szCs w:val="36"/>
+        </w:rPr>
+        <w:t>, and image recognition enable the extraction of meaningful insights from the unstructured data.</w:t>
       </w:r>
     </w:p>
     <w:p>
@@ -3710,6 +4024,7 @@
         </w:numPr>
         <w:jc w:val="both"/>
         <w:rPr>
+          <w:rFonts w:ascii="Carlito" w:hAnsi="Carlito" w:cs="Carlito"/>
           <w:b/>
           <w:bCs/>
           <w:sz w:val="36"/>
@@ -3718,6 +4033,7 @@
       </w:pPr>
       <w:r>
         <w:rPr>
+          <w:rFonts w:ascii="Carlito" w:hAnsi="Carlito" w:cs="Carlito"/>
           <w:sz w:val="36"/>
           <w:szCs w:val="36"/>
         </w:rPr>
@@ -3728,6 +4044,7 @@
       <w:pPr>
         <w:jc w:val="both"/>
         <w:rPr>
+          <w:rFonts w:ascii="Carlito" w:hAnsi="Carlito" w:cs="Carlito"/>
           <w:b/>
           <w:bCs/>
           <w:sz w:val="36"/>
@@ -3736,6 +4053,7 @@
       </w:pPr>
       <w:r>
         <w:rPr>
+          <w:rFonts w:ascii="Carlito" w:hAnsi="Carlito" w:cs="Carlito"/>
           <w:b/>
           <w:bCs/>
           <w:sz w:val="36"/>
@@ -3748,15 +4066,18 @@
       <w:pPr>
         <w:jc w:val="both"/>
         <w:rPr>
-          <w:sz w:val="36"/>
-          <w:szCs w:val="36"/>
-        </w:rPr>
-      </w:pPr>
-      <w:r>
-        <w:rPr>
-          <w:sz w:val="36"/>
-          <w:szCs w:val="36"/>
-        </w:rPr>
+          <w:rFonts w:ascii="Carlito" w:hAnsi="Carlito" w:cs="Carlito"/>
+          <w:sz w:val="36"/>
+          <w:szCs w:val="36"/>
+        </w:rPr>
+      </w:pPr>
+      <w:r>
+        <w:rPr>
+          <w:rFonts w:ascii="Carlito" w:hAnsi="Carlito" w:cs="Carlito"/>
+          <w:sz w:val="36"/>
+          <w:szCs w:val="36"/>
+        </w:rPr>
+        <w:lastRenderedPageBreak/>
         <w:t>Data collection involves gathering raw data from various sources, while preprocessing techniques involve cleaning, transforming, and preparing data for analysis.</w:t>
       </w:r>
     </w:p>
@@ -3764,6 +4085,7 @@
       <w:pPr>
         <w:jc w:val="both"/>
         <w:rPr>
+          <w:rFonts w:ascii="Carlito" w:hAnsi="Carlito" w:cs="Carlito"/>
           <w:b/>
           <w:bCs/>
           <w:sz w:val="36"/>
@@ -3772,60 +4094,47 @@
       </w:pPr>
       <w:r>
         <w:rPr>
+          <w:rFonts w:ascii="Carlito" w:hAnsi="Carlito" w:cs="Carlito"/>
           <w:b/>
           <w:bCs/>
           <w:sz w:val="36"/>
           <w:szCs w:val="36"/>
         </w:rPr>
-        <w:t>Importance</w:t>
-      </w:r>
-      <w:r>
-        <w:rPr>
+        <w:t>Importance of Data Collection:</w:t>
+      </w:r>
+    </w:p>
+    <w:p>
+      <w:pPr>
+        <w:jc w:val="both"/>
+        <w:rPr>
+          <w:rFonts w:ascii="Carlito" w:hAnsi="Carlito" w:cs="Carlito"/>
+          <w:sz w:val="36"/>
+          <w:szCs w:val="36"/>
+        </w:rPr>
+      </w:pPr>
+      <w:r>
+        <w:rPr>
+          <w:rFonts w:ascii="Carlito" w:hAnsi="Carlito" w:cs="Carlito"/>
+          <w:sz w:val="36"/>
+          <w:szCs w:val="36"/>
+        </w:rPr>
+        <w:t>Effective data collection and preprocessing are critical for ensuring the quality and reliability of Data Analysis and Machine Learning models.</w:t>
+      </w:r>
+    </w:p>
+    <w:p>
+      <w:pPr>
+        <w:jc w:val="both"/>
+        <w:rPr>
+          <w:rFonts w:ascii="Carlito" w:hAnsi="Carlito" w:cs="Carlito"/>
           <w:b/>
           <w:bCs/>
           <w:sz w:val="36"/>
           <w:szCs w:val="36"/>
         </w:rPr>
-        <w:t xml:space="preserve"> of Data Collection</w:t>
-      </w:r>
-      <w:r>
-        <w:rPr>
-          <w:b/>
-          <w:bCs/>
-          <w:sz w:val="36"/>
-          <w:szCs w:val="36"/>
-        </w:rPr>
-        <w:t>:</w:t>
-      </w:r>
-    </w:p>
-    <w:p>
-      <w:pPr>
-        <w:jc w:val="both"/>
-        <w:rPr>
-          <w:sz w:val="36"/>
-          <w:szCs w:val="36"/>
-        </w:rPr>
-      </w:pPr>
-      <w:r>
-        <w:rPr>
-          <w:sz w:val="36"/>
-          <w:szCs w:val="36"/>
-        </w:rPr>
-        <w:t>Effective data collection and preprocessing are critical for ensuring the quality and reliability of Data Analysis and Machine Learning models.</w:t>
-      </w:r>
-    </w:p>
-    <w:p>
-      <w:pPr>
-        <w:jc w:val="both"/>
-        <w:rPr>
-          <w:b/>
-          <w:bCs/>
-          <w:sz w:val="36"/>
-          <w:szCs w:val="36"/>
-        </w:rPr>
-      </w:pPr>
-      <w:r>
-        <w:rPr>
+      </w:pPr>
+      <w:r>
+        <w:rPr>
+          <w:rFonts w:ascii="Carlito" w:hAnsi="Carlito" w:cs="Carlito"/>
           <w:b/>
           <w:bCs/>
           <w:sz w:val="36"/>
@@ -3843,12 +4152,14 @@
         </w:numPr>
         <w:jc w:val="both"/>
         <w:rPr>
-          <w:sz w:val="36"/>
-          <w:szCs w:val="36"/>
-        </w:rPr>
-      </w:pPr>
-      <w:r>
-        <w:rPr>
+          <w:rFonts w:ascii="Carlito" w:hAnsi="Carlito" w:cs="Carlito"/>
+          <w:sz w:val="36"/>
+          <w:szCs w:val="36"/>
+        </w:rPr>
+      </w:pPr>
+      <w:r>
+        <w:rPr>
+          <w:rFonts w:ascii="Carlito" w:hAnsi="Carlito" w:cs="Carlito"/>
           <w:sz w:val="36"/>
           <w:szCs w:val="36"/>
         </w:rPr>
@@ -3864,12 +4175,14 @@
         </w:numPr>
         <w:jc w:val="both"/>
         <w:rPr>
-          <w:sz w:val="36"/>
-          <w:szCs w:val="36"/>
-        </w:rPr>
-      </w:pPr>
-      <w:r>
-        <w:rPr>
+          <w:rFonts w:ascii="Carlito" w:hAnsi="Carlito" w:cs="Carlito"/>
+          <w:sz w:val="36"/>
+          <w:szCs w:val="36"/>
+        </w:rPr>
+      </w:pPr>
+      <w:r>
+        <w:rPr>
+          <w:rFonts w:ascii="Carlito" w:hAnsi="Carlito" w:cs="Carlito"/>
           <w:sz w:val="36"/>
           <w:szCs w:val="36"/>
         </w:rPr>
@@ -3885,12 +4198,14 @@
         </w:numPr>
         <w:jc w:val="both"/>
         <w:rPr>
-          <w:sz w:val="36"/>
-          <w:szCs w:val="36"/>
-        </w:rPr>
-      </w:pPr>
-      <w:r>
-        <w:rPr>
+          <w:rFonts w:ascii="Carlito" w:hAnsi="Carlito" w:cs="Carlito"/>
+          <w:sz w:val="36"/>
+          <w:szCs w:val="36"/>
+        </w:rPr>
+      </w:pPr>
+      <w:r>
+        <w:rPr>
+          <w:rFonts w:ascii="Carlito" w:hAnsi="Carlito" w:cs="Carlito"/>
           <w:sz w:val="36"/>
           <w:szCs w:val="36"/>
         </w:rPr>
@@ -3901,6 +4216,7 @@
       <w:pPr>
         <w:jc w:val="both"/>
         <w:rPr>
+          <w:rFonts w:ascii="Carlito" w:hAnsi="Carlito" w:cs="Carlito"/>
           <w:b/>
           <w:bCs/>
           <w:sz w:val="36"/>
@@ -3909,6 +4225,7 @@
       </w:pPr>
       <w:r>
         <w:rPr>
+          <w:rFonts w:ascii="Carlito" w:hAnsi="Carlito" w:cs="Carlito"/>
           <w:b/>
           <w:bCs/>
           <w:sz w:val="36"/>
@@ -3921,12 +4238,14 @@
       <w:pPr>
         <w:jc w:val="both"/>
         <w:rPr>
-          <w:sz w:val="36"/>
-          <w:szCs w:val="36"/>
-        </w:rPr>
-      </w:pPr>
-      <w:r>
-        <w:rPr>
+          <w:rFonts w:ascii="Carlito" w:hAnsi="Carlito" w:cs="Carlito"/>
+          <w:sz w:val="36"/>
+          <w:szCs w:val="36"/>
+        </w:rPr>
+      </w:pPr>
+      <w:r>
+        <w:rPr>
+          <w:rFonts w:ascii="Carlito" w:hAnsi="Carlito" w:cs="Carlito"/>
           <w:sz w:val="36"/>
           <w:szCs w:val="36"/>
         </w:rPr>
@@ -3942,16 +4261,17 @@
         </w:numPr>
         <w:jc w:val="both"/>
         <w:rPr>
-          <w:sz w:val="36"/>
-          <w:szCs w:val="36"/>
-        </w:rPr>
-      </w:pPr>
-      <w:r>
-        <w:rPr>
-          <w:sz w:val="36"/>
-          <w:szCs w:val="36"/>
-        </w:rPr>
-        <w:lastRenderedPageBreak/>
+          <w:rFonts w:ascii="Carlito" w:hAnsi="Carlito" w:cs="Carlito"/>
+          <w:sz w:val="36"/>
+          <w:szCs w:val="36"/>
+        </w:rPr>
+      </w:pPr>
+      <w:r>
+        <w:rPr>
+          <w:rFonts w:ascii="Carlito" w:hAnsi="Carlito" w:cs="Carlito"/>
+          <w:sz w:val="36"/>
+          <w:szCs w:val="36"/>
+        </w:rPr>
         <w:t>Internal Data Sources: Leverage existing data within the organization, such as customer databases, transaction records or sensor data.</w:t>
       </w:r>
     </w:p>
@@ -3964,12 +4284,14 @@
         </w:numPr>
         <w:jc w:val="both"/>
         <w:rPr>
-          <w:sz w:val="36"/>
-          <w:szCs w:val="36"/>
-        </w:rPr>
-      </w:pPr>
-      <w:r>
-        <w:rPr>
+          <w:rFonts w:ascii="Carlito" w:hAnsi="Carlito" w:cs="Carlito"/>
+          <w:sz w:val="36"/>
+          <w:szCs w:val="36"/>
+        </w:rPr>
+      </w:pPr>
+      <w:r>
+        <w:rPr>
+          <w:rFonts w:ascii="Carlito" w:hAnsi="Carlito" w:cs="Carlito"/>
           <w:sz w:val="36"/>
           <w:szCs w:val="36"/>
         </w:rPr>
@@ -3985,12 +4307,14 @@
         </w:numPr>
         <w:jc w:val="both"/>
         <w:rPr>
-          <w:sz w:val="36"/>
-          <w:szCs w:val="36"/>
-        </w:rPr>
-      </w:pPr>
-      <w:r>
-        <w:rPr>
+          <w:rFonts w:ascii="Carlito" w:hAnsi="Carlito" w:cs="Carlito"/>
+          <w:sz w:val="36"/>
+          <w:szCs w:val="36"/>
+        </w:rPr>
+      </w:pPr>
+      <w:r>
+        <w:rPr>
+          <w:rFonts w:ascii="Carlito" w:hAnsi="Carlito" w:cs="Carlito"/>
           <w:sz w:val="36"/>
           <w:szCs w:val="36"/>
         </w:rPr>
@@ -3998,6 +4322,7 @@
       </w:r>
       <w:r>
         <w:rPr>
+          <w:rFonts w:ascii="Carlito" w:hAnsi="Carlito" w:cs="Carlito"/>
           <w:sz w:val="36"/>
           <w:szCs w:val="36"/>
         </w:rPr>
@@ -4013,15 +4338,18 @@
         </w:numPr>
         <w:jc w:val="both"/>
         <w:rPr>
-          <w:sz w:val="36"/>
-          <w:szCs w:val="36"/>
-        </w:rPr>
-      </w:pPr>
-      <w:r>
-        <w:rPr>
-          <w:sz w:val="36"/>
-          <w:szCs w:val="36"/>
-        </w:rPr>
+          <w:rFonts w:ascii="Carlito" w:hAnsi="Carlito" w:cs="Carlito"/>
+          <w:sz w:val="36"/>
+          <w:szCs w:val="36"/>
+        </w:rPr>
+      </w:pPr>
+      <w:r>
+        <w:rPr>
+          <w:rFonts w:ascii="Carlito" w:hAnsi="Carlito" w:cs="Carlito"/>
+          <w:sz w:val="36"/>
+          <w:szCs w:val="36"/>
+        </w:rPr>
+        <w:lastRenderedPageBreak/>
         <w:t>Surveys and Questionnaires: Collect data directly from users through surveys or questionnaires to gather specific information.</w:t>
       </w:r>
     </w:p>
@@ -4034,12 +4362,14 @@
         </w:numPr>
         <w:jc w:val="both"/>
         <w:rPr>
-          <w:sz w:val="36"/>
-          <w:szCs w:val="36"/>
-        </w:rPr>
-      </w:pPr>
-      <w:r>
-        <w:rPr>
+          <w:rFonts w:ascii="Carlito" w:hAnsi="Carlito" w:cs="Carlito"/>
+          <w:sz w:val="36"/>
+          <w:szCs w:val="36"/>
+        </w:rPr>
+      </w:pPr>
+      <w:r>
+        <w:rPr>
+          <w:rFonts w:ascii="Carlito" w:hAnsi="Carlito" w:cs="Carlito"/>
           <w:sz w:val="36"/>
           <w:szCs w:val="36"/>
         </w:rPr>
@@ -4050,6 +4380,7 @@
       <w:pPr>
         <w:jc w:val="both"/>
         <w:rPr>
+          <w:rFonts w:ascii="Carlito" w:hAnsi="Carlito" w:cs="Carlito"/>
           <w:b/>
           <w:bCs/>
           <w:sz w:val="36"/>
@@ -4058,6 +4389,7 @@
       </w:pPr>
       <w:r>
         <w:rPr>
+          <w:rFonts w:ascii="Carlito" w:hAnsi="Carlito" w:cs="Carlito"/>
           <w:b/>
           <w:bCs/>
           <w:sz w:val="36"/>
@@ -4070,12 +4402,14 @@
       <w:pPr>
         <w:jc w:val="both"/>
         <w:rPr>
-          <w:sz w:val="36"/>
-          <w:szCs w:val="36"/>
-        </w:rPr>
-      </w:pPr>
-      <w:r>
-        <w:rPr>
+          <w:rFonts w:ascii="Carlito" w:hAnsi="Carlito" w:cs="Carlito"/>
+          <w:sz w:val="36"/>
+          <w:szCs w:val="36"/>
+        </w:rPr>
+      </w:pPr>
+      <w:r>
+        <w:rPr>
+          <w:rFonts w:ascii="Carlito" w:hAnsi="Carlito" w:cs="Carlito"/>
           <w:sz w:val="36"/>
           <w:szCs w:val="36"/>
         </w:rPr>
@@ -4091,12 +4425,14 @@
         </w:numPr>
         <w:jc w:val="both"/>
         <w:rPr>
-          <w:sz w:val="36"/>
-          <w:szCs w:val="36"/>
-        </w:rPr>
-      </w:pPr>
-      <w:r>
-        <w:rPr>
+          <w:rFonts w:ascii="Carlito" w:hAnsi="Carlito" w:cs="Carlito"/>
+          <w:sz w:val="36"/>
+          <w:szCs w:val="36"/>
+        </w:rPr>
+      </w:pPr>
+      <w:r>
+        <w:rPr>
+          <w:rFonts w:ascii="Carlito" w:hAnsi="Carlito" w:cs="Carlito"/>
           <w:sz w:val="36"/>
           <w:szCs w:val="36"/>
         </w:rPr>
@@ -4112,30 +4448,25 @@
         </w:numPr>
         <w:jc w:val="both"/>
         <w:rPr>
-          <w:sz w:val="36"/>
-          <w:szCs w:val="36"/>
-        </w:rPr>
-      </w:pPr>
-      <w:r>
-        <w:rPr>
-          <w:sz w:val="36"/>
-          <w:szCs w:val="36"/>
-        </w:rPr>
-        <w:t xml:space="preserve">Importance: EDA helps researchers and analysts understand the structure, relationships, and underlying </w:t>
-      </w:r>
-      <w:r>
-        <w:rPr>
-          <w:sz w:val="36"/>
-          <w:szCs w:val="36"/>
-        </w:rPr>
-        <w:lastRenderedPageBreak/>
-        <w:t>trends in the data before applying more complex statistical techniques or building predictive models.</w:t>
-      </w:r>
-    </w:p>
-    <w:p>
-      <w:pPr>
-        <w:jc w:val="both"/>
-        <w:rPr>
+          <w:rFonts w:ascii="Carlito" w:hAnsi="Carlito" w:cs="Carlito"/>
+          <w:sz w:val="36"/>
+          <w:szCs w:val="36"/>
+        </w:rPr>
+      </w:pPr>
+      <w:r>
+        <w:rPr>
+          <w:rFonts w:ascii="Carlito" w:hAnsi="Carlito" w:cs="Carlito"/>
+          <w:sz w:val="36"/>
+          <w:szCs w:val="36"/>
+        </w:rPr>
+        <w:t>Importance: EDA helps researchers and analysts understand the structure, relationships, and underlying trends in the data before applying more complex statistical techniques or building predictive models.</w:t>
+      </w:r>
+    </w:p>
+    <w:p>
+      <w:pPr>
+        <w:jc w:val="both"/>
+        <w:rPr>
+          <w:rFonts w:ascii="Carlito" w:hAnsi="Carlito" w:cs="Carlito"/>
           <w:b/>
           <w:bCs/>
           <w:sz w:val="36"/>
@@ -4144,6 +4475,7 @@
       </w:pPr>
       <w:r>
         <w:rPr>
+          <w:rFonts w:ascii="Carlito" w:hAnsi="Carlito" w:cs="Carlito"/>
           <w:b/>
           <w:bCs/>
           <w:sz w:val="36"/>
@@ -4156,12 +4488,14 @@
       <w:pPr>
         <w:jc w:val="both"/>
         <w:rPr>
-          <w:sz w:val="36"/>
-          <w:szCs w:val="36"/>
-        </w:rPr>
-      </w:pPr>
-      <w:r>
-        <w:rPr>
+          <w:rFonts w:ascii="Carlito" w:hAnsi="Carlito" w:cs="Carlito"/>
+          <w:sz w:val="36"/>
+          <w:szCs w:val="36"/>
+        </w:rPr>
+      </w:pPr>
+      <w:r>
+        <w:rPr>
+          <w:rFonts w:ascii="Carlito" w:hAnsi="Carlito" w:cs="Carlito"/>
           <w:sz w:val="36"/>
           <w:szCs w:val="36"/>
         </w:rPr>
@@ -4177,12 +4511,14 @@
         </w:numPr>
         <w:jc w:val="both"/>
         <w:rPr>
-          <w:sz w:val="36"/>
-          <w:szCs w:val="36"/>
-        </w:rPr>
-      </w:pPr>
-      <w:r>
-        <w:rPr>
+          <w:rFonts w:ascii="Carlito" w:hAnsi="Carlito" w:cs="Carlito"/>
+          <w:sz w:val="36"/>
+          <w:szCs w:val="36"/>
+        </w:rPr>
+      </w:pPr>
+      <w:r>
+        <w:rPr>
+          <w:rFonts w:ascii="Carlito" w:hAnsi="Carlito" w:cs="Carlito"/>
           <w:sz w:val="36"/>
           <w:szCs w:val="36"/>
         </w:rPr>
@@ -4198,16 +4534,27 @@
         </w:numPr>
         <w:jc w:val="both"/>
         <w:rPr>
-          <w:sz w:val="36"/>
-          <w:szCs w:val="36"/>
-        </w:rPr>
-      </w:pPr>
-      <w:r>
-        <w:rPr>
-          <w:sz w:val="36"/>
-          <w:szCs w:val="36"/>
-        </w:rPr>
-        <w:t>Visualization: Create charts and graphs like histograms, scatter plots, boxplots, and heatmaps to visualize data distributions, identify outliers, and explore relationships between features.</w:t>
+          <w:rFonts w:ascii="Carlito" w:hAnsi="Carlito" w:cs="Carlito"/>
+          <w:sz w:val="36"/>
+          <w:szCs w:val="36"/>
+        </w:rPr>
+      </w:pPr>
+      <w:r>
+        <w:rPr>
+          <w:rFonts w:ascii="Carlito" w:hAnsi="Carlito" w:cs="Carlito"/>
+          <w:sz w:val="36"/>
+          <w:szCs w:val="36"/>
+        </w:rPr>
+        <w:t xml:space="preserve">Visualization: Create charts and graphs like histograms, scatter plots, boxplots, and heatmaps to visualize data </w:t>
+      </w:r>
+      <w:r>
+        <w:rPr>
+          <w:rFonts w:ascii="Carlito" w:hAnsi="Carlito" w:cs="Carlito"/>
+          <w:sz w:val="36"/>
+          <w:szCs w:val="36"/>
+        </w:rPr>
+        <w:lastRenderedPageBreak/>
+        <w:t>distributions, identify outliers, and explore relationships between features.</w:t>
       </w:r>
     </w:p>
     <w:p>
@@ -4219,12 +4566,14 @@
         </w:numPr>
         <w:jc w:val="both"/>
         <w:rPr>
-          <w:sz w:val="36"/>
-          <w:szCs w:val="36"/>
-        </w:rPr>
-      </w:pPr>
-      <w:r>
-        <w:rPr>
+          <w:rFonts w:ascii="Carlito" w:hAnsi="Carlito" w:cs="Carlito"/>
+          <w:sz w:val="36"/>
+          <w:szCs w:val="36"/>
+        </w:rPr>
+      </w:pPr>
+      <w:r>
+        <w:rPr>
+          <w:rFonts w:ascii="Carlito" w:hAnsi="Carlito" w:cs="Carlito"/>
           <w:sz w:val="36"/>
           <w:szCs w:val="36"/>
         </w:rPr>
@@ -4240,12 +4589,14 @@
         </w:numPr>
         <w:jc w:val="both"/>
         <w:rPr>
-          <w:sz w:val="36"/>
-          <w:szCs w:val="36"/>
-        </w:rPr>
-      </w:pPr>
-      <w:r>
-        <w:rPr>
+          <w:rFonts w:ascii="Carlito" w:hAnsi="Carlito" w:cs="Carlito"/>
+          <w:sz w:val="36"/>
+          <w:szCs w:val="36"/>
+        </w:rPr>
+      </w:pPr>
+      <w:r>
+        <w:rPr>
+          <w:rFonts w:ascii="Carlito" w:hAnsi="Carlito" w:cs="Carlito"/>
           <w:sz w:val="36"/>
           <w:szCs w:val="36"/>
         </w:rPr>
@@ -4256,6 +4607,7 @@
       <w:pPr>
         <w:jc w:val="both"/>
         <w:rPr>
+          <w:rFonts w:ascii="Carlito" w:hAnsi="Carlito" w:cs="Carlito"/>
           <w:b/>
           <w:bCs/>
           <w:sz w:val="36"/>
@@ -4264,6 +4616,7 @@
       </w:pPr>
       <w:r>
         <w:rPr>
+          <w:rFonts w:ascii="Carlito" w:hAnsi="Carlito" w:cs="Carlito"/>
           <w:b/>
           <w:bCs/>
           <w:sz w:val="36"/>
@@ -4281,6 +4634,7 @@
         </w:numPr>
         <w:jc w:val="both"/>
         <w:rPr>
+          <w:rFonts w:ascii="Carlito" w:hAnsi="Carlito" w:cs="Carlito"/>
           <w:b/>
           <w:bCs/>
           <w:sz w:val="36"/>
@@ -4289,17 +4643,11 @@
       </w:pPr>
       <w:r>
         <w:rPr>
-          <w:sz w:val="36"/>
-          <w:szCs w:val="36"/>
-        </w:rPr>
-        <w:t>Enhancing Raw Data:</w:t>
-      </w:r>
-      <w:r>
-        <w:rPr>
-          <w:sz w:val="36"/>
-          <w:szCs w:val="36"/>
-        </w:rPr>
-        <w:t xml:space="preserve"> Real-world data is often incomplete, inconsistent, and noisy. Preprocessing ensures data suitability for ML algorithms.</w:t>
+          <w:rFonts w:ascii="Carlito" w:hAnsi="Carlito" w:cs="Carlito"/>
+          <w:sz w:val="36"/>
+          <w:szCs w:val="36"/>
+        </w:rPr>
+        <w:t>Enhancing Raw Data: Real-world data is often incomplete, inconsistent, and noisy. Preprocessing ensures data suitability for ML algorithms.</w:t>
       </w:r>
     </w:p>
     <w:p>
@@ -4311,6 +4659,7 @@
         </w:numPr>
         <w:jc w:val="both"/>
         <w:rPr>
+          <w:rFonts w:ascii="Carlito" w:hAnsi="Carlito" w:cs="Carlito"/>
           <w:b/>
           <w:bCs/>
           <w:sz w:val="36"/>
@@ -4319,6 +4668,7 @@
       </w:pPr>
       <w:r>
         <w:rPr>
+          <w:rFonts w:ascii="Carlito" w:hAnsi="Carlito" w:cs="Carlito"/>
           <w:sz w:val="36"/>
           <w:szCs w:val="36"/>
         </w:rPr>
@@ -4334,6 +4684,7 @@
         </w:numPr>
         <w:jc w:val="both"/>
         <w:rPr>
+          <w:rFonts w:ascii="Carlito" w:hAnsi="Carlito" w:cs="Carlito"/>
           <w:b/>
           <w:bCs/>
           <w:sz w:val="36"/>
@@ -4342,10 +4693,10 @@
       </w:pPr>
       <w:r>
         <w:rPr>
-          <w:sz w:val="36"/>
-          <w:szCs w:val="36"/>
-        </w:rPr>
-        <w:lastRenderedPageBreak/>
+          <w:rFonts w:ascii="Carlito" w:hAnsi="Carlito" w:cs="Carlito"/>
+          <w:sz w:val="36"/>
+          <w:szCs w:val="36"/>
+        </w:rPr>
         <w:t>Outlier Detection &amp; Removal: Identifying and removing data points that deviate significantly from the rest of the dataset.</w:t>
       </w:r>
     </w:p>
@@ -4358,6 +4709,7 @@
         </w:numPr>
         <w:jc w:val="both"/>
         <w:rPr>
+          <w:rFonts w:ascii="Carlito" w:hAnsi="Carlito" w:cs="Carlito"/>
           <w:b/>
           <w:bCs/>
           <w:sz w:val="36"/>
@@ -4366,6 +4718,7 @@
       </w:pPr>
       <w:r>
         <w:rPr>
+          <w:rFonts w:ascii="Carlito" w:hAnsi="Carlito" w:cs="Carlito"/>
           <w:sz w:val="36"/>
           <w:szCs w:val="36"/>
         </w:rPr>
@@ -4381,6 +4734,7 @@
         </w:numPr>
         <w:jc w:val="both"/>
         <w:rPr>
+          <w:rFonts w:ascii="Carlito" w:hAnsi="Carlito" w:cs="Carlito"/>
           <w:b/>
           <w:bCs/>
           <w:sz w:val="36"/>
@@ -4389,6 +4743,7 @@
       </w:pPr>
       <w:r>
         <w:rPr>
+          <w:rFonts w:ascii="Carlito" w:hAnsi="Carlito" w:cs="Carlito"/>
           <w:sz w:val="36"/>
           <w:szCs w:val="36"/>
         </w:rPr>
@@ -4399,6 +4754,7 @@
       <w:pPr>
         <w:jc w:val="both"/>
         <w:rPr>
+          <w:rFonts w:ascii="Carlito" w:hAnsi="Carlito" w:cs="Carlito"/>
           <w:b/>
           <w:bCs/>
           <w:sz w:val="36"/>
@@ -4407,6 +4763,7 @@
       </w:pPr>
       <w:r>
         <w:rPr>
+          <w:rFonts w:ascii="Carlito" w:hAnsi="Carlito" w:cs="Carlito"/>
           <w:b/>
           <w:bCs/>
           <w:sz w:val="36"/>
@@ -4419,12 +4776,14 @@
       <w:pPr>
         <w:jc w:val="both"/>
         <w:rPr>
-          <w:sz w:val="36"/>
-          <w:szCs w:val="36"/>
-        </w:rPr>
-      </w:pPr>
-      <w:r>
-        <w:rPr>
+          <w:rFonts w:ascii="Carlito" w:hAnsi="Carlito" w:cs="Carlito"/>
+          <w:sz w:val="36"/>
+          <w:szCs w:val="36"/>
+        </w:rPr>
+      </w:pPr>
+      <w:r>
+        <w:rPr>
+          <w:rFonts w:ascii="Carlito" w:hAnsi="Carlito" w:cs="Carlito"/>
           <w:sz w:val="36"/>
           <w:szCs w:val="36"/>
         </w:rPr>
@@ -4440,15 +4799,18 @@
         </w:numPr>
         <w:jc w:val="both"/>
         <w:rPr>
-          <w:sz w:val="36"/>
-          <w:szCs w:val="36"/>
-        </w:rPr>
-      </w:pPr>
-      <w:r>
-        <w:rPr>
-          <w:sz w:val="36"/>
-          <w:szCs w:val="36"/>
-        </w:rPr>
+          <w:rFonts w:ascii="Carlito" w:hAnsi="Carlito" w:cs="Carlito"/>
+          <w:sz w:val="36"/>
+          <w:szCs w:val="36"/>
+        </w:rPr>
+      </w:pPr>
+      <w:r>
+        <w:rPr>
+          <w:rFonts w:ascii="Carlito" w:hAnsi="Carlito" w:cs="Carlito"/>
+          <w:sz w:val="36"/>
+          <w:szCs w:val="36"/>
+        </w:rPr>
+        <w:lastRenderedPageBreak/>
         <w:t>Investigate the Cause: Outliers can sometimes indicate errors or unexpected events. Investigate the cause before deciding on a correction method.</w:t>
       </w:r>
     </w:p>
@@ -4461,12 +4823,14 @@
         </w:numPr>
         <w:jc w:val="both"/>
         <w:rPr>
-          <w:sz w:val="36"/>
-          <w:szCs w:val="36"/>
-        </w:rPr>
-      </w:pPr>
-      <w:r>
-        <w:rPr>
+          <w:rFonts w:ascii="Carlito" w:hAnsi="Carlito" w:cs="Carlito"/>
+          <w:sz w:val="36"/>
+          <w:szCs w:val="36"/>
+        </w:rPr>
+      </w:pPr>
+      <w:r>
+        <w:rPr>
+          <w:rFonts w:ascii="Carlito" w:hAnsi="Carlito" w:cs="Carlito"/>
           <w:sz w:val="36"/>
           <w:szCs w:val="36"/>
         </w:rPr>
@@ -4482,12 +4846,14 @@
         </w:numPr>
         <w:jc w:val="both"/>
         <w:rPr>
-          <w:sz w:val="36"/>
-          <w:szCs w:val="36"/>
-        </w:rPr>
-      </w:pPr>
-      <w:r>
-        <w:rPr>
+          <w:rFonts w:ascii="Carlito" w:hAnsi="Carlito" w:cs="Carlito"/>
+          <w:sz w:val="36"/>
+          <w:szCs w:val="36"/>
+        </w:rPr>
+      </w:pPr>
+      <w:r>
+        <w:rPr>
+          <w:rFonts w:ascii="Carlito" w:hAnsi="Carlito" w:cs="Carlito"/>
           <w:sz w:val="36"/>
           <w:szCs w:val="36"/>
         </w:rPr>
@@ -4498,6 +4864,7 @@
       <w:pPr>
         <w:jc w:val="both"/>
         <w:rPr>
+          <w:rFonts w:ascii="Carlito" w:hAnsi="Carlito" w:cs="Carlito"/>
           <w:b/>
           <w:bCs/>
           <w:sz w:val="36"/>
@@ -4506,6 +4873,7 @@
       </w:pPr>
       <w:r>
         <w:rPr>
+          <w:rFonts w:ascii="Carlito" w:hAnsi="Carlito" w:cs="Carlito"/>
           <w:b/>
           <w:bCs/>
           <w:sz w:val="36"/>
@@ -4518,12 +4886,14 @@
       <w:pPr>
         <w:jc w:val="both"/>
         <w:rPr>
-          <w:sz w:val="36"/>
-          <w:szCs w:val="36"/>
-        </w:rPr>
-      </w:pPr>
-      <w:r>
-        <w:rPr>
+          <w:rFonts w:ascii="Carlito" w:hAnsi="Carlito" w:cs="Carlito"/>
+          <w:sz w:val="36"/>
+          <w:szCs w:val="36"/>
+        </w:rPr>
+      </w:pPr>
+      <w:r>
+        <w:rPr>
+          <w:rFonts w:ascii="Carlito" w:hAnsi="Carlito" w:cs="Carlito"/>
           <w:sz w:val="36"/>
           <w:szCs w:val="36"/>
         </w:rPr>
@@ -4539,16 +4909,17 @@
         </w:numPr>
         <w:jc w:val="both"/>
         <w:rPr>
-          <w:sz w:val="36"/>
-          <w:szCs w:val="36"/>
-        </w:rPr>
-      </w:pPr>
-      <w:r>
-        <w:rPr>
-          <w:sz w:val="36"/>
-          <w:szCs w:val="36"/>
-        </w:rPr>
-        <w:lastRenderedPageBreak/>
+          <w:rFonts w:ascii="Carlito" w:hAnsi="Carlito" w:cs="Carlito"/>
+          <w:sz w:val="36"/>
+          <w:szCs w:val="36"/>
+        </w:rPr>
+      </w:pPr>
+      <w:r>
+        <w:rPr>
+          <w:rFonts w:ascii="Carlito" w:hAnsi="Carlito" w:cs="Carlito"/>
+          <w:sz w:val="36"/>
+          <w:szCs w:val="36"/>
+        </w:rPr>
         <w:t>Normalization: Scaling numerical data to a specific range (e.g. 0 to 1) to ensure all features have a similar influence on the model.</w:t>
       </w:r>
     </w:p>
@@ -4561,12 +4932,14 @@
         </w:numPr>
         <w:jc w:val="both"/>
         <w:rPr>
-          <w:sz w:val="36"/>
-          <w:szCs w:val="36"/>
-        </w:rPr>
-      </w:pPr>
-      <w:r>
-        <w:rPr>
+          <w:rFonts w:ascii="Carlito" w:hAnsi="Carlito" w:cs="Carlito"/>
+          <w:sz w:val="36"/>
+          <w:szCs w:val="36"/>
+        </w:rPr>
+      </w:pPr>
+      <w:r>
+        <w:rPr>
+          <w:rFonts w:ascii="Carlito" w:hAnsi="Carlito" w:cs="Carlito"/>
           <w:sz w:val="36"/>
           <w:szCs w:val="36"/>
         </w:rPr>
@@ -4582,12 +4955,14 @@
         </w:numPr>
         <w:jc w:val="both"/>
         <w:rPr>
-          <w:sz w:val="36"/>
-          <w:szCs w:val="36"/>
-        </w:rPr>
-      </w:pPr>
-      <w:r>
-        <w:rPr>
+          <w:rFonts w:ascii="Carlito" w:hAnsi="Carlito" w:cs="Carlito"/>
+          <w:sz w:val="36"/>
+          <w:szCs w:val="36"/>
+        </w:rPr>
+      </w:pPr>
+      <w:r>
+        <w:rPr>
+          <w:rFonts w:ascii="Carlito" w:hAnsi="Carlito" w:cs="Carlito"/>
           <w:sz w:val="36"/>
           <w:szCs w:val="36"/>
         </w:rPr>
@@ -4595,6 +4970,7 @@
       </w:r>
       <w:r>
         <w:rPr>
+          <w:rFonts w:ascii="Carlito" w:hAnsi="Carlito" w:cs="Carlito"/>
           <w:sz w:val="36"/>
           <w:szCs w:val="36"/>
         </w:rPr>
@@ -4605,6 +4981,7 @@
       <w:pPr>
         <w:jc w:val="both"/>
         <w:rPr>
+          <w:rFonts w:ascii="Carlito" w:hAnsi="Carlito" w:cs="Carlito"/>
           <w:b/>
           <w:bCs/>
           <w:sz w:val="36"/>
@@ -4613,6 +4990,7 @@
       </w:pPr>
       <w:r>
         <w:rPr>
+          <w:rFonts w:ascii="Carlito" w:hAnsi="Carlito" w:cs="Carlito"/>
           <w:b/>
           <w:bCs/>
           <w:sz w:val="36"/>
@@ -4625,12 +5003,14 @@
       <w:pPr>
         <w:jc w:val="both"/>
         <w:rPr>
-          <w:sz w:val="36"/>
-          <w:szCs w:val="36"/>
-        </w:rPr>
-      </w:pPr>
-      <w:r>
-        <w:rPr>
+          <w:rFonts w:ascii="Carlito" w:hAnsi="Carlito" w:cs="Carlito"/>
+          <w:sz w:val="36"/>
+          <w:szCs w:val="36"/>
+        </w:rPr>
+      </w:pPr>
+      <w:r>
+        <w:rPr>
+          <w:rFonts w:ascii="Carlito" w:hAnsi="Carlito" w:cs="Carlito"/>
           <w:sz w:val="36"/>
           <w:szCs w:val="36"/>
         </w:rPr>
@@ -4638,6 +5018,7 @@
       </w:r>
       <w:r>
         <w:rPr>
+          <w:rFonts w:ascii="Carlito" w:hAnsi="Carlito" w:cs="Carlito"/>
           <w:sz w:val="36"/>
           <w:szCs w:val="36"/>
         </w:rPr>
@@ -4645,13 +5026,24 @@
       </w:r>
       <w:r>
         <w:rPr>
-          <w:sz w:val="36"/>
-          <w:szCs w:val="36"/>
-        </w:rPr>
-        <w:t xml:space="preserve"> from existing data or selecting the most relevant features for your model. This step can significa</w:t>
-      </w:r>
-      <w:r>
-        <w:rPr>
+          <w:rFonts w:ascii="Carlito" w:hAnsi="Carlito" w:cs="Carlito"/>
+          <w:sz w:val="36"/>
+          <w:szCs w:val="36"/>
+        </w:rPr>
+        <w:t xml:space="preserve"> from existing data or selecting the most relevant features for your model. This step </w:t>
+      </w:r>
+      <w:r>
+        <w:rPr>
+          <w:rFonts w:ascii="Carlito" w:hAnsi="Carlito" w:cs="Carlito"/>
+          <w:sz w:val="36"/>
+          <w:szCs w:val="36"/>
+        </w:rPr>
+        <w:lastRenderedPageBreak/>
+        <w:t>can significa</w:t>
+      </w:r>
+      <w:r>
+        <w:rPr>
+          <w:rFonts w:ascii="Carlito" w:hAnsi="Carlito" w:cs="Carlito"/>
           <w:sz w:val="36"/>
           <w:szCs w:val="36"/>
         </w:rPr>
@@ -4667,12 +5059,14 @@
         </w:numPr>
         <w:jc w:val="both"/>
         <w:rPr>
-          <w:sz w:val="36"/>
-          <w:szCs w:val="36"/>
-        </w:rPr>
-      </w:pPr>
-      <w:r>
-        <w:rPr>
+          <w:rFonts w:ascii="Carlito" w:hAnsi="Carlito" w:cs="Carlito"/>
+          <w:sz w:val="36"/>
+          <w:szCs w:val="36"/>
+        </w:rPr>
+      </w:pPr>
+      <w:r>
+        <w:rPr>
+          <w:rFonts w:ascii="Carlito" w:hAnsi="Carlito" w:cs="Carlito"/>
           <w:sz w:val="36"/>
           <w:szCs w:val="36"/>
         </w:rPr>
@@ -4680,6 +5074,7 @@
       </w:r>
       <w:r>
         <w:rPr>
+          <w:rFonts w:ascii="Carlito" w:hAnsi="Carlito" w:cs="Carlito"/>
           <w:sz w:val="36"/>
           <w:szCs w:val="36"/>
         </w:rPr>
@@ -4687,6 +5082,7 @@
       </w:r>
       <w:r>
         <w:rPr>
+          <w:rFonts w:ascii="Carlito" w:hAnsi="Carlito" w:cs="Carlito"/>
           <w:sz w:val="36"/>
           <w:szCs w:val="36"/>
         </w:rPr>
@@ -4702,12 +5098,14 @@
         </w:numPr>
         <w:jc w:val="both"/>
         <w:rPr>
-          <w:sz w:val="36"/>
-          <w:szCs w:val="36"/>
-        </w:rPr>
-      </w:pPr>
-      <w:r>
-        <w:rPr>
+          <w:rFonts w:ascii="Carlito" w:hAnsi="Carlito" w:cs="Carlito"/>
+          <w:sz w:val="36"/>
+          <w:szCs w:val="36"/>
+        </w:rPr>
+      </w:pPr>
+      <w:r>
+        <w:rPr>
+          <w:rFonts w:ascii="Carlito" w:hAnsi="Carlito" w:cs="Carlito"/>
           <w:sz w:val="36"/>
           <w:szCs w:val="36"/>
         </w:rPr>
@@ -4723,12 +5121,14 @@
         </w:numPr>
         <w:jc w:val="both"/>
         <w:rPr>
-          <w:sz w:val="36"/>
-          <w:szCs w:val="36"/>
-        </w:rPr>
-      </w:pPr>
-      <w:r>
-        <w:rPr>
+          <w:rFonts w:ascii="Carlito" w:hAnsi="Carlito" w:cs="Carlito"/>
+          <w:sz w:val="36"/>
+          <w:szCs w:val="36"/>
+        </w:rPr>
+      </w:pPr>
+      <w:r>
+        <w:rPr>
+          <w:rFonts w:ascii="Carlito" w:hAnsi="Carlito" w:cs="Carlito"/>
           <w:sz w:val="36"/>
           <w:szCs w:val="36"/>
         </w:rPr>
@@ -4736,6 +5136,7 @@
       </w:r>
       <w:r>
         <w:rPr>
+          <w:rFonts w:ascii="Carlito" w:hAnsi="Carlito" w:cs="Carlito"/>
           <w:sz w:val="36"/>
           <w:szCs w:val="36"/>
         </w:rPr>
@@ -4746,6 +5147,7 @@
       <w:pPr>
         <w:jc w:val="both"/>
         <w:rPr>
+          <w:rFonts w:ascii="Carlito" w:hAnsi="Carlito" w:cs="Carlito"/>
           <w:b/>
           <w:bCs/>
           <w:sz w:val="36"/>
@@ -4754,6 +5156,7 @@
       </w:pPr>
       <w:r>
         <w:rPr>
+          <w:rFonts w:ascii="Carlito" w:hAnsi="Carlito" w:cs="Carlito"/>
           <w:b/>
           <w:bCs/>
           <w:sz w:val="36"/>
@@ -4766,12 +5169,14 @@
       <w:pPr>
         <w:jc w:val="both"/>
         <w:rPr>
-          <w:sz w:val="36"/>
-          <w:szCs w:val="36"/>
-        </w:rPr>
-      </w:pPr>
-      <w:r>
-        <w:rPr>
+          <w:rFonts w:ascii="Carlito" w:hAnsi="Carlito" w:cs="Carlito"/>
+          <w:sz w:val="36"/>
+          <w:szCs w:val="36"/>
+        </w:rPr>
+      </w:pPr>
+      <w:r>
+        <w:rPr>
+          <w:rFonts w:ascii="Carlito" w:hAnsi="Carlito" w:cs="Carlito"/>
           <w:sz w:val="36"/>
           <w:szCs w:val="36"/>
         </w:rPr>
@@ -4779,21 +5184,15 @@
       </w:r>
       <w:r>
         <w:rPr>
-          <w:sz w:val="36"/>
-          <w:szCs w:val="36"/>
-        </w:rPr>
-        <w:t xml:space="preserve">difference in the number of data points belonging to </w:t>
-      </w:r>
-      <w:r>
-        <w:rPr>
-          <w:sz w:val="36"/>
-          <w:szCs w:val="36"/>
-        </w:rPr>
-        <w:lastRenderedPageBreak/>
-        <w:t>different classes.</w:t>
-      </w:r>
-      <w:r>
-        <w:rPr>
+          <w:rFonts w:ascii="Carlito" w:hAnsi="Carlito" w:cs="Carlito"/>
+          <w:sz w:val="36"/>
+          <w:szCs w:val="36"/>
+        </w:rPr>
+        <w:t>difference in the number of data points belonging to different classes.</w:t>
+      </w:r>
+      <w:r>
+        <w:rPr>
+          <w:rFonts w:ascii="Carlito" w:hAnsi="Carlito" w:cs="Carlito"/>
           <w:sz w:val="36"/>
           <w:szCs w:val="36"/>
         </w:rPr>
@@ -4801,6 +5200,7 @@
       </w:r>
       <w:r>
         <w:rPr>
+          <w:rFonts w:ascii="Carlito" w:hAnsi="Carlito" w:cs="Carlito"/>
           <w:sz w:val="36"/>
           <w:szCs w:val="36"/>
         </w:rPr>
@@ -4816,12 +5216,14 @@
         </w:numPr>
         <w:jc w:val="both"/>
         <w:rPr>
-          <w:sz w:val="36"/>
-          <w:szCs w:val="36"/>
-        </w:rPr>
-      </w:pPr>
-      <w:r>
-        <w:rPr>
+          <w:rFonts w:ascii="Carlito" w:hAnsi="Carlito" w:cs="Carlito"/>
+          <w:sz w:val="36"/>
+          <w:szCs w:val="36"/>
+        </w:rPr>
+      </w:pPr>
+      <w:r>
+        <w:rPr>
+          <w:rFonts w:ascii="Carlito" w:hAnsi="Carlito" w:cs="Carlito"/>
           <w:sz w:val="36"/>
           <w:szCs w:val="36"/>
         </w:rPr>
@@ -4837,12 +5239,14 @@
         </w:numPr>
         <w:jc w:val="both"/>
         <w:rPr>
-          <w:sz w:val="36"/>
-          <w:szCs w:val="36"/>
-        </w:rPr>
-      </w:pPr>
-      <w:r>
-        <w:rPr>
+          <w:rFonts w:ascii="Carlito" w:hAnsi="Carlito" w:cs="Carlito"/>
+          <w:sz w:val="36"/>
+          <w:szCs w:val="36"/>
+        </w:rPr>
+      </w:pPr>
+      <w:r>
+        <w:rPr>
+          <w:rFonts w:ascii="Carlito" w:hAnsi="Carlito" w:cs="Carlito"/>
           <w:sz w:val="36"/>
           <w:szCs w:val="36"/>
         </w:rPr>
@@ -4850,6 +5254,7 @@
       </w:r>
       <w:r>
         <w:rPr>
+          <w:rFonts w:ascii="Carlito" w:hAnsi="Carlito" w:cs="Carlito"/>
           <w:sz w:val="36"/>
           <w:szCs w:val="36"/>
         </w:rPr>
@@ -4857,6 +5262,7 @@
       </w:r>
       <w:r>
         <w:rPr>
+          <w:rFonts w:ascii="Carlito" w:hAnsi="Carlito" w:cs="Carlito"/>
           <w:sz w:val="36"/>
           <w:szCs w:val="36"/>
         </w:rPr>
@@ -4867,6 +5273,7 @@
       <w:pPr>
         <w:jc w:val="both"/>
         <w:rPr>
+          <w:rFonts w:ascii="Carlito" w:hAnsi="Carlito" w:cs="Carlito"/>
           <w:noProof/>
           <w:sz w:val="36"/>
           <w:szCs w:val="36"/>
@@ -4874,6 +5281,7 @@
       </w:pPr>
       <w:r>
         <w:rPr>
+          <w:rFonts w:ascii="Carlito" w:hAnsi="Carlito" w:cs="Carlito"/>
           <w:noProof/>
           <w:sz w:val="36"/>
           <w:szCs w:val="36"/>
@@ -4946,60 +5354,67 @@
       <w:pPr>
         <w:jc w:val="both"/>
         <w:rPr>
-          <w:sz w:val="36"/>
-          <w:szCs w:val="36"/>
-        </w:rPr>
-      </w:pPr>
-    </w:p>
-    <w:p>
-      <w:pPr>
-        <w:jc w:val="both"/>
-        <w:rPr>
-          <w:sz w:val="36"/>
-          <w:szCs w:val="36"/>
-        </w:rPr>
-      </w:pPr>
-    </w:p>
-    <w:p>
-      <w:pPr>
-        <w:jc w:val="both"/>
-        <w:rPr>
-          <w:sz w:val="36"/>
-          <w:szCs w:val="36"/>
-        </w:rPr>
-      </w:pPr>
-    </w:p>
-    <w:p>
-      <w:pPr>
-        <w:jc w:val="both"/>
-        <w:rPr>
-          <w:sz w:val="36"/>
-          <w:szCs w:val="36"/>
-        </w:rPr>
-      </w:pPr>
-    </w:p>
-    <w:p>
-      <w:pPr>
-        <w:jc w:val="both"/>
-        <w:rPr>
-          <w:sz w:val="36"/>
-          <w:szCs w:val="36"/>
-        </w:rPr>
-      </w:pPr>
-    </w:p>
-    <w:p>
-      <w:pPr>
-        <w:jc w:val="both"/>
-        <w:rPr>
-          <w:sz w:val="36"/>
-          <w:szCs w:val="36"/>
-        </w:rPr>
-      </w:pPr>
-    </w:p>
-    <w:p>
-      <w:pPr>
-        <w:jc w:val="both"/>
-        <w:rPr>
+          <w:rFonts w:ascii="Carlito" w:hAnsi="Carlito" w:cs="Carlito"/>
+          <w:sz w:val="36"/>
+          <w:szCs w:val="36"/>
+        </w:rPr>
+      </w:pPr>
+    </w:p>
+    <w:p>
+      <w:pPr>
+        <w:jc w:val="both"/>
+        <w:rPr>
+          <w:rFonts w:ascii="Carlito" w:hAnsi="Carlito" w:cs="Carlito"/>
+          <w:sz w:val="36"/>
+          <w:szCs w:val="36"/>
+        </w:rPr>
+      </w:pPr>
+    </w:p>
+    <w:p>
+      <w:pPr>
+        <w:jc w:val="both"/>
+        <w:rPr>
+          <w:rFonts w:ascii="Carlito" w:hAnsi="Carlito" w:cs="Carlito"/>
+          <w:sz w:val="36"/>
+          <w:szCs w:val="36"/>
+        </w:rPr>
+      </w:pPr>
+    </w:p>
+    <w:p>
+      <w:pPr>
+        <w:jc w:val="both"/>
+        <w:rPr>
+          <w:rFonts w:ascii="Carlito" w:hAnsi="Carlito" w:cs="Carlito"/>
+          <w:sz w:val="36"/>
+          <w:szCs w:val="36"/>
+        </w:rPr>
+      </w:pPr>
+    </w:p>
+    <w:p>
+      <w:pPr>
+        <w:jc w:val="both"/>
+        <w:rPr>
+          <w:rFonts w:ascii="Carlito" w:hAnsi="Carlito" w:cs="Carlito"/>
+          <w:sz w:val="36"/>
+          <w:szCs w:val="36"/>
+        </w:rPr>
+      </w:pPr>
+    </w:p>
+    <w:p>
+      <w:pPr>
+        <w:jc w:val="both"/>
+        <w:rPr>
+          <w:rFonts w:ascii="Carlito" w:hAnsi="Carlito" w:cs="Carlito"/>
+          <w:sz w:val="36"/>
+          <w:szCs w:val="36"/>
+        </w:rPr>
+      </w:pPr>
+    </w:p>
+    <w:p>
+      <w:pPr>
+        <w:jc w:val="both"/>
+        <w:rPr>
+          <w:rFonts w:ascii="Carlito" w:hAnsi="Carlito" w:cs="Carlito"/>
           <w:b/>
           <w:bCs/>
           <w:sz w:val="36"/>
@@ -5008,6 +5423,7 @@
       </w:pPr>
       <w:r>
         <w:rPr>
+          <w:rFonts w:ascii="Carlito" w:hAnsi="Carlito" w:cs="Carlito"/>
           <w:b/>
           <w:bCs/>
           <w:sz w:val="36"/>
@@ -5017,6 +5433,7 @@
       </w:r>
       <w:r>
         <w:rPr>
+          <w:rFonts w:ascii="Carlito" w:hAnsi="Carlito" w:cs="Carlito"/>
           <w:b/>
           <w:bCs/>
           <w:sz w:val="36"/>
@@ -5034,12 +5451,14 @@
         </w:numPr>
         <w:jc w:val="both"/>
         <w:rPr>
-          <w:sz w:val="36"/>
-          <w:szCs w:val="36"/>
-        </w:rPr>
-      </w:pPr>
-      <w:r>
-        <w:rPr>
+          <w:rFonts w:ascii="Carlito" w:hAnsi="Carlito" w:cs="Carlito"/>
+          <w:sz w:val="36"/>
+          <w:szCs w:val="36"/>
+        </w:rPr>
+      </w:pPr>
+      <w:r>
+        <w:rPr>
+          <w:rFonts w:ascii="Carlito" w:hAnsi="Carlito" w:cs="Carlito"/>
           <w:sz w:val="36"/>
           <w:szCs w:val="36"/>
         </w:rPr>
@@ -5047,6 +5466,7 @@
       </w:r>
       <w:r>
         <w:rPr>
+          <w:rFonts w:ascii="Carlito" w:hAnsi="Carlito" w:cs="Carlito"/>
           <w:sz w:val="36"/>
           <w:szCs w:val="36"/>
         </w:rPr>
@@ -5054,6 +5474,7 @@
       </w:r>
       <w:r>
         <w:rPr>
+          <w:rFonts w:ascii="Carlito" w:hAnsi="Carlito" w:cs="Carlito"/>
           <w:sz w:val="36"/>
           <w:szCs w:val="36"/>
         </w:rPr>
@@ -5061,6 +5482,7 @@
       </w:r>
       <w:r>
         <w:rPr>
+          <w:rFonts w:ascii="Carlito" w:hAnsi="Carlito" w:cs="Carlito"/>
           <w:sz w:val="36"/>
           <w:szCs w:val="36"/>
         </w:rPr>
@@ -5076,12 +5498,14 @@
         </w:numPr>
         <w:jc w:val="both"/>
         <w:rPr>
-          <w:sz w:val="36"/>
-          <w:szCs w:val="36"/>
-        </w:rPr>
-      </w:pPr>
-      <w:r>
-        <w:rPr>
+          <w:rFonts w:ascii="Carlito" w:hAnsi="Carlito" w:cs="Carlito"/>
+          <w:sz w:val="36"/>
+          <w:szCs w:val="36"/>
+        </w:rPr>
+      </w:pPr>
+      <w:r>
+        <w:rPr>
+          <w:rFonts w:ascii="Carlito" w:hAnsi="Carlito" w:cs="Carlito"/>
           <w:sz w:val="36"/>
           <w:szCs w:val="36"/>
         </w:rPr>
@@ -5092,6 +5516,7 @@
       <w:pPr>
         <w:jc w:val="both"/>
         <w:rPr>
+          <w:rFonts w:ascii="Carlito" w:hAnsi="Carlito" w:cs="Carlito"/>
           <w:b/>
           <w:bCs/>
           <w:sz w:val="36"/>
@@ -5100,6 +5525,7 @@
       </w:pPr>
       <w:r>
         <w:rPr>
+          <w:rFonts w:ascii="Carlito" w:hAnsi="Carlito" w:cs="Carlito"/>
           <w:b/>
           <w:bCs/>
           <w:sz w:val="36"/>
@@ -5112,12 +5538,14 @@
       <w:pPr>
         <w:jc w:val="both"/>
         <w:rPr>
-          <w:sz w:val="36"/>
-          <w:szCs w:val="36"/>
-        </w:rPr>
-      </w:pPr>
-      <w:r>
-        <w:rPr>
+          <w:rFonts w:ascii="Carlito" w:hAnsi="Carlito" w:cs="Carlito"/>
+          <w:sz w:val="36"/>
+          <w:szCs w:val="36"/>
+        </w:rPr>
+      </w:pPr>
+      <w:r>
+        <w:rPr>
+          <w:rFonts w:ascii="Carlito" w:hAnsi="Carlito" w:cs="Carlito"/>
           <w:sz w:val="36"/>
           <w:szCs w:val="36"/>
         </w:rPr>
@@ -5133,12 +5561,14 @@
         </w:numPr>
         <w:jc w:val="both"/>
         <w:rPr>
-          <w:sz w:val="36"/>
-          <w:szCs w:val="36"/>
-        </w:rPr>
-      </w:pPr>
-      <w:r>
-        <w:rPr>
+          <w:rFonts w:ascii="Carlito" w:hAnsi="Carlito" w:cs="Carlito"/>
+          <w:sz w:val="36"/>
+          <w:szCs w:val="36"/>
+        </w:rPr>
+      </w:pPr>
+      <w:r>
+        <w:rPr>
+          <w:rFonts w:ascii="Carlito" w:hAnsi="Carlito" w:cs="Carlito"/>
           <w:sz w:val="36"/>
           <w:szCs w:val="36"/>
         </w:rPr>
@@ -5154,12 +5584,14 @@
         </w:numPr>
         <w:jc w:val="both"/>
         <w:rPr>
-          <w:sz w:val="36"/>
-          <w:szCs w:val="36"/>
-        </w:rPr>
-      </w:pPr>
-      <w:r>
-        <w:rPr>
+          <w:rFonts w:ascii="Carlito" w:hAnsi="Carlito" w:cs="Carlito"/>
+          <w:sz w:val="36"/>
+          <w:szCs w:val="36"/>
+        </w:rPr>
+      </w:pPr>
+      <w:r>
+        <w:rPr>
+          <w:rFonts w:ascii="Carlito" w:hAnsi="Carlito" w:cs="Carlito"/>
           <w:sz w:val="36"/>
           <w:szCs w:val="36"/>
         </w:rPr>
@@ -5175,12 +5607,14 @@
         </w:numPr>
         <w:jc w:val="both"/>
         <w:rPr>
-          <w:sz w:val="36"/>
-          <w:szCs w:val="36"/>
-        </w:rPr>
-      </w:pPr>
-      <w:r>
-        <w:rPr>
+          <w:rFonts w:ascii="Carlito" w:hAnsi="Carlito" w:cs="Carlito"/>
+          <w:sz w:val="36"/>
+          <w:szCs w:val="36"/>
+        </w:rPr>
+      </w:pPr>
+      <w:r>
+        <w:rPr>
+          <w:rFonts w:ascii="Carlito" w:hAnsi="Carlito" w:cs="Carlito"/>
           <w:sz w:val="36"/>
           <w:szCs w:val="36"/>
         </w:rPr>
@@ -5191,17 +5625,18 @@
       <w:pPr>
         <w:jc w:val="both"/>
         <w:rPr>
-          <w:sz w:val="36"/>
-          <w:szCs w:val="36"/>
-        </w:rPr>
-      </w:pPr>
-      <w:r>
-        <w:rPr>
+          <w:rFonts w:ascii="Carlito" w:hAnsi="Carlito" w:cs="Carlito"/>
+          <w:sz w:val="36"/>
+          <w:szCs w:val="36"/>
+        </w:rPr>
+      </w:pPr>
+      <w:r>
+        <w:rPr>
+          <w:rFonts w:ascii="Carlito" w:hAnsi="Carlito" w:cs="Carlito"/>
           <w:noProof/>
           <w:sz w:val="36"/>
           <w:szCs w:val="36"/>
         </w:rPr>
-        <w:lastRenderedPageBreak/>
         <w:drawing>
           <wp:anchor distT="0" distB="0" distL="114300" distR="114300" simplePos="0" relativeHeight="251665408" behindDoc="0" locked="0" layoutInCell="1" allowOverlap="1" wp14:anchorId="6232D2CA" wp14:editId="4DF8AD5E">
             <wp:simplePos x="0" y="0"/>
@@ -5263,78 +5698,87 @@
       <w:pPr>
         <w:jc w:val="both"/>
         <w:rPr>
-          <w:sz w:val="36"/>
-          <w:szCs w:val="36"/>
-        </w:rPr>
-      </w:pPr>
-    </w:p>
-    <w:p>
-      <w:pPr>
-        <w:jc w:val="both"/>
-        <w:rPr>
-          <w:sz w:val="36"/>
-          <w:szCs w:val="36"/>
-        </w:rPr>
-      </w:pPr>
-    </w:p>
-    <w:p>
-      <w:pPr>
-        <w:jc w:val="both"/>
-        <w:rPr>
-          <w:sz w:val="36"/>
-          <w:szCs w:val="36"/>
-        </w:rPr>
-      </w:pPr>
-    </w:p>
-    <w:p>
-      <w:pPr>
-        <w:jc w:val="both"/>
-        <w:rPr>
-          <w:sz w:val="36"/>
-          <w:szCs w:val="36"/>
-        </w:rPr>
-      </w:pPr>
-    </w:p>
-    <w:p>
-      <w:pPr>
-        <w:jc w:val="both"/>
-        <w:rPr>
-          <w:sz w:val="36"/>
-          <w:szCs w:val="36"/>
-        </w:rPr>
-      </w:pPr>
-    </w:p>
-    <w:p>
-      <w:pPr>
-        <w:jc w:val="both"/>
-        <w:rPr>
-          <w:sz w:val="36"/>
-          <w:szCs w:val="36"/>
-        </w:rPr>
-      </w:pPr>
-    </w:p>
-    <w:p>
-      <w:pPr>
-        <w:jc w:val="both"/>
-        <w:rPr>
-          <w:sz w:val="36"/>
-          <w:szCs w:val="36"/>
-        </w:rPr>
-      </w:pPr>
-    </w:p>
-    <w:p>
-      <w:pPr>
-        <w:jc w:val="both"/>
-        <w:rPr>
-          <w:sz w:val="36"/>
-          <w:szCs w:val="36"/>
-        </w:rPr>
-      </w:pPr>
-    </w:p>
-    <w:p>
-      <w:pPr>
-        <w:jc w:val="both"/>
-        <w:rPr>
+          <w:rFonts w:ascii="Carlito" w:hAnsi="Carlito" w:cs="Carlito"/>
+          <w:sz w:val="36"/>
+          <w:szCs w:val="36"/>
+        </w:rPr>
+      </w:pPr>
+    </w:p>
+    <w:p>
+      <w:pPr>
+        <w:jc w:val="both"/>
+        <w:rPr>
+          <w:rFonts w:ascii="Carlito" w:hAnsi="Carlito" w:cs="Carlito"/>
+          <w:sz w:val="36"/>
+          <w:szCs w:val="36"/>
+        </w:rPr>
+      </w:pPr>
+    </w:p>
+    <w:p>
+      <w:pPr>
+        <w:jc w:val="both"/>
+        <w:rPr>
+          <w:rFonts w:ascii="Carlito" w:hAnsi="Carlito" w:cs="Carlito"/>
+          <w:sz w:val="36"/>
+          <w:szCs w:val="36"/>
+        </w:rPr>
+      </w:pPr>
+    </w:p>
+    <w:p>
+      <w:pPr>
+        <w:jc w:val="both"/>
+        <w:rPr>
+          <w:rFonts w:ascii="Carlito" w:hAnsi="Carlito" w:cs="Carlito"/>
+          <w:sz w:val="36"/>
+          <w:szCs w:val="36"/>
+        </w:rPr>
+      </w:pPr>
+    </w:p>
+    <w:p>
+      <w:pPr>
+        <w:jc w:val="both"/>
+        <w:rPr>
+          <w:rFonts w:ascii="Carlito" w:hAnsi="Carlito" w:cs="Carlito"/>
+          <w:sz w:val="36"/>
+          <w:szCs w:val="36"/>
+        </w:rPr>
+      </w:pPr>
+    </w:p>
+    <w:p>
+      <w:pPr>
+        <w:jc w:val="both"/>
+        <w:rPr>
+          <w:rFonts w:ascii="Carlito" w:hAnsi="Carlito" w:cs="Carlito"/>
+          <w:sz w:val="36"/>
+          <w:szCs w:val="36"/>
+        </w:rPr>
+      </w:pPr>
+    </w:p>
+    <w:p>
+      <w:pPr>
+        <w:jc w:val="both"/>
+        <w:rPr>
+          <w:rFonts w:ascii="Carlito" w:hAnsi="Carlito" w:cs="Carlito"/>
+          <w:sz w:val="36"/>
+          <w:szCs w:val="36"/>
+        </w:rPr>
+      </w:pPr>
+    </w:p>
+    <w:p>
+      <w:pPr>
+        <w:jc w:val="both"/>
+        <w:rPr>
+          <w:rFonts w:ascii="Carlito" w:hAnsi="Carlito" w:cs="Carlito"/>
+          <w:sz w:val="36"/>
+          <w:szCs w:val="36"/>
+        </w:rPr>
+      </w:pPr>
+    </w:p>
+    <w:p>
+      <w:pPr>
+        <w:jc w:val="both"/>
+        <w:rPr>
+          <w:rFonts w:ascii="Carlito" w:hAnsi="Carlito" w:cs="Carlito"/>
           <w:sz w:val="36"/>
           <w:szCs w:val="36"/>
         </w:rPr>

--- a/Fundamental of AI and ML gp academy documentation.docx
+++ b/Fundamental of AI and ML gp academy documentation.docx
@@ -6,7 +6,7 @@
       <w:pPr>
         <w:jc w:val="center"/>
         <w:rPr>
-          <w:rFonts w:ascii="Carlito" w:hAnsi="Carlito" w:cs="Carlito"/>
+          <w:rFonts w:ascii="Calibri" w:hAnsi="Calibri" w:cs="Calibri"/>
           <w:b/>
           <w:bCs/>
           <w:sz w:val="44"/>
@@ -15,7 +15,7 @@
       </w:pPr>
       <w:r>
         <w:rPr>
-          <w:rFonts w:ascii="Carlito" w:hAnsi="Carlito" w:cs="Carlito"/>
+          <w:rFonts w:ascii="Calibri" w:hAnsi="Calibri" w:cs="Calibri"/>
           <w:b/>
           <w:bCs/>
           <w:sz w:val="44"/>
@@ -26,141 +26,115 @@
     </w:p>
     <w:p>
       <w:pPr>
-        <w:jc w:val="center"/>
-        <w:rPr>
-          <w:rFonts w:ascii="Carlito" w:hAnsi="Carlito" w:cs="Carlito"/>
+        <w:jc w:val="both"/>
+        <w:rPr>
+          <w:rFonts w:ascii="Calibri" w:hAnsi="Calibri" w:cs="Calibri"/>
           <w:b/>
           <w:bCs/>
-          <w:sz w:val="36"/>
-          <w:szCs w:val="36"/>
-        </w:rPr>
-      </w:pPr>
-    </w:p>
-    <w:p>
-      <w:pPr>
-        <w:jc w:val="center"/>
-        <w:rPr>
-          <w:rFonts w:ascii="Carlito" w:hAnsi="Carlito" w:cs="Carlito"/>
+          <w:sz w:val="32"/>
+          <w:szCs w:val="32"/>
+        </w:rPr>
+      </w:pPr>
+    </w:p>
+    <w:p>
+      <w:pPr>
+        <w:jc w:val="both"/>
+        <w:rPr>
+          <w:rFonts w:ascii="Calibri" w:hAnsi="Calibri" w:cs="Calibri"/>
           <w:b/>
           <w:bCs/>
-          <w:sz w:val="36"/>
-          <w:szCs w:val="36"/>
-        </w:rPr>
-      </w:pPr>
-    </w:p>
-    <w:p>
-      <w:pPr>
-        <w:jc w:val="center"/>
-        <w:rPr>
-          <w:rFonts w:ascii="Carlito" w:hAnsi="Carlito" w:cs="Carlito"/>
+          <w:sz w:val="32"/>
+          <w:szCs w:val="32"/>
+        </w:rPr>
+      </w:pPr>
+    </w:p>
+    <w:p>
+      <w:pPr>
+        <w:jc w:val="both"/>
+        <w:rPr>
+          <w:rFonts w:ascii="Calibri" w:hAnsi="Calibri" w:cs="Calibri"/>
           <w:b/>
           <w:bCs/>
-          <w:sz w:val="36"/>
-          <w:szCs w:val="36"/>
-        </w:rPr>
-      </w:pPr>
-    </w:p>
-    <w:p>
-      <w:pPr>
-        <w:jc w:val="center"/>
-        <w:rPr>
-          <w:rFonts w:ascii="Carlito" w:hAnsi="Carlito" w:cs="Carlito"/>
+          <w:sz w:val="32"/>
+          <w:szCs w:val="32"/>
+        </w:rPr>
+      </w:pPr>
+    </w:p>
+    <w:p>
+      <w:pPr>
+        <w:jc w:val="both"/>
+        <w:rPr>
+          <w:rFonts w:ascii="Calibri" w:hAnsi="Calibri" w:cs="Calibri"/>
           <w:b/>
           <w:bCs/>
-          <w:sz w:val="36"/>
-          <w:szCs w:val="36"/>
-        </w:rPr>
-      </w:pPr>
-    </w:p>
-    <w:p>
-      <w:pPr>
-        <w:jc w:val="center"/>
-        <w:rPr>
-          <w:rFonts w:ascii="Carlito" w:hAnsi="Carlito" w:cs="Carlito"/>
+          <w:sz w:val="32"/>
+          <w:szCs w:val="32"/>
+        </w:rPr>
+      </w:pPr>
+    </w:p>
+    <w:p>
+      <w:pPr>
+        <w:jc w:val="both"/>
+        <w:rPr>
+          <w:rFonts w:ascii="Calibri" w:hAnsi="Calibri" w:cs="Calibri"/>
           <w:b/>
           <w:bCs/>
-          <w:sz w:val="36"/>
-          <w:szCs w:val="36"/>
-        </w:rPr>
-      </w:pPr>
-    </w:p>
-    <w:p>
-      <w:pPr>
-        <w:jc w:val="center"/>
-        <w:rPr>
-          <w:rFonts w:ascii="Carlito" w:hAnsi="Carlito" w:cs="Carlito"/>
+          <w:sz w:val="32"/>
+          <w:szCs w:val="32"/>
+        </w:rPr>
+      </w:pPr>
+    </w:p>
+    <w:p>
+      <w:pPr>
+        <w:jc w:val="both"/>
+        <w:rPr>
+          <w:rFonts w:ascii="Calibri" w:hAnsi="Calibri" w:cs="Calibri"/>
           <w:b/>
           <w:bCs/>
-          <w:sz w:val="36"/>
-          <w:szCs w:val="36"/>
-        </w:rPr>
-      </w:pPr>
-    </w:p>
-    <w:p>
-      <w:pPr>
-        <w:jc w:val="center"/>
-        <w:rPr>
-          <w:rFonts w:ascii="Carlito" w:hAnsi="Carlito" w:cs="Carlito"/>
+          <w:sz w:val="32"/>
+          <w:szCs w:val="32"/>
+        </w:rPr>
+      </w:pPr>
+    </w:p>
+    <w:p>
+      <w:pPr>
+        <w:jc w:val="both"/>
+        <w:rPr>
+          <w:rFonts w:ascii="Calibri" w:hAnsi="Calibri" w:cs="Calibri"/>
           <w:b/>
           <w:bCs/>
-          <w:sz w:val="36"/>
-          <w:szCs w:val="36"/>
-        </w:rPr>
-      </w:pPr>
-    </w:p>
-    <w:p>
-      <w:pPr>
-        <w:jc w:val="center"/>
-        <w:rPr>
-          <w:rFonts w:ascii="Carlito" w:hAnsi="Carlito" w:cs="Carlito"/>
+          <w:sz w:val="32"/>
+          <w:szCs w:val="32"/>
+        </w:rPr>
+      </w:pPr>
+    </w:p>
+    <w:p>
+      <w:pPr>
+        <w:jc w:val="both"/>
+        <w:rPr>
+          <w:rFonts w:ascii="Calibri" w:hAnsi="Calibri" w:cs="Calibri"/>
           <w:b/>
           <w:bCs/>
-          <w:sz w:val="36"/>
-          <w:szCs w:val="36"/>
-        </w:rPr>
-      </w:pPr>
-    </w:p>
-    <w:p>
-      <w:pPr>
-        <w:jc w:val="center"/>
-        <w:rPr>
-          <w:rFonts w:ascii="Carlito" w:hAnsi="Carlito" w:cs="Carlito"/>
+          <w:sz w:val="32"/>
+          <w:szCs w:val="32"/>
+        </w:rPr>
+      </w:pPr>
+      <w:r>
+        <w:rPr>
+          <w:rFonts w:ascii="Calibri" w:hAnsi="Calibri" w:cs="Calibri"/>
           <w:b/>
           <w:bCs/>
-          <w:sz w:val="36"/>
-          <w:szCs w:val="36"/>
-        </w:rPr>
-      </w:pPr>
-    </w:p>
-    <w:p>
-      <w:pPr>
-        <w:jc w:val="center"/>
-        <w:rPr>
-          <w:rFonts w:ascii="Carlito" w:hAnsi="Carlito" w:cs="Carlito"/>
-          <w:b/>
-          <w:bCs/>
-          <w:sz w:val="36"/>
-          <w:szCs w:val="36"/>
-        </w:rPr>
-      </w:pPr>
-    </w:p>
-    <w:p>
-      <w:pPr>
-        <w:jc w:val="center"/>
-        <w:rPr>
-          <w:rFonts w:ascii="Carlito" w:hAnsi="Carlito" w:cs="Carlito"/>
-          <w:b/>
-          <w:bCs/>
-          <w:sz w:val="36"/>
-          <w:szCs w:val="36"/>
-        </w:rPr>
-      </w:pPr>
-    </w:p>
-    <w:p>
-      <w:pPr>
-        <w:jc w:val="both"/>
-        <w:rPr>
-          <w:rFonts w:ascii="Carlito" w:hAnsi="Carlito" w:cs="Carlito"/>
+          <w:sz w:val="32"/>
+          <w:szCs w:val="32"/>
+        </w:rPr>
+        <w:br w:type="page"/>
+      </w:r>
+    </w:p>
+    <w:p>
+      <w:pPr>
+        <w:jc w:val="both"/>
+        <w:rPr>
+          <w:rFonts w:ascii="Calibri" w:hAnsi="Calibri" w:cs="Calibri"/>
           <w:b/>
           <w:bCs/>
           <w:sz w:val="44"/>
@@ -169,12 +143,13 @@
       </w:pPr>
       <w:r>
         <w:rPr>
-          <w:rFonts w:ascii="Carlito" w:hAnsi="Carlito" w:cs="Carlito"/>
+          <w:rFonts w:ascii="Calibri" w:hAnsi="Calibri" w:cs="Calibri"/>
           <w:b/>
           <w:bCs/>
           <w:sz w:val="44"/>
           <w:szCs w:val="44"/>
         </w:rPr>
+        <w:lastRenderedPageBreak/>
         <w:t>Module-2: Introduction to AI and ML</w:t>
       </w:r>
     </w:p>
@@ -182,14 +157,14 @@
       <w:pPr>
         <w:jc w:val="both"/>
         <w:rPr>
-          <w:rFonts w:ascii="Carlito" w:hAnsi="Carlito" w:cs="Carlito"/>
-          <w:sz w:val="36"/>
-          <w:szCs w:val="36"/>
-        </w:rPr>
-      </w:pPr>
-      <w:r>
-        <w:rPr>
-          <w:rFonts w:ascii="Carlito" w:hAnsi="Carlito" w:cs="Carlito"/>
+          <w:rFonts w:ascii="Calibri" w:hAnsi="Calibri" w:cs="Calibri"/>
+          <w:sz w:val="36"/>
+          <w:szCs w:val="36"/>
+        </w:rPr>
+      </w:pPr>
+      <w:r>
+        <w:rPr>
+          <w:rFonts w:ascii="Calibri" w:hAnsi="Calibri" w:cs="Calibri"/>
           <w:b/>
           <w:bCs/>
           <w:sz w:val="36"/>
@@ -199,7 +174,7 @@
       </w:r>
       <w:r>
         <w:rPr>
-          <w:rFonts w:ascii="Carlito" w:hAnsi="Carlito" w:cs="Carlito"/>
+          <w:rFonts w:ascii="Calibri" w:hAnsi="Calibri" w:cs="Calibri"/>
           <w:sz w:val="36"/>
           <w:szCs w:val="36"/>
         </w:rPr>
@@ -207,7 +182,7 @@
       </w:r>
       <w:r>
         <w:rPr>
-          <w:rFonts w:ascii="Carlito" w:hAnsi="Carlito" w:cs="Carlito"/>
+          <w:rFonts w:ascii="Calibri" w:hAnsi="Calibri" w:cs="Calibri"/>
           <w:sz w:val="36"/>
           <w:szCs w:val="36"/>
         </w:rPr>
@@ -218,7 +193,7 @@
       <w:pPr>
         <w:jc w:val="both"/>
         <w:rPr>
-          <w:rFonts w:ascii="Carlito" w:hAnsi="Carlito" w:cs="Carlito"/>
+          <w:rFonts w:ascii="Calibri" w:hAnsi="Calibri" w:cs="Calibri"/>
           <w:b/>
           <w:bCs/>
           <w:sz w:val="36"/>
@@ -227,7 +202,7 @@
       </w:pPr>
       <w:r>
         <w:rPr>
-          <w:rFonts w:ascii="Carlito" w:hAnsi="Carlito" w:cs="Carlito"/>
+          <w:rFonts w:ascii="Calibri" w:hAnsi="Calibri" w:cs="Calibri"/>
           <w:b/>
           <w:bCs/>
           <w:sz w:val="36"/>
@@ -245,14 +220,14 @@
         </w:numPr>
         <w:jc w:val="both"/>
         <w:rPr>
-          <w:rFonts w:ascii="Carlito" w:hAnsi="Carlito" w:cs="Carlito"/>
-          <w:sz w:val="36"/>
-          <w:szCs w:val="36"/>
-        </w:rPr>
-      </w:pPr>
-      <w:r>
-        <w:rPr>
-          <w:rFonts w:ascii="Carlito" w:hAnsi="Carlito" w:cs="Carlito"/>
+          <w:rFonts w:ascii="Calibri" w:hAnsi="Calibri" w:cs="Calibri"/>
+          <w:sz w:val="36"/>
+          <w:szCs w:val="36"/>
+        </w:rPr>
+      </w:pPr>
+      <w:r>
+        <w:rPr>
+          <w:rFonts w:ascii="Calibri" w:hAnsi="Calibri" w:cs="Calibri"/>
           <w:sz w:val="36"/>
           <w:szCs w:val="36"/>
         </w:rPr>
@@ -260,7 +235,7 @@
       </w:r>
       <w:r>
         <w:rPr>
-          <w:rFonts w:ascii="Carlito" w:hAnsi="Carlito" w:cs="Carlito"/>
+          <w:rFonts w:ascii="Calibri" w:hAnsi="Calibri" w:cs="Calibri"/>
           <w:sz w:val="36"/>
           <w:szCs w:val="36"/>
         </w:rPr>
@@ -276,14 +251,14 @@
         </w:numPr>
         <w:jc w:val="both"/>
         <w:rPr>
-          <w:rFonts w:ascii="Carlito" w:hAnsi="Carlito" w:cs="Carlito"/>
-          <w:sz w:val="36"/>
-          <w:szCs w:val="36"/>
-        </w:rPr>
-      </w:pPr>
-      <w:r>
-        <w:rPr>
-          <w:rFonts w:ascii="Carlito" w:hAnsi="Carlito" w:cs="Carlito"/>
+          <w:rFonts w:ascii="Calibri" w:hAnsi="Calibri" w:cs="Calibri"/>
+          <w:sz w:val="36"/>
+          <w:szCs w:val="36"/>
+        </w:rPr>
+      </w:pPr>
+      <w:r>
+        <w:rPr>
+          <w:rFonts w:ascii="Calibri" w:hAnsi="Calibri" w:cs="Calibri"/>
           <w:sz w:val="36"/>
           <w:szCs w:val="36"/>
         </w:rPr>
@@ -299,14 +274,14 @@
         </w:numPr>
         <w:jc w:val="both"/>
         <w:rPr>
-          <w:rFonts w:ascii="Carlito" w:hAnsi="Carlito" w:cs="Carlito"/>
-          <w:sz w:val="36"/>
-          <w:szCs w:val="36"/>
-        </w:rPr>
-      </w:pPr>
-      <w:r>
-        <w:rPr>
-          <w:rFonts w:ascii="Carlito" w:hAnsi="Carlito" w:cs="Carlito"/>
+          <w:rFonts w:ascii="Calibri" w:hAnsi="Calibri" w:cs="Calibri"/>
+          <w:sz w:val="36"/>
+          <w:szCs w:val="36"/>
+        </w:rPr>
+      </w:pPr>
+      <w:r>
+        <w:rPr>
+          <w:rFonts w:ascii="Calibri" w:hAnsi="Calibri" w:cs="Calibri"/>
           <w:sz w:val="36"/>
           <w:szCs w:val="36"/>
         </w:rPr>
@@ -314,7 +289,7 @@
       </w:r>
       <w:r>
         <w:rPr>
-          <w:rFonts w:ascii="Carlito" w:hAnsi="Carlito" w:cs="Carlito"/>
+          <w:rFonts w:ascii="Calibri" w:hAnsi="Calibri" w:cs="Calibri"/>
           <w:sz w:val="36"/>
           <w:szCs w:val="36"/>
         </w:rPr>
@@ -322,7 +297,7 @@
       </w:r>
       <w:r>
         <w:rPr>
-          <w:rFonts w:ascii="Carlito" w:hAnsi="Carlito" w:cs="Carlito"/>
+          <w:rFonts w:ascii="Calibri" w:hAnsi="Calibri" w:cs="Calibri"/>
           <w:sz w:val="36"/>
           <w:szCs w:val="36"/>
         </w:rPr>
@@ -333,7 +308,7 @@
       <w:pPr>
         <w:jc w:val="both"/>
         <w:rPr>
-          <w:rFonts w:ascii="Carlito" w:hAnsi="Carlito" w:cs="Carlito"/>
+          <w:rFonts w:ascii="Calibri" w:hAnsi="Calibri" w:cs="Calibri"/>
           <w:b/>
           <w:bCs/>
           <w:sz w:val="36"/>
@@ -342,7 +317,7 @@
       </w:pPr>
       <w:r>
         <w:rPr>
-          <w:rFonts w:ascii="Carlito" w:hAnsi="Carlito" w:cs="Carlito"/>
+          <w:rFonts w:ascii="Calibri" w:hAnsi="Calibri" w:cs="Calibri"/>
           <w:b/>
           <w:bCs/>
           <w:sz w:val="36"/>
@@ -355,23 +330,22 @@
       <w:pPr>
         <w:jc w:val="both"/>
         <w:rPr>
-          <w:rFonts w:ascii="Carlito" w:hAnsi="Carlito" w:cs="Carlito"/>
-          <w:sz w:val="36"/>
-          <w:szCs w:val="36"/>
-        </w:rPr>
-      </w:pPr>
-      <w:r>
-        <w:rPr>
-          <w:rFonts w:ascii="Carlito" w:hAnsi="Carlito" w:cs="Carlito"/>
-          <w:sz w:val="36"/>
-          <w:szCs w:val="36"/>
-        </w:rPr>
-        <w:lastRenderedPageBreak/>
+          <w:rFonts w:ascii="Calibri" w:hAnsi="Calibri" w:cs="Calibri"/>
+          <w:sz w:val="36"/>
+          <w:szCs w:val="36"/>
+        </w:rPr>
+      </w:pPr>
+      <w:r>
+        <w:rPr>
+          <w:rFonts w:ascii="Calibri" w:hAnsi="Calibri" w:cs="Calibri"/>
+          <w:sz w:val="36"/>
+          <w:szCs w:val="36"/>
+        </w:rPr>
         <w:t xml:space="preserve">Deep </w:t>
       </w:r>
       <w:r>
         <w:rPr>
-          <w:rFonts w:ascii="Carlito" w:hAnsi="Carlito" w:cs="Carlito"/>
+          <w:rFonts w:ascii="Calibri" w:hAnsi="Calibri" w:cs="Calibri"/>
           <w:sz w:val="36"/>
           <w:szCs w:val="36"/>
         </w:rPr>
@@ -379,7 +353,7 @@
       </w:r>
       <w:r>
         <w:rPr>
-          <w:rFonts w:ascii="Carlito" w:hAnsi="Carlito" w:cs="Carlito"/>
+          <w:rFonts w:ascii="Calibri" w:hAnsi="Calibri" w:cs="Calibri"/>
           <w:sz w:val="36"/>
           <w:szCs w:val="36"/>
         </w:rPr>
@@ -387,7 +361,7 @@
       </w:r>
       <w:r>
         <w:rPr>
-          <w:rFonts w:ascii="Carlito" w:hAnsi="Carlito" w:cs="Carlito"/>
+          <w:rFonts w:ascii="Calibri" w:hAnsi="Calibri" w:cs="Calibri"/>
           <w:sz w:val="36"/>
           <w:szCs w:val="36"/>
         </w:rPr>
@@ -395,7 +369,7 @@
       </w:r>
       <w:r>
         <w:rPr>
-          <w:rFonts w:ascii="Carlito" w:hAnsi="Carlito" w:cs="Carlito"/>
+          <w:rFonts w:ascii="Calibri" w:hAnsi="Calibri" w:cs="Calibri"/>
           <w:sz w:val="36"/>
           <w:szCs w:val="36"/>
         </w:rPr>
@@ -406,23 +380,23 @@
       <w:pPr>
         <w:jc w:val="both"/>
         <w:rPr>
-          <w:rFonts w:ascii="Carlito" w:hAnsi="Carlito" w:cs="Carlito"/>
-          <w:sz w:val="36"/>
-          <w:szCs w:val="36"/>
-        </w:rPr>
-      </w:pPr>
-    </w:p>
-    <w:p>
-      <w:pPr>
-        <w:rPr>
-          <w:rFonts w:ascii="Carlito" w:hAnsi="Carlito" w:cs="Carlito"/>
+          <w:rFonts w:ascii="Calibri" w:hAnsi="Calibri" w:cs="Calibri"/>
+          <w:sz w:val="36"/>
+          <w:szCs w:val="36"/>
+        </w:rPr>
+      </w:pPr>
+    </w:p>
+    <w:p>
+      <w:pPr>
+        <w:rPr>
+          <w:rFonts w:ascii="Calibri" w:hAnsi="Calibri" w:cs="Calibri"/>
           <w:sz w:val="28"/>
           <w:szCs w:val="28"/>
         </w:rPr>
       </w:pPr>
       <w:r>
         <w:rPr>
-          <w:rFonts w:ascii="Carlito" w:hAnsi="Carlito" w:cs="Carlito"/>
+          <w:rFonts w:ascii="Calibri" w:hAnsi="Calibri" w:cs="Calibri"/>
           <w:noProof/>
           <w:sz w:val="28"/>
           <w:szCs w:val="28"/>
@@ -487,7 +461,7 @@
     <w:p>
       <w:pPr>
         <w:rPr>
-          <w:rFonts w:ascii="Carlito" w:hAnsi="Carlito" w:cs="Carlito"/>
+          <w:rFonts w:ascii="Calibri" w:hAnsi="Calibri" w:cs="Calibri"/>
           <w:sz w:val="28"/>
           <w:szCs w:val="28"/>
         </w:rPr>
@@ -496,7 +470,7 @@
     <w:p>
       <w:pPr>
         <w:rPr>
-          <w:rFonts w:ascii="Carlito" w:hAnsi="Carlito" w:cs="Carlito"/>
+          <w:rFonts w:ascii="Calibri" w:hAnsi="Calibri" w:cs="Calibri"/>
           <w:sz w:val="28"/>
           <w:szCs w:val="28"/>
         </w:rPr>
@@ -505,7 +479,7 @@
     <w:p>
       <w:pPr>
         <w:rPr>
-          <w:rFonts w:ascii="Carlito" w:hAnsi="Carlito" w:cs="Carlito"/>
+          <w:rFonts w:ascii="Calibri" w:hAnsi="Calibri" w:cs="Calibri"/>
           <w:sz w:val="28"/>
           <w:szCs w:val="28"/>
         </w:rPr>
@@ -514,7 +488,7 @@
     <w:p>
       <w:pPr>
         <w:rPr>
-          <w:rFonts w:ascii="Carlito" w:hAnsi="Carlito" w:cs="Carlito"/>
+          <w:rFonts w:ascii="Calibri" w:hAnsi="Calibri" w:cs="Calibri"/>
           <w:sz w:val="28"/>
           <w:szCs w:val="28"/>
         </w:rPr>
@@ -523,7 +497,7 @@
     <w:p>
       <w:pPr>
         <w:rPr>
-          <w:rFonts w:ascii="Carlito" w:hAnsi="Carlito" w:cs="Carlito"/>
+          <w:rFonts w:ascii="Calibri" w:hAnsi="Calibri" w:cs="Calibri"/>
           <w:sz w:val="28"/>
           <w:szCs w:val="28"/>
         </w:rPr>
@@ -532,7 +506,7 @@
     <w:p>
       <w:pPr>
         <w:rPr>
-          <w:rFonts w:ascii="Carlito" w:hAnsi="Carlito" w:cs="Carlito"/>
+          <w:rFonts w:ascii="Calibri" w:hAnsi="Calibri" w:cs="Calibri"/>
           <w:sz w:val="28"/>
           <w:szCs w:val="28"/>
         </w:rPr>
@@ -541,7 +515,7 @@
     <w:p>
       <w:pPr>
         <w:rPr>
-          <w:rFonts w:ascii="Carlito" w:hAnsi="Carlito" w:cs="Carlito"/>
+          <w:rFonts w:ascii="Calibri" w:hAnsi="Calibri" w:cs="Calibri"/>
           <w:sz w:val="28"/>
           <w:szCs w:val="28"/>
         </w:rPr>
@@ -550,7 +524,7 @@
     <w:p>
       <w:pPr>
         <w:rPr>
-          <w:rFonts w:ascii="Carlito" w:hAnsi="Carlito" w:cs="Carlito"/>
+          <w:rFonts w:ascii="Calibri" w:hAnsi="Calibri" w:cs="Calibri"/>
           <w:sz w:val="28"/>
           <w:szCs w:val="28"/>
         </w:rPr>
@@ -559,7 +533,7 @@
     <w:p>
       <w:pPr>
         <w:rPr>
-          <w:rFonts w:ascii="Carlito" w:hAnsi="Carlito" w:cs="Carlito"/>
+          <w:rFonts w:ascii="Calibri" w:hAnsi="Calibri" w:cs="Calibri"/>
           <w:sz w:val="28"/>
           <w:szCs w:val="28"/>
         </w:rPr>
@@ -568,7 +542,7 @@
     <w:p>
       <w:pPr>
         <w:rPr>
-          <w:rFonts w:ascii="Carlito" w:hAnsi="Carlito" w:cs="Carlito"/>
+          <w:rFonts w:ascii="Calibri" w:hAnsi="Calibri" w:cs="Calibri"/>
           <w:sz w:val="28"/>
           <w:szCs w:val="28"/>
         </w:rPr>
@@ -577,7 +551,7 @@
     <w:p>
       <w:pPr>
         <w:rPr>
-          <w:rFonts w:ascii="Carlito" w:hAnsi="Carlito" w:cs="Carlito"/>
+          <w:rFonts w:ascii="Calibri" w:hAnsi="Calibri" w:cs="Calibri"/>
           <w:sz w:val="28"/>
           <w:szCs w:val="28"/>
         </w:rPr>
@@ -586,7 +560,7 @@
     <w:p>
       <w:pPr>
         <w:rPr>
-          <w:rFonts w:ascii="Carlito" w:hAnsi="Carlito" w:cs="Carlito"/>
+          <w:rFonts w:ascii="Calibri" w:hAnsi="Calibri" w:cs="Calibri"/>
           <w:sz w:val="28"/>
           <w:szCs w:val="28"/>
         </w:rPr>
@@ -596,7 +570,7 @@
       <w:pPr>
         <w:jc w:val="both"/>
         <w:rPr>
-          <w:rFonts w:ascii="Carlito" w:hAnsi="Carlito" w:cs="Carlito"/>
+          <w:rFonts w:ascii="Calibri" w:hAnsi="Calibri" w:cs="Calibri"/>
           <w:b/>
           <w:bCs/>
           <w:sz w:val="36"/>
@@ -605,7 +579,7 @@
       </w:pPr>
       <w:r>
         <w:rPr>
-          <w:rFonts w:ascii="Carlito" w:hAnsi="Carlito" w:cs="Carlito"/>
+          <w:rFonts w:ascii="Calibri" w:hAnsi="Calibri" w:cs="Calibri"/>
           <w:b/>
           <w:bCs/>
           <w:sz w:val="36"/>
@@ -623,14 +597,14 @@
         </w:numPr>
         <w:jc w:val="both"/>
         <w:rPr>
-          <w:rFonts w:ascii="Carlito" w:hAnsi="Carlito" w:cs="Carlito"/>
-          <w:sz w:val="36"/>
-          <w:szCs w:val="36"/>
-        </w:rPr>
-      </w:pPr>
-      <w:r>
-        <w:rPr>
-          <w:rFonts w:ascii="Carlito" w:hAnsi="Carlito" w:cs="Carlito"/>
+          <w:rFonts w:ascii="Calibri" w:hAnsi="Calibri" w:cs="Calibri"/>
+          <w:sz w:val="36"/>
+          <w:szCs w:val="36"/>
+        </w:rPr>
+      </w:pPr>
+      <w:r>
+        <w:rPr>
+          <w:rFonts w:ascii="Calibri" w:hAnsi="Calibri" w:cs="Calibri"/>
           <w:sz w:val="36"/>
           <w:szCs w:val="36"/>
         </w:rPr>
@@ -638,7 +612,7 @@
       </w:r>
       <w:r>
         <w:rPr>
-          <w:rFonts w:ascii="Carlito" w:hAnsi="Carlito" w:cs="Carlito"/>
+          <w:rFonts w:ascii="Calibri" w:hAnsi="Calibri" w:cs="Calibri"/>
           <w:sz w:val="36"/>
           <w:szCs w:val="36"/>
         </w:rPr>
@@ -646,7 +620,7 @@
       </w:r>
       <w:r>
         <w:rPr>
-          <w:rFonts w:ascii="Carlito" w:hAnsi="Carlito" w:cs="Carlito"/>
+          <w:rFonts w:ascii="Calibri" w:hAnsi="Calibri" w:cs="Calibri"/>
           <w:sz w:val="36"/>
           <w:szCs w:val="36"/>
         </w:rPr>
@@ -662,14 +636,14 @@
         </w:numPr>
         <w:jc w:val="both"/>
         <w:rPr>
-          <w:rFonts w:ascii="Carlito" w:hAnsi="Carlito" w:cs="Carlito"/>
-          <w:sz w:val="36"/>
-          <w:szCs w:val="36"/>
-        </w:rPr>
-      </w:pPr>
-      <w:r>
-        <w:rPr>
-          <w:rFonts w:ascii="Carlito" w:hAnsi="Carlito" w:cs="Carlito"/>
+          <w:rFonts w:ascii="Calibri" w:hAnsi="Calibri" w:cs="Calibri"/>
+          <w:sz w:val="36"/>
+          <w:szCs w:val="36"/>
+        </w:rPr>
+      </w:pPr>
+      <w:r>
+        <w:rPr>
+          <w:rFonts w:ascii="Calibri" w:hAnsi="Calibri" w:cs="Calibri"/>
           <w:sz w:val="36"/>
           <w:szCs w:val="36"/>
         </w:rPr>
@@ -677,7 +651,7 @@
       </w:r>
       <w:r>
         <w:rPr>
-          <w:rFonts w:ascii="Carlito" w:hAnsi="Carlito" w:cs="Carlito"/>
+          <w:rFonts w:ascii="Calibri" w:hAnsi="Calibri" w:cs="Calibri"/>
           <w:sz w:val="36"/>
           <w:szCs w:val="36"/>
         </w:rPr>
@@ -685,7 +659,7 @@
       </w:r>
       <w:r>
         <w:rPr>
-          <w:rFonts w:ascii="Carlito" w:hAnsi="Carlito" w:cs="Carlito"/>
+          <w:rFonts w:ascii="Calibri" w:hAnsi="Calibri" w:cs="Calibri"/>
           <w:sz w:val="36"/>
           <w:szCs w:val="36"/>
         </w:rPr>
@@ -693,7 +667,7 @@
       </w:r>
       <w:r>
         <w:rPr>
-          <w:rFonts w:ascii="Carlito" w:hAnsi="Carlito" w:cs="Carlito"/>
+          <w:rFonts w:ascii="Calibri" w:hAnsi="Calibri" w:cs="Calibri"/>
           <w:sz w:val="36"/>
           <w:szCs w:val="36"/>
         </w:rPr>
@@ -704,7 +678,7 @@
       <w:pPr>
         <w:jc w:val="both"/>
         <w:rPr>
-          <w:rFonts w:ascii="Carlito" w:hAnsi="Carlito" w:cs="Carlito"/>
+          <w:rFonts w:ascii="Calibri" w:hAnsi="Calibri" w:cs="Calibri"/>
           <w:b/>
           <w:bCs/>
           <w:sz w:val="36"/>
@@ -716,7 +690,7 @@
       <w:pPr>
         <w:jc w:val="both"/>
         <w:rPr>
-          <w:rFonts w:ascii="Carlito" w:hAnsi="Carlito" w:cs="Carlito"/>
+          <w:rFonts w:ascii="Calibri" w:hAnsi="Calibri" w:cs="Calibri"/>
           <w:b/>
           <w:bCs/>
           <w:sz w:val="36"/>
@@ -725,7 +699,7 @@
       </w:pPr>
       <w:r>
         <w:rPr>
-          <w:rFonts w:ascii="Carlito" w:hAnsi="Carlito" w:cs="Carlito"/>
+          <w:rFonts w:ascii="Calibri" w:hAnsi="Calibri" w:cs="Calibri"/>
           <w:b/>
           <w:bCs/>
           <w:sz w:val="36"/>
@@ -738,23 +712,22 @@
       <w:pPr>
         <w:jc w:val="both"/>
         <w:rPr>
-          <w:rFonts w:ascii="Carlito" w:hAnsi="Carlito" w:cs="Carlito"/>
-          <w:sz w:val="36"/>
-          <w:szCs w:val="36"/>
-        </w:rPr>
-      </w:pPr>
-      <w:r>
-        <w:rPr>
-          <w:rFonts w:ascii="Carlito" w:hAnsi="Carlito" w:cs="Carlito"/>
-          <w:sz w:val="36"/>
-          <w:szCs w:val="36"/>
-        </w:rPr>
-        <w:lastRenderedPageBreak/>
+          <w:rFonts w:ascii="Calibri" w:hAnsi="Calibri" w:cs="Calibri"/>
+          <w:sz w:val="36"/>
+          <w:szCs w:val="36"/>
+        </w:rPr>
+      </w:pPr>
+      <w:r>
+        <w:rPr>
+          <w:rFonts w:ascii="Calibri" w:hAnsi="Calibri" w:cs="Calibri"/>
+          <w:sz w:val="36"/>
+          <w:szCs w:val="36"/>
+        </w:rPr>
         <w:t>Machine Learning employs data and algorithm to mimic human</w:t>
       </w:r>
       <w:r>
         <w:rPr>
-          <w:rFonts w:ascii="Carlito" w:hAnsi="Carlito" w:cs="Carlito"/>
+          <w:rFonts w:ascii="Calibri" w:hAnsi="Calibri" w:cs="Calibri"/>
           <w:sz w:val="36"/>
           <w:szCs w:val="36"/>
         </w:rPr>
@@ -762,7 +735,7 @@
       </w:r>
       <w:r>
         <w:rPr>
-          <w:rFonts w:ascii="Carlito" w:hAnsi="Carlito" w:cs="Carlito"/>
+          <w:rFonts w:ascii="Calibri" w:hAnsi="Calibri" w:cs="Calibri"/>
           <w:sz w:val="36"/>
           <w:szCs w:val="36"/>
         </w:rPr>
@@ -770,7 +743,7 @@
       </w:r>
       <w:r>
         <w:rPr>
-          <w:rFonts w:ascii="Carlito" w:hAnsi="Carlito" w:cs="Carlito"/>
+          <w:rFonts w:ascii="Calibri" w:hAnsi="Calibri" w:cs="Calibri"/>
           <w:sz w:val="36"/>
           <w:szCs w:val="36"/>
         </w:rPr>
@@ -781,7 +754,7 @@
       <w:pPr>
         <w:jc w:val="both"/>
         <w:rPr>
-          <w:rFonts w:ascii="Carlito" w:hAnsi="Carlito" w:cs="Carlito"/>
+          <w:rFonts w:ascii="Calibri" w:hAnsi="Calibri" w:cs="Calibri"/>
           <w:b/>
           <w:bCs/>
           <w:sz w:val="36"/>
@@ -790,7 +763,7 @@
       </w:pPr>
       <w:r>
         <w:rPr>
-          <w:rFonts w:ascii="Carlito" w:hAnsi="Carlito" w:cs="Carlito"/>
+          <w:rFonts w:ascii="Calibri" w:hAnsi="Calibri" w:cs="Calibri"/>
           <w:b/>
           <w:bCs/>
           <w:sz w:val="36"/>
@@ -808,14 +781,14 @@
         </w:numPr>
         <w:jc w:val="both"/>
         <w:rPr>
-          <w:rFonts w:ascii="Carlito" w:hAnsi="Carlito" w:cs="Carlito"/>
-          <w:sz w:val="36"/>
-          <w:szCs w:val="36"/>
-        </w:rPr>
-      </w:pPr>
-      <w:r>
-        <w:rPr>
-          <w:rFonts w:ascii="Carlito" w:hAnsi="Carlito" w:cs="Carlito"/>
+          <w:rFonts w:ascii="Calibri" w:hAnsi="Calibri" w:cs="Calibri"/>
+          <w:sz w:val="36"/>
+          <w:szCs w:val="36"/>
+        </w:rPr>
+      </w:pPr>
+      <w:r>
+        <w:rPr>
+          <w:rFonts w:ascii="Calibri" w:hAnsi="Calibri" w:cs="Calibri"/>
           <w:sz w:val="36"/>
           <w:szCs w:val="36"/>
         </w:rPr>
@@ -823,7 +796,7 @@
       </w:r>
       <w:r>
         <w:rPr>
-          <w:rFonts w:ascii="Carlito" w:hAnsi="Carlito" w:cs="Carlito"/>
+          <w:rFonts w:ascii="Calibri" w:hAnsi="Calibri" w:cs="Calibri"/>
           <w:sz w:val="36"/>
           <w:szCs w:val="36"/>
         </w:rPr>
@@ -831,7 +804,7 @@
       </w:r>
       <w:r>
         <w:rPr>
-          <w:rFonts w:ascii="Carlito" w:hAnsi="Carlito" w:cs="Carlito"/>
+          <w:rFonts w:ascii="Calibri" w:hAnsi="Calibri" w:cs="Calibri"/>
           <w:sz w:val="36"/>
           <w:szCs w:val="36"/>
         </w:rPr>
@@ -839,7 +812,7 @@
       </w:r>
       <w:r>
         <w:rPr>
-          <w:rFonts w:ascii="Carlito" w:hAnsi="Carlito" w:cs="Carlito"/>
+          <w:rFonts w:ascii="Calibri" w:hAnsi="Calibri" w:cs="Calibri"/>
           <w:sz w:val="36"/>
           <w:szCs w:val="36"/>
         </w:rPr>
@@ -855,14 +828,14 @@
         </w:numPr>
         <w:jc w:val="both"/>
         <w:rPr>
-          <w:rFonts w:ascii="Carlito" w:hAnsi="Carlito" w:cs="Carlito"/>
-          <w:sz w:val="36"/>
-          <w:szCs w:val="36"/>
-        </w:rPr>
-      </w:pPr>
-      <w:r>
-        <w:rPr>
-          <w:rFonts w:ascii="Carlito" w:hAnsi="Carlito" w:cs="Carlito"/>
+          <w:rFonts w:ascii="Calibri" w:hAnsi="Calibri" w:cs="Calibri"/>
+          <w:sz w:val="36"/>
+          <w:szCs w:val="36"/>
+        </w:rPr>
+      </w:pPr>
+      <w:r>
+        <w:rPr>
+          <w:rFonts w:ascii="Calibri" w:hAnsi="Calibri" w:cs="Calibri"/>
           <w:sz w:val="36"/>
           <w:szCs w:val="36"/>
         </w:rPr>
@@ -870,7 +843,7 @@
       </w:r>
       <w:r>
         <w:rPr>
-          <w:rFonts w:ascii="Carlito" w:hAnsi="Carlito" w:cs="Carlito"/>
+          <w:rFonts w:ascii="Calibri" w:hAnsi="Calibri" w:cs="Calibri"/>
           <w:sz w:val="36"/>
           <w:szCs w:val="36"/>
         </w:rPr>
@@ -886,14 +859,14 @@
         </w:numPr>
         <w:jc w:val="both"/>
         <w:rPr>
-          <w:rFonts w:ascii="Carlito" w:hAnsi="Carlito" w:cs="Carlito"/>
-          <w:sz w:val="36"/>
-          <w:szCs w:val="36"/>
-        </w:rPr>
-      </w:pPr>
-      <w:r>
-        <w:rPr>
-          <w:rFonts w:ascii="Carlito" w:hAnsi="Carlito" w:cs="Carlito"/>
+          <w:rFonts w:ascii="Calibri" w:hAnsi="Calibri" w:cs="Calibri"/>
+          <w:sz w:val="36"/>
+          <w:szCs w:val="36"/>
+        </w:rPr>
+      </w:pPr>
+      <w:r>
+        <w:rPr>
+          <w:rFonts w:ascii="Calibri" w:hAnsi="Calibri" w:cs="Calibri"/>
           <w:sz w:val="36"/>
           <w:szCs w:val="36"/>
         </w:rPr>
@@ -901,7 +874,7 @@
       </w:r>
       <w:r>
         <w:rPr>
-          <w:rFonts w:ascii="Carlito" w:hAnsi="Carlito" w:cs="Carlito"/>
+          <w:rFonts w:ascii="Calibri" w:hAnsi="Calibri" w:cs="Calibri"/>
           <w:sz w:val="36"/>
           <w:szCs w:val="36"/>
         </w:rPr>
@@ -909,7 +882,7 @@
       </w:r>
       <w:r>
         <w:rPr>
-          <w:rFonts w:ascii="Carlito" w:hAnsi="Carlito" w:cs="Carlito"/>
+          <w:rFonts w:ascii="Calibri" w:hAnsi="Calibri" w:cs="Calibri"/>
           <w:sz w:val="36"/>
           <w:szCs w:val="36"/>
         </w:rPr>
@@ -925,14 +898,14 @@
         </w:numPr>
         <w:jc w:val="both"/>
         <w:rPr>
-          <w:rFonts w:ascii="Carlito" w:hAnsi="Carlito" w:cs="Carlito"/>
-          <w:sz w:val="36"/>
-          <w:szCs w:val="36"/>
-        </w:rPr>
-      </w:pPr>
-      <w:r>
-        <w:rPr>
-          <w:rFonts w:ascii="Carlito" w:hAnsi="Carlito" w:cs="Carlito"/>
+          <w:rFonts w:ascii="Calibri" w:hAnsi="Calibri" w:cs="Calibri"/>
+          <w:sz w:val="36"/>
+          <w:szCs w:val="36"/>
+        </w:rPr>
+      </w:pPr>
+      <w:r>
+        <w:rPr>
+          <w:rFonts w:ascii="Calibri" w:hAnsi="Calibri" w:cs="Calibri"/>
           <w:sz w:val="36"/>
           <w:szCs w:val="36"/>
         </w:rPr>
@@ -948,14 +921,14 @@
         </w:numPr>
         <w:jc w:val="both"/>
         <w:rPr>
-          <w:rFonts w:ascii="Carlito" w:hAnsi="Carlito" w:cs="Carlito"/>
-          <w:sz w:val="36"/>
-          <w:szCs w:val="36"/>
-        </w:rPr>
-      </w:pPr>
-      <w:r>
-        <w:rPr>
-          <w:rFonts w:ascii="Carlito" w:hAnsi="Carlito" w:cs="Carlito"/>
+          <w:rFonts w:ascii="Calibri" w:hAnsi="Calibri" w:cs="Calibri"/>
+          <w:sz w:val="36"/>
+          <w:szCs w:val="36"/>
+        </w:rPr>
+      </w:pPr>
+      <w:r>
+        <w:rPr>
+          <w:rFonts w:ascii="Calibri" w:hAnsi="Calibri" w:cs="Calibri"/>
           <w:sz w:val="36"/>
           <w:szCs w:val="36"/>
         </w:rPr>
@@ -963,7 +936,7 @@
       </w:r>
       <w:r>
         <w:rPr>
-          <w:rFonts w:ascii="Carlito" w:hAnsi="Carlito" w:cs="Carlito"/>
+          <w:rFonts w:ascii="Calibri" w:hAnsi="Calibri" w:cs="Calibri"/>
           <w:sz w:val="36"/>
           <w:szCs w:val="36"/>
         </w:rPr>
@@ -979,14 +952,14 @@
         </w:numPr>
         <w:jc w:val="both"/>
         <w:rPr>
-          <w:rFonts w:ascii="Carlito" w:hAnsi="Carlito" w:cs="Carlito"/>
-          <w:sz w:val="36"/>
-          <w:szCs w:val="36"/>
-        </w:rPr>
-      </w:pPr>
-      <w:r>
-        <w:rPr>
-          <w:rFonts w:ascii="Carlito" w:hAnsi="Carlito" w:cs="Carlito"/>
+          <w:rFonts w:ascii="Calibri" w:hAnsi="Calibri" w:cs="Calibri"/>
+          <w:sz w:val="36"/>
+          <w:szCs w:val="36"/>
+        </w:rPr>
+      </w:pPr>
+      <w:r>
+        <w:rPr>
+          <w:rFonts w:ascii="Calibri" w:hAnsi="Calibri" w:cs="Calibri"/>
           <w:sz w:val="36"/>
           <w:szCs w:val="36"/>
         </w:rPr>
@@ -994,7 +967,7 @@
       </w:r>
       <w:r>
         <w:rPr>
-          <w:rFonts w:ascii="Carlito" w:hAnsi="Carlito" w:cs="Carlito"/>
+          <w:rFonts w:ascii="Calibri" w:hAnsi="Calibri" w:cs="Calibri"/>
           <w:sz w:val="36"/>
           <w:szCs w:val="36"/>
         </w:rPr>
@@ -1005,7 +978,7 @@
       <w:pPr>
         <w:jc w:val="both"/>
         <w:rPr>
-          <w:rFonts w:ascii="Carlito" w:hAnsi="Carlito" w:cs="Carlito"/>
+          <w:rFonts w:ascii="Calibri" w:hAnsi="Calibri" w:cs="Calibri"/>
           <w:noProof/>
           <w:sz w:val="36"/>
           <w:szCs w:val="36"/>
@@ -1013,7 +986,7 @@
       </w:pPr>
       <w:r>
         <w:rPr>
-          <w:rFonts w:ascii="Carlito" w:hAnsi="Carlito" w:cs="Carlito"/>
+          <w:rFonts w:ascii="Calibri" w:hAnsi="Calibri" w:cs="Calibri"/>
           <w:noProof/>
           <w:sz w:val="36"/>
           <w:szCs w:val="36"/>
@@ -1086,7 +1059,7 @@
       <w:pPr>
         <w:jc w:val="both"/>
         <w:rPr>
-          <w:rFonts w:ascii="Carlito" w:hAnsi="Carlito" w:cs="Carlito"/>
+          <w:rFonts w:ascii="Calibri" w:hAnsi="Calibri" w:cs="Calibri"/>
           <w:noProof/>
           <w:sz w:val="36"/>
           <w:szCs w:val="36"/>
@@ -1097,7 +1070,7 @@
       <w:pPr>
         <w:jc w:val="both"/>
         <w:rPr>
-          <w:rFonts w:ascii="Carlito" w:hAnsi="Carlito" w:cs="Carlito"/>
+          <w:rFonts w:ascii="Calibri" w:hAnsi="Calibri" w:cs="Calibri"/>
           <w:noProof/>
           <w:sz w:val="36"/>
           <w:szCs w:val="36"/>
@@ -1108,7 +1081,7 @@
       <w:pPr>
         <w:jc w:val="both"/>
         <w:rPr>
-          <w:rFonts w:ascii="Carlito" w:hAnsi="Carlito" w:cs="Carlito"/>
+          <w:rFonts w:ascii="Calibri" w:hAnsi="Calibri" w:cs="Calibri"/>
           <w:noProof/>
           <w:sz w:val="36"/>
           <w:szCs w:val="36"/>
@@ -1119,7 +1092,7 @@
       <w:pPr>
         <w:jc w:val="both"/>
         <w:rPr>
-          <w:rFonts w:ascii="Carlito" w:hAnsi="Carlito" w:cs="Carlito"/>
+          <w:rFonts w:ascii="Calibri" w:hAnsi="Calibri" w:cs="Calibri"/>
           <w:noProof/>
           <w:sz w:val="36"/>
           <w:szCs w:val="36"/>
@@ -1130,7 +1103,7 @@
       <w:pPr>
         <w:jc w:val="both"/>
         <w:rPr>
-          <w:rFonts w:ascii="Carlito" w:hAnsi="Carlito" w:cs="Carlito"/>
+          <w:rFonts w:ascii="Calibri" w:hAnsi="Calibri" w:cs="Calibri"/>
           <w:noProof/>
           <w:sz w:val="36"/>
           <w:szCs w:val="36"/>
@@ -1141,7 +1114,7 @@
       <w:pPr>
         <w:jc w:val="both"/>
         <w:rPr>
-          <w:rFonts w:ascii="Carlito" w:hAnsi="Carlito" w:cs="Carlito"/>
+          <w:rFonts w:ascii="Calibri" w:hAnsi="Calibri" w:cs="Calibri"/>
           <w:noProof/>
           <w:sz w:val="36"/>
           <w:szCs w:val="36"/>
@@ -1152,7 +1125,7 @@
       <w:pPr>
         <w:jc w:val="both"/>
         <w:rPr>
-          <w:rFonts w:ascii="Carlito" w:hAnsi="Carlito" w:cs="Carlito"/>
+          <w:rFonts w:ascii="Calibri" w:hAnsi="Calibri" w:cs="Calibri"/>
           <w:noProof/>
           <w:sz w:val="36"/>
           <w:szCs w:val="36"/>
@@ -1163,7 +1136,7 @@
       <w:pPr>
         <w:jc w:val="both"/>
         <w:rPr>
-          <w:rFonts w:ascii="Carlito" w:hAnsi="Carlito" w:cs="Carlito"/>
+          <w:rFonts w:ascii="Calibri" w:hAnsi="Calibri" w:cs="Calibri"/>
           <w:b/>
           <w:bCs/>
           <w:sz w:val="36"/>
@@ -1172,18 +1145,17 @@
       </w:pPr>
       <w:r>
         <w:rPr>
-          <w:rFonts w:ascii="Carlito" w:hAnsi="Carlito" w:cs="Carlito"/>
+          <w:rFonts w:ascii="Calibri" w:hAnsi="Calibri" w:cs="Calibri"/>
           <w:b/>
           <w:bCs/>
           <w:sz w:val="36"/>
           <w:szCs w:val="36"/>
         </w:rPr>
-        <w:lastRenderedPageBreak/>
         <w:t>Different</w:t>
       </w:r>
       <w:r>
         <w:rPr>
-          <w:rFonts w:ascii="Carlito" w:hAnsi="Carlito" w:cs="Carlito"/>
+          <w:rFonts w:ascii="Calibri" w:hAnsi="Calibri" w:cs="Calibri"/>
           <w:b/>
           <w:bCs/>
           <w:sz w:val="36"/>
@@ -1201,14 +1173,14 @@
         </w:numPr>
         <w:jc w:val="both"/>
         <w:rPr>
-          <w:rFonts w:ascii="Carlito" w:hAnsi="Carlito" w:cs="Carlito"/>
-          <w:sz w:val="36"/>
-          <w:szCs w:val="36"/>
-        </w:rPr>
-      </w:pPr>
-      <w:r>
-        <w:rPr>
-          <w:rFonts w:ascii="Carlito" w:hAnsi="Carlito" w:cs="Carlito"/>
+          <w:rFonts w:ascii="Calibri" w:hAnsi="Calibri" w:cs="Calibri"/>
+          <w:sz w:val="36"/>
+          <w:szCs w:val="36"/>
+        </w:rPr>
+      </w:pPr>
+      <w:r>
+        <w:rPr>
+          <w:rFonts w:ascii="Calibri" w:hAnsi="Calibri" w:cs="Calibri"/>
           <w:sz w:val="36"/>
           <w:szCs w:val="36"/>
         </w:rPr>
@@ -1216,7 +1188,7 @@
       </w:r>
       <w:r>
         <w:rPr>
-          <w:rFonts w:ascii="Carlito" w:hAnsi="Carlito" w:cs="Carlito"/>
+          <w:rFonts w:ascii="Calibri" w:hAnsi="Calibri" w:cs="Calibri"/>
           <w:sz w:val="36"/>
           <w:szCs w:val="36"/>
         </w:rPr>
@@ -1224,7 +1196,7 @@
       </w:r>
       <w:r>
         <w:rPr>
-          <w:rFonts w:ascii="Carlito" w:hAnsi="Carlito" w:cs="Carlito"/>
+          <w:rFonts w:ascii="Calibri" w:hAnsi="Calibri" w:cs="Calibri"/>
           <w:sz w:val="36"/>
           <w:szCs w:val="36"/>
         </w:rPr>
@@ -1232,7 +1204,7 @@
       </w:r>
       <w:r>
         <w:rPr>
-          <w:rFonts w:ascii="Carlito" w:hAnsi="Carlito" w:cs="Carlito"/>
+          <w:rFonts w:ascii="Calibri" w:hAnsi="Calibri" w:cs="Calibri"/>
           <w:sz w:val="36"/>
           <w:szCs w:val="36"/>
         </w:rPr>
@@ -1240,7 +1212,7 @@
       </w:r>
       <w:r>
         <w:rPr>
-          <w:rFonts w:ascii="Carlito" w:hAnsi="Carlito" w:cs="Carlito"/>
+          <w:rFonts w:ascii="Calibri" w:hAnsi="Calibri" w:cs="Calibri"/>
           <w:sz w:val="36"/>
           <w:szCs w:val="36"/>
         </w:rPr>
@@ -1248,7 +1220,7 @@
       </w:r>
       <w:r>
         <w:rPr>
-          <w:rFonts w:ascii="Carlito" w:hAnsi="Carlito" w:cs="Carlito"/>
+          <w:rFonts w:ascii="Calibri" w:hAnsi="Calibri" w:cs="Calibri"/>
           <w:sz w:val="36"/>
           <w:szCs w:val="36"/>
         </w:rPr>
@@ -1256,7 +1228,7 @@
       </w:r>
       <w:r>
         <w:rPr>
-          <w:rFonts w:ascii="Carlito" w:hAnsi="Carlito" w:cs="Carlito"/>
+          <w:rFonts w:ascii="Calibri" w:hAnsi="Calibri" w:cs="Calibri"/>
           <w:sz w:val="36"/>
           <w:szCs w:val="36"/>
         </w:rPr>
@@ -1272,14 +1244,14 @@
         </w:numPr>
         <w:jc w:val="both"/>
         <w:rPr>
-          <w:rFonts w:ascii="Carlito" w:hAnsi="Carlito" w:cs="Carlito"/>
-          <w:sz w:val="36"/>
-          <w:szCs w:val="36"/>
-        </w:rPr>
-      </w:pPr>
-      <w:r>
-        <w:rPr>
-          <w:rFonts w:ascii="Carlito" w:hAnsi="Carlito" w:cs="Carlito"/>
+          <w:rFonts w:ascii="Calibri" w:hAnsi="Calibri" w:cs="Calibri"/>
+          <w:sz w:val="36"/>
+          <w:szCs w:val="36"/>
+        </w:rPr>
+      </w:pPr>
+      <w:r>
+        <w:rPr>
+          <w:rFonts w:ascii="Calibri" w:hAnsi="Calibri" w:cs="Calibri"/>
           <w:sz w:val="36"/>
           <w:szCs w:val="36"/>
         </w:rPr>
@@ -1287,7 +1259,7 @@
       </w:r>
       <w:r>
         <w:rPr>
-          <w:rFonts w:ascii="Carlito" w:hAnsi="Carlito" w:cs="Carlito"/>
+          <w:rFonts w:ascii="Calibri" w:hAnsi="Calibri" w:cs="Calibri"/>
           <w:sz w:val="36"/>
           <w:szCs w:val="36"/>
         </w:rPr>
@@ -1295,7 +1267,7 @@
       </w:r>
       <w:r>
         <w:rPr>
-          <w:rFonts w:ascii="Carlito" w:hAnsi="Carlito" w:cs="Carlito"/>
+          <w:rFonts w:ascii="Calibri" w:hAnsi="Calibri" w:cs="Calibri"/>
           <w:sz w:val="36"/>
           <w:szCs w:val="36"/>
         </w:rPr>
@@ -1303,7 +1275,7 @@
       </w:r>
       <w:r>
         <w:rPr>
-          <w:rFonts w:ascii="Carlito" w:hAnsi="Carlito" w:cs="Carlito"/>
+          <w:rFonts w:ascii="Calibri" w:hAnsi="Calibri" w:cs="Calibri"/>
           <w:sz w:val="36"/>
           <w:szCs w:val="36"/>
         </w:rPr>
@@ -1311,7 +1283,7 @@
       </w:r>
       <w:r>
         <w:rPr>
-          <w:rFonts w:ascii="Carlito" w:hAnsi="Carlito" w:cs="Carlito"/>
+          <w:rFonts w:ascii="Calibri" w:hAnsi="Calibri" w:cs="Calibri"/>
           <w:sz w:val="36"/>
           <w:szCs w:val="36"/>
         </w:rPr>
@@ -1319,7 +1291,7 @@
       </w:r>
       <w:r>
         <w:rPr>
-          <w:rFonts w:ascii="Carlito" w:hAnsi="Carlito" w:cs="Carlito"/>
+          <w:rFonts w:ascii="Calibri" w:hAnsi="Calibri" w:cs="Calibri"/>
           <w:sz w:val="36"/>
           <w:szCs w:val="36"/>
         </w:rPr>
@@ -1327,7 +1299,7 @@
       </w:r>
       <w:r>
         <w:rPr>
-          <w:rFonts w:ascii="Carlito" w:hAnsi="Carlito" w:cs="Carlito"/>
+          <w:rFonts w:ascii="Calibri" w:hAnsi="Calibri" w:cs="Calibri"/>
           <w:sz w:val="36"/>
           <w:szCs w:val="36"/>
         </w:rPr>
@@ -1335,7 +1307,7 @@
       </w:r>
       <w:r>
         <w:rPr>
-          <w:rFonts w:ascii="Carlito" w:hAnsi="Carlito" w:cs="Carlito"/>
+          <w:rFonts w:ascii="Calibri" w:hAnsi="Calibri" w:cs="Calibri"/>
           <w:sz w:val="36"/>
           <w:szCs w:val="36"/>
         </w:rPr>
@@ -1343,7 +1315,7 @@
       </w:r>
       <w:r>
         <w:rPr>
-          <w:rFonts w:ascii="Carlito" w:hAnsi="Carlito" w:cs="Carlito"/>
+          <w:rFonts w:ascii="Calibri" w:hAnsi="Calibri" w:cs="Calibri"/>
           <w:sz w:val="36"/>
           <w:szCs w:val="36"/>
         </w:rPr>
@@ -1359,14 +1331,14 @@
         </w:numPr>
         <w:jc w:val="both"/>
         <w:rPr>
-          <w:rFonts w:ascii="Carlito" w:hAnsi="Carlito" w:cs="Carlito"/>
-          <w:sz w:val="36"/>
-          <w:szCs w:val="36"/>
-        </w:rPr>
-      </w:pPr>
-      <w:r>
-        <w:rPr>
-          <w:rFonts w:ascii="Carlito" w:hAnsi="Carlito" w:cs="Carlito"/>
+          <w:rFonts w:ascii="Calibri" w:hAnsi="Calibri" w:cs="Calibri"/>
+          <w:sz w:val="36"/>
+          <w:szCs w:val="36"/>
+        </w:rPr>
+      </w:pPr>
+      <w:r>
+        <w:rPr>
+          <w:rFonts w:ascii="Calibri" w:hAnsi="Calibri" w:cs="Calibri"/>
           <w:sz w:val="36"/>
           <w:szCs w:val="36"/>
         </w:rPr>
@@ -1374,7 +1346,7 @@
       </w:r>
       <w:r>
         <w:rPr>
-          <w:rFonts w:ascii="Carlito" w:hAnsi="Carlito" w:cs="Carlito"/>
+          <w:rFonts w:ascii="Calibri" w:hAnsi="Calibri" w:cs="Calibri"/>
           <w:sz w:val="36"/>
           <w:szCs w:val="36"/>
         </w:rPr>
@@ -1382,7 +1354,7 @@
       </w:r>
       <w:r>
         <w:rPr>
-          <w:rFonts w:ascii="Carlito" w:hAnsi="Carlito" w:cs="Carlito"/>
+          <w:rFonts w:ascii="Calibri" w:hAnsi="Calibri" w:cs="Calibri"/>
           <w:sz w:val="36"/>
           <w:szCs w:val="36"/>
         </w:rPr>
@@ -1390,7 +1362,7 @@
       </w:r>
       <w:r>
         <w:rPr>
-          <w:rFonts w:ascii="Carlito" w:hAnsi="Carlito" w:cs="Carlito"/>
+          <w:rFonts w:ascii="Calibri" w:hAnsi="Calibri" w:cs="Calibri"/>
           <w:sz w:val="36"/>
           <w:szCs w:val="36"/>
         </w:rPr>
@@ -1398,7 +1370,7 @@
       </w:r>
       <w:r>
         <w:rPr>
-          <w:rFonts w:ascii="Carlito" w:hAnsi="Carlito" w:cs="Carlito"/>
+          <w:rFonts w:ascii="Calibri" w:hAnsi="Calibri" w:cs="Calibri"/>
           <w:sz w:val="36"/>
           <w:szCs w:val="36"/>
         </w:rPr>
@@ -1406,7 +1378,7 @@
       </w:r>
       <w:r>
         <w:rPr>
-          <w:rFonts w:ascii="Carlito" w:hAnsi="Carlito" w:cs="Carlito"/>
+          <w:rFonts w:ascii="Calibri" w:hAnsi="Calibri" w:cs="Calibri"/>
           <w:sz w:val="36"/>
           <w:szCs w:val="36"/>
         </w:rPr>
@@ -1419,22 +1391,23 @@
         <w:ind w:left="360"/>
         <w:jc w:val="both"/>
         <w:rPr>
-          <w:rFonts w:ascii="Carlito" w:hAnsi="Carlito" w:cs="Carlito"/>
-          <w:sz w:val="36"/>
-          <w:szCs w:val="36"/>
-        </w:rPr>
-      </w:pPr>
-      <w:r>
-        <w:rPr>
-          <w:rFonts w:ascii="Carlito" w:hAnsi="Carlito" w:cs="Carlito"/>
-          <w:sz w:val="36"/>
-          <w:szCs w:val="36"/>
-        </w:rPr>
+          <w:rFonts w:ascii="Calibri" w:hAnsi="Calibri" w:cs="Calibri"/>
+          <w:sz w:val="36"/>
+          <w:szCs w:val="36"/>
+        </w:rPr>
+      </w:pPr>
+      <w:r>
+        <w:rPr>
+          <w:rFonts w:ascii="Calibri" w:hAnsi="Calibri" w:cs="Calibri"/>
+          <w:sz w:val="36"/>
+          <w:szCs w:val="36"/>
+        </w:rPr>
+        <w:lastRenderedPageBreak/>
         <w:t>Unlike supervised learning with labeled data and unsupervised learning with unlabeled data</w:t>
       </w:r>
       <w:r>
         <w:rPr>
-          <w:rFonts w:ascii="Carlito" w:hAnsi="Carlito" w:cs="Carlito"/>
+          <w:rFonts w:ascii="Calibri" w:hAnsi="Calibri" w:cs="Calibri"/>
           <w:sz w:val="36"/>
           <w:szCs w:val="36"/>
         </w:rPr>
@@ -1442,7 +1415,7 @@
       </w:r>
       <w:r>
         <w:rPr>
-          <w:rFonts w:ascii="Carlito" w:hAnsi="Carlito" w:cs="Carlito"/>
+          <w:rFonts w:ascii="Calibri" w:hAnsi="Calibri" w:cs="Calibri"/>
           <w:sz w:val="36"/>
           <w:szCs w:val="36"/>
         </w:rPr>
@@ -1450,7 +1423,7 @@
       </w:r>
       <w:r>
         <w:rPr>
-          <w:rFonts w:ascii="Carlito" w:hAnsi="Carlito" w:cs="Carlito"/>
+          <w:rFonts w:ascii="Calibri" w:hAnsi="Calibri" w:cs="Calibri"/>
           <w:sz w:val="36"/>
           <w:szCs w:val="36"/>
         </w:rPr>
@@ -1458,7 +1431,7 @@
       </w:r>
       <w:r>
         <w:rPr>
-          <w:rFonts w:ascii="Carlito" w:hAnsi="Carlito" w:cs="Carlito"/>
+          <w:rFonts w:ascii="Calibri" w:hAnsi="Calibri" w:cs="Calibri"/>
           <w:sz w:val="36"/>
           <w:szCs w:val="36"/>
         </w:rPr>
@@ -1466,7 +1439,7 @@
       </w:r>
       <w:r>
         <w:rPr>
-          <w:rFonts w:ascii="Carlito" w:hAnsi="Carlito" w:cs="Carlito"/>
+          <w:rFonts w:ascii="Calibri" w:hAnsi="Calibri" w:cs="Calibri"/>
           <w:sz w:val="36"/>
           <w:szCs w:val="36"/>
         </w:rPr>
@@ -1474,7 +1447,7 @@
       </w:r>
       <w:r>
         <w:rPr>
-          <w:rFonts w:ascii="Carlito" w:hAnsi="Carlito" w:cs="Carlito"/>
+          <w:rFonts w:ascii="Calibri" w:hAnsi="Calibri" w:cs="Calibri"/>
           <w:sz w:val="36"/>
           <w:szCs w:val="36"/>
         </w:rPr>
@@ -1485,34 +1458,34 @@
       <w:pPr>
         <w:jc w:val="both"/>
         <w:rPr>
-          <w:rFonts w:ascii="Carlito" w:hAnsi="Carlito" w:cs="Carlito"/>
-          <w:sz w:val="36"/>
-          <w:szCs w:val="36"/>
-        </w:rPr>
-      </w:pPr>
-    </w:p>
-    <w:p>
-      <w:pPr>
-        <w:jc w:val="both"/>
-        <w:rPr>
-          <w:rFonts w:ascii="Carlito" w:hAnsi="Carlito" w:cs="Carlito"/>
-          <w:sz w:val="36"/>
-          <w:szCs w:val="36"/>
-        </w:rPr>
-      </w:pPr>
-    </w:p>
-    <w:p>
-      <w:pPr>
-        <w:jc w:val="both"/>
-        <w:rPr>
-          <w:rFonts w:ascii="Carlito" w:hAnsi="Carlito" w:cs="Carlito"/>
-          <w:sz w:val="36"/>
-          <w:szCs w:val="36"/>
-        </w:rPr>
-      </w:pPr>
-      <w:r>
-        <w:rPr>
-          <w:rFonts w:ascii="Carlito" w:hAnsi="Carlito" w:cs="Carlito"/>
+          <w:rFonts w:ascii="Calibri" w:hAnsi="Calibri" w:cs="Calibri"/>
+          <w:sz w:val="36"/>
+          <w:szCs w:val="36"/>
+        </w:rPr>
+      </w:pPr>
+    </w:p>
+    <w:p>
+      <w:pPr>
+        <w:jc w:val="both"/>
+        <w:rPr>
+          <w:rFonts w:ascii="Calibri" w:hAnsi="Calibri" w:cs="Calibri"/>
+          <w:sz w:val="36"/>
+          <w:szCs w:val="36"/>
+        </w:rPr>
+      </w:pPr>
+    </w:p>
+    <w:p>
+      <w:pPr>
+        <w:jc w:val="both"/>
+        <w:rPr>
+          <w:rFonts w:ascii="Calibri" w:hAnsi="Calibri" w:cs="Calibri"/>
+          <w:sz w:val="36"/>
+          <w:szCs w:val="36"/>
+        </w:rPr>
+      </w:pPr>
+      <w:r>
+        <w:rPr>
+          <w:rFonts w:ascii="Calibri" w:hAnsi="Calibri" w:cs="Calibri"/>
           <w:noProof/>
           <w:sz w:val="36"/>
           <w:szCs w:val="36"/>
@@ -1585,77 +1558,77 @@
       <w:pPr>
         <w:jc w:val="both"/>
         <w:rPr>
-          <w:rFonts w:ascii="Carlito" w:hAnsi="Carlito" w:cs="Carlito"/>
-          <w:sz w:val="36"/>
-          <w:szCs w:val="36"/>
-        </w:rPr>
-      </w:pPr>
-    </w:p>
-    <w:p>
-      <w:pPr>
-        <w:jc w:val="both"/>
-        <w:rPr>
-          <w:rFonts w:ascii="Carlito" w:hAnsi="Carlito" w:cs="Carlito"/>
-          <w:sz w:val="36"/>
-          <w:szCs w:val="36"/>
-        </w:rPr>
-      </w:pPr>
-    </w:p>
-    <w:p>
-      <w:pPr>
-        <w:jc w:val="both"/>
-        <w:rPr>
-          <w:rFonts w:ascii="Carlito" w:hAnsi="Carlito" w:cs="Carlito"/>
-          <w:sz w:val="36"/>
-          <w:szCs w:val="36"/>
-        </w:rPr>
-      </w:pPr>
-    </w:p>
-    <w:p>
-      <w:pPr>
-        <w:jc w:val="both"/>
-        <w:rPr>
-          <w:rFonts w:ascii="Carlito" w:hAnsi="Carlito" w:cs="Carlito"/>
-          <w:sz w:val="36"/>
-          <w:szCs w:val="36"/>
-        </w:rPr>
-      </w:pPr>
-    </w:p>
-    <w:p>
-      <w:pPr>
-        <w:jc w:val="both"/>
-        <w:rPr>
-          <w:rFonts w:ascii="Carlito" w:hAnsi="Carlito" w:cs="Carlito"/>
-          <w:sz w:val="36"/>
-          <w:szCs w:val="36"/>
-        </w:rPr>
-      </w:pPr>
-    </w:p>
-    <w:p>
-      <w:pPr>
-        <w:jc w:val="both"/>
-        <w:rPr>
-          <w:rFonts w:ascii="Carlito" w:hAnsi="Carlito" w:cs="Carlito"/>
-          <w:sz w:val="36"/>
-          <w:szCs w:val="36"/>
-        </w:rPr>
-      </w:pPr>
-    </w:p>
-    <w:p>
-      <w:pPr>
-        <w:jc w:val="both"/>
-        <w:rPr>
-          <w:rFonts w:ascii="Carlito" w:hAnsi="Carlito" w:cs="Carlito"/>
-          <w:sz w:val="36"/>
-          <w:szCs w:val="36"/>
-        </w:rPr>
-      </w:pPr>
-    </w:p>
-    <w:p>
-      <w:pPr>
-        <w:jc w:val="both"/>
-        <w:rPr>
-          <w:rFonts w:ascii="Carlito" w:hAnsi="Carlito" w:cs="Carlito"/>
+          <w:rFonts w:ascii="Calibri" w:hAnsi="Calibri" w:cs="Calibri"/>
+          <w:sz w:val="36"/>
+          <w:szCs w:val="36"/>
+        </w:rPr>
+      </w:pPr>
+    </w:p>
+    <w:p>
+      <w:pPr>
+        <w:jc w:val="both"/>
+        <w:rPr>
+          <w:rFonts w:ascii="Calibri" w:hAnsi="Calibri" w:cs="Calibri"/>
+          <w:sz w:val="36"/>
+          <w:szCs w:val="36"/>
+        </w:rPr>
+      </w:pPr>
+    </w:p>
+    <w:p>
+      <w:pPr>
+        <w:jc w:val="both"/>
+        <w:rPr>
+          <w:rFonts w:ascii="Calibri" w:hAnsi="Calibri" w:cs="Calibri"/>
+          <w:sz w:val="36"/>
+          <w:szCs w:val="36"/>
+        </w:rPr>
+      </w:pPr>
+    </w:p>
+    <w:p>
+      <w:pPr>
+        <w:jc w:val="both"/>
+        <w:rPr>
+          <w:rFonts w:ascii="Calibri" w:hAnsi="Calibri" w:cs="Calibri"/>
+          <w:sz w:val="36"/>
+          <w:szCs w:val="36"/>
+        </w:rPr>
+      </w:pPr>
+    </w:p>
+    <w:p>
+      <w:pPr>
+        <w:jc w:val="both"/>
+        <w:rPr>
+          <w:rFonts w:ascii="Calibri" w:hAnsi="Calibri" w:cs="Calibri"/>
+          <w:sz w:val="36"/>
+          <w:szCs w:val="36"/>
+        </w:rPr>
+      </w:pPr>
+    </w:p>
+    <w:p>
+      <w:pPr>
+        <w:jc w:val="both"/>
+        <w:rPr>
+          <w:rFonts w:ascii="Calibri" w:hAnsi="Calibri" w:cs="Calibri"/>
+          <w:sz w:val="36"/>
+          <w:szCs w:val="36"/>
+        </w:rPr>
+      </w:pPr>
+    </w:p>
+    <w:p>
+      <w:pPr>
+        <w:jc w:val="both"/>
+        <w:rPr>
+          <w:rFonts w:ascii="Calibri" w:hAnsi="Calibri" w:cs="Calibri"/>
+          <w:sz w:val="36"/>
+          <w:szCs w:val="36"/>
+        </w:rPr>
+      </w:pPr>
+    </w:p>
+    <w:p>
+      <w:pPr>
+        <w:jc w:val="both"/>
+        <w:rPr>
+          <w:rFonts w:ascii="Calibri" w:hAnsi="Calibri" w:cs="Calibri"/>
           <w:b/>
           <w:bCs/>
           <w:sz w:val="44"/>
@@ -1664,7 +1637,7 @@
       </w:pPr>
       <w:r>
         <w:rPr>
-          <w:rFonts w:ascii="Carlito" w:hAnsi="Carlito" w:cs="Carlito"/>
+          <w:rFonts w:ascii="Calibri" w:hAnsi="Calibri" w:cs="Calibri"/>
           <w:b/>
           <w:bCs/>
           <w:sz w:val="44"/>
@@ -1677,7 +1650,7 @@
       <w:pPr>
         <w:jc w:val="both"/>
         <w:rPr>
-          <w:rFonts w:ascii="Carlito" w:hAnsi="Carlito" w:cs="Carlito"/>
+          <w:rFonts w:ascii="Calibri" w:hAnsi="Calibri" w:cs="Calibri"/>
           <w:b/>
           <w:bCs/>
           <w:sz w:val="36"/>
@@ -1686,7 +1659,7 @@
       </w:pPr>
       <w:r>
         <w:rPr>
-          <w:rFonts w:ascii="Carlito" w:hAnsi="Carlito" w:cs="Carlito"/>
+          <w:rFonts w:ascii="Calibri" w:hAnsi="Calibri" w:cs="Calibri"/>
           <w:b/>
           <w:bCs/>
           <w:sz w:val="36"/>
@@ -1704,7 +1677,7 @@
         </w:numPr>
         <w:jc w:val="both"/>
         <w:rPr>
-          <w:rFonts w:ascii="Carlito" w:hAnsi="Carlito" w:cs="Carlito"/>
+          <w:rFonts w:ascii="Calibri" w:hAnsi="Calibri" w:cs="Calibri"/>
           <w:b/>
           <w:bCs/>
           <w:sz w:val="36"/>
@@ -1713,7 +1686,7 @@
       </w:pPr>
       <w:r>
         <w:rPr>
-          <w:rFonts w:ascii="Carlito" w:hAnsi="Carlito" w:cs="Carlito"/>
+          <w:rFonts w:ascii="Calibri" w:hAnsi="Calibri" w:cs="Calibri"/>
           <w:sz w:val="36"/>
           <w:szCs w:val="36"/>
         </w:rPr>
@@ -1721,7 +1694,7 @@
       </w:r>
       <w:r>
         <w:rPr>
-          <w:rFonts w:ascii="Carlito" w:hAnsi="Carlito" w:cs="Carlito"/>
+          <w:rFonts w:ascii="Calibri" w:hAnsi="Calibri" w:cs="Calibri"/>
           <w:sz w:val="36"/>
           <w:szCs w:val="36"/>
         </w:rPr>
@@ -1737,7 +1710,7 @@
         </w:numPr>
         <w:jc w:val="both"/>
         <w:rPr>
-          <w:rFonts w:ascii="Carlito" w:hAnsi="Carlito" w:cs="Carlito"/>
+          <w:rFonts w:ascii="Calibri" w:hAnsi="Calibri" w:cs="Calibri"/>
           <w:b/>
           <w:bCs/>
           <w:sz w:val="36"/>
@@ -1746,7 +1719,7 @@
       </w:pPr>
       <w:r>
         <w:rPr>
-          <w:rFonts w:ascii="Carlito" w:hAnsi="Carlito" w:cs="Carlito"/>
+          <w:rFonts w:ascii="Calibri" w:hAnsi="Calibri" w:cs="Calibri"/>
           <w:sz w:val="36"/>
           <w:szCs w:val="36"/>
         </w:rPr>
@@ -1762,7 +1735,7 @@
         </w:numPr>
         <w:jc w:val="both"/>
         <w:rPr>
-          <w:rFonts w:ascii="Carlito" w:hAnsi="Carlito" w:cs="Carlito"/>
+          <w:rFonts w:ascii="Calibri" w:hAnsi="Calibri" w:cs="Calibri"/>
           <w:b/>
           <w:bCs/>
           <w:sz w:val="36"/>
@@ -1771,15 +1744,33 @@
       </w:pPr>
       <w:r>
         <w:rPr>
-          <w:rFonts w:ascii="Carlito" w:hAnsi="Carlito" w:cs="Carlito"/>
-          <w:sz w:val="36"/>
-          <w:szCs w:val="36"/>
-        </w:rPr>
-        <w:t>Decision-Making: Data-driven decision lead to better outcomes</w:t>
-      </w:r>
-      <w:r>
-        <w:rPr>
-          <w:rFonts w:ascii="Carlito" w:hAnsi="Carlito" w:cs="Carlito"/>
+          <w:rFonts w:ascii="Calibri" w:hAnsi="Calibri" w:cs="Calibri"/>
+          <w:sz w:val="36"/>
+          <w:szCs w:val="36"/>
+        </w:rPr>
+        <w:t xml:space="preserve">Decision-Making: Data-driven decision </w:t>
+      </w:r>
+      <w:proofErr w:type="gramStart"/>
+      <w:r>
+        <w:rPr>
+          <w:rFonts w:ascii="Calibri" w:hAnsi="Calibri" w:cs="Calibri"/>
+          <w:sz w:val="36"/>
+          <w:szCs w:val="36"/>
+        </w:rPr>
+        <w:t>lead</w:t>
+      </w:r>
+      <w:proofErr w:type="gramEnd"/>
+      <w:r>
+        <w:rPr>
+          <w:rFonts w:ascii="Calibri" w:hAnsi="Calibri" w:cs="Calibri"/>
+          <w:sz w:val="36"/>
+          <w:szCs w:val="36"/>
+        </w:rPr>
+        <w:t xml:space="preserve"> to better outcomes</w:t>
+      </w:r>
+      <w:r>
+        <w:rPr>
+          <w:rFonts w:ascii="Calibri" w:hAnsi="Calibri" w:cs="Calibri"/>
           <w:sz w:val="36"/>
           <w:szCs w:val="36"/>
         </w:rPr>
@@ -1810,17 +1801,18 @@
             <w:pPr>
               <w:jc w:val="center"/>
               <w:rPr>
-                <w:rFonts w:ascii="Carlito" w:hAnsi="Carlito" w:cs="Carlito"/>
+                <w:rFonts w:ascii="Calibri" w:hAnsi="Calibri" w:cs="Calibri"/>
                 <w:sz w:val="36"/>
                 <w:szCs w:val="36"/>
               </w:rPr>
             </w:pPr>
             <w:r>
               <w:rPr>
-                <w:rFonts w:ascii="Carlito" w:hAnsi="Carlito" w:cs="Carlito"/>
+                <w:rFonts w:ascii="Calibri" w:hAnsi="Calibri" w:cs="Calibri"/>
                 <w:sz w:val="36"/>
                 <w:szCs w:val="36"/>
               </w:rPr>
+              <w:lastRenderedPageBreak/>
               <w:t>Aspect</w:t>
             </w:r>
           </w:p>
@@ -1834,14 +1826,14 @@
               <w:jc w:val="center"/>
               <w:cnfStyle w:val="100000000000" w:firstRow="1" w:lastRow="0" w:firstColumn="0" w:lastColumn="0" w:oddVBand="0" w:evenVBand="0" w:oddHBand="0" w:evenHBand="0" w:firstRowFirstColumn="0" w:firstRowLastColumn="0" w:lastRowFirstColumn="0" w:lastRowLastColumn="0"/>
               <w:rPr>
-                <w:rFonts w:ascii="Carlito" w:hAnsi="Carlito" w:cs="Carlito"/>
+                <w:rFonts w:ascii="Calibri" w:hAnsi="Calibri" w:cs="Calibri"/>
                 <w:sz w:val="36"/>
                 <w:szCs w:val="36"/>
               </w:rPr>
             </w:pPr>
             <w:r>
               <w:rPr>
-                <w:rFonts w:ascii="Carlito" w:hAnsi="Carlito" w:cs="Carlito"/>
+                <w:rFonts w:ascii="Calibri" w:hAnsi="Calibri" w:cs="Calibri"/>
                 <w:sz w:val="36"/>
                 <w:szCs w:val="36"/>
               </w:rPr>
@@ -1864,14 +1856,14 @@
             <w:pPr>
               <w:jc w:val="center"/>
               <w:rPr>
-                <w:rFonts w:ascii="Carlito" w:hAnsi="Carlito" w:cs="Carlito"/>
+                <w:rFonts w:ascii="Calibri" w:hAnsi="Calibri" w:cs="Calibri"/>
                 <w:sz w:val="36"/>
                 <w:szCs w:val="36"/>
               </w:rPr>
             </w:pPr>
             <w:r>
               <w:rPr>
-                <w:rFonts w:ascii="Carlito" w:hAnsi="Carlito" w:cs="Carlito"/>
+                <w:rFonts w:ascii="Calibri" w:hAnsi="Calibri" w:cs="Calibri"/>
                 <w:sz w:val="36"/>
                 <w:szCs w:val="36"/>
               </w:rPr>
@@ -1888,14 +1880,14 @@
               <w:jc w:val="both"/>
               <w:cnfStyle w:val="000000100000" w:firstRow="0" w:lastRow="0" w:firstColumn="0" w:lastColumn="0" w:oddVBand="0" w:evenVBand="0" w:oddHBand="1" w:evenHBand="0" w:firstRowFirstColumn="0" w:firstRowLastColumn="0" w:lastRowFirstColumn="0" w:lastRowLastColumn="0"/>
               <w:rPr>
-                <w:rFonts w:ascii="Carlito" w:hAnsi="Carlito" w:cs="Carlito"/>
+                <w:rFonts w:ascii="Calibri" w:hAnsi="Calibri" w:cs="Calibri"/>
                 <w:sz w:val="36"/>
                 <w:szCs w:val="36"/>
               </w:rPr>
             </w:pPr>
             <w:r>
               <w:rPr>
-                <w:rFonts w:ascii="Carlito" w:hAnsi="Carlito" w:cs="Carlito"/>
+                <w:rFonts w:ascii="Calibri" w:hAnsi="Calibri" w:cs="Calibri"/>
                 <w:sz w:val="36"/>
                 <w:szCs w:val="36"/>
               </w:rPr>
@@ -1917,14 +1909,14 @@
             <w:pPr>
               <w:jc w:val="center"/>
               <w:rPr>
-                <w:rFonts w:ascii="Carlito" w:hAnsi="Carlito" w:cs="Carlito"/>
+                <w:rFonts w:ascii="Calibri" w:hAnsi="Calibri" w:cs="Calibri"/>
                 <w:sz w:val="36"/>
                 <w:szCs w:val="36"/>
               </w:rPr>
             </w:pPr>
             <w:r>
               <w:rPr>
-                <w:rFonts w:ascii="Carlito" w:hAnsi="Carlito" w:cs="Carlito"/>
+                <w:rFonts w:ascii="Calibri" w:hAnsi="Calibri" w:cs="Calibri"/>
                 <w:sz w:val="36"/>
                 <w:szCs w:val="36"/>
               </w:rPr>
@@ -1941,14 +1933,14 @@
               <w:jc w:val="both"/>
               <w:cnfStyle w:val="000000000000" w:firstRow="0" w:lastRow="0" w:firstColumn="0" w:lastColumn="0" w:oddVBand="0" w:evenVBand="0" w:oddHBand="0" w:evenHBand="0" w:firstRowFirstColumn="0" w:firstRowLastColumn="0" w:lastRowFirstColumn="0" w:lastRowLastColumn="0"/>
               <w:rPr>
-                <w:rFonts w:ascii="Carlito" w:hAnsi="Carlito" w:cs="Carlito"/>
+                <w:rFonts w:ascii="Calibri" w:hAnsi="Calibri" w:cs="Calibri"/>
                 <w:sz w:val="36"/>
                 <w:szCs w:val="36"/>
               </w:rPr>
             </w:pPr>
             <w:r>
               <w:rPr>
-                <w:rFonts w:ascii="Carlito" w:hAnsi="Carlito" w:cs="Carlito"/>
+                <w:rFonts w:ascii="Calibri" w:hAnsi="Calibri" w:cs="Calibri"/>
                 <w:sz w:val="36"/>
                 <w:szCs w:val="36"/>
               </w:rPr>
@@ -1971,14 +1963,14 @@
             <w:pPr>
               <w:jc w:val="center"/>
               <w:rPr>
-                <w:rFonts w:ascii="Carlito" w:hAnsi="Carlito" w:cs="Carlito"/>
+                <w:rFonts w:ascii="Calibri" w:hAnsi="Calibri" w:cs="Calibri"/>
                 <w:sz w:val="36"/>
                 <w:szCs w:val="36"/>
               </w:rPr>
             </w:pPr>
             <w:r>
               <w:rPr>
-                <w:rFonts w:ascii="Carlito" w:hAnsi="Carlito" w:cs="Carlito"/>
+                <w:rFonts w:ascii="Calibri" w:hAnsi="Calibri" w:cs="Calibri"/>
                 <w:sz w:val="36"/>
                 <w:szCs w:val="36"/>
               </w:rPr>
@@ -1995,14 +1987,14 @@
               <w:jc w:val="both"/>
               <w:cnfStyle w:val="000000100000" w:firstRow="0" w:lastRow="0" w:firstColumn="0" w:lastColumn="0" w:oddVBand="0" w:evenVBand="0" w:oddHBand="1" w:evenHBand="0" w:firstRowFirstColumn="0" w:firstRowLastColumn="0" w:lastRowFirstColumn="0" w:lastRowLastColumn="0"/>
               <w:rPr>
-                <w:rFonts w:ascii="Carlito" w:hAnsi="Carlito" w:cs="Carlito"/>
+                <w:rFonts w:ascii="Calibri" w:hAnsi="Calibri" w:cs="Calibri"/>
                 <w:sz w:val="36"/>
                 <w:szCs w:val="36"/>
               </w:rPr>
             </w:pPr>
             <w:r>
               <w:rPr>
-                <w:rFonts w:ascii="Carlito" w:hAnsi="Carlito" w:cs="Carlito"/>
+                <w:rFonts w:ascii="Calibri" w:hAnsi="Calibri" w:cs="Calibri"/>
                 <w:sz w:val="36"/>
                 <w:szCs w:val="36"/>
               </w:rPr>
@@ -2010,7 +2002,7 @@
             </w:r>
             <w:r>
               <w:rPr>
-                <w:rFonts w:ascii="Carlito" w:hAnsi="Carlito" w:cs="Carlito"/>
+                <w:rFonts w:ascii="Calibri" w:hAnsi="Calibri" w:cs="Calibri"/>
                 <w:sz w:val="36"/>
                 <w:szCs w:val="36"/>
               </w:rPr>
@@ -2032,14 +2024,14 @@
             <w:pPr>
               <w:jc w:val="center"/>
               <w:rPr>
-                <w:rFonts w:ascii="Carlito" w:hAnsi="Carlito" w:cs="Carlito"/>
+                <w:rFonts w:ascii="Calibri" w:hAnsi="Calibri" w:cs="Calibri"/>
                 <w:sz w:val="36"/>
                 <w:szCs w:val="36"/>
               </w:rPr>
             </w:pPr>
             <w:r>
               <w:rPr>
-                <w:rFonts w:ascii="Carlito" w:hAnsi="Carlito" w:cs="Carlito"/>
+                <w:rFonts w:ascii="Calibri" w:hAnsi="Calibri" w:cs="Calibri"/>
                 <w:sz w:val="36"/>
                 <w:szCs w:val="36"/>
               </w:rPr>
@@ -2056,14 +2048,14 @@
               <w:jc w:val="both"/>
               <w:cnfStyle w:val="000000000000" w:firstRow="0" w:lastRow="0" w:firstColumn="0" w:lastColumn="0" w:oddVBand="0" w:evenVBand="0" w:oddHBand="0" w:evenHBand="0" w:firstRowFirstColumn="0" w:firstRowLastColumn="0" w:lastRowFirstColumn="0" w:lastRowLastColumn="0"/>
               <w:rPr>
-                <w:rFonts w:ascii="Carlito" w:hAnsi="Carlito" w:cs="Carlito"/>
+                <w:rFonts w:ascii="Calibri" w:hAnsi="Calibri" w:cs="Calibri"/>
                 <w:sz w:val="36"/>
                 <w:szCs w:val="36"/>
               </w:rPr>
             </w:pPr>
             <w:r>
               <w:rPr>
-                <w:rFonts w:ascii="Carlito" w:hAnsi="Carlito" w:cs="Carlito"/>
+                <w:rFonts w:ascii="Calibri" w:hAnsi="Calibri" w:cs="Calibri"/>
                 <w:sz w:val="36"/>
                 <w:szCs w:val="36"/>
               </w:rPr>
@@ -2077,17 +2069,17 @@
       <w:pPr>
         <w:jc w:val="both"/>
         <w:rPr>
-          <w:rFonts w:ascii="Carlito" w:hAnsi="Carlito" w:cs="Carlito"/>
-          <w:sz w:val="36"/>
-          <w:szCs w:val="36"/>
-        </w:rPr>
-      </w:pPr>
-    </w:p>
-    <w:p>
-      <w:pPr>
-        <w:jc w:val="both"/>
-        <w:rPr>
-          <w:rFonts w:ascii="Carlito" w:hAnsi="Carlito" w:cs="Carlito"/>
+          <w:rFonts w:ascii="Calibri" w:hAnsi="Calibri" w:cs="Calibri"/>
+          <w:sz w:val="36"/>
+          <w:szCs w:val="36"/>
+        </w:rPr>
+      </w:pPr>
+    </w:p>
+    <w:p>
+      <w:pPr>
+        <w:jc w:val="both"/>
+        <w:rPr>
+          <w:rFonts w:ascii="Calibri" w:hAnsi="Calibri" w:cs="Calibri"/>
           <w:b/>
           <w:bCs/>
           <w:sz w:val="36"/>
@@ -2096,13 +2088,12 @@
       </w:pPr>
       <w:r>
         <w:rPr>
-          <w:rFonts w:ascii="Carlito" w:hAnsi="Carlito" w:cs="Carlito"/>
+          <w:rFonts w:ascii="Calibri" w:hAnsi="Calibri" w:cs="Calibri"/>
           <w:b/>
           <w:bCs/>
           <w:sz w:val="36"/>
           <w:szCs w:val="36"/>
         </w:rPr>
-        <w:lastRenderedPageBreak/>
         <w:t>Time Value of Data:</w:t>
       </w:r>
     </w:p>
@@ -2115,14 +2106,14 @@
         </w:numPr>
         <w:jc w:val="both"/>
         <w:rPr>
-          <w:rFonts w:ascii="Carlito" w:hAnsi="Carlito" w:cs="Carlito"/>
-          <w:sz w:val="36"/>
-          <w:szCs w:val="36"/>
-        </w:rPr>
-      </w:pPr>
-      <w:r>
-        <w:rPr>
-          <w:rFonts w:ascii="Carlito" w:hAnsi="Carlito" w:cs="Carlito"/>
+          <w:rFonts w:ascii="Calibri" w:hAnsi="Calibri" w:cs="Calibri"/>
+          <w:sz w:val="36"/>
+          <w:szCs w:val="36"/>
+        </w:rPr>
+      </w:pPr>
+      <w:r>
+        <w:rPr>
+          <w:rFonts w:ascii="Calibri" w:hAnsi="Calibri" w:cs="Calibri"/>
           <w:sz w:val="36"/>
           <w:szCs w:val="36"/>
         </w:rPr>
@@ -2130,7 +2121,7 @@
       </w:r>
       <w:r>
         <w:rPr>
-          <w:rFonts w:ascii="Carlito" w:hAnsi="Carlito" w:cs="Carlito"/>
+          <w:rFonts w:ascii="Calibri" w:hAnsi="Calibri" w:cs="Calibri"/>
           <w:sz w:val="36"/>
           <w:szCs w:val="36"/>
         </w:rPr>
@@ -2146,14 +2137,14 @@
         </w:numPr>
         <w:jc w:val="both"/>
         <w:rPr>
-          <w:rFonts w:ascii="Carlito" w:hAnsi="Carlito" w:cs="Carlito"/>
-          <w:sz w:val="36"/>
-          <w:szCs w:val="36"/>
-        </w:rPr>
-      </w:pPr>
-      <w:r>
-        <w:rPr>
-          <w:rFonts w:ascii="Carlito" w:hAnsi="Carlito" w:cs="Carlito"/>
+          <w:rFonts w:ascii="Calibri" w:hAnsi="Calibri" w:cs="Calibri"/>
+          <w:sz w:val="36"/>
+          <w:szCs w:val="36"/>
+        </w:rPr>
+      </w:pPr>
+      <w:r>
+        <w:rPr>
+          <w:rFonts w:ascii="Calibri" w:hAnsi="Calibri" w:cs="Calibri"/>
           <w:sz w:val="36"/>
           <w:szCs w:val="36"/>
         </w:rPr>
@@ -2161,7 +2152,7 @@
       </w:r>
       <w:r>
         <w:rPr>
-          <w:rFonts w:ascii="Carlito" w:hAnsi="Carlito" w:cs="Carlito"/>
+          <w:rFonts w:ascii="Calibri" w:hAnsi="Calibri" w:cs="Calibri"/>
           <w:sz w:val="36"/>
           <w:szCs w:val="36"/>
         </w:rPr>
@@ -2177,14 +2168,14 @@
         </w:numPr>
         <w:jc w:val="both"/>
         <w:rPr>
-          <w:rFonts w:ascii="Carlito" w:hAnsi="Carlito" w:cs="Carlito"/>
-          <w:sz w:val="36"/>
-          <w:szCs w:val="36"/>
-        </w:rPr>
-      </w:pPr>
-      <w:r>
-        <w:rPr>
-          <w:rFonts w:ascii="Carlito" w:hAnsi="Carlito" w:cs="Carlito"/>
+          <w:rFonts w:ascii="Calibri" w:hAnsi="Calibri" w:cs="Calibri"/>
+          <w:sz w:val="36"/>
+          <w:szCs w:val="36"/>
+        </w:rPr>
+      </w:pPr>
+      <w:r>
+        <w:rPr>
+          <w:rFonts w:ascii="Calibri" w:hAnsi="Calibri" w:cs="Calibri"/>
           <w:sz w:val="36"/>
           <w:szCs w:val="36"/>
         </w:rPr>
@@ -2200,14 +2191,14 @@
         </w:numPr>
         <w:jc w:val="both"/>
         <w:rPr>
-          <w:rFonts w:ascii="Carlito" w:hAnsi="Carlito" w:cs="Carlito"/>
-          <w:sz w:val="36"/>
-          <w:szCs w:val="36"/>
-        </w:rPr>
-      </w:pPr>
-      <w:r>
-        <w:rPr>
-          <w:rFonts w:ascii="Carlito" w:hAnsi="Carlito" w:cs="Carlito"/>
+          <w:rFonts w:ascii="Calibri" w:hAnsi="Calibri" w:cs="Calibri"/>
+          <w:sz w:val="36"/>
+          <w:szCs w:val="36"/>
+        </w:rPr>
+      </w:pPr>
+      <w:r>
+        <w:rPr>
+          <w:rFonts w:ascii="Calibri" w:hAnsi="Calibri" w:cs="Calibri"/>
           <w:sz w:val="36"/>
           <w:szCs w:val="36"/>
         </w:rPr>
@@ -2215,7 +2206,7 @@
       </w:r>
       <w:r>
         <w:rPr>
-          <w:rFonts w:ascii="Carlito" w:hAnsi="Carlito" w:cs="Carlito"/>
+          <w:rFonts w:ascii="Calibri" w:hAnsi="Calibri" w:cs="Calibri"/>
           <w:sz w:val="36"/>
           <w:szCs w:val="36"/>
         </w:rPr>
@@ -2223,7 +2214,7 @@
       </w:r>
       <w:r>
         <w:rPr>
-          <w:rFonts w:ascii="Carlito" w:hAnsi="Carlito" w:cs="Carlito"/>
+          <w:rFonts w:ascii="Calibri" w:hAnsi="Calibri" w:cs="Calibri"/>
           <w:sz w:val="36"/>
           <w:szCs w:val="36"/>
         </w:rPr>
@@ -2239,14 +2230,14 @@
         </w:numPr>
         <w:jc w:val="both"/>
         <w:rPr>
-          <w:rFonts w:ascii="Carlito" w:hAnsi="Carlito" w:cs="Carlito"/>
-          <w:sz w:val="36"/>
-          <w:szCs w:val="36"/>
-        </w:rPr>
-      </w:pPr>
-      <w:r>
-        <w:rPr>
-          <w:rFonts w:ascii="Carlito" w:hAnsi="Carlito" w:cs="Carlito"/>
+          <w:rFonts w:ascii="Calibri" w:hAnsi="Calibri" w:cs="Calibri"/>
+          <w:sz w:val="36"/>
+          <w:szCs w:val="36"/>
+        </w:rPr>
+      </w:pPr>
+      <w:r>
+        <w:rPr>
+          <w:rFonts w:ascii="Calibri" w:hAnsi="Calibri" w:cs="Calibri"/>
           <w:sz w:val="36"/>
           <w:szCs w:val="36"/>
         </w:rPr>
@@ -2254,7 +2245,7 @@
       </w:r>
       <w:r>
         <w:rPr>
-          <w:rFonts w:ascii="Carlito" w:hAnsi="Carlito" w:cs="Carlito"/>
+          <w:rFonts w:ascii="Calibri" w:hAnsi="Calibri" w:cs="Calibri"/>
           <w:sz w:val="36"/>
           <w:szCs w:val="36"/>
         </w:rPr>
@@ -2270,14 +2261,14 @@
         </w:numPr>
         <w:jc w:val="both"/>
         <w:rPr>
-          <w:rFonts w:ascii="Carlito" w:hAnsi="Carlito" w:cs="Carlito"/>
-          <w:sz w:val="36"/>
-          <w:szCs w:val="36"/>
-        </w:rPr>
-      </w:pPr>
-      <w:r>
-        <w:rPr>
-          <w:rFonts w:ascii="Carlito" w:hAnsi="Carlito" w:cs="Carlito"/>
+          <w:rFonts w:ascii="Calibri" w:hAnsi="Calibri" w:cs="Calibri"/>
+          <w:sz w:val="36"/>
+          <w:szCs w:val="36"/>
+        </w:rPr>
+      </w:pPr>
+      <w:r>
+        <w:rPr>
+          <w:rFonts w:ascii="Calibri" w:hAnsi="Calibri" w:cs="Calibri"/>
           <w:sz w:val="36"/>
           <w:szCs w:val="36"/>
         </w:rPr>
@@ -2285,7 +2276,7 @@
       </w:r>
       <w:r>
         <w:rPr>
-          <w:rFonts w:ascii="Carlito" w:hAnsi="Carlito" w:cs="Carlito"/>
+          <w:rFonts w:ascii="Calibri" w:hAnsi="Calibri" w:cs="Calibri"/>
           <w:sz w:val="36"/>
           <w:szCs w:val="36"/>
         </w:rPr>
@@ -2293,7 +2284,7 @@
       </w:r>
       <w:r>
         <w:rPr>
-          <w:rFonts w:ascii="Carlito" w:hAnsi="Carlito" w:cs="Carlito"/>
+          <w:rFonts w:ascii="Calibri" w:hAnsi="Calibri" w:cs="Calibri"/>
           <w:sz w:val="36"/>
           <w:szCs w:val="36"/>
         </w:rPr>
@@ -2301,7 +2292,7 @@
       </w:r>
       <w:r>
         <w:rPr>
-          <w:rFonts w:ascii="Carlito" w:hAnsi="Carlito" w:cs="Carlito"/>
+          <w:rFonts w:ascii="Calibri" w:hAnsi="Calibri" w:cs="Calibri"/>
           <w:sz w:val="36"/>
           <w:szCs w:val="36"/>
         </w:rPr>
@@ -2312,54 +2303,54 @@
       <w:pPr>
         <w:jc w:val="both"/>
         <w:rPr>
-          <w:rFonts w:ascii="Carlito" w:hAnsi="Carlito" w:cs="Carlito"/>
-          <w:sz w:val="36"/>
-          <w:szCs w:val="36"/>
-        </w:rPr>
-      </w:pPr>
-    </w:p>
-    <w:p>
-      <w:pPr>
-        <w:jc w:val="both"/>
-        <w:rPr>
-          <w:rFonts w:ascii="Carlito" w:hAnsi="Carlito" w:cs="Carlito"/>
-          <w:sz w:val="36"/>
-          <w:szCs w:val="36"/>
-        </w:rPr>
-      </w:pPr>
-    </w:p>
-    <w:p>
-      <w:pPr>
-        <w:jc w:val="both"/>
-        <w:rPr>
-          <w:rFonts w:ascii="Carlito" w:hAnsi="Carlito" w:cs="Carlito"/>
-          <w:sz w:val="36"/>
-          <w:szCs w:val="36"/>
-        </w:rPr>
-      </w:pPr>
-    </w:p>
-    <w:p>
-      <w:pPr>
-        <w:jc w:val="both"/>
-        <w:rPr>
-          <w:rFonts w:ascii="Carlito" w:hAnsi="Carlito" w:cs="Carlito"/>
-          <w:sz w:val="36"/>
-          <w:szCs w:val="36"/>
-        </w:rPr>
-      </w:pPr>
-    </w:p>
-    <w:p>
-      <w:pPr>
-        <w:jc w:val="both"/>
-        <w:rPr>
-          <w:rFonts w:ascii="Carlito" w:hAnsi="Carlito" w:cs="Carlito"/>
-          <w:sz w:val="36"/>
-          <w:szCs w:val="36"/>
-        </w:rPr>
-      </w:pPr>
-      <w:r>
-        <w:rPr>
-          <w:rFonts w:ascii="Carlito" w:hAnsi="Carlito" w:cs="Carlito"/>
+          <w:rFonts w:ascii="Calibri" w:hAnsi="Calibri" w:cs="Calibri"/>
+          <w:sz w:val="36"/>
+          <w:szCs w:val="36"/>
+        </w:rPr>
+      </w:pPr>
+    </w:p>
+    <w:p>
+      <w:pPr>
+        <w:jc w:val="both"/>
+        <w:rPr>
+          <w:rFonts w:ascii="Calibri" w:hAnsi="Calibri" w:cs="Calibri"/>
+          <w:sz w:val="36"/>
+          <w:szCs w:val="36"/>
+        </w:rPr>
+      </w:pPr>
+    </w:p>
+    <w:p>
+      <w:pPr>
+        <w:jc w:val="both"/>
+        <w:rPr>
+          <w:rFonts w:ascii="Calibri" w:hAnsi="Calibri" w:cs="Calibri"/>
+          <w:sz w:val="36"/>
+          <w:szCs w:val="36"/>
+        </w:rPr>
+      </w:pPr>
+    </w:p>
+    <w:p>
+      <w:pPr>
+        <w:jc w:val="both"/>
+        <w:rPr>
+          <w:rFonts w:ascii="Calibri" w:hAnsi="Calibri" w:cs="Calibri"/>
+          <w:sz w:val="36"/>
+          <w:szCs w:val="36"/>
+        </w:rPr>
+      </w:pPr>
+    </w:p>
+    <w:p>
+      <w:pPr>
+        <w:jc w:val="both"/>
+        <w:rPr>
+          <w:rFonts w:ascii="Calibri" w:hAnsi="Calibri" w:cs="Calibri"/>
+          <w:sz w:val="36"/>
+          <w:szCs w:val="36"/>
+        </w:rPr>
+      </w:pPr>
+      <w:r>
+        <w:rPr>
+          <w:rFonts w:ascii="Calibri" w:hAnsi="Calibri" w:cs="Calibri"/>
           <w:noProof/>
           <w:sz w:val="36"/>
           <w:szCs w:val="36"/>
@@ -2425,97 +2416,97 @@
       <w:pPr>
         <w:jc w:val="both"/>
         <w:rPr>
-          <w:rFonts w:ascii="Carlito" w:hAnsi="Carlito" w:cs="Carlito"/>
-          <w:sz w:val="36"/>
-          <w:szCs w:val="36"/>
-        </w:rPr>
-      </w:pPr>
-    </w:p>
-    <w:p>
-      <w:pPr>
-        <w:jc w:val="both"/>
-        <w:rPr>
-          <w:rFonts w:ascii="Carlito" w:hAnsi="Carlito" w:cs="Carlito"/>
-          <w:sz w:val="36"/>
-          <w:szCs w:val="36"/>
-        </w:rPr>
-      </w:pPr>
-    </w:p>
-    <w:p>
-      <w:pPr>
-        <w:jc w:val="both"/>
-        <w:rPr>
-          <w:rFonts w:ascii="Carlito" w:hAnsi="Carlito" w:cs="Carlito"/>
-          <w:sz w:val="36"/>
-          <w:szCs w:val="36"/>
-        </w:rPr>
-      </w:pPr>
-    </w:p>
-    <w:p>
-      <w:pPr>
-        <w:jc w:val="both"/>
-        <w:rPr>
-          <w:rFonts w:ascii="Carlito" w:hAnsi="Carlito" w:cs="Carlito"/>
-          <w:sz w:val="36"/>
-          <w:szCs w:val="36"/>
-        </w:rPr>
-      </w:pPr>
-    </w:p>
-    <w:p>
-      <w:pPr>
-        <w:jc w:val="both"/>
-        <w:rPr>
-          <w:rFonts w:ascii="Carlito" w:hAnsi="Carlito" w:cs="Carlito"/>
-          <w:sz w:val="36"/>
-          <w:szCs w:val="36"/>
-        </w:rPr>
-      </w:pPr>
-    </w:p>
-    <w:p>
-      <w:pPr>
-        <w:jc w:val="both"/>
-        <w:rPr>
-          <w:rFonts w:ascii="Carlito" w:hAnsi="Carlito" w:cs="Carlito"/>
-          <w:sz w:val="36"/>
-          <w:szCs w:val="36"/>
-        </w:rPr>
-      </w:pPr>
-    </w:p>
-    <w:p>
-      <w:pPr>
-        <w:jc w:val="both"/>
-        <w:rPr>
-          <w:rFonts w:ascii="Carlito" w:hAnsi="Carlito" w:cs="Carlito"/>
-          <w:sz w:val="36"/>
-          <w:szCs w:val="36"/>
-        </w:rPr>
-      </w:pPr>
-    </w:p>
-    <w:p>
-      <w:pPr>
-        <w:jc w:val="both"/>
-        <w:rPr>
-          <w:rFonts w:ascii="Carlito" w:hAnsi="Carlito" w:cs="Carlito"/>
-          <w:sz w:val="36"/>
-          <w:szCs w:val="36"/>
-        </w:rPr>
-      </w:pPr>
-    </w:p>
-    <w:p>
-      <w:pPr>
-        <w:jc w:val="both"/>
-        <w:rPr>
-          <w:rFonts w:ascii="Carlito" w:hAnsi="Carlito" w:cs="Carlito"/>
-          <w:sz w:val="36"/>
-          <w:szCs w:val="36"/>
-        </w:rPr>
-      </w:pPr>
-    </w:p>
-    <w:p>
-      <w:pPr>
-        <w:jc w:val="both"/>
-        <w:rPr>
-          <w:rFonts w:ascii="Carlito" w:hAnsi="Carlito" w:cs="Carlito"/>
+          <w:rFonts w:ascii="Calibri" w:hAnsi="Calibri" w:cs="Calibri"/>
+          <w:sz w:val="36"/>
+          <w:szCs w:val="36"/>
+        </w:rPr>
+      </w:pPr>
+    </w:p>
+    <w:p>
+      <w:pPr>
+        <w:jc w:val="both"/>
+        <w:rPr>
+          <w:rFonts w:ascii="Calibri" w:hAnsi="Calibri" w:cs="Calibri"/>
+          <w:sz w:val="36"/>
+          <w:szCs w:val="36"/>
+        </w:rPr>
+      </w:pPr>
+    </w:p>
+    <w:p>
+      <w:pPr>
+        <w:jc w:val="both"/>
+        <w:rPr>
+          <w:rFonts w:ascii="Calibri" w:hAnsi="Calibri" w:cs="Calibri"/>
+          <w:sz w:val="36"/>
+          <w:szCs w:val="36"/>
+        </w:rPr>
+      </w:pPr>
+    </w:p>
+    <w:p>
+      <w:pPr>
+        <w:jc w:val="both"/>
+        <w:rPr>
+          <w:rFonts w:ascii="Calibri" w:hAnsi="Calibri" w:cs="Calibri"/>
+          <w:sz w:val="36"/>
+          <w:szCs w:val="36"/>
+        </w:rPr>
+      </w:pPr>
+    </w:p>
+    <w:p>
+      <w:pPr>
+        <w:jc w:val="both"/>
+        <w:rPr>
+          <w:rFonts w:ascii="Calibri" w:hAnsi="Calibri" w:cs="Calibri"/>
+          <w:sz w:val="36"/>
+          <w:szCs w:val="36"/>
+        </w:rPr>
+      </w:pPr>
+    </w:p>
+    <w:p>
+      <w:pPr>
+        <w:jc w:val="both"/>
+        <w:rPr>
+          <w:rFonts w:ascii="Calibri" w:hAnsi="Calibri" w:cs="Calibri"/>
+          <w:sz w:val="36"/>
+          <w:szCs w:val="36"/>
+        </w:rPr>
+      </w:pPr>
+    </w:p>
+    <w:p>
+      <w:pPr>
+        <w:jc w:val="both"/>
+        <w:rPr>
+          <w:rFonts w:ascii="Calibri" w:hAnsi="Calibri" w:cs="Calibri"/>
+          <w:sz w:val="36"/>
+          <w:szCs w:val="36"/>
+        </w:rPr>
+      </w:pPr>
+    </w:p>
+    <w:p>
+      <w:pPr>
+        <w:jc w:val="both"/>
+        <w:rPr>
+          <w:rFonts w:ascii="Calibri" w:hAnsi="Calibri" w:cs="Calibri"/>
+          <w:sz w:val="36"/>
+          <w:szCs w:val="36"/>
+        </w:rPr>
+      </w:pPr>
+    </w:p>
+    <w:p>
+      <w:pPr>
+        <w:jc w:val="both"/>
+        <w:rPr>
+          <w:rFonts w:ascii="Calibri" w:hAnsi="Calibri" w:cs="Calibri"/>
+          <w:sz w:val="36"/>
+          <w:szCs w:val="36"/>
+        </w:rPr>
+      </w:pPr>
+    </w:p>
+    <w:p>
+      <w:pPr>
+        <w:jc w:val="both"/>
+        <w:rPr>
+          <w:rFonts w:ascii="Calibri" w:hAnsi="Calibri" w:cs="Calibri"/>
           <w:b/>
           <w:bCs/>
           <w:sz w:val="36"/>
@@ -2524,7 +2515,7 @@
       </w:pPr>
       <w:r>
         <w:rPr>
-          <w:rFonts w:ascii="Carlito" w:hAnsi="Carlito" w:cs="Carlito"/>
+          <w:rFonts w:ascii="Calibri" w:hAnsi="Calibri" w:cs="Calibri"/>
           <w:b/>
           <w:bCs/>
           <w:sz w:val="36"/>
@@ -2542,14 +2533,14 @@
         </w:numPr>
         <w:jc w:val="both"/>
         <w:rPr>
-          <w:rFonts w:ascii="Carlito" w:hAnsi="Carlito" w:cs="Carlito"/>
-          <w:sz w:val="36"/>
-          <w:szCs w:val="36"/>
-        </w:rPr>
-      </w:pPr>
-      <w:r>
-        <w:rPr>
-          <w:rFonts w:ascii="Carlito" w:hAnsi="Carlito" w:cs="Carlito"/>
+          <w:rFonts w:ascii="Calibri" w:hAnsi="Calibri" w:cs="Calibri"/>
+          <w:sz w:val="36"/>
+          <w:szCs w:val="36"/>
+        </w:rPr>
+      </w:pPr>
+      <w:r>
+        <w:rPr>
+          <w:rFonts w:ascii="Calibri" w:hAnsi="Calibri" w:cs="Calibri"/>
           <w:sz w:val="36"/>
           <w:szCs w:val="36"/>
         </w:rPr>
@@ -2557,7 +2548,7 @@
       </w:r>
       <w:r>
         <w:rPr>
-          <w:rFonts w:ascii="Carlito" w:hAnsi="Carlito" w:cs="Carlito"/>
+          <w:rFonts w:ascii="Calibri" w:hAnsi="Calibri" w:cs="Calibri"/>
           <w:sz w:val="36"/>
           <w:szCs w:val="36"/>
         </w:rPr>
@@ -2565,7 +2556,7 @@
       </w:r>
       <w:r>
         <w:rPr>
-          <w:rFonts w:ascii="Carlito" w:hAnsi="Carlito" w:cs="Carlito"/>
+          <w:rFonts w:ascii="Calibri" w:hAnsi="Calibri" w:cs="Calibri"/>
           <w:sz w:val="36"/>
           <w:szCs w:val="36"/>
         </w:rPr>
@@ -2581,14 +2572,14 @@
         </w:numPr>
         <w:jc w:val="both"/>
         <w:rPr>
-          <w:rFonts w:ascii="Carlito" w:hAnsi="Carlito" w:cs="Carlito"/>
-          <w:sz w:val="36"/>
-          <w:szCs w:val="36"/>
-        </w:rPr>
-      </w:pPr>
-      <w:r>
-        <w:rPr>
-          <w:rFonts w:ascii="Carlito" w:hAnsi="Carlito" w:cs="Carlito"/>
+          <w:rFonts w:ascii="Calibri" w:hAnsi="Calibri" w:cs="Calibri"/>
+          <w:sz w:val="36"/>
+          <w:szCs w:val="36"/>
+        </w:rPr>
+      </w:pPr>
+      <w:r>
+        <w:rPr>
+          <w:rFonts w:ascii="Calibri" w:hAnsi="Calibri" w:cs="Calibri"/>
           <w:sz w:val="36"/>
           <w:szCs w:val="36"/>
         </w:rPr>
@@ -2596,7 +2587,7 @@
       </w:r>
       <w:r>
         <w:rPr>
-          <w:rFonts w:ascii="Carlito" w:hAnsi="Carlito" w:cs="Carlito"/>
+          <w:rFonts w:ascii="Calibri" w:hAnsi="Calibri" w:cs="Calibri"/>
           <w:sz w:val="36"/>
           <w:szCs w:val="36"/>
         </w:rPr>
@@ -2612,14 +2603,14 @@
         </w:numPr>
         <w:jc w:val="both"/>
         <w:rPr>
-          <w:rFonts w:ascii="Carlito" w:hAnsi="Carlito" w:cs="Carlito"/>
-          <w:sz w:val="36"/>
-          <w:szCs w:val="36"/>
-        </w:rPr>
-      </w:pPr>
-      <w:r>
-        <w:rPr>
-          <w:rFonts w:ascii="Carlito" w:hAnsi="Carlito" w:cs="Carlito"/>
+          <w:rFonts w:ascii="Calibri" w:hAnsi="Calibri" w:cs="Calibri"/>
+          <w:sz w:val="36"/>
+          <w:szCs w:val="36"/>
+        </w:rPr>
+      </w:pPr>
+      <w:r>
+        <w:rPr>
+          <w:rFonts w:ascii="Calibri" w:hAnsi="Calibri" w:cs="Calibri"/>
           <w:sz w:val="36"/>
           <w:szCs w:val="36"/>
         </w:rPr>
@@ -2627,7 +2618,7 @@
       </w:r>
       <w:r>
         <w:rPr>
-          <w:rFonts w:ascii="Carlito" w:hAnsi="Carlito" w:cs="Carlito"/>
+          <w:rFonts w:ascii="Calibri" w:hAnsi="Calibri" w:cs="Calibri"/>
           <w:sz w:val="36"/>
           <w:szCs w:val="36"/>
         </w:rPr>
@@ -2638,7 +2629,7 @@
       <w:pPr>
         <w:jc w:val="both"/>
         <w:rPr>
-          <w:rFonts w:ascii="Carlito" w:hAnsi="Carlito" w:cs="Carlito"/>
+          <w:rFonts w:ascii="Calibri" w:hAnsi="Calibri" w:cs="Calibri"/>
           <w:b/>
           <w:bCs/>
           <w:sz w:val="36"/>
@@ -2647,7 +2638,7 @@
       </w:pPr>
       <w:r>
         <w:rPr>
-          <w:rFonts w:ascii="Carlito" w:hAnsi="Carlito" w:cs="Carlito"/>
+          <w:rFonts w:ascii="Calibri" w:hAnsi="Calibri" w:cs="Calibri"/>
           <w:b/>
           <w:bCs/>
           <w:sz w:val="36"/>
@@ -2665,17 +2656,18 @@
         </w:numPr>
         <w:jc w:val="both"/>
         <w:rPr>
-          <w:rFonts w:ascii="Carlito" w:hAnsi="Carlito" w:cs="Carlito"/>
-          <w:sz w:val="36"/>
-          <w:szCs w:val="36"/>
-        </w:rPr>
-      </w:pPr>
-      <w:r>
-        <w:rPr>
-          <w:rFonts w:ascii="Carlito" w:hAnsi="Carlito" w:cs="Carlito"/>
-          <w:sz w:val="36"/>
-          <w:szCs w:val="36"/>
-        </w:rPr>
+          <w:rFonts w:ascii="Calibri" w:hAnsi="Calibri" w:cs="Calibri"/>
+          <w:sz w:val="36"/>
+          <w:szCs w:val="36"/>
+        </w:rPr>
+      </w:pPr>
+      <w:r>
+        <w:rPr>
+          <w:rFonts w:ascii="Calibri" w:hAnsi="Calibri" w:cs="Calibri"/>
+          <w:sz w:val="36"/>
+          <w:szCs w:val="36"/>
+        </w:rPr>
+        <w:lastRenderedPageBreak/>
         <w:t>Data Collection: Ethical data collection practices and user privacy must be prioritized.</w:t>
       </w:r>
     </w:p>
@@ -2688,14 +2680,14 @@
         </w:numPr>
         <w:jc w:val="both"/>
         <w:rPr>
-          <w:rFonts w:ascii="Carlito" w:hAnsi="Carlito" w:cs="Carlito"/>
-          <w:sz w:val="36"/>
-          <w:szCs w:val="36"/>
-        </w:rPr>
-      </w:pPr>
-      <w:r>
-        <w:rPr>
-          <w:rFonts w:ascii="Carlito" w:hAnsi="Carlito" w:cs="Carlito"/>
+          <w:rFonts w:ascii="Calibri" w:hAnsi="Calibri" w:cs="Calibri"/>
+          <w:sz w:val="36"/>
+          <w:szCs w:val="36"/>
+        </w:rPr>
+      </w:pPr>
+      <w:r>
+        <w:rPr>
+          <w:rFonts w:ascii="Calibri" w:hAnsi="Calibri" w:cs="Calibri"/>
           <w:sz w:val="36"/>
           <w:szCs w:val="36"/>
         </w:rPr>
@@ -2703,7 +2695,7 @@
       </w:r>
       <w:r>
         <w:rPr>
-          <w:rFonts w:ascii="Carlito" w:hAnsi="Carlito" w:cs="Carlito"/>
+          <w:rFonts w:ascii="Calibri" w:hAnsi="Calibri" w:cs="Calibri"/>
           <w:sz w:val="36"/>
           <w:szCs w:val="36"/>
         </w:rPr>
@@ -2719,14 +2711,14 @@
         </w:numPr>
         <w:jc w:val="both"/>
         <w:rPr>
-          <w:rFonts w:ascii="Carlito" w:hAnsi="Carlito" w:cs="Carlito"/>
-          <w:sz w:val="36"/>
-          <w:szCs w:val="36"/>
-        </w:rPr>
-      </w:pPr>
-      <w:r>
-        <w:rPr>
-          <w:rFonts w:ascii="Carlito" w:hAnsi="Carlito" w:cs="Carlito"/>
+          <w:rFonts w:ascii="Calibri" w:hAnsi="Calibri" w:cs="Calibri"/>
+          <w:sz w:val="36"/>
+          <w:szCs w:val="36"/>
+        </w:rPr>
+      </w:pPr>
+      <w:r>
+        <w:rPr>
+          <w:rFonts w:ascii="Calibri" w:hAnsi="Calibri" w:cs="Calibri"/>
           <w:sz w:val="36"/>
           <w:szCs w:val="36"/>
         </w:rPr>
@@ -2737,7 +2729,7 @@
       <w:pPr>
         <w:jc w:val="both"/>
         <w:rPr>
-          <w:rFonts w:ascii="Carlito" w:hAnsi="Carlito" w:cs="Carlito"/>
+          <w:rFonts w:ascii="Calibri" w:hAnsi="Calibri" w:cs="Calibri"/>
           <w:b/>
           <w:bCs/>
           <w:sz w:val="36"/>
@@ -2746,7 +2738,7 @@
       </w:pPr>
       <w:r>
         <w:rPr>
-          <w:rFonts w:ascii="Carlito" w:hAnsi="Carlito" w:cs="Carlito"/>
+          <w:rFonts w:ascii="Calibri" w:hAnsi="Calibri" w:cs="Calibri"/>
           <w:b/>
           <w:bCs/>
           <w:sz w:val="36"/>
@@ -2759,7 +2751,7 @@
       <w:pPr>
         <w:jc w:val="both"/>
         <w:rPr>
-          <w:rFonts w:ascii="Carlito" w:hAnsi="Carlito" w:cs="Carlito"/>
+          <w:rFonts w:ascii="Calibri" w:hAnsi="Calibri" w:cs="Calibri"/>
           <w:noProof/>
           <w:sz w:val="36"/>
           <w:szCs w:val="36"/>
@@ -2767,7 +2759,7 @@
       </w:pPr>
       <w:r>
         <w:rPr>
-          <w:rFonts w:ascii="Carlito" w:hAnsi="Carlito" w:cs="Carlito"/>
+          <w:rFonts w:ascii="Calibri" w:hAnsi="Calibri" w:cs="Calibri"/>
           <w:noProof/>
           <w:sz w:val="36"/>
           <w:szCs w:val="36"/>
@@ -2840,107 +2832,107 @@
       <w:pPr>
         <w:jc w:val="both"/>
         <w:rPr>
-          <w:rFonts w:ascii="Carlito" w:hAnsi="Carlito" w:cs="Carlito"/>
-          <w:sz w:val="36"/>
-          <w:szCs w:val="36"/>
-        </w:rPr>
-      </w:pPr>
-    </w:p>
-    <w:p>
-      <w:pPr>
-        <w:jc w:val="both"/>
-        <w:rPr>
-          <w:rFonts w:ascii="Carlito" w:hAnsi="Carlito" w:cs="Carlito"/>
-          <w:sz w:val="36"/>
-          <w:szCs w:val="36"/>
-        </w:rPr>
-      </w:pPr>
-    </w:p>
-    <w:p>
-      <w:pPr>
-        <w:jc w:val="both"/>
-        <w:rPr>
-          <w:rFonts w:ascii="Carlito" w:hAnsi="Carlito" w:cs="Carlito"/>
-          <w:sz w:val="36"/>
-          <w:szCs w:val="36"/>
-        </w:rPr>
-      </w:pPr>
-    </w:p>
-    <w:p>
-      <w:pPr>
-        <w:jc w:val="both"/>
-        <w:rPr>
-          <w:rFonts w:ascii="Carlito" w:hAnsi="Carlito" w:cs="Carlito"/>
-          <w:sz w:val="36"/>
-          <w:szCs w:val="36"/>
-        </w:rPr>
-      </w:pPr>
-    </w:p>
-    <w:p>
-      <w:pPr>
-        <w:jc w:val="both"/>
-        <w:rPr>
-          <w:rFonts w:ascii="Carlito" w:hAnsi="Carlito" w:cs="Carlito"/>
-          <w:sz w:val="36"/>
-          <w:szCs w:val="36"/>
-        </w:rPr>
-      </w:pPr>
-    </w:p>
-    <w:p>
-      <w:pPr>
-        <w:jc w:val="both"/>
-        <w:rPr>
-          <w:rFonts w:ascii="Carlito" w:hAnsi="Carlito" w:cs="Carlito"/>
-          <w:sz w:val="36"/>
-          <w:szCs w:val="36"/>
-        </w:rPr>
-      </w:pPr>
-    </w:p>
-    <w:p>
-      <w:pPr>
-        <w:jc w:val="both"/>
-        <w:rPr>
-          <w:rFonts w:ascii="Carlito" w:hAnsi="Carlito" w:cs="Carlito"/>
-          <w:sz w:val="36"/>
-          <w:szCs w:val="36"/>
-        </w:rPr>
-      </w:pPr>
-    </w:p>
-    <w:p>
-      <w:pPr>
-        <w:jc w:val="both"/>
-        <w:rPr>
-          <w:rFonts w:ascii="Carlito" w:hAnsi="Carlito" w:cs="Carlito"/>
-          <w:sz w:val="36"/>
-          <w:szCs w:val="36"/>
-        </w:rPr>
-      </w:pPr>
-    </w:p>
-    <w:p>
-      <w:pPr>
-        <w:jc w:val="both"/>
-        <w:rPr>
-          <w:rFonts w:ascii="Carlito" w:hAnsi="Carlito" w:cs="Carlito"/>
-          <w:sz w:val="36"/>
-          <w:szCs w:val="36"/>
-        </w:rPr>
-      </w:pPr>
-    </w:p>
-    <w:p>
-      <w:pPr>
-        <w:jc w:val="both"/>
-        <w:rPr>
-          <w:rFonts w:ascii="Carlito" w:hAnsi="Carlito" w:cs="Carlito"/>
-          <w:sz w:val="36"/>
-          <w:szCs w:val="36"/>
-        </w:rPr>
-      </w:pPr>
-    </w:p>
-    <w:p>
-      <w:pPr>
-        <w:jc w:val="both"/>
-        <w:rPr>
-          <w:rFonts w:ascii="Carlito" w:hAnsi="Carlito" w:cs="Carlito"/>
+          <w:rFonts w:ascii="Calibri" w:hAnsi="Calibri" w:cs="Calibri"/>
+          <w:sz w:val="36"/>
+          <w:szCs w:val="36"/>
+        </w:rPr>
+      </w:pPr>
+    </w:p>
+    <w:p>
+      <w:pPr>
+        <w:jc w:val="both"/>
+        <w:rPr>
+          <w:rFonts w:ascii="Calibri" w:hAnsi="Calibri" w:cs="Calibri"/>
+          <w:sz w:val="36"/>
+          <w:szCs w:val="36"/>
+        </w:rPr>
+      </w:pPr>
+    </w:p>
+    <w:p>
+      <w:pPr>
+        <w:jc w:val="both"/>
+        <w:rPr>
+          <w:rFonts w:ascii="Calibri" w:hAnsi="Calibri" w:cs="Calibri"/>
+          <w:sz w:val="36"/>
+          <w:szCs w:val="36"/>
+        </w:rPr>
+      </w:pPr>
+    </w:p>
+    <w:p>
+      <w:pPr>
+        <w:jc w:val="both"/>
+        <w:rPr>
+          <w:rFonts w:ascii="Calibri" w:hAnsi="Calibri" w:cs="Calibri"/>
+          <w:sz w:val="36"/>
+          <w:szCs w:val="36"/>
+        </w:rPr>
+      </w:pPr>
+    </w:p>
+    <w:p>
+      <w:pPr>
+        <w:jc w:val="both"/>
+        <w:rPr>
+          <w:rFonts w:ascii="Calibri" w:hAnsi="Calibri" w:cs="Calibri"/>
+          <w:sz w:val="36"/>
+          <w:szCs w:val="36"/>
+        </w:rPr>
+      </w:pPr>
+    </w:p>
+    <w:p>
+      <w:pPr>
+        <w:jc w:val="both"/>
+        <w:rPr>
+          <w:rFonts w:ascii="Calibri" w:hAnsi="Calibri" w:cs="Calibri"/>
+          <w:sz w:val="36"/>
+          <w:szCs w:val="36"/>
+        </w:rPr>
+      </w:pPr>
+    </w:p>
+    <w:p>
+      <w:pPr>
+        <w:jc w:val="both"/>
+        <w:rPr>
+          <w:rFonts w:ascii="Calibri" w:hAnsi="Calibri" w:cs="Calibri"/>
+          <w:sz w:val="36"/>
+          <w:szCs w:val="36"/>
+        </w:rPr>
+      </w:pPr>
+    </w:p>
+    <w:p>
+      <w:pPr>
+        <w:jc w:val="both"/>
+        <w:rPr>
+          <w:rFonts w:ascii="Calibri" w:hAnsi="Calibri" w:cs="Calibri"/>
+          <w:sz w:val="36"/>
+          <w:szCs w:val="36"/>
+        </w:rPr>
+      </w:pPr>
+    </w:p>
+    <w:p>
+      <w:pPr>
+        <w:jc w:val="both"/>
+        <w:rPr>
+          <w:rFonts w:ascii="Calibri" w:hAnsi="Calibri" w:cs="Calibri"/>
+          <w:sz w:val="36"/>
+          <w:szCs w:val="36"/>
+        </w:rPr>
+      </w:pPr>
+    </w:p>
+    <w:p>
+      <w:pPr>
+        <w:jc w:val="both"/>
+        <w:rPr>
+          <w:rFonts w:ascii="Calibri" w:hAnsi="Calibri" w:cs="Calibri"/>
+          <w:sz w:val="36"/>
+          <w:szCs w:val="36"/>
+        </w:rPr>
+      </w:pPr>
+    </w:p>
+    <w:p>
+      <w:pPr>
+        <w:jc w:val="both"/>
+        <w:rPr>
+          <w:rFonts w:ascii="Calibri" w:hAnsi="Calibri" w:cs="Calibri"/>
           <w:b/>
           <w:bCs/>
           <w:sz w:val="36"/>
@@ -2949,7 +2941,7 @@
       </w:pPr>
       <w:r>
         <w:rPr>
-          <w:rFonts w:ascii="Carlito" w:hAnsi="Carlito" w:cs="Carlito"/>
+          <w:rFonts w:ascii="Calibri" w:hAnsi="Calibri" w:cs="Calibri"/>
           <w:b/>
           <w:bCs/>
           <w:sz w:val="36"/>
@@ -2962,14 +2954,14 @@
       <w:pPr>
         <w:jc w:val="both"/>
         <w:rPr>
-          <w:rFonts w:ascii="Carlito" w:hAnsi="Carlito" w:cs="Carlito"/>
-          <w:sz w:val="36"/>
-          <w:szCs w:val="36"/>
-        </w:rPr>
-      </w:pPr>
-      <w:r>
-        <w:rPr>
-          <w:rFonts w:ascii="Carlito" w:hAnsi="Carlito" w:cs="Carlito"/>
+          <w:rFonts w:ascii="Calibri" w:hAnsi="Calibri" w:cs="Calibri"/>
+          <w:sz w:val="36"/>
+          <w:szCs w:val="36"/>
+        </w:rPr>
+      </w:pPr>
+      <w:r>
+        <w:rPr>
+          <w:rFonts w:ascii="Calibri" w:hAnsi="Calibri" w:cs="Calibri"/>
           <w:sz w:val="36"/>
           <w:szCs w:val="36"/>
         </w:rPr>
@@ -2980,14 +2972,14 @@
       <w:pPr>
         <w:jc w:val="both"/>
         <w:rPr>
-          <w:rFonts w:ascii="Carlito" w:hAnsi="Carlito" w:cs="Carlito"/>
-          <w:sz w:val="36"/>
-          <w:szCs w:val="36"/>
-        </w:rPr>
-      </w:pPr>
-      <w:r>
-        <w:rPr>
-          <w:rFonts w:ascii="Carlito" w:hAnsi="Carlito" w:cs="Carlito"/>
+          <w:rFonts w:ascii="Calibri" w:hAnsi="Calibri" w:cs="Calibri"/>
+          <w:sz w:val="36"/>
+          <w:szCs w:val="36"/>
+        </w:rPr>
+      </w:pPr>
+      <w:r>
+        <w:rPr>
+          <w:rFonts w:ascii="Calibri" w:hAnsi="Calibri" w:cs="Calibri"/>
           <w:sz w:val="36"/>
           <w:szCs w:val="36"/>
         </w:rPr>
@@ -3003,17 +2995,18 @@
         </w:numPr>
         <w:jc w:val="both"/>
         <w:rPr>
-          <w:rFonts w:ascii="Carlito" w:hAnsi="Carlito" w:cs="Carlito"/>
-          <w:sz w:val="36"/>
-          <w:szCs w:val="36"/>
-        </w:rPr>
-      </w:pPr>
-      <w:r>
-        <w:rPr>
-          <w:rFonts w:ascii="Carlito" w:hAnsi="Carlito" w:cs="Carlito"/>
-          <w:sz w:val="36"/>
-          <w:szCs w:val="36"/>
-        </w:rPr>
+          <w:rFonts w:ascii="Calibri" w:hAnsi="Calibri" w:cs="Calibri"/>
+          <w:sz w:val="36"/>
+          <w:szCs w:val="36"/>
+        </w:rPr>
+      </w:pPr>
+      <w:r>
+        <w:rPr>
+          <w:rFonts w:ascii="Calibri" w:hAnsi="Calibri" w:cs="Calibri"/>
+          <w:sz w:val="36"/>
+          <w:szCs w:val="36"/>
+        </w:rPr>
+        <w:lastRenderedPageBreak/>
         <w:t>Relational databases.</w:t>
       </w:r>
     </w:p>
@@ -3026,14 +3019,14 @@
         </w:numPr>
         <w:jc w:val="both"/>
         <w:rPr>
-          <w:rFonts w:ascii="Carlito" w:hAnsi="Carlito" w:cs="Carlito"/>
-          <w:sz w:val="36"/>
-          <w:szCs w:val="36"/>
-        </w:rPr>
-      </w:pPr>
-      <w:r>
-        <w:rPr>
-          <w:rFonts w:ascii="Carlito" w:hAnsi="Carlito" w:cs="Carlito"/>
+          <w:rFonts w:ascii="Calibri" w:hAnsi="Calibri" w:cs="Calibri"/>
+          <w:sz w:val="36"/>
+          <w:szCs w:val="36"/>
+        </w:rPr>
+      </w:pPr>
+      <w:r>
+        <w:rPr>
+          <w:rFonts w:ascii="Calibri" w:hAnsi="Calibri" w:cs="Calibri"/>
           <w:sz w:val="36"/>
           <w:szCs w:val="36"/>
         </w:rPr>
@@ -3049,14 +3042,14 @@
         </w:numPr>
         <w:jc w:val="both"/>
         <w:rPr>
-          <w:rFonts w:ascii="Carlito" w:hAnsi="Carlito" w:cs="Carlito"/>
-          <w:sz w:val="36"/>
-          <w:szCs w:val="36"/>
-        </w:rPr>
-      </w:pPr>
-      <w:r>
-        <w:rPr>
-          <w:rFonts w:ascii="Carlito" w:hAnsi="Carlito" w:cs="Carlito"/>
+          <w:rFonts w:ascii="Calibri" w:hAnsi="Calibri" w:cs="Calibri"/>
+          <w:sz w:val="36"/>
+          <w:szCs w:val="36"/>
+        </w:rPr>
+      </w:pPr>
+      <w:r>
+        <w:rPr>
+          <w:rFonts w:ascii="Calibri" w:hAnsi="Calibri" w:cs="Calibri"/>
           <w:sz w:val="36"/>
           <w:szCs w:val="36"/>
         </w:rPr>
@@ -3067,24 +3060,24 @@
       <w:pPr>
         <w:jc w:val="both"/>
         <w:rPr>
-          <w:rFonts w:ascii="Carlito" w:hAnsi="Carlito" w:cs="Carlito"/>
-          <w:sz w:val="36"/>
-          <w:szCs w:val="36"/>
-        </w:rPr>
-      </w:pPr>
-    </w:p>
-    <w:p>
-      <w:pPr>
-        <w:jc w:val="both"/>
-        <w:rPr>
-          <w:rFonts w:ascii="Carlito" w:hAnsi="Carlito" w:cs="Carlito"/>
-          <w:sz w:val="36"/>
-          <w:szCs w:val="36"/>
-        </w:rPr>
-      </w:pPr>
-      <w:r>
-        <w:rPr>
-          <w:rFonts w:ascii="Carlito" w:hAnsi="Carlito" w:cs="Carlito"/>
+          <w:rFonts w:ascii="Calibri" w:hAnsi="Calibri" w:cs="Calibri"/>
+          <w:sz w:val="36"/>
+          <w:szCs w:val="36"/>
+        </w:rPr>
+      </w:pPr>
+    </w:p>
+    <w:p>
+      <w:pPr>
+        <w:jc w:val="both"/>
+        <w:rPr>
+          <w:rFonts w:ascii="Calibri" w:hAnsi="Calibri" w:cs="Calibri"/>
+          <w:sz w:val="36"/>
+          <w:szCs w:val="36"/>
+        </w:rPr>
+      </w:pPr>
+      <w:r>
+        <w:rPr>
+          <w:rFonts w:ascii="Calibri" w:hAnsi="Calibri" w:cs="Calibri"/>
           <w:sz w:val="36"/>
           <w:szCs w:val="36"/>
         </w:rPr>
@@ -3095,14 +3088,14 @@
       <w:pPr>
         <w:jc w:val="both"/>
         <w:rPr>
-          <w:rFonts w:ascii="Carlito" w:hAnsi="Carlito" w:cs="Carlito"/>
-          <w:sz w:val="36"/>
-          <w:szCs w:val="36"/>
-        </w:rPr>
-      </w:pPr>
-      <w:r>
-        <w:rPr>
-          <w:rFonts w:ascii="Carlito" w:hAnsi="Carlito" w:cs="Carlito"/>
+          <w:rFonts w:ascii="Calibri" w:hAnsi="Calibri" w:cs="Calibri"/>
+          <w:sz w:val="36"/>
+          <w:szCs w:val="36"/>
+        </w:rPr>
+      </w:pPr>
+      <w:r>
+        <w:rPr>
+          <w:rFonts w:ascii="Calibri" w:hAnsi="Calibri" w:cs="Calibri"/>
           <w:sz w:val="36"/>
           <w:szCs w:val="36"/>
         </w:rPr>
@@ -3110,7 +3103,7 @@
       </w:r>
       <w:r>
         <w:rPr>
-          <w:rFonts w:ascii="Carlito" w:hAnsi="Carlito" w:cs="Carlito"/>
+          <w:rFonts w:ascii="Calibri" w:hAnsi="Calibri" w:cs="Calibri"/>
           <w:sz w:val="36"/>
           <w:szCs w:val="36"/>
         </w:rPr>
@@ -3118,7 +3111,7 @@
       </w:r>
       <w:r>
         <w:rPr>
-          <w:rFonts w:ascii="Carlito" w:hAnsi="Carlito" w:cs="Carlito"/>
+          <w:rFonts w:ascii="Calibri" w:hAnsi="Calibri" w:cs="Calibri"/>
           <w:sz w:val="36"/>
           <w:szCs w:val="36"/>
         </w:rPr>
@@ -3126,7 +3119,7 @@
       </w:r>
       <w:r>
         <w:rPr>
-          <w:rFonts w:ascii="Carlito" w:hAnsi="Carlito" w:cs="Carlito"/>
+          <w:rFonts w:ascii="Calibri" w:hAnsi="Calibri" w:cs="Calibri"/>
           <w:sz w:val="36"/>
           <w:szCs w:val="36"/>
         </w:rPr>
@@ -3137,7 +3130,7 @@
       <w:pPr>
         <w:jc w:val="both"/>
         <w:rPr>
-          <w:rFonts w:ascii="Carlito" w:hAnsi="Carlito" w:cs="Carlito"/>
+          <w:rFonts w:ascii="Calibri" w:hAnsi="Calibri" w:cs="Calibri"/>
           <w:b/>
           <w:bCs/>
           <w:sz w:val="36"/>
@@ -3146,7 +3139,7 @@
       </w:pPr>
       <w:r>
         <w:rPr>
-          <w:rFonts w:ascii="Carlito" w:hAnsi="Carlito" w:cs="Carlito"/>
+          <w:rFonts w:ascii="Calibri" w:hAnsi="Calibri" w:cs="Calibri"/>
           <w:b/>
           <w:bCs/>
           <w:sz w:val="36"/>
@@ -3159,14 +3152,14 @@
       <w:pPr>
         <w:jc w:val="both"/>
         <w:rPr>
-          <w:rFonts w:ascii="Carlito" w:hAnsi="Carlito" w:cs="Carlito"/>
-          <w:sz w:val="36"/>
-          <w:szCs w:val="36"/>
-        </w:rPr>
-      </w:pPr>
-      <w:r>
-        <w:rPr>
-          <w:rFonts w:ascii="Carlito" w:hAnsi="Carlito" w:cs="Carlito"/>
+          <w:rFonts w:ascii="Calibri" w:hAnsi="Calibri" w:cs="Calibri"/>
+          <w:sz w:val="36"/>
+          <w:szCs w:val="36"/>
+        </w:rPr>
+      </w:pPr>
+      <w:r>
+        <w:rPr>
+          <w:rFonts w:ascii="Calibri" w:hAnsi="Calibri" w:cs="Calibri"/>
           <w:sz w:val="36"/>
           <w:szCs w:val="36"/>
         </w:rPr>
@@ -3177,18 +3170,17 @@
       <w:pPr>
         <w:jc w:val="both"/>
         <w:rPr>
-          <w:rFonts w:ascii="Carlito" w:hAnsi="Carlito" w:cs="Carlito"/>
-          <w:sz w:val="36"/>
-          <w:szCs w:val="36"/>
-        </w:rPr>
-      </w:pPr>
-      <w:r>
-        <w:rPr>
-          <w:rFonts w:ascii="Carlito" w:hAnsi="Carlito" w:cs="Carlito"/>
-          <w:sz w:val="36"/>
-          <w:szCs w:val="36"/>
-        </w:rPr>
-        <w:lastRenderedPageBreak/>
+          <w:rFonts w:ascii="Calibri" w:hAnsi="Calibri" w:cs="Calibri"/>
+          <w:sz w:val="36"/>
+          <w:szCs w:val="36"/>
+        </w:rPr>
+      </w:pPr>
+      <w:r>
+        <w:rPr>
+          <w:rFonts w:ascii="Calibri" w:hAnsi="Calibri" w:cs="Calibri"/>
+          <w:sz w:val="36"/>
+          <w:szCs w:val="36"/>
+        </w:rPr>
         <w:t>Examples:</w:t>
       </w:r>
     </w:p>
@@ -3201,14 +3193,14 @@
         </w:numPr>
         <w:jc w:val="both"/>
         <w:rPr>
-          <w:rFonts w:ascii="Carlito" w:hAnsi="Carlito" w:cs="Carlito"/>
-          <w:sz w:val="36"/>
-          <w:szCs w:val="36"/>
-        </w:rPr>
-      </w:pPr>
-      <w:r>
-        <w:rPr>
-          <w:rFonts w:ascii="Carlito" w:hAnsi="Carlito" w:cs="Carlito"/>
+          <w:rFonts w:ascii="Calibri" w:hAnsi="Calibri" w:cs="Calibri"/>
+          <w:sz w:val="36"/>
+          <w:szCs w:val="36"/>
+        </w:rPr>
+      </w:pPr>
+      <w:r>
+        <w:rPr>
+          <w:rFonts w:ascii="Calibri" w:hAnsi="Calibri" w:cs="Calibri"/>
           <w:sz w:val="36"/>
           <w:szCs w:val="36"/>
         </w:rPr>
@@ -3224,14 +3216,14 @@
         </w:numPr>
         <w:jc w:val="both"/>
         <w:rPr>
-          <w:rFonts w:ascii="Carlito" w:hAnsi="Carlito" w:cs="Carlito"/>
-          <w:sz w:val="36"/>
-          <w:szCs w:val="36"/>
-        </w:rPr>
-      </w:pPr>
-      <w:r>
-        <w:rPr>
-          <w:rFonts w:ascii="Carlito" w:hAnsi="Carlito" w:cs="Carlito"/>
+          <w:rFonts w:ascii="Calibri" w:hAnsi="Calibri" w:cs="Calibri"/>
+          <w:sz w:val="36"/>
+          <w:szCs w:val="36"/>
+        </w:rPr>
+      </w:pPr>
+      <w:r>
+        <w:rPr>
+          <w:rFonts w:ascii="Calibri" w:hAnsi="Calibri" w:cs="Calibri"/>
           <w:sz w:val="36"/>
           <w:szCs w:val="36"/>
         </w:rPr>
@@ -3247,14 +3239,14 @@
         </w:numPr>
         <w:jc w:val="both"/>
         <w:rPr>
-          <w:rFonts w:ascii="Carlito" w:hAnsi="Carlito" w:cs="Carlito"/>
-          <w:sz w:val="36"/>
-          <w:szCs w:val="36"/>
-        </w:rPr>
-      </w:pPr>
-      <w:r>
-        <w:rPr>
-          <w:rFonts w:ascii="Carlito" w:hAnsi="Carlito" w:cs="Carlito"/>
+          <w:rFonts w:ascii="Calibri" w:hAnsi="Calibri" w:cs="Calibri"/>
+          <w:sz w:val="36"/>
+          <w:szCs w:val="36"/>
+        </w:rPr>
+      </w:pPr>
+      <w:r>
+        <w:rPr>
+          <w:rFonts w:ascii="Calibri" w:hAnsi="Calibri" w:cs="Calibri"/>
           <w:sz w:val="36"/>
           <w:szCs w:val="36"/>
         </w:rPr>
@@ -3265,14 +3257,14 @@
       <w:pPr>
         <w:jc w:val="both"/>
         <w:rPr>
-          <w:rFonts w:ascii="Carlito" w:hAnsi="Carlito" w:cs="Carlito"/>
-          <w:sz w:val="36"/>
-          <w:szCs w:val="36"/>
-        </w:rPr>
-      </w:pPr>
-      <w:r>
-        <w:rPr>
-          <w:rFonts w:ascii="Carlito" w:hAnsi="Carlito" w:cs="Carlito"/>
+          <w:rFonts w:ascii="Calibri" w:hAnsi="Calibri" w:cs="Calibri"/>
+          <w:sz w:val="36"/>
+          <w:szCs w:val="36"/>
+        </w:rPr>
+      </w:pPr>
+      <w:r>
+        <w:rPr>
+          <w:rFonts w:ascii="Calibri" w:hAnsi="Calibri" w:cs="Calibri"/>
           <w:sz w:val="36"/>
           <w:szCs w:val="36"/>
         </w:rPr>
@@ -3283,14 +3275,14 @@
       <w:pPr>
         <w:jc w:val="both"/>
         <w:rPr>
-          <w:rFonts w:ascii="Carlito" w:hAnsi="Carlito" w:cs="Carlito"/>
-          <w:sz w:val="36"/>
-          <w:szCs w:val="36"/>
-        </w:rPr>
-      </w:pPr>
-      <w:r>
-        <w:rPr>
-          <w:rFonts w:ascii="Carlito" w:hAnsi="Carlito" w:cs="Carlito"/>
+          <w:rFonts w:ascii="Calibri" w:hAnsi="Calibri" w:cs="Calibri"/>
+          <w:sz w:val="36"/>
+          <w:szCs w:val="36"/>
+        </w:rPr>
+      </w:pPr>
+      <w:r>
+        <w:rPr>
+          <w:rFonts w:ascii="Calibri" w:hAnsi="Calibri" w:cs="Calibri"/>
           <w:sz w:val="36"/>
           <w:szCs w:val="36"/>
         </w:rPr>
@@ -3298,7 +3290,7 @@
       </w:r>
       <w:r>
         <w:rPr>
-          <w:rFonts w:ascii="Carlito" w:hAnsi="Carlito" w:cs="Carlito"/>
+          <w:rFonts w:ascii="Calibri" w:hAnsi="Calibri" w:cs="Calibri"/>
           <w:sz w:val="36"/>
           <w:szCs w:val="36"/>
         </w:rPr>
@@ -3309,7 +3301,7 @@
       <w:pPr>
         <w:jc w:val="both"/>
         <w:rPr>
-          <w:rFonts w:ascii="Carlito" w:hAnsi="Carlito" w:cs="Carlito"/>
+          <w:rFonts w:ascii="Calibri" w:hAnsi="Calibri" w:cs="Calibri"/>
           <w:b/>
           <w:bCs/>
           <w:sz w:val="36"/>
@@ -3318,7 +3310,7 @@
       </w:pPr>
       <w:r>
         <w:rPr>
-          <w:rFonts w:ascii="Carlito" w:hAnsi="Carlito" w:cs="Carlito"/>
+          <w:rFonts w:ascii="Calibri" w:hAnsi="Calibri" w:cs="Calibri"/>
           <w:b/>
           <w:bCs/>
           <w:sz w:val="36"/>
@@ -3331,14 +3323,14 @@
       <w:pPr>
         <w:jc w:val="both"/>
         <w:rPr>
-          <w:rFonts w:ascii="Carlito" w:hAnsi="Carlito" w:cs="Carlito"/>
-          <w:sz w:val="36"/>
-          <w:szCs w:val="36"/>
-        </w:rPr>
-      </w:pPr>
-      <w:r>
-        <w:rPr>
-          <w:rFonts w:ascii="Carlito" w:hAnsi="Carlito" w:cs="Carlito"/>
+          <w:rFonts w:ascii="Calibri" w:hAnsi="Calibri" w:cs="Calibri"/>
+          <w:sz w:val="36"/>
+          <w:szCs w:val="36"/>
+        </w:rPr>
+      </w:pPr>
+      <w:r>
+        <w:rPr>
+          <w:rFonts w:ascii="Calibri" w:hAnsi="Calibri" w:cs="Calibri"/>
           <w:sz w:val="36"/>
           <w:szCs w:val="36"/>
         </w:rPr>
@@ -3346,7 +3338,7 @@
       </w:r>
       <w:r>
         <w:rPr>
-          <w:rFonts w:ascii="Carlito" w:hAnsi="Carlito" w:cs="Carlito"/>
+          <w:rFonts w:ascii="Calibri" w:hAnsi="Calibri" w:cs="Calibri"/>
           <w:sz w:val="36"/>
           <w:szCs w:val="36"/>
         </w:rPr>
@@ -3354,7 +3346,7 @@
       </w:r>
       <w:r>
         <w:rPr>
-          <w:rFonts w:ascii="Carlito" w:hAnsi="Carlito" w:cs="Carlito"/>
+          <w:rFonts w:ascii="Calibri" w:hAnsi="Calibri" w:cs="Calibri"/>
           <w:sz w:val="36"/>
           <w:szCs w:val="36"/>
         </w:rPr>
@@ -3365,14 +3357,14 @@
       <w:pPr>
         <w:jc w:val="both"/>
         <w:rPr>
-          <w:rFonts w:ascii="Carlito" w:hAnsi="Carlito" w:cs="Carlito"/>
-          <w:sz w:val="36"/>
-          <w:szCs w:val="36"/>
-        </w:rPr>
-      </w:pPr>
-      <w:r>
-        <w:rPr>
-          <w:rFonts w:ascii="Carlito" w:hAnsi="Carlito" w:cs="Carlito"/>
+          <w:rFonts w:ascii="Calibri" w:hAnsi="Calibri" w:cs="Calibri"/>
+          <w:sz w:val="36"/>
+          <w:szCs w:val="36"/>
+        </w:rPr>
+      </w:pPr>
+      <w:r>
+        <w:rPr>
+          <w:rFonts w:ascii="Calibri" w:hAnsi="Calibri" w:cs="Calibri"/>
           <w:sz w:val="36"/>
           <w:szCs w:val="36"/>
         </w:rPr>
@@ -3388,14 +3380,14 @@
         </w:numPr>
         <w:jc w:val="both"/>
         <w:rPr>
-          <w:rFonts w:ascii="Carlito" w:hAnsi="Carlito" w:cs="Carlito"/>
-          <w:sz w:val="36"/>
-          <w:szCs w:val="36"/>
-        </w:rPr>
-      </w:pPr>
-      <w:r>
-        <w:rPr>
-          <w:rFonts w:ascii="Carlito" w:hAnsi="Carlito" w:cs="Carlito"/>
+          <w:rFonts w:ascii="Calibri" w:hAnsi="Calibri" w:cs="Calibri"/>
+          <w:sz w:val="36"/>
+          <w:szCs w:val="36"/>
+        </w:rPr>
+      </w:pPr>
+      <w:r>
+        <w:rPr>
+          <w:rFonts w:ascii="Calibri" w:hAnsi="Calibri" w:cs="Calibri"/>
           <w:sz w:val="36"/>
           <w:szCs w:val="36"/>
         </w:rPr>
@@ -3411,17 +3403,18 @@
         </w:numPr>
         <w:jc w:val="both"/>
         <w:rPr>
-          <w:rFonts w:ascii="Carlito" w:hAnsi="Carlito" w:cs="Carlito"/>
-          <w:sz w:val="36"/>
-          <w:szCs w:val="36"/>
-        </w:rPr>
-      </w:pPr>
-      <w:r>
-        <w:rPr>
-          <w:rFonts w:ascii="Carlito" w:hAnsi="Carlito" w:cs="Carlito"/>
-          <w:sz w:val="36"/>
-          <w:szCs w:val="36"/>
-        </w:rPr>
+          <w:rFonts w:ascii="Calibri" w:hAnsi="Calibri" w:cs="Calibri"/>
+          <w:sz w:val="36"/>
+          <w:szCs w:val="36"/>
+        </w:rPr>
+      </w:pPr>
+      <w:r>
+        <w:rPr>
+          <w:rFonts w:ascii="Calibri" w:hAnsi="Calibri" w:cs="Calibri"/>
+          <w:sz w:val="36"/>
+          <w:szCs w:val="36"/>
+        </w:rPr>
+        <w:lastRenderedPageBreak/>
         <w:t>JSON files.</w:t>
       </w:r>
     </w:p>
@@ -3434,14 +3427,14 @@
         </w:numPr>
         <w:jc w:val="both"/>
         <w:rPr>
-          <w:rFonts w:ascii="Carlito" w:hAnsi="Carlito" w:cs="Carlito"/>
-          <w:sz w:val="36"/>
-          <w:szCs w:val="36"/>
-        </w:rPr>
-      </w:pPr>
-      <w:r>
-        <w:rPr>
-          <w:rFonts w:ascii="Carlito" w:hAnsi="Carlito" w:cs="Carlito"/>
+          <w:rFonts w:ascii="Calibri" w:hAnsi="Calibri" w:cs="Calibri"/>
+          <w:sz w:val="36"/>
+          <w:szCs w:val="36"/>
+        </w:rPr>
+      </w:pPr>
+      <w:r>
+        <w:rPr>
+          <w:rFonts w:ascii="Calibri" w:hAnsi="Calibri" w:cs="Calibri"/>
           <w:sz w:val="36"/>
           <w:szCs w:val="36"/>
         </w:rPr>
@@ -3452,34 +3445,34 @@
       <w:pPr>
         <w:jc w:val="both"/>
         <w:rPr>
-          <w:rFonts w:ascii="Carlito" w:hAnsi="Carlito" w:cs="Carlito"/>
-          <w:sz w:val="36"/>
-          <w:szCs w:val="36"/>
-        </w:rPr>
-      </w:pPr>
-    </w:p>
-    <w:p>
-      <w:pPr>
-        <w:jc w:val="both"/>
-        <w:rPr>
-          <w:rFonts w:ascii="Carlito" w:hAnsi="Carlito" w:cs="Carlito"/>
-          <w:sz w:val="36"/>
-          <w:szCs w:val="36"/>
-        </w:rPr>
-      </w:pPr>
-    </w:p>
-    <w:p>
-      <w:pPr>
-        <w:jc w:val="both"/>
-        <w:rPr>
-          <w:rFonts w:ascii="Carlito" w:hAnsi="Carlito" w:cs="Carlito"/>
-          <w:sz w:val="36"/>
-          <w:szCs w:val="36"/>
-        </w:rPr>
-      </w:pPr>
-      <w:r>
-        <w:rPr>
-          <w:rFonts w:ascii="Carlito" w:hAnsi="Carlito" w:cs="Carlito"/>
+          <w:rFonts w:ascii="Calibri" w:hAnsi="Calibri" w:cs="Calibri"/>
+          <w:sz w:val="36"/>
+          <w:szCs w:val="36"/>
+        </w:rPr>
+      </w:pPr>
+    </w:p>
+    <w:p>
+      <w:pPr>
+        <w:jc w:val="both"/>
+        <w:rPr>
+          <w:rFonts w:ascii="Calibri" w:hAnsi="Calibri" w:cs="Calibri"/>
+          <w:sz w:val="36"/>
+          <w:szCs w:val="36"/>
+        </w:rPr>
+      </w:pPr>
+    </w:p>
+    <w:p>
+      <w:pPr>
+        <w:jc w:val="both"/>
+        <w:rPr>
+          <w:rFonts w:ascii="Calibri" w:hAnsi="Calibri" w:cs="Calibri"/>
+          <w:sz w:val="36"/>
+          <w:szCs w:val="36"/>
+        </w:rPr>
+      </w:pPr>
+      <w:r>
+        <w:rPr>
+          <w:rFonts w:ascii="Calibri" w:hAnsi="Calibri" w:cs="Calibri"/>
           <w:sz w:val="36"/>
           <w:szCs w:val="36"/>
         </w:rPr>
@@ -3490,14 +3483,14 @@
       <w:pPr>
         <w:jc w:val="both"/>
         <w:rPr>
-          <w:rFonts w:ascii="Carlito" w:hAnsi="Carlito" w:cs="Carlito"/>
-          <w:sz w:val="36"/>
-          <w:szCs w:val="36"/>
-        </w:rPr>
-      </w:pPr>
-      <w:r>
-        <w:rPr>
-          <w:rFonts w:ascii="Carlito" w:hAnsi="Carlito" w:cs="Carlito"/>
+          <w:rFonts w:ascii="Calibri" w:hAnsi="Calibri" w:cs="Calibri"/>
+          <w:sz w:val="36"/>
+          <w:szCs w:val="36"/>
+        </w:rPr>
+      </w:pPr>
+      <w:r>
+        <w:rPr>
+          <w:rFonts w:ascii="Calibri" w:hAnsi="Calibri" w:cs="Calibri"/>
           <w:sz w:val="36"/>
           <w:szCs w:val="36"/>
         </w:rPr>
@@ -3505,7 +3498,7 @@
       </w:r>
       <w:r>
         <w:rPr>
-          <w:rFonts w:ascii="Carlito" w:hAnsi="Carlito" w:cs="Carlito"/>
+          <w:rFonts w:ascii="Calibri" w:hAnsi="Calibri" w:cs="Calibri"/>
           <w:sz w:val="36"/>
           <w:szCs w:val="36"/>
         </w:rPr>
@@ -3516,7 +3509,7 @@
       <w:pPr>
         <w:jc w:val="both"/>
         <w:rPr>
-          <w:rFonts w:ascii="Carlito" w:hAnsi="Carlito" w:cs="Carlito"/>
+          <w:rFonts w:ascii="Calibri" w:hAnsi="Calibri" w:cs="Calibri"/>
           <w:b/>
           <w:bCs/>
           <w:sz w:val="36"/>
@@ -3525,7 +3518,7 @@
       </w:pPr>
       <w:r>
         <w:rPr>
-          <w:rFonts w:ascii="Carlito" w:hAnsi="Carlito" w:cs="Carlito"/>
+          <w:rFonts w:ascii="Calibri" w:hAnsi="Calibri" w:cs="Calibri"/>
           <w:b/>
           <w:bCs/>
           <w:sz w:val="36"/>
@@ -3543,7 +3536,7 @@
         </w:numPr>
         <w:jc w:val="both"/>
         <w:rPr>
-          <w:rFonts w:ascii="Carlito" w:hAnsi="Carlito" w:cs="Carlito"/>
+          <w:rFonts w:ascii="Calibri" w:hAnsi="Calibri" w:cs="Calibri"/>
           <w:b/>
           <w:bCs/>
           <w:sz w:val="36"/>
@@ -3552,20 +3545,11 @@
       </w:pPr>
       <w:r>
         <w:rPr>
-          <w:rFonts w:ascii="Carlito" w:hAnsi="Carlito" w:cs="Carlito"/>
-          <w:sz w:val="36"/>
-          <w:szCs w:val="36"/>
-        </w:rPr>
-        <w:t xml:space="preserve">Clear and Consistent: It is well-organized and follows a defined format. This clarity allows AI to easily understand </w:t>
-      </w:r>
-      <w:r>
-        <w:rPr>
-          <w:rFonts w:ascii="Carlito" w:hAnsi="Carlito" w:cs="Carlito"/>
-          <w:sz w:val="36"/>
-          <w:szCs w:val="36"/>
-        </w:rPr>
-        <w:lastRenderedPageBreak/>
-        <w:t>the data points and their relationships, enabling them to learn and make predictions with great accuracy.</w:t>
+          <w:rFonts w:ascii="Calibri" w:hAnsi="Calibri" w:cs="Calibri"/>
+          <w:sz w:val="36"/>
+          <w:szCs w:val="36"/>
+        </w:rPr>
+        <w:t>Clear and Consistent: It is well-organized and follows a defined format. This clarity allows AI to easily understand the data points and their relationships, enabling them to learn and make predictions with great accuracy.</w:t>
       </w:r>
     </w:p>
     <w:p>
@@ -3577,7 +3561,7 @@
         </w:numPr>
         <w:jc w:val="both"/>
         <w:rPr>
-          <w:rFonts w:ascii="Carlito" w:hAnsi="Carlito" w:cs="Carlito"/>
+          <w:rFonts w:ascii="Calibri" w:hAnsi="Calibri" w:cs="Calibri"/>
           <w:b/>
           <w:bCs/>
           <w:sz w:val="36"/>
@@ -3586,7 +3570,7 @@
       </w:pPr>
       <w:r>
         <w:rPr>
-          <w:rFonts w:ascii="Carlito" w:hAnsi="Carlito" w:cs="Carlito"/>
+          <w:rFonts w:ascii="Calibri" w:hAnsi="Calibri" w:cs="Calibri"/>
           <w:sz w:val="36"/>
           <w:szCs w:val="36"/>
         </w:rPr>
@@ -3602,7 +3586,7 @@
         </w:numPr>
         <w:jc w:val="both"/>
         <w:rPr>
-          <w:rFonts w:ascii="Carlito" w:hAnsi="Carlito" w:cs="Carlito"/>
+          <w:rFonts w:ascii="Calibri" w:hAnsi="Calibri" w:cs="Calibri"/>
           <w:b/>
           <w:bCs/>
           <w:sz w:val="36"/>
@@ -3611,7 +3595,7 @@
       </w:pPr>
       <w:r>
         <w:rPr>
-          <w:rFonts w:ascii="Carlito" w:hAnsi="Carlito" w:cs="Carlito"/>
+          <w:rFonts w:ascii="Calibri" w:hAnsi="Calibri" w:cs="Calibri"/>
           <w:sz w:val="36"/>
           <w:szCs w:val="36"/>
         </w:rPr>
@@ -3622,7 +3606,7 @@
       <w:pPr>
         <w:jc w:val="both"/>
         <w:rPr>
-          <w:rFonts w:ascii="Carlito" w:hAnsi="Carlito" w:cs="Carlito"/>
+          <w:rFonts w:ascii="Calibri" w:hAnsi="Calibri" w:cs="Calibri"/>
           <w:b/>
           <w:bCs/>
           <w:sz w:val="36"/>
@@ -3631,7 +3615,7 @@
       </w:pPr>
       <w:r>
         <w:rPr>
-          <w:rFonts w:ascii="Carlito" w:hAnsi="Carlito" w:cs="Carlito"/>
+          <w:rFonts w:ascii="Calibri" w:hAnsi="Calibri" w:cs="Calibri"/>
           <w:b/>
           <w:bCs/>
           <w:noProof/>
@@ -3699,7 +3683,7 @@
       <w:pPr>
         <w:jc w:val="both"/>
         <w:rPr>
-          <w:rFonts w:ascii="Carlito" w:hAnsi="Carlito" w:cs="Carlito"/>
+          <w:rFonts w:ascii="Calibri" w:hAnsi="Calibri" w:cs="Calibri"/>
           <w:b/>
           <w:bCs/>
           <w:sz w:val="36"/>
@@ -3711,7 +3695,7 @@
       <w:pPr>
         <w:jc w:val="both"/>
         <w:rPr>
-          <w:rFonts w:ascii="Carlito" w:hAnsi="Carlito" w:cs="Carlito"/>
+          <w:rFonts w:ascii="Calibri" w:hAnsi="Calibri" w:cs="Calibri"/>
           <w:b/>
           <w:bCs/>
           <w:sz w:val="36"/>
@@ -3723,77 +3707,77 @@
       <w:pPr>
         <w:jc w:val="both"/>
         <w:rPr>
-          <w:rFonts w:ascii="Carlito" w:hAnsi="Carlito" w:cs="Carlito"/>
-          <w:sz w:val="36"/>
-          <w:szCs w:val="36"/>
-        </w:rPr>
-      </w:pPr>
-    </w:p>
-    <w:p>
-      <w:pPr>
-        <w:jc w:val="both"/>
-        <w:rPr>
-          <w:rFonts w:ascii="Carlito" w:hAnsi="Carlito" w:cs="Carlito"/>
-          <w:sz w:val="36"/>
-          <w:szCs w:val="36"/>
-        </w:rPr>
-      </w:pPr>
-    </w:p>
-    <w:p>
-      <w:pPr>
-        <w:jc w:val="both"/>
-        <w:rPr>
-          <w:rFonts w:ascii="Carlito" w:hAnsi="Carlito" w:cs="Carlito"/>
-          <w:sz w:val="36"/>
-          <w:szCs w:val="36"/>
-        </w:rPr>
-      </w:pPr>
-    </w:p>
-    <w:p>
-      <w:pPr>
-        <w:jc w:val="both"/>
-        <w:rPr>
-          <w:rFonts w:ascii="Carlito" w:hAnsi="Carlito" w:cs="Carlito"/>
-          <w:sz w:val="36"/>
-          <w:szCs w:val="36"/>
-        </w:rPr>
-      </w:pPr>
-    </w:p>
-    <w:p>
-      <w:pPr>
-        <w:jc w:val="both"/>
-        <w:rPr>
-          <w:rFonts w:ascii="Carlito" w:hAnsi="Carlito" w:cs="Carlito"/>
-          <w:sz w:val="36"/>
-          <w:szCs w:val="36"/>
-        </w:rPr>
-      </w:pPr>
-    </w:p>
-    <w:p>
-      <w:pPr>
-        <w:jc w:val="both"/>
-        <w:rPr>
-          <w:rFonts w:ascii="Carlito" w:hAnsi="Carlito" w:cs="Carlito"/>
-          <w:sz w:val="36"/>
-          <w:szCs w:val="36"/>
-        </w:rPr>
-      </w:pPr>
-    </w:p>
-    <w:p>
-      <w:pPr>
-        <w:jc w:val="both"/>
-        <w:rPr>
-          <w:rFonts w:ascii="Carlito" w:hAnsi="Carlito" w:cs="Carlito"/>
-          <w:sz w:val="36"/>
-          <w:szCs w:val="36"/>
-        </w:rPr>
-      </w:pPr>
-    </w:p>
-    <w:p>
-      <w:pPr>
-        <w:jc w:val="both"/>
-        <w:rPr>
-          <w:rFonts w:ascii="Carlito" w:hAnsi="Carlito" w:cs="Carlito"/>
+          <w:rFonts w:ascii="Calibri" w:hAnsi="Calibri" w:cs="Calibri"/>
+          <w:sz w:val="36"/>
+          <w:szCs w:val="36"/>
+        </w:rPr>
+      </w:pPr>
+    </w:p>
+    <w:p>
+      <w:pPr>
+        <w:jc w:val="both"/>
+        <w:rPr>
+          <w:rFonts w:ascii="Calibri" w:hAnsi="Calibri" w:cs="Calibri"/>
+          <w:sz w:val="36"/>
+          <w:szCs w:val="36"/>
+        </w:rPr>
+      </w:pPr>
+    </w:p>
+    <w:p>
+      <w:pPr>
+        <w:jc w:val="both"/>
+        <w:rPr>
+          <w:rFonts w:ascii="Calibri" w:hAnsi="Calibri" w:cs="Calibri"/>
+          <w:sz w:val="36"/>
+          <w:szCs w:val="36"/>
+        </w:rPr>
+      </w:pPr>
+    </w:p>
+    <w:p>
+      <w:pPr>
+        <w:jc w:val="both"/>
+        <w:rPr>
+          <w:rFonts w:ascii="Calibri" w:hAnsi="Calibri" w:cs="Calibri"/>
+          <w:sz w:val="36"/>
+          <w:szCs w:val="36"/>
+        </w:rPr>
+      </w:pPr>
+    </w:p>
+    <w:p>
+      <w:pPr>
+        <w:jc w:val="both"/>
+        <w:rPr>
+          <w:rFonts w:ascii="Calibri" w:hAnsi="Calibri" w:cs="Calibri"/>
+          <w:sz w:val="36"/>
+          <w:szCs w:val="36"/>
+        </w:rPr>
+      </w:pPr>
+    </w:p>
+    <w:p>
+      <w:pPr>
+        <w:jc w:val="both"/>
+        <w:rPr>
+          <w:rFonts w:ascii="Calibri" w:hAnsi="Calibri" w:cs="Calibri"/>
+          <w:sz w:val="36"/>
+          <w:szCs w:val="36"/>
+        </w:rPr>
+      </w:pPr>
+    </w:p>
+    <w:p>
+      <w:pPr>
+        <w:jc w:val="both"/>
+        <w:rPr>
+          <w:rFonts w:ascii="Calibri" w:hAnsi="Calibri" w:cs="Calibri"/>
+          <w:sz w:val="36"/>
+          <w:szCs w:val="36"/>
+        </w:rPr>
+      </w:pPr>
+    </w:p>
+    <w:p>
+      <w:pPr>
+        <w:jc w:val="both"/>
+        <w:rPr>
+          <w:rFonts w:ascii="Calibri" w:hAnsi="Calibri" w:cs="Calibri"/>
           <w:b/>
           <w:bCs/>
           <w:sz w:val="36"/>
@@ -3802,7 +3786,7 @@
       </w:pPr>
       <w:r>
         <w:rPr>
-          <w:rFonts w:ascii="Carlito" w:hAnsi="Carlito" w:cs="Carlito"/>
+          <w:rFonts w:ascii="Calibri" w:hAnsi="Calibri" w:cs="Calibri"/>
           <w:b/>
           <w:bCs/>
           <w:sz w:val="36"/>
@@ -3815,34 +3799,25 @@
       <w:pPr>
         <w:jc w:val="both"/>
         <w:rPr>
-          <w:rFonts w:ascii="Carlito" w:hAnsi="Carlito" w:cs="Carlito"/>
-          <w:sz w:val="36"/>
-          <w:szCs w:val="36"/>
-        </w:rPr>
-      </w:pPr>
-      <w:r>
-        <w:rPr>
-          <w:rFonts w:ascii="Carlito" w:hAnsi="Carlito" w:cs="Carlito"/>
-          <w:sz w:val="36"/>
-          <w:szCs w:val="36"/>
-        </w:rPr>
-        <w:t xml:space="preserve">Churn means when a customer leaves (cancels service, stops using product, etc.). Companies want to predict which customers are likely to churn so they can take action. We’re building a dataset where each row is a customer at the start of the month, with details about their activity. By joining with a </w:t>
-      </w:r>
-      <w:r>
-        <w:rPr>
-          <w:rFonts w:ascii="Carlito" w:hAnsi="Carlito" w:cs="Carlito"/>
-          <w:sz w:val="36"/>
-          <w:szCs w:val="36"/>
-        </w:rPr>
-        <w:lastRenderedPageBreak/>
-        <w:t>list of customers who actually left, we add a "churned" label (1 or 0). This labeled data is then used for training ML models.</w:t>
-      </w:r>
-    </w:p>
-    <w:p>
-      <w:pPr>
-        <w:jc w:val="both"/>
-        <w:rPr>
-          <w:rFonts w:ascii="Carlito" w:hAnsi="Carlito" w:cs="Carlito"/>
+          <w:rFonts w:ascii="Calibri" w:hAnsi="Calibri" w:cs="Calibri"/>
+          <w:sz w:val="36"/>
+          <w:szCs w:val="36"/>
+        </w:rPr>
+      </w:pPr>
+      <w:r>
+        <w:rPr>
+          <w:rFonts w:ascii="Calibri" w:hAnsi="Calibri" w:cs="Calibri"/>
+          <w:sz w:val="36"/>
+          <w:szCs w:val="36"/>
+        </w:rPr>
+        <w:t>Churn means when a customer leaves (cancels service, stops using product, etc.). Companies want to predict which customers are likely to churn so they can take action. We’re building a dataset where each row is a customer at the start of the month, with details about their activity. By joining with a list of customers who actually left, we add a "churned" label (1 or 0). This labeled data is then used for training ML models.</w:t>
+      </w:r>
+    </w:p>
+    <w:p>
+      <w:pPr>
+        <w:jc w:val="both"/>
+        <w:rPr>
+          <w:rFonts w:ascii="Calibri" w:hAnsi="Calibri" w:cs="Calibri"/>
           <w:b/>
           <w:bCs/>
           <w:sz w:val="36"/>
@@ -3851,7 +3826,7 @@
       </w:pPr>
       <w:r>
         <w:rPr>
-          <w:rFonts w:ascii="Carlito" w:hAnsi="Carlito" w:cs="Carlito"/>
+          <w:rFonts w:ascii="Calibri" w:hAnsi="Calibri" w:cs="Calibri"/>
           <w:b/>
           <w:bCs/>
           <w:sz w:val="36"/>
@@ -3869,7 +3844,7 @@
         </w:numPr>
         <w:jc w:val="both"/>
         <w:rPr>
-          <w:rFonts w:ascii="Carlito" w:hAnsi="Carlito" w:cs="Carlito"/>
+          <w:rFonts w:ascii="Calibri" w:hAnsi="Calibri" w:cs="Calibri"/>
           <w:b/>
           <w:bCs/>
           <w:sz w:val="36"/>
@@ -3878,7 +3853,7 @@
       </w:pPr>
       <w:r>
         <w:rPr>
-          <w:rFonts w:ascii="Carlito" w:hAnsi="Carlito" w:cs="Carlito"/>
+          <w:rFonts w:ascii="Calibri" w:hAnsi="Calibri" w:cs="Calibri"/>
           <w:sz w:val="36"/>
           <w:szCs w:val="36"/>
         </w:rPr>
@@ -3894,7 +3869,7 @@
         </w:numPr>
         <w:jc w:val="both"/>
         <w:rPr>
-          <w:rFonts w:ascii="Carlito" w:hAnsi="Carlito" w:cs="Carlito"/>
+          <w:rFonts w:ascii="Calibri" w:hAnsi="Calibri" w:cs="Calibri"/>
           <w:b/>
           <w:bCs/>
           <w:sz w:val="36"/>
@@ -3903,7 +3878,7 @@
       </w:pPr>
       <w:r>
         <w:rPr>
-          <w:rFonts w:ascii="Carlito" w:hAnsi="Carlito" w:cs="Carlito"/>
+          <w:rFonts w:ascii="Calibri" w:hAnsi="Calibri" w:cs="Calibri"/>
           <w:sz w:val="36"/>
           <w:szCs w:val="36"/>
         </w:rPr>
@@ -3919,7 +3894,7 @@
         </w:numPr>
         <w:jc w:val="both"/>
         <w:rPr>
-          <w:rFonts w:ascii="Carlito" w:hAnsi="Carlito" w:cs="Carlito"/>
+          <w:rFonts w:ascii="Calibri" w:hAnsi="Calibri" w:cs="Calibri"/>
           <w:b/>
           <w:bCs/>
           <w:sz w:val="36"/>
@@ -3928,7 +3903,7 @@
       </w:pPr>
       <w:r>
         <w:rPr>
-          <w:rFonts w:ascii="Carlito" w:hAnsi="Carlito" w:cs="Carlito"/>
+          <w:rFonts w:ascii="Calibri" w:hAnsi="Calibri" w:cs="Calibri"/>
           <w:sz w:val="36"/>
           <w:szCs w:val="36"/>
         </w:rPr>
@@ -3939,7 +3914,7 @@
       <w:pPr>
         <w:jc w:val="both"/>
         <w:rPr>
-          <w:rFonts w:ascii="Carlito" w:hAnsi="Carlito" w:cs="Carlito"/>
+          <w:rFonts w:ascii="Calibri" w:hAnsi="Calibri" w:cs="Calibri"/>
           <w:b/>
           <w:bCs/>
           <w:sz w:val="36"/>
@@ -3948,7 +3923,7 @@
       </w:pPr>
       <w:r>
         <w:rPr>
-          <w:rFonts w:ascii="Carlito" w:hAnsi="Carlito" w:cs="Carlito"/>
+          <w:rFonts w:ascii="Calibri" w:hAnsi="Calibri" w:cs="Calibri"/>
           <w:b/>
           <w:bCs/>
           <w:sz w:val="36"/>
@@ -3966,7 +3941,7 @@
         </w:numPr>
         <w:jc w:val="both"/>
         <w:rPr>
-          <w:rFonts w:ascii="Carlito" w:hAnsi="Carlito" w:cs="Carlito"/>
+          <w:rFonts w:ascii="Calibri" w:hAnsi="Calibri" w:cs="Calibri"/>
           <w:b/>
           <w:bCs/>
           <w:sz w:val="36"/>
@@ -3975,10 +3950,11 @@
       </w:pPr>
       <w:r>
         <w:rPr>
-          <w:rFonts w:ascii="Carlito" w:hAnsi="Carlito" w:cs="Carlito"/>
-          <w:sz w:val="36"/>
-          <w:szCs w:val="36"/>
-        </w:rPr>
+          <w:rFonts w:ascii="Calibri" w:hAnsi="Calibri" w:cs="Calibri"/>
+          <w:sz w:val="36"/>
+          <w:szCs w:val="36"/>
+        </w:rPr>
+        <w:lastRenderedPageBreak/>
         <w:t>Rich Insights: Unstructured data holds valuable insights and patterns that can inform business decisions and drive innovation.</w:t>
       </w:r>
     </w:p>
@@ -3991,7 +3967,7 @@
         </w:numPr>
         <w:jc w:val="both"/>
         <w:rPr>
-          <w:rFonts w:ascii="Carlito" w:hAnsi="Carlito" w:cs="Carlito"/>
+          <w:rFonts w:ascii="Calibri" w:hAnsi="Calibri" w:cs="Calibri"/>
           <w:b/>
           <w:bCs/>
           <w:sz w:val="36"/>
@@ -4000,7 +3976,7 @@
       </w:pPr>
       <w:r>
         <w:rPr>
-          <w:rFonts w:ascii="Carlito" w:hAnsi="Carlito" w:cs="Carlito"/>
+          <w:rFonts w:ascii="Calibri" w:hAnsi="Calibri" w:cs="Calibri"/>
           <w:sz w:val="36"/>
           <w:szCs w:val="36"/>
         </w:rPr>
@@ -4008,7 +3984,7 @@
       </w:r>
       <w:r>
         <w:rPr>
-          <w:rFonts w:ascii="Carlito" w:hAnsi="Carlito" w:cs="Carlito"/>
+          <w:rFonts w:ascii="Calibri" w:hAnsi="Calibri" w:cs="Calibri"/>
           <w:sz w:val="36"/>
           <w:szCs w:val="36"/>
         </w:rPr>
@@ -4024,7 +4000,7 @@
         </w:numPr>
         <w:jc w:val="both"/>
         <w:rPr>
-          <w:rFonts w:ascii="Carlito" w:hAnsi="Carlito" w:cs="Carlito"/>
+          <w:rFonts w:ascii="Calibri" w:hAnsi="Calibri" w:cs="Calibri"/>
           <w:b/>
           <w:bCs/>
           <w:sz w:val="36"/>
@@ -4033,7 +4009,7 @@
       </w:pPr>
       <w:r>
         <w:rPr>
-          <w:rFonts w:ascii="Carlito" w:hAnsi="Carlito" w:cs="Carlito"/>
+          <w:rFonts w:ascii="Calibri" w:hAnsi="Calibri" w:cs="Calibri"/>
           <w:sz w:val="36"/>
           <w:szCs w:val="36"/>
         </w:rPr>
@@ -4044,7 +4020,7 @@
       <w:pPr>
         <w:jc w:val="both"/>
         <w:rPr>
-          <w:rFonts w:ascii="Carlito" w:hAnsi="Carlito" w:cs="Carlito"/>
+          <w:rFonts w:ascii="Calibri" w:hAnsi="Calibri" w:cs="Calibri"/>
           <w:b/>
           <w:bCs/>
           <w:sz w:val="36"/>
@@ -4053,7 +4029,7 @@
       </w:pPr>
       <w:r>
         <w:rPr>
-          <w:rFonts w:ascii="Carlito" w:hAnsi="Carlito" w:cs="Carlito"/>
+          <w:rFonts w:ascii="Calibri" w:hAnsi="Calibri" w:cs="Calibri"/>
           <w:b/>
           <w:bCs/>
           <w:sz w:val="36"/>
@@ -4066,18 +4042,17 @@
       <w:pPr>
         <w:jc w:val="both"/>
         <w:rPr>
-          <w:rFonts w:ascii="Carlito" w:hAnsi="Carlito" w:cs="Carlito"/>
-          <w:sz w:val="36"/>
-          <w:szCs w:val="36"/>
-        </w:rPr>
-      </w:pPr>
-      <w:r>
-        <w:rPr>
-          <w:rFonts w:ascii="Carlito" w:hAnsi="Carlito" w:cs="Carlito"/>
-          <w:sz w:val="36"/>
-          <w:szCs w:val="36"/>
-        </w:rPr>
-        <w:lastRenderedPageBreak/>
+          <w:rFonts w:ascii="Calibri" w:hAnsi="Calibri" w:cs="Calibri"/>
+          <w:sz w:val="36"/>
+          <w:szCs w:val="36"/>
+        </w:rPr>
+      </w:pPr>
+      <w:r>
+        <w:rPr>
+          <w:rFonts w:ascii="Calibri" w:hAnsi="Calibri" w:cs="Calibri"/>
+          <w:sz w:val="36"/>
+          <w:szCs w:val="36"/>
+        </w:rPr>
         <w:t>Data collection involves gathering raw data from various sources, while preprocessing techniques involve cleaning, transforming, and preparing data for analysis.</w:t>
       </w:r>
     </w:p>
@@ -4085,7 +4060,7 @@
       <w:pPr>
         <w:jc w:val="both"/>
         <w:rPr>
-          <w:rFonts w:ascii="Carlito" w:hAnsi="Carlito" w:cs="Carlito"/>
+          <w:rFonts w:ascii="Calibri" w:hAnsi="Calibri" w:cs="Calibri"/>
           <w:b/>
           <w:bCs/>
           <w:sz w:val="36"/>
@@ -4094,7 +4069,7 @@
       </w:pPr>
       <w:r>
         <w:rPr>
-          <w:rFonts w:ascii="Carlito" w:hAnsi="Carlito" w:cs="Carlito"/>
+          <w:rFonts w:ascii="Calibri" w:hAnsi="Calibri" w:cs="Calibri"/>
           <w:b/>
           <w:bCs/>
           <w:sz w:val="36"/>
@@ -4107,14 +4082,14 @@
       <w:pPr>
         <w:jc w:val="both"/>
         <w:rPr>
-          <w:rFonts w:ascii="Carlito" w:hAnsi="Carlito" w:cs="Carlito"/>
-          <w:sz w:val="36"/>
-          <w:szCs w:val="36"/>
-        </w:rPr>
-      </w:pPr>
-      <w:r>
-        <w:rPr>
-          <w:rFonts w:ascii="Carlito" w:hAnsi="Carlito" w:cs="Carlito"/>
+          <w:rFonts w:ascii="Calibri" w:hAnsi="Calibri" w:cs="Calibri"/>
+          <w:sz w:val="36"/>
+          <w:szCs w:val="36"/>
+        </w:rPr>
+      </w:pPr>
+      <w:r>
+        <w:rPr>
+          <w:rFonts w:ascii="Calibri" w:hAnsi="Calibri" w:cs="Calibri"/>
           <w:sz w:val="36"/>
           <w:szCs w:val="36"/>
         </w:rPr>
@@ -4125,7 +4100,7 @@
       <w:pPr>
         <w:jc w:val="both"/>
         <w:rPr>
-          <w:rFonts w:ascii="Carlito" w:hAnsi="Carlito" w:cs="Carlito"/>
+          <w:rFonts w:ascii="Calibri" w:hAnsi="Calibri" w:cs="Calibri"/>
           <w:b/>
           <w:bCs/>
           <w:sz w:val="36"/>
@@ -4134,7 +4109,7 @@
       </w:pPr>
       <w:r>
         <w:rPr>
-          <w:rFonts w:ascii="Carlito" w:hAnsi="Carlito" w:cs="Carlito"/>
+          <w:rFonts w:ascii="Calibri" w:hAnsi="Calibri" w:cs="Calibri"/>
           <w:b/>
           <w:bCs/>
           <w:sz w:val="36"/>
@@ -4152,14 +4127,14 @@
         </w:numPr>
         <w:jc w:val="both"/>
         <w:rPr>
-          <w:rFonts w:ascii="Carlito" w:hAnsi="Carlito" w:cs="Carlito"/>
-          <w:sz w:val="36"/>
-          <w:szCs w:val="36"/>
-        </w:rPr>
-      </w:pPr>
-      <w:r>
-        <w:rPr>
-          <w:rFonts w:ascii="Carlito" w:hAnsi="Carlito" w:cs="Carlito"/>
+          <w:rFonts w:ascii="Calibri" w:hAnsi="Calibri" w:cs="Calibri"/>
+          <w:sz w:val="36"/>
+          <w:szCs w:val="36"/>
+        </w:rPr>
+      </w:pPr>
+      <w:r>
+        <w:rPr>
+          <w:rFonts w:ascii="Calibri" w:hAnsi="Calibri" w:cs="Calibri"/>
           <w:sz w:val="36"/>
           <w:szCs w:val="36"/>
         </w:rPr>
@@ -4175,14 +4150,14 @@
         </w:numPr>
         <w:jc w:val="both"/>
         <w:rPr>
-          <w:rFonts w:ascii="Carlito" w:hAnsi="Carlito" w:cs="Carlito"/>
-          <w:sz w:val="36"/>
-          <w:szCs w:val="36"/>
-        </w:rPr>
-      </w:pPr>
-      <w:r>
-        <w:rPr>
-          <w:rFonts w:ascii="Carlito" w:hAnsi="Carlito" w:cs="Carlito"/>
+          <w:rFonts w:ascii="Calibri" w:hAnsi="Calibri" w:cs="Calibri"/>
+          <w:sz w:val="36"/>
+          <w:szCs w:val="36"/>
+        </w:rPr>
+      </w:pPr>
+      <w:r>
+        <w:rPr>
+          <w:rFonts w:ascii="Calibri" w:hAnsi="Calibri" w:cs="Calibri"/>
           <w:sz w:val="36"/>
           <w:szCs w:val="36"/>
         </w:rPr>
@@ -4198,14 +4173,14 @@
         </w:numPr>
         <w:jc w:val="both"/>
         <w:rPr>
-          <w:rFonts w:ascii="Carlito" w:hAnsi="Carlito" w:cs="Carlito"/>
-          <w:sz w:val="36"/>
-          <w:szCs w:val="36"/>
-        </w:rPr>
-      </w:pPr>
-      <w:r>
-        <w:rPr>
-          <w:rFonts w:ascii="Carlito" w:hAnsi="Carlito" w:cs="Carlito"/>
+          <w:rFonts w:ascii="Calibri" w:hAnsi="Calibri" w:cs="Calibri"/>
+          <w:sz w:val="36"/>
+          <w:szCs w:val="36"/>
+        </w:rPr>
+      </w:pPr>
+      <w:r>
+        <w:rPr>
+          <w:rFonts w:ascii="Calibri" w:hAnsi="Calibri" w:cs="Calibri"/>
           <w:sz w:val="36"/>
           <w:szCs w:val="36"/>
         </w:rPr>
@@ -4216,7 +4191,7 @@
       <w:pPr>
         <w:jc w:val="both"/>
         <w:rPr>
-          <w:rFonts w:ascii="Carlito" w:hAnsi="Carlito" w:cs="Carlito"/>
+          <w:rFonts w:ascii="Calibri" w:hAnsi="Calibri" w:cs="Calibri"/>
           <w:b/>
           <w:bCs/>
           <w:sz w:val="36"/>
@@ -4225,7 +4200,7 @@
       </w:pPr>
       <w:r>
         <w:rPr>
-          <w:rFonts w:ascii="Carlito" w:hAnsi="Carlito" w:cs="Carlito"/>
+          <w:rFonts w:ascii="Calibri" w:hAnsi="Calibri" w:cs="Calibri"/>
           <w:b/>
           <w:bCs/>
           <w:sz w:val="36"/>
@@ -4238,17 +4213,18 @@
       <w:pPr>
         <w:jc w:val="both"/>
         <w:rPr>
-          <w:rFonts w:ascii="Carlito" w:hAnsi="Carlito" w:cs="Carlito"/>
-          <w:sz w:val="36"/>
-          <w:szCs w:val="36"/>
-        </w:rPr>
-      </w:pPr>
-      <w:r>
-        <w:rPr>
-          <w:rFonts w:ascii="Carlito" w:hAnsi="Carlito" w:cs="Carlito"/>
-          <w:sz w:val="36"/>
-          <w:szCs w:val="36"/>
-        </w:rPr>
+          <w:rFonts w:ascii="Calibri" w:hAnsi="Calibri" w:cs="Calibri"/>
+          <w:sz w:val="36"/>
+          <w:szCs w:val="36"/>
+        </w:rPr>
+      </w:pPr>
+      <w:r>
+        <w:rPr>
+          <w:rFonts w:ascii="Calibri" w:hAnsi="Calibri" w:cs="Calibri"/>
+          <w:sz w:val="36"/>
+          <w:szCs w:val="36"/>
+        </w:rPr>
+        <w:lastRenderedPageBreak/>
         <w:t>Various methods can be used to collect data, depending on your needs and resources. Here are some common approaches:</w:t>
       </w:r>
     </w:p>
@@ -4261,14 +4237,14 @@
         </w:numPr>
         <w:jc w:val="both"/>
         <w:rPr>
-          <w:rFonts w:ascii="Carlito" w:hAnsi="Carlito" w:cs="Carlito"/>
-          <w:sz w:val="36"/>
-          <w:szCs w:val="36"/>
-        </w:rPr>
-      </w:pPr>
-      <w:r>
-        <w:rPr>
-          <w:rFonts w:ascii="Carlito" w:hAnsi="Carlito" w:cs="Carlito"/>
+          <w:rFonts w:ascii="Calibri" w:hAnsi="Calibri" w:cs="Calibri"/>
+          <w:sz w:val="36"/>
+          <w:szCs w:val="36"/>
+        </w:rPr>
+      </w:pPr>
+      <w:r>
+        <w:rPr>
+          <w:rFonts w:ascii="Calibri" w:hAnsi="Calibri" w:cs="Calibri"/>
           <w:sz w:val="36"/>
           <w:szCs w:val="36"/>
         </w:rPr>
@@ -4284,14 +4260,14 @@
         </w:numPr>
         <w:jc w:val="both"/>
         <w:rPr>
-          <w:rFonts w:ascii="Carlito" w:hAnsi="Carlito" w:cs="Carlito"/>
-          <w:sz w:val="36"/>
-          <w:szCs w:val="36"/>
-        </w:rPr>
-      </w:pPr>
-      <w:r>
-        <w:rPr>
-          <w:rFonts w:ascii="Carlito" w:hAnsi="Carlito" w:cs="Carlito"/>
+          <w:rFonts w:ascii="Calibri" w:hAnsi="Calibri" w:cs="Calibri"/>
+          <w:sz w:val="36"/>
+          <w:szCs w:val="36"/>
+        </w:rPr>
+      </w:pPr>
+      <w:r>
+        <w:rPr>
+          <w:rFonts w:ascii="Calibri" w:hAnsi="Calibri" w:cs="Calibri"/>
           <w:sz w:val="36"/>
           <w:szCs w:val="36"/>
         </w:rPr>
@@ -4307,14 +4283,14 @@
         </w:numPr>
         <w:jc w:val="both"/>
         <w:rPr>
-          <w:rFonts w:ascii="Carlito" w:hAnsi="Carlito" w:cs="Carlito"/>
-          <w:sz w:val="36"/>
-          <w:szCs w:val="36"/>
-        </w:rPr>
-      </w:pPr>
-      <w:r>
-        <w:rPr>
-          <w:rFonts w:ascii="Carlito" w:hAnsi="Carlito" w:cs="Carlito"/>
+          <w:rFonts w:ascii="Calibri" w:hAnsi="Calibri" w:cs="Calibri"/>
+          <w:sz w:val="36"/>
+          <w:szCs w:val="36"/>
+        </w:rPr>
+      </w:pPr>
+      <w:r>
+        <w:rPr>
+          <w:rFonts w:ascii="Calibri" w:hAnsi="Calibri" w:cs="Calibri"/>
           <w:sz w:val="36"/>
           <w:szCs w:val="36"/>
         </w:rPr>
@@ -4322,7 +4298,7 @@
       </w:r>
       <w:r>
         <w:rPr>
-          <w:rFonts w:ascii="Carlito" w:hAnsi="Carlito" w:cs="Carlito"/>
+          <w:rFonts w:ascii="Calibri" w:hAnsi="Calibri" w:cs="Calibri"/>
           <w:sz w:val="36"/>
           <w:szCs w:val="36"/>
         </w:rPr>
@@ -4338,18 +4314,17 @@
         </w:numPr>
         <w:jc w:val="both"/>
         <w:rPr>
-          <w:rFonts w:ascii="Carlito" w:hAnsi="Carlito" w:cs="Carlito"/>
-          <w:sz w:val="36"/>
-          <w:szCs w:val="36"/>
-        </w:rPr>
-      </w:pPr>
-      <w:r>
-        <w:rPr>
-          <w:rFonts w:ascii="Carlito" w:hAnsi="Carlito" w:cs="Carlito"/>
-          <w:sz w:val="36"/>
-          <w:szCs w:val="36"/>
-        </w:rPr>
-        <w:lastRenderedPageBreak/>
+          <w:rFonts w:ascii="Calibri" w:hAnsi="Calibri" w:cs="Calibri"/>
+          <w:sz w:val="36"/>
+          <w:szCs w:val="36"/>
+        </w:rPr>
+      </w:pPr>
+      <w:r>
+        <w:rPr>
+          <w:rFonts w:ascii="Calibri" w:hAnsi="Calibri" w:cs="Calibri"/>
+          <w:sz w:val="36"/>
+          <w:szCs w:val="36"/>
+        </w:rPr>
         <w:t>Surveys and Questionnaires: Collect data directly from users through surveys or questionnaires to gather specific information.</w:t>
       </w:r>
     </w:p>
@@ -4362,14 +4337,14 @@
         </w:numPr>
         <w:jc w:val="both"/>
         <w:rPr>
-          <w:rFonts w:ascii="Carlito" w:hAnsi="Carlito" w:cs="Carlito"/>
-          <w:sz w:val="36"/>
-          <w:szCs w:val="36"/>
-        </w:rPr>
-      </w:pPr>
-      <w:r>
-        <w:rPr>
-          <w:rFonts w:ascii="Carlito" w:hAnsi="Carlito" w:cs="Carlito"/>
+          <w:rFonts w:ascii="Calibri" w:hAnsi="Calibri" w:cs="Calibri"/>
+          <w:sz w:val="36"/>
+          <w:szCs w:val="36"/>
+        </w:rPr>
+      </w:pPr>
+      <w:r>
+        <w:rPr>
+          <w:rFonts w:ascii="Calibri" w:hAnsi="Calibri" w:cs="Calibri"/>
           <w:sz w:val="36"/>
           <w:szCs w:val="36"/>
         </w:rPr>
@@ -4380,7 +4355,7 @@
       <w:pPr>
         <w:jc w:val="both"/>
         <w:rPr>
-          <w:rFonts w:ascii="Carlito" w:hAnsi="Carlito" w:cs="Carlito"/>
+          <w:rFonts w:ascii="Calibri" w:hAnsi="Calibri" w:cs="Calibri"/>
           <w:b/>
           <w:bCs/>
           <w:sz w:val="36"/>
@@ -4389,7 +4364,7 @@
       </w:pPr>
       <w:r>
         <w:rPr>
-          <w:rFonts w:ascii="Carlito" w:hAnsi="Carlito" w:cs="Carlito"/>
+          <w:rFonts w:ascii="Calibri" w:hAnsi="Calibri" w:cs="Calibri"/>
           <w:b/>
           <w:bCs/>
           <w:sz w:val="36"/>
@@ -4402,14 +4377,14 @@
       <w:pPr>
         <w:jc w:val="both"/>
         <w:rPr>
-          <w:rFonts w:ascii="Carlito" w:hAnsi="Carlito" w:cs="Carlito"/>
-          <w:sz w:val="36"/>
-          <w:szCs w:val="36"/>
-        </w:rPr>
-      </w:pPr>
-      <w:r>
-        <w:rPr>
-          <w:rFonts w:ascii="Carlito" w:hAnsi="Carlito" w:cs="Carlito"/>
+          <w:rFonts w:ascii="Calibri" w:hAnsi="Calibri" w:cs="Calibri"/>
+          <w:sz w:val="36"/>
+          <w:szCs w:val="36"/>
+        </w:rPr>
+      </w:pPr>
+      <w:r>
+        <w:rPr>
+          <w:rFonts w:ascii="Calibri" w:hAnsi="Calibri" w:cs="Calibri"/>
           <w:sz w:val="36"/>
           <w:szCs w:val="36"/>
         </w:rPr>
@@ -4425,14 +4400,14 @@
         </w:numPr>
         <w:jc w:val="both"/>
         <w:rPr>
-          <w:rFonts w:ascii="Carlito" w:hAnsi="Carlito" w:cs="Carlito"/>
-          <w:sz w:val="36"/>
-          <w:szCs w:val="36"/>
-        </w:rPr>
-      </w:pPr>
-      <w:r>
-        <w:rPr>
-          <w:rFonts w:ascii="Carlito" w:hAnsi="Carlito" w:cs="Carlito"/>
+          <w:rFonts w:ascii="Calibri" w:hAnsi="Calibri" w:cs="Calibri"/>
+          <w:sz w:val="36"/>
+          <w:szCs w:val="36"/>
+        </w:rPr>
+      </w:pPr>
+      <w:r>
+        <w:rPr>
+          <w:rFonts w:ascii="Calibri" w:hAnsi="Calibri" w:cs="Calibri"/>
           <w:sz w:val="36"/>
           <w:szCs w:val="36"/>
         </w:rPr>
@@ -4448,17 +4423,18 @@
         </w:numPr>
         <w:jc w:val="both"/>
         <w:rPr>
-          <w:rFonts w:ascii="Carlito" w:hAnsi="Carlito" w:cs="Carlito"/>
-          <w:sz w:val="36"/>
-          <w:szCs w:val="36"/>
-        </w:rPr>
-      </w:pPr>
-      <w:r>
-        <w:rPr>
-          <w:rFonts w:ascii="Carlito" w:hAnsi="Carlito" w:cs="Carlito"/>
-          <w:sz w:val="36"/>
-          <w:szCs w:val="36"/>
-        </w:rPr>
+          <w:rFonts w:ascii="Calibri" w:hAnsi="Calibri" w:cs="Calibri"/>
+          <w:sz w:val="36"/>
+          <w:szCs w:val="36"/>
+        </w:rPr>
+      </w:pPr>
+      <w:r>
+        <w:rPr>
+          <w:rFonts w:ascii="Calibri" w:hAnsi="Calibri" w:cs="Calibri"/>
+          <w:sz w:val="36"/>
+          <w:szCs w:val="36"/>
+        </w:rPr>
+        <w:lastRenderedPageBreak/>
         <w:t>Importance: EDA helps researchers and analysts understand the structure, relationships, and underlying trends in the data before applying more complex statistical techniques or building predictive models.</w:t>
       </w:r>
     </w:p>
@@ -4466,7 +4442,7 @@
       <w:pPr>
         <w:jc w:val="both"/>
         <w:rPr>
-          <w:rFonts w:ascii="Carlito" w:hAnsi="Carlito" w:cs="Carlito"/>
+          <w:rFonts w:ascii="Calibri" w:hAnsi="Calibri" w:cs="Calibri"/>
           <w:b/>
           <w:bCs/>
           <w:sz w:val="36"/>
@@ -4475,7 +4451,7 @@
       </w:pPr>
       <w:r>
         <w:rPr>
-          <w:rFonts w:ascii="Carlito" w:hAnsi="Carlito" w:cs="Carlito"/>
+          <w:rFonts w:ascii="Calibri" w:hAnsi="Calibri" w:cs="Calibri"/>
           <w:b/>
           <w:bCs/>
           <w:sz w:val="36"/>
@@ -4488,14 +4464,14 @@
       <w:pPr>
         <w:jc w:val="both"/>
         <w:rPr>
-          <w:rFonts w:ascii="Carlito" w:hAnsi="Carlito" w:cs="Carlito"/>
-          <w:sz w:val="36"/>
-          <w:szCs w:val="36"/>
-        </w:rPr>
-      </w:pPr>
-      <w:r>
-        <w:rPr>
-          <w:rFonts w:ascii="Carlito" w:hAnsi="Carlito" w:cs="Carlito"/>
+          <w:rFonts w:ascii="Calibri" w:hAnsi="Calibri" w:cs="Calibri"/>
+          <w:sz w:val="36"/>
+          <w:szCs w:val="36"/>
+        </w:rPr>
+      </w:pPr>
+      <w:r>
+        <w:rPr>
+          <w:rFonts w:ascii="Calibri" w:hAnsi="Calibri" w:cs="Calibri"/>
           <w:sz w:val="36"/>
           <w:szCs w:val="36"/>
         </w:rPr>
@@ -4511,14 +4487,14 @@
         </w:numPr>
         <w:jc w:val="both"/>
         <w:rPr>
-          <w:rFonts w:ascii="Carlito" w:hAnsi="Carlito" w:cs="Carlito"/>
-          <w:sz w:val="36"/>
-          <w:szCs w:val="36"/>
-        </w:rPr>
-      </w:pPr>
-      <w:r>
-        <w:rPr>
-          <w:rFonts w:ascii="Carlito" w:hAnsi="Carlito" w:cs="Carlito"/>
+          <w:rFonts w:ascii="Calibri" w:hAnsi="Calibri" w:cs="Calibri"/>
+          <w:sz w:val="36"/>
+          <w:szCs w:val="36"/>
+        </w:rPr>
+      </w:pPr>
+      <w:r>
+        <w:rPr>
+          <w:rFonts w:ascii="Calibri" w:hAnsi="Calibri" w:cs="Calibri"/>
           <w:sz w:val="36"/>
           <w:szCs w:val="36"/>
         </w:rPr>
@@ -4534,27 +4510,18 @@
         </w:numPr>
         <w:jc w:val="both"/>
         <w:rPr>
-          <w:rFonts w:ascii="Carlito" w:hAnsi="Carlito" w:cs="Carlito"/>
-          <w:sz w:val="36"/>
-          <w:szCs w:val="36"/>
-        </w:rPr>
-      </w:pPr>
-      <w:r>
-        <w:rPr>
-          <w:rFonts w:ascii="Carlito" w:hAnsi="Carlito" w:cs="Carlito"/>
-          <w:sz w:val="36"/>
-          <w:szCs w:val="36"/>
-        </w:rPr>
-        <w:t xml:space="preserve">Visualization: Create charts and graphs like histograms, scatter plots, boxplots, and heatmaps to visualize data </w:t>
-      </w:r>
-      <w:r>
-        <w:rPr>
-          <w:rFonts w:ascii="Carlito" w:hAnsi="Carlito" w:cs="Carlito"/>
-          <w:sz w:val="36"/>
-          <w:szCs w:val="36"/>
-        </w:rPr>
-        <w:lastRenderedPageBreak/>
-        <w:t>distributions, identify outliers, and explore relationships between features.</w:t>
+          <w:rFonts w:ascii="Calibri" w:hAnsi="Calibri" w:cs="Calibri"/>
+          <w:sz w:val="36"/>
+          <w:szCs w:val="36"/>
+        </w:rPr>
+      </w:pPr>
+      <w:r>
+        <w:rPr>
+          <w:rFonts w:ascii="Calibri" w:hAnsi="Calibri" w:cs="Calibri"/>
+          <w:sz w:val="36"/>
+          <w:szCs w:val="36"/>
+        </w:rPr>
+        <w:t>Visualization: Create charts and graphs like histograms, scatter plots, boxplots, and heatmaps to visualize data distributions, identify outliers, and explore relationships between features.</w:t>
       </w:r>
     </w:p>
     <w:p>
@@ -4566,14 +4533,14 @@
         </w:numPr>
         <w:jc w:val="both"/>
         <w:rPr>
-          <w:rFonts w:ascii="Carlito" w:hAnsi="Carlito" w:cs="Carlito"/>
-          <w:sz w:val="36"/>
-          <w:szCs w:val="36"/>
-        </w:rPr>
-      </w:pPr>
-      <w:r>
-        <w:rPr>
-          <w:rFonts w:ascii="Carlito" w:hAnsi="Carlito" w:cs="Carlito"/>
+          <w:rFonts w:ascii="Calibri" w:hAnsi="Calibri" w:cs="Calibri"/>
+          <w:sz w:val="36"/>
+          <w:szCs w:val="36"/>
+        </w:rPr>
+      </w:pPr>
+      <w:r>
+        <w:rPr>
+          <w:rFonts w:ascii="Calibri" w:hAnsi="Calibri" w:cs="Calibri"/>
           <w:sz w:val="36"/>
           <w:szCs w:val="36"/>
         </w:rPr>
@@ -4589,14 +4556,14 @@
         </w:numPr>
         <w:jc w:val="both"/>
         <w:rPr>
-          <w:rFonts w:ascii="Carlito" w:hAnsi="Carlito" w:cs="Carlito"/>
-          <w:sz w:val="36"/>
-          <w:szCs w:val="36"/>
-        </w:rPr>
-      </w:pPr>
-      <w:r>
-        <w:rPr>
-          <w:rFonts w:ascii="Carlito" w:hAnsi="Carlito" w:cs="Carlito"/>
+          <w:rFonts w:ascii="Calibri" w:hAnsi="Calibri" w:cs="Calibri"/>
+          <w:sz w:val="36"/>
+          <w:szCs w:val="36"/>
+        </w:rPr>
+      </w:pPr>
+      <w:r>
+        <w:rPr>
+          <w:rFonts w:ascii="Calibri" w:hAnsi="Calibri" w:cs="Calibri"/>
           <w:sz w:val="36"/>
           <w:szCs w:val="36"/>
         </w:rPr>
@@ -4607,7 +4574,7 @@
       <w:pPr>
         <w:jc w:val="both"/>
         <w:rPr>
-          <w:rFonts w:ascii="Carlito" w:hAnsi="Carlito" w:cs="Carlito"/>
+          <w:rFonts w:ascii="Calibri" w:hAnsi="Calibri" w:cs="Calibri"/>
           <w:b/>
           <w:bCs/>
           <w:sz w:val="36"/>
@@ -4616,7 +4583,7 @@
       </w:pPr>
       <w:r>
         <w:rPr>
-          <w:rFonts w:ascii="Carlito" w:hAnsi="Carlito" w:cs="Carlito"/>
+          <w:rFonts w:ascii="Calibri" w:hAnsi="Calibri" w:cs="Calibri"/>
           <w:b/>
           <w:bCs/>
           <w:sz w:val="36"/>
@@ -4634,7 +4601,7 @@
         </w:numPr>
         <w:jc w:val="both"/>
         <w:rPr>
-          <w:rFonts w:ascii="Carlito" w:hAnsi="Carlito" w:cs="Carlito"/>
+          <w:rFonts w:ascii="Calibri" w:hAnsi="Calibri" w:cs="Calibri"/>
           <w:b/>
           <w:bCs/>
           <w:sz w:val="36"/>
@@ -4643,7 +4610,7 @@
       </w:pPr>
       <w:r>
         <w:rPr>
-          <w:rFonts w:ascii="Carlito" w:hAnsi="Carlito" w:cs="Carlito"/>
+          <w:rFonts w:ascii="Calibri" w:hAnsi="Calibri" w:cs="Calibri"/>
           <w:sz w:val="36"/>
           <w:szCs w:val="36"/>
         </w:rPr>
@@ -4659,7 +4626,7 @@
         </w:numPr>
         <w:jc w:val="both"/>
         <w:rPr>
-          <w:rFonts w:ascii="Carlito" w:hAnsi="Carlito" w:cs="Carlito"/>
+          <w:rFonts w:ascii="Calibri" w:hAnsi="Calibri" w:cs="Calibri"/>
           <w:b/>
           <w:bCs/>
           <w:sz w:val="36"/>
@@ -4668,7 +4635,7 @@
       </w:pPr>
       <w:r>
         <w:rPr>
-          <w:rFonts w:ascii="Carlito" w:hAnsi="Carlito" w:cs="Carlito"/>
+          <w:rFonts w:ascii="Calibri" w:hAnsi="Calibri" w:cs="Calibri"/>
           <w:sz w:val="36"/>
           <w:szCs w:val="36"/>
         </w:rPr>
@@ -4684,7 +4651,7 @@
         </w:numPr>
         <w:jc w:val="both"/>
         <w:rPr>
-          <w:rFonts w:ascii="Carlito" w:hAnsi="Carlito" w:cs="Carlito"/>
+          <w:rFonts w:ascii="Calibri" w:hAnsi="Calibri" w:cs="Calibri"/>
           <w:b/>
           <w:bCs/>
           <w:sz w:val="36"/>
@@ -4693,10 +4660,11 @@
       </w:pPr>
       <w:r>
         <w:rPr>
-          <w:rFonts w:ascii="Carlito" w:hAnsi="Carlito" w:cs="Carlito"/>
-          <w:sz w:val="36"/>
-          <w:szCs w:val="36"/>
-        </w:rPr>
+          <w:rFonts w:ascii="Calibri" w:hAnsi="Calibri" w:cs="Calibri"/>
+          <w:sz w:val="36"/>
+          <w:szCs w:val="36"/>
+        </w:rPr>
+        <w:lastRenderedPageBreak/>
         <w:t>Outlier Detection &amp; Removal: Identifying and removing data points that deviate significantly from the rest of the dataset.</w:t>
       </w:r>
     </w:p>
@@ -4709,7 +4677,7 @@
         </w:numPr>
         <w:jc w:val="both"/>
         <w:rPr>
-          <w:rFonts w:ascii="Carlito" w:hAnsi="Carlito" w:cs="Carlito"/>
+          <w:rFonts w:ascii="Calibri" w:hAnsi="Calibri" w:cs="Calibri"/>
           <w:b/>
           <w:bCs/>
           <w:sz w:val="36"/>
@@ -4718,7 +4686,7 @@
       </w:pPr>
       <w:r>
         <w:rPr>
-          <w:rFonts w:ascii="Carlito" w:hAnsi="Carlito" w:cs="Carlito"/>
+          <w:rFonts w:ascii="Calibri" w:hAnsi="Calibri" w:cs="Calibri"/>
           <w:sz w:val="36"/>
           <w:szCs w:val="36"/>
         </w:rPr>
@@ -4734,7 +4702,7 @@
         </w:numPr>
         <w:jc w:val="both"/>
         <w:rPr>
-          <w:rFonts w:ascii="Carlito" w:hAnsi="Carlito" w:cs="Carlito"/>
+          <w:rFonts w:ascii="Calibri" w:hAnsi="Calibri" w:cs="Calibri"/>
           <w:b/>
           <w:bCs/>
           <w:sz w:val="36"/>
@@ -4743,7 +4711,7 @@
       </w:pPr>
       <w:r>
         <w:rPr>
-          <w:rFonts w:ascii="Carlito" w:hAnsi="Carlito" w:cs="Carlito"/>
+          <w:rFonts w:ascii="Calibri" w:hAnsi="Calibri" w:cs="Calibri"/>
           <w:sz w:val="36"/>
           <w:szCs w:val="36"/>
         </w:rPr>
@@ -4754,7 +4722,7 @@
       <w:pPr>
         <w:jc w:val="both"/>
         <w:rPr>
-          <w:rFonts w:ascii="Carlito" w:hAnsi="Carlito" w:cs="Carlito"/>
+          <w:rFonts w:ascii="Calibri" w:hAnsi="Calibri" w:cs="Calibri"/>
           <w:b/>
           <w:bCs/>
           <w:sz w:val="36"/>
@@ -4763,7 +4731,7 @@
       </w:pPr>
       <w:r>
         <w:rPr>
-          <w:rFonts w:ascii="Carlito" w:hAnsi="Carlito" w:cs="Carlito"/>
+          <w:rFonts w:ascii="Calibri" w:hAnsi="Calibri" w:cs="Calibri"/>
           <w:b/>
           <w:bCs/>
           <w:sz w:val="36"/>
@@ -4776,14 +4744,14 @@
       <w:pPr>
         <w:jc w:val="both"/>
         <w:rPr>
-          <w:rFonts w:ascii="Carlito" w:hAnsi="Carlito" w:cs="Carlito"/>
-          <w:sz w:val="36"/>
-          <w:szCs w:val="36"/>
-        </w:rPr>
-      </w:pPr>
-      <w:r>
-        <w:rPr>
-          <w:rFonts w:ascii="Carlito" w:hAnsi="Carlito" w:cs="Carlito"/>
+          <w:rFonts w:ascii="Calibri" w:hAnsi="Calibri" w:cs="Calibri"/>
+          <w:sz w:val="36"/>
+          <w:szCs w:val="36"/>
+        </w:rPr>
+      </w:pPr>
+      <w:r>
+        <w:rPr>
+          <w:rFonts w:ascii="Calibri" w:hAnsi="Calibri" w:cs="Calibri"/>
           <w:sz w:val="36"/>
           <w:szCs w:val="36"/>
         </w:rPr>
@@ -4799,18 +4767,17 @@
         </w:numPr>
         <w:jc w:val="both"/>
         <w:rPr>
-          <w:rFonts w:ascii="Carlito" w:hAnsi="Carlito" w:cs="Carlito"/>
-          <w:sz w:val="36"/>
-          <w:szCs w:val="36"/>
-        </w:rPr>
-      </w:pPr>
-      <w:r>
-        <w:rPr>
-          <w:rFonts w:ascii="Carlito" w:hAnsi="Carlito" w:cs="Carlito"/>
-          <w:sz w:val="36"/>
-          <w:szCs w:val="36"/>
-        </w:rPr>
-        <w:lastRenderedPageBreak/>
+          <w:rFonts w:ascii="Calibri" w:hAnsi="Calibri" w:cs="Calibri"/>
+          <w:sz w:val="36"/>
+          <w:szCs w:val="36"/>
+        </w:rPr>
+      </w:pPr>
+      <w:r>
+        <w:rPr>
+          <w:rFonts w:ascii="Calibri" w:hAnsi="Calibri" w:cs="Calibri"/>
+          <w:sz w:val="36"/>
+          <w:szCs w:val="36"/>
+        </w:rPr>
         <w:t>Investigate the Cause: Outliers can sometimes indicate errors or unexpected events. Investigate the cause before deciding on a correction method.</w:t>
       </w:r>
     </w:p>
@@ -4823,14 +4790,14 @@
         </w:numPr>
         <w:jc w:val="both"/>
         <w:rPr>
-          <w:rFonts w:ascii="Carlito" w:hAnsi="Carlito" w:cs="Carlito"/>
-          <w:sz w:val="36"/>
-          <w:szCs w:val="36"/>
-        </w:rPr>
-      </w:pPr>
-      <w:r>
-        <w:rPr>
-          <w:rFonts w:ascii="Carlito" w:hAnsi="Carlito" w:cs="Carlito"/>
+          <w:rFonts w:ascii="Calibri" w:hAnsi="Calibri" w:cs="Calibri"/>
+          <w:sz w:val="36"/>
+          <w:szCs w:val="36"/>
+        </w:rPr>
+      </w:pPr>
+      <w:r>
+        <w:rPr>
+          <w:rFonts w:ascii="Calibri" w:hAnsi="Calibri" w:cs="Calibri"/>
           <w:sz w:val="36"/>
           <w:szCs w:val="36"/>
         </w:rPr>
@@ -4846,14 +4813,14 @@
         </w:numPr>
         <w:jc w:val="both"/>
         <w:rPr>
-          <w:rFonts w:ascii="Carlito" w:hAnsi="Carlito" w:cs="Carlito"/>
-          <w:sz w:val="36"/>
-          <w:szCs w:val="36"/>
-        </w:rPr>
-      </w:pPr>
-      <w:r>
-        <w:rPr>
-          <w:rFonts w:ascii="Carlito" w:hAnsi="Carlito" w:cs="Carlito"/>
+          <w:rFonts w:ascii="Calibri" w:hAnsi="Calibri" w:cs="Calibri"/>
+          <w:sz w:val="36"/>
+          <w:szCs w:val="36"/>
+        </w:rPr>
+      </w:pPr>
+      <w:r>
+        <w:rPr>
+          <w:rFonts w:ascii="Calibri" w:hAnsi="Calibri" w:cs="Calibri"/>
           <w:sz w:val="36"/>
           <w:szCs w:val="36"/>
         </w:rPr>
@@ -4864,7 +4831,7 @@
       <w:pPr>
         <w:jc w:val="both"/>
         <w:rPr>
-          <w:rFonts w:ascii="Carlito" w:hAnsi="Carlito" w:cs="Carlito"/>
+          <w:rFonts w:ascii="Calibri" w:hAnsi="Calibri" w:cs="Calibri"/>
           <w:b/>
           <w:bCs/>
           <w:sz w:val="36"/>
@@ -4873,7 +4840,7 @@
       </w:pPr>
       <w:r>
         <w:rPr>
-          <w:rFonts w:ascii="Carlito" w:hAnsi="Carlito" w:cs="Carlito"/>
+          <w:rFonts w:ascii="Calibri" w:hAnsi="Calibri" w:cs="Calibri"/>
           <w:b/>
           <w:bCs/>
           <w:sz w:val="36"/>
@@ -4886,14 +4853,14 @@
       <w:pPr>
         <w:jc w:val="both"/>
         <w:rPr>
-          <w:rFonts w:ascii="Carlito" w:hAnsi="Carlito" w:cs="Carlito"/>
-          <w:sz w:val="36"/>
-          <w:szCs w:val="36"/>
-        </w:rPr>
-      </w:pPr>
-      <w:r>
-        <w:rPr>
-          <w:rFonts w:ascii="Carlito" w:hAnsi="Carlito" w:cs="Carlito"/>
+          <w:rFonts w:ascii="Calibri" w:hAnsi="Calibri" w:cs="Calibri"/>
+          <w:sz w:val="36"/>
+          <w:szCs w:val="36"/>
+        </w:rPr>
+      </w:pPr>
+      <w:r>
+        <w:rPr>
+          <w:rFonts w:ascii="Calibri" w:hAnsi="Calibri" w:cs="Calibri"/>
           <w:sz w:val="36"/>
           <w:szCs w:val="36"/>
         </w:rPr>
@@ -4909,14 +4876,14 @@
         </w:numPr>
         <w:jc w:val="both"/>
         <w:rPr>
-          <w:rFonts w:ascii="Carlito" w:hAnsi="Carlito" w:cs="Carlito"/>
-          <w:sz w:val="36"/>
-          <w:szCs w:val="36"/>
-        </w:rPr>
-      </w:pPr>
-      <w:r>
-        <w:rPr>
-          <w:rFonts w:ascii="Carlito" w:hAnsi="Carlito" w:cs="Carlito"/>
+          <w:rFonts w:ascii="Calibri" w:hAnsi="Calibri" w:cs="Calibri"/>
+          <w:sz w:val="36"/>
+          <w:szCs w:val="36"/>
+        </w:rPr>
+      </w:pPr>
+      <w:r>
+        <w:rPr>
+          <w:rFonts w:ascii="Calibri" w:hAnsi="Calibri" w:cs="Calibri"/>
           <w:sz w:val="36"/>
           <w:szCs w:val="36"/>
         </w:rPr>
@@ -4932,17 +4899,18 @@
         </w:numPr>
         <w:jc w:val="both"/>
         <w:rPr>
-          <w:rFonts w:ascii="Carlito" w:hAnsi="Carlito" w:cs="Carlito"/>
-          <w:sz w:val="36"/>
-          <w:szCs w:val="36"/>
-        </w:rPr>
-      </w:pPr>
-      <w:r>
-        <w:rPr>
-          <w:rFonts w:ascii="Carlito" w:hAnsi="Carlito" w:cs="Carlito"/>
-          <w:sz w:val="36"/>
-          <w:szCs w:val="36"/>
-        </w:rPr>
+          <w:rFonts w:ascii="Calibri" w:hAnsi="Calibri" w:cs="Calibri"/>
+          <w:sz w:val="36"/>
+          <w:szCs w:val="36"/>
+        </w:rPr>
+      </w:pPr>
+      <w:r>
+        <w:rPr>
+          <w:rFonts w:ascii="Calibri" w:hAnsi="Calibri" w:cs="Calibri"/>
+          <w:sz w:val="36"/>
+          <w:szCs w:val="36"/>
+        </w:rPr>
+        <w:lastRenderedPageBreak/>
         <w:t>Standardization: Scaling numerical data to have a mean of 0 and a standard deviation of 1, often used for algorithms sensitive to feature scales.</w:t>
       </w:r>
     </w:p>
@@ -4955,14 +4923,14 @@
         </w:numPr>
         <w:jc w:val="both"/>
         <w:rPr>
-          <w:rFonts w:ascii="Carlito" w:hAnsi="Carlito" w:cs="Carlito"/>
-          <w:sz w:val="36"/>
-          <w:szCs w:val="36"/>
-        </w:rPr>
-      </w:pPr>
-      <w:r>
-        <w:rPr>
-          <w:rFonts w:ascii="Carlito" w:hAnsi="Carlito" w:cs="Carlito"/>
+          <w:rFonts w:ascii="Calibri" w:hAnsi="Calibri" w:cs="Calibri"/>
+          <w:sz w:val="36"/>
+          <w:szCs w:val="36"/>
+        </w:rPr>
+      </w:pPr>
+      <w:r>
+        <w:rPr>
+          <w:rFonts w:ascii="Calibri" w:hAnsi="Calibri" w:cs="Calibri"/>
           <w:sz w:val="36"/>
           <w:szCs w:val="36"/>
         </w:rPr>
@@ -4970,7 +4938,7 @@
       </w:r>
       <w:r>
         <w:rPr>
-          <w:rFonts w:ascii="Carlito" w:hAnsi="Carlito" w:cs="Carlito"/>
+          <w:rFonts w:ascii="Calibri" w:hAnsi="Calibri" w:cs="Calibri"/>
           <w:sz w:val="36"/>
           <w:szCs w:val="36"/>
         </w:rPr>
@@ -4981,7 +4949,7 @@
       <w:pPr>
         <w:jc w:val="both"/>
         <w:rPr>
-          <w:rFonts w:ascii="Carlito" w:hAnsi="Carlito" w:cs="Carlito"/>
+          <w:rFonts w:ascii="Calibri" w:hAnsi="Calibri" w:cs="Calibri"/>
           <w:b/>
           <w:bCs/>
           <w:sz w:val="36"/>
@@ -4990,7 +4958,7 @@
       </w:pPr>
       <w:r>
         <w:rPr>
-          <w:rFonts w:ascii="Carlito" w:hAnsi="Carlito" w:cs="Carlito"/>
+          <w:rFonts w:ascii="Calibri" w:hAnsi="Calibri" w:cs="Calibri"/>
           <w:b/>
           <w:bCs/>
           <w:sz w:val="36"/>
@@ -5003,14 +4971,14 @@
       <w:pPr>
         <w:jc w:val="both"/>
         <w:rPr>
-          <w:rFonts w:ascii="Carlito" w:hAnsi="Carlito" w:cs="Carlito"/>
-          <w:sz w:val="36"/>
-          <w:szCs w:val="36"/>
-        </w:rPr>
-      </w:pPr>
-      <w:r>
-        <w:rPr>
-          <w:rFonts w:ascii="Carlito" w:hAnsi="Carlito" w:cs="Carlito"/>
+          <w:rFonts w:ascii="Calibri" w:hAnsi="Calibri" w:cs="Calibri"/>
+          <w:sz w:val="36"/>
+          <w:szCs w:val="36"/>
+        </w:rPr>
+      </w:pPr>
+      <w:r>
+        <w:rPr>
+          <w:rFonts w:ascii="Calibri" w:hAnsi="Calibri" w:cs="Calibri"/>
           <w:sz w:val="36"/>
           <w:szCs w:val="36"/>
         </w:rPr>
@@ -5018,7 +4986,7 @@
       </w:r>
       <w:r>
         <w:rPr>
-          <w:rFonts w:ascii="Carlito" w:hAnsi="Carlito" w:cs="Carlito"/>
+          <w:rFonts w:ascii="Calibri" w:hAnsi="Calibri" w:cs="Calibri"/>
           <w:sz w:val="36"/>
           <w:szCs w:val="36"/>
         </w:rPr>
@@ -5026,24 +4994,15 @@
       </w:r>
       <w:r>
         <w:rPr>
-          <w:rFonts w:ascii="Carlito" w:hAnsi="Carlito" w:cs="Carlito"/>
-          <w:sz w:val="36"/>
-          <w:szCs w:val="36"/>
-        </w:rPr>
-        <w:t xml:space="preserve"> from existing data or selecting the most relevant features for your model. This step </w:t>
-      </w:r>
-      <w:r>
-        <w:rPr>
-          <w:rFonts w:ascii="Carlito" w:hAnsi="Carlito" w:cs="Carlito"/>
-          <w:sz w:val="36"/>
-          <w:szCs w:val="36"/>
-        </w:rPr>
-        <w:lastRenderedPageBreak/>
-        <w:t>can significa</w:t>
-      </w:r>
-      <w:r>
-        <w:rPr>
-          <w:rFonts w:ascii="Carlito" w:hAnsi="Carlito" w:cs="Carlito"/>
+          <w:rFonts w:ascii="Calibri" w:hAnsi="Calibri" w:cs="Calibri"/>
+          <w:sz w:val="36"/>
+          <w:szCs w:val="36"/>
+        </w:rPr>
+        <w:t xml:space="preserve"> from existing data or selecting the most relevant features for your model. This step can significa</w:t>
+      </w:r>
+      <w:r>
+        <w:rPr>
+          <w:rFonts w:ascii="Calibri" w:hAnsi="Calibri" w:cs="Calibri"/>
           <w:sz w:val="36"/>
           <w:szCs w:val="36"/>
         </w:rPr>
@@ -5059,14 +5018,14 @@
         </w:numPr>
         <w:jc w:val="both"/>
         <w:rPr>
-          <w:rFonts w:ascii="Carlito" w:hAnsi="Carlito" w:cs="Carlito"/>
-          <w:sz w:val="36"/>
-          <w:szCs w:val="36"/>
-        </w:rPr>
-      </w:pPr>
-      <w:r>
-        <w:rPr>
-          <w:rFonts w:ascii="Carlito" w:hAnsi="Carlito" w:cs="Carlito"/>
+          <w:rFonts w:ascii="Calibri" w:hAnsi="Calibri" w:cs="Calibri"/>
+          <w:sz w:val="36"/>
+          <w:szCs w:val="36"/>
+        </w:rPr>
+      </w:pPr>
+      <w:r>
+        <w:rPr>
+          <w:rFonts w:ascii="Calibri" w:hAnsi="Calibri" w:cs="Calibri"/>
           <w:sz w:val="36"/>
           <w:szCs w:val="36"/>
         </w:rPr>
@@ -5074,7 +5033,7 @@
       </w:r>
       <w:r>
         <w:rPr>
-          <w:rFonts w:ascii="Carlito" w:hAnsi="Carlito" w:cs="Carlito"/>
+          <w:rFonts w:ascii="Calibri" w:hAnsi="Calibri" w:cs="Calibri"/>
           <w:sz w:val="36"/>
           <w:szCs w:val="36"/>
         </w:rPr>
@@ -5082,7 +5041,7 @@
       </w:r>
       <w:r>
         <w:rPr>
-          <w:rFonts w:ascii="Carlito" w:hAnsi="Carlito" w:cs="Carlito"/>
+          <w:rFonts w:ascii="Calibri" w:hAnsi="Calibri" w:cs="Calibri"/>
           <w:sz w:val="36"/>
           <w:szCs w:val="36"/>
         </w:rPr>
@@ -5098,14 +5057,14 @@
         </w:numPr>
         <w:jc w:val="both"/>
         <w:rPr>
-          <w:rFonts w:ascii="Carlito" w:hAnsi="Carlito" w:cs="Carlito"/>
-          <w:sz w:val="36"/>
-          <w:szCs w:val="36"/>
-        </w:rPr>
-      </w:pPr>
-      <w:r>
-        <w:rPr>
-          <w:rFonts w:ascii="Carlito" w:hAnsi="Carlito" w:cs="Carlito"/>
+          <w:rFonts w:ascii="Calibri" w:hAnsi="Calibri" w:cs="Calibri"/>
+          <w:sz w:val="36"/>
+          <w:szCs w:val="36"/>
+        </w:rPr>
+      </w:pPr>
+      <w:r>
+        <w:rPr>
+          <w:rFonts w:ascii="Calibri" w:hAnsi="Calibri" w:cs="Calibri"/>
           <w:sz w:val="36"/>
           <w:szCs w:val="36"/>
         </w:rPr>
@@ -5121,14 +5080,14 @@
         </w:numPr>
         <w:jc w:val="both"/>
         <w:rPr>
-          <w:rFonts w:ascii="Carlito" w:hAnsi="Carlito" w:cs="Carlito"/>
-          <w:sz w:val="36"/>
-          <w:szCs w:val="36"/>
-        </w:rPr>
-      </w:pPr>
-      <w:r>
-        <w:rPr>
-          <w:rFonts w:ascii="Carlito" w:hAnsi="Carlito" w:cs="Carlito"/>
+          <w:rFonts w:ascii="Calibri" w:hAnsi="Calibri" w:cs="Calibri"/>
+          <w:sz w:val="36"/>
+          <w:szCs w:val="36"/>
+        </w:rPr>
+      </w:pPr>
+      <w:r>
+        <w:rPr>
+          <w:rFonts w:ascii="Calibri" w:hAnsi="Calibri" w:cs="Calibri"/>
           <w:sz w:val="36"/>
           <w:szCs w:val="36"/>
         </w:rPr>
@@ -5136,7 +5095,7 @@
       </w:r>
       <w:r>
         <w:rPr>
-          <w:rFonts w:ascii="Carlito" w:hAnsi="Carlito" w:cs="Carlito"/>
+          <w:rFonts w:ascii="Calibri" w:hAnsi="Calibri" w:cs="Calibri"/>
           <w:sz w:val="36"/>
           <w:szCs w:val="36"/>
         </w:rPr>
@@ -5147,7 +5106,7 @@
       <w:pPr>
         <w:jc w:val="both"/>
         <w:rPr>
-          <w:rFonts w:ascii="Carlito" w:hAnsi="Carlito" w:cs="Carlito"/>
+          <w:rFonts w:ascii="Calibri" w:hAnsi="Calibri" w:cs="Calibri"/>
           <w:b/>
           <w:bCs/>
           <w:sz w:val="36"/>
@@ -5156,7 +5115,7 @@
       </w:pPr>
       <w:r>
         <w:rPr>
-          <w:rFonts w:ascii="Carlito" w:hAnsi="Carlito" w:cs="Carlito"/>
+          <w:rFonts w:ascii="Calibri" w:hAnsi="Calibri" w:cs="Calibri"/>
           <w:b/>
           <w:bCs/>
           <w:sz w:val="36"/>
@@ -5169,14 +5128,14 @@
       <w:pPr>
         <w:jc w:val="both"/>
         <w:rPr>
-          <w:rFonts w:ascii="Carlito" w:hAnsi="Carlito" w:cs="Carlito"/>
-          <w:sz w:val="36"/>
-          <w:szCs w:val="36"/>
-        </w:rPr>
-      </w:pPr>
-      <w:r>
-        <w:rPr>
-          <w:rFonts w:ascii="Carlito" w:hAnsi="Carlito" w:cs="Carlito"/>
+          <w:rFonts w:ascii="Calibri" w:hAnsi="Calibri" w:cs="Calibri"/>
+          <w:sz w:val="36"/>
+          <w:szCs w:val="36"/>
+        </w:rPr>
+      </w:pPr>
+      <w:r>
+        <w:rPr>
+          <w:rFonts w:ascii="Calibri" w:hAnsi="Calibri" w:cs="Calibri"/>
           <w:sz w:val="36"/>
           <w:szCs w:val="36"/>
         </w:rPr>
@@ -5184,7 +5143,7 @@
       </w:r>
       <w:r>
         <w:rPr>
-          <w:rFonts w:ascii="Carlito" w:hAnsi="Carlito" w:cs="Carlito"/>
+          <w:rFonts w:ascii="Calibri" w:hAnsi="Calibri" w:cs="Calibri"/>
           <w:sz w:val="36"/>
           <w:szCs w:val="36"/>
         </w:rPr>
@@ -5192,7 +5151,7 @@
       </w:r>
       <w:r>
         <w:rPr>
-          <w:rFonts w:ascii="Carlito" w:hAnsi="Carlito" w:cs="Carlito"/>
+          <w:rFonts w:ascii="Calibri" w:hAnsi="Calibri" w:cs="Calibri"/>
           <w:sz w:val="36"/>
           <w:szCs w:val="36"/>
         </w:rPr>
@@ -5200,7 +5159,7 @@
       </w:r>
       <w:r>
         <w:rPr>
-          <w:rFonts w:ascii="Carlito" w:hAnsi="Carlito" w:cs="Carlito"/>
+          <w:rFonts w:ascii="Calibri" w:hAnsi="Calibri" w:cs="Calibri"/>
           <w:sz w:val="36"/>
           <w:szCs w:val="36"/>
         </w:rPr>
@@ -5216,17 +5175,18 @@
         </w:numPr>
         <w:jc w:val="both"/>
         <w:rPr>
-          <w:rFonts w:ascii="Carlito" w:hAnsi="Carlito" w:cs="Carlito"/>
-          <w:sz w:val="36"/>
-          <w:szCs w:val="36"/>
-        </w:rPr>
-      </w:pPr>
-      <w:r>
-        <w:rPr>
-          <w:rFonts w:ascii="Carlito" w:hAnsi="Carlito" w:cs="Carlito"/>
-          <w:sz w:val="36"/>
-          <w:szCs w:val="36"/>
-        </w:rPr>
+          <w:rFonts w:ascii="Calibri" w:hAnsi="Calibri" w:cs="Calibri"/>
+          <w:sz w:val="36"/>
+          <w:szCs w:val="36"/>
+        </w:rPr>
+      </w:pPr>
+      <w:r>
+        <w:rPr>
+          <w:rFonts w:ascii="Calibri" w:hAnsi="Calibri" w:cs="Calibri"/>
+          <w:sz w:val="36"/>
+          <w:szCs w:val="36"/>
+        </w:rPr>
+        <w:lastRenderedPageBreak/>
         <w:t>Be biased towards the majority class and perform poorly on the minority class</w:t>
       </w:r>
     </w:p>
@@ -5239,14 +5199,14 @@
         </w:numPr>
         <w:jc w:val="both"/>
         <w:rPr>
-          <w:rFonts w:ascii="Carlito" w:hAnsi="Carlito" w:cs="Carlito"/>
-          <w:sz w:val="36"/>
-          <w:szCs w:val="36"/>
-        </w:rPr>
-      </w:pPr>
-      <w:r>
-        <w:rPr>
-          <w:rFonts w:ascii="Carlito" w:hAnsi="Carlito" w:cs="Carlito"/>
+          <w:rFonts w:ascii="Calibri" w:hAnsi="Calibri" w:cs="Calibri"/>
+          <w:sz w:val="36"/>
+          <w:szCs w:val="36"/>
+        </w:rPr>
+      </w:pPr>
+      <w:r>
+        <w:rPr>
+          <w:rFonts w:ascii="Calibri" w:hAnsi="Calibri" w:cs="Calibri"/>
           <w:sz w:val="36"/>
           <w:szCs w:val="36"/>
         </w:rPr>
@@ -5254,7 +5214,7 @@
       </w:r>
       <w:r>
         <w:rPr>
-          <w:rFonts w:ascii="Carlito" w:hAnsi="Carlito" w:cs="Carlito"/>
+          <w:rFonts w:ascii="Calibri" w:hAnsi="Calibri" w:cs="Calibri"/>
           <w:sz w:val="36"/>
           <w:szCs w:val="36"/>
         </w:rPr>
@@ -5262,7 +5222,7 @@
       </w:r>
       <w:r>
         <w:rPr>
-          <w:rFonts w:ascii="Carlito" w:hAnsi="Carlito" w:cs="Carlito"/>
+          <w:rFonts w:ascii="Calibri" w:hAnsi="Calibri" w:cs="Calibri"/>
           <w:sz w:val="36"/>
           <w:szCs w:val="36"/>
         </w:rPr>
@@ -5273,7 +5233,7 @@
       <w:pPr>
         <w:jc w:val="both"/>
         <w:rPr>
-          <w:rFonts w:ascii="Carlito" w:hAnsi="Carlito" w:cs="Carlito"/>
+          <w:rFonts w:ascii="Calibri" w:hAnsi="Calibri" w:cs="Calibri"/>
           <w:noProof/>
           <w:sz w:val="36"/>
           <w:szCs w:val="36"/>
@@ -5281,7 +5241,7 @@
       </w:pPr>
       <w:r>
         <w:rPr>
-          <w:rFonts w:ascii="Carlito" w:hAnsi="Carlito" w:cs="Carlito"/>
+          <w:rFonts w:ascii="Calibri" w:hAnsi="Calibri" w:cs="Calibri"/>
           <w:noProof/>
           <w:sz w:val="36"/>
           <w:szCs w:val="36"/>
@@ -5354,67 +5314,67 @@
       <w:pPr>
         <w:jc w:val="both"/>
         <w:rPr>
-          <w:rFonts w:ascii="Carlito" w:hAnsi="Carlito" w:cs="Carlito"/>
-          <w:sz w:val="36"/>
-          <w:szCs w:val="36"/>
-        </w:rPr>
-      </w:pPr>
-    </w:p>
-    <w:p>
-      <w:pPr>
-        <w:jc w:val="both"/>
-        <w:rPr>
-          <w:rFonts w:ascii="Carlito" w:hAnsi="Carlito" w:cs="Carlito"/>
-          <w:sz w:val="36"/>
-          <w:szCs w:val="36"/>
-        </w:rPr>
-      </w:pPr>
-    </w:p>
-    <w:p>
-      <w:pPr>
-        <w:jc w:val="both"/>
-        <w:rPr>
-          <w:rFonts w:ascii="Carlito" w:hAnsi="Carlito" w:cs="Carlito"/>
-          <w:sz w:val="36"/>
-          <w:szCs w:val="36"/>
-        </w:rPr>
-      </w:pPr>
-    </w:p>
-    <w:p>
-      <w:pPr>
-        <w:jc w:val="both"/>
-        <w:rPr>
-          <w:rFonts w:ascii="Carlito" w:hAnsi="Carlito" w:cs="Carlito"/>
-          <w:sz w:val="36"/>
-          <w:szCs w:val="36"/>
-        </w:rPr>
-      </w:pPr>
-    </w:p>
-    <w:p>
-      <w:pPr>
-        <w:jc w:val="both"/>
-        <w:rPr>
-          <w:rFonts w:ascii="Carlito" w:hAnsi="Carlito" w:cs="Carlito"/>
-          <w:sz w:val="36"/>
-          <w:szCs w:val="36"/>
-        </w:rPr>
-      </w:pPr>
-    </w:p>
-    <w:p>
-      <w:pPr>
-        <w:jc w:val="both"/>
-        <w:rPr>
-          <w:rFonts w:ascii="Carlito" w:hAnsi="Carlito" w:cs="Carlito"/>
-          <w:sz w:val="36"/>
-          <w:szCs w:val="36"/>
-        </w:rPr>
-      </w:pPr>
-    </w:p>
-    <w:p>
-      <w:pPr>
-        <w:jc w:val="both"/>
-        <w:rPr>
-          <w:rFonts w:ascii="Carlito" w:hAnsi="Carlito" w:cs="Carlito"/>
+          <w:rFonts w:ascii="Calibri" w:hAnsi="Calibri" w:cs="Calibri"/>
+          <w:sz w:val="36"/>
+          <w:szCs w:val="36"/>
+        </w:rPr>
+      </w:pPr>
+    </w:p>
+    <w:p>
+      <w:pPr>
+        <w:jc w:val="both"/>
+        <w:rPr>
+          <w:rFonts w:ascii="Calibri" w:hAnsi="Calibri" w:cs="Calibri"/>
+          <w:sz w:val="36"/>
+          <w:szCs w:val="36"/>
+        </w:rPr>
+      </w:pPr>
+    </w:p>
+    <w:p>
+      <w:pPr>
+        <w:jc w:val="both"/>
+        <w:rPr>
+          <w:rFonts w:ascii="Calibri" w:hAnsi="Calibri" w:cs="Calibri"/>
+          <w:sz w:val="36"/>
+          <w:szCs w:val="36"/>
+        </w:rPr>
+      </w:pPr>
+    </w:p>
+    <w:p>
+      <w:pPr>
+        <w:jc w:val="both"/>
+        <w:rPr>
+          <w:rFonts w:ascii="Calibri" w:hAnsi="Calibri" w:cs="Calibri"/>
+          <w:sz w:val="36"/>
+          <w:szCs w:val="36"/>
+        </w:rPr>
+      </w:pPr>
+    </w:p>
+    <w:p>
+      <w:pPr>
+        <w:jc w:val="both"/>
+        <w:rPr>
+          <w:rFonts w:ascii="Calibri" w:hAnsi="Calibri" w:cs="Calibri"/>
+          <w:sz w:val="36"/>
+          <w:szCs w:val="36"/>
+        </w:rPr>
+      </w:pPr>
+    </w:p>
+    <w:p>
+      <w:pPr>
+        <w:jc w:val="both"/>
+        <w:rPr>
+          <w:rFonts w:ascii="Calibri" w:hAnsi="Calibri" w:cs="Calibri"/>
+          <w:sz w:val="36"/>
+          <w:szCs w:val="36"/>
+        </w:rPr>
+      </w:pPr>
+    </w:p>
+    <w:p>
+      <w:pPr>
+        <w:jc w:val="both"/>
+        <w:rPr>
+          <w:rFonts w:ascii="Calibri" w:hAnsi="Calibri" w:cs="Calibri"/>
           <w:b/>
           <w:bCs/>
           <w:sz w:val="36"/>
@@ -5423,7 +5383,7 @@
       </w:pPr>
       <w:r>
         <w:rPr>
-          <w:rFonts w:ascii="Carlito" w:hAnsi="Carlito" w:cs="Carlito"/>
+          <w:rFonts w:ascii="Calibri" w:hAnsi="Calibri" w:cs="Calibri"/>
           <w:b/>
           <w:bCs/>
           <w:sz w:val="36"/>
@@ -5433,7 +5393,7 @@
       </w:r>
       <w:r>
         <w:rPr>
-          <w:rFonts w:ascii="Carlito" w:hAnsi="Carlito" w:cs="Carlito"/>
+          <w:rFonts w:ascii="Calibri" w:hAnsi="Calibri" w:cs="Calibri"/>
           <w:b/>
           <w:bCs/>
           <w:sz w:val="36"/>
@@ -5451,14 +5411,14 @@
         </w:numPr>
         <w:jc w:val="both"/>
         <w:rPr>
-          <w:rFonts w:ascii="Carlito" w:hAnsi="Carlito" w:cs="Carlito"/>
-          <w:sz w:val="36"/>
-          <w:szCs w:val="36"/>
-        </w:rPr>
-      </w:pPr>
-      <w:r>
-        <w:rPr>
-          <w:rFonts w:ascii="Carlito" w:hAnsi="Carlito" w:cs="Carlito"/>
+          <w:rFonts w:ascii="Calibri" w:hAnsi="Calibri" w:cs="Calibri"/>
+          <w:sz w:val="36"/>
+          <w:szCs w:val="36"/>
+        </w:rPr>
+      </w:pPr>
+      <w:r>
+        <w:rPr>
+          <w:rFonts w:ascii="Calibri" w:hAnsi="Calibri" w:cs="Calibri"/>
           <w:sz w:val="36"/>
           <w:szCs w:val="36"/>
         </w:rPr>
@@ -5466,7 +5426,7 @@
       </w:r>
       <w:r>
         <w:rPr>
-          <w:rFonts w:ascii="Carlito" w:hAnsi="Carlito" w:cs="Carlito"/>
+          <w:rFonts w:ascii="Calibri" w:hAnsi="Calibri" w:cs="Calibri"/>
           <w:sz w:val="36"/>
           <w:szCs w:val="36"/>
         </w:rPr>
@@ -5474,7 +5434,7 @@
       </w:r>
       <w:r>
         <w:rPr>
-          <w:rFonts w:ascii="Carlito" w:hAnsi="Carlito" w:cs="Carlito"/>
+          <w:rFonts w:ascii="Calibri" w:hAnsi="Calibri" w:cs="Calibri"/>
           <w:sz w:val="36"/>
           <w:szCs w:val="36"/>
         </w:rPr>
@@ -5482,7 +5442,7 @@
       </w:r>
       <w:r>
         <w:rPr>
-          <w:rFonts w:ascii="Carlito" w:hAnsi="Carlito" w:cs="Carlito"/>
+          <w:rFonts w:ascii="Calibri" w:hAnsi="Calibri" w:cs="Calibri"/>
           <w:sz w:val="36"/>
           <w:szCs w:val="36"/>
         </w:rPr>
@@ -5498,14 +5458,14 @@
         </w:numPr>
         <w:jc w:val="both"/>
         <w:rPr>
-          <w:rFonts w:ascii="Carlito" w:hAnsi="Carlito" w:cs="Carlito"/>
-          <w:sz w:val="36"/>
-          <w:szCs w:val="36"/>
-        </w:rPr>
-      </w:pPr>
-      <w:r>
-        <w:rPr>
-          <w:rFonts w:ascii="Carlito" w:hAnsi="Carlito" w:cs="Carlito"/>
+          <w:rFonts w:ascii="Calibri" w:hAnsi="Calibri" w:cs="Calibri"/>
+          <w:sz w:val="36"/>
+          <w:szCs w:val="36"/>
+        </w:rPr>
+      </w:pPr>
+      <w:r>
+        <w:rPr>
+          <w:rFonts w:ascii="Calibri" w:hAnsi="Calibri" w:cs="Calibri"/>
           <w:sz w:val="36"/>
           <w:szCs w:val="36"/>
         </w:rPr>
@@ -5516,7 +5476,7 @@
       <w:pPr>
         <w:jc w:val="both"/>
         <w:rPr>
-          <w:rFonts w:ascii="Carlito" w:hAnsi="Carlito" w:cs="Carlito"/>
+          <w:rFonts w:ascii="Calibri" w:hAnsi="Calibri" w:cs="Calibri"/>
           <w:b/>
           <w:bCs/>
           <w:sz w:val="36"/>
@@ -5525,7 +5485,7 @@
       </w:pPr>
       <w:r>
         <w:rPr>
-          <w:rFonts w:ascii="Carlito" w:hAnsi="Carlito" w:cs="Carlito"/>
+          <w:rFonts w:ascii="Calibri" w:hAnsi="Calibri" w:cs="Calibri"/>
           <w:b/>
           <w:bCs/>
           <w:sz w:val="36"/>
@@ -5538,14 +5498,14 @@
       <w:pPr>
         <w:jc w:val="both"/>
         <w:rPr>
-          <w:rFonts w:ascii="Carlito" w:hAnsi="Carlito" w:cs="Carlito"/>
-          <w:sz w:val="36"/>
-          <w:szCs w:val="36"/>
-        </w:rPr>
-      </w:pPr>
-      <w:r>
-        <w:rPr>
-          <w:rFonts w:ascii="Carlito" w:hAnsi="Carlito" w:cs="Carlito"/>
+          <w:rFonts w:ascii="Calibri" w:hAnsi="Calibri" w:cs="Calibri"/>
+          <w:sz w:val="36"/>
+          <w:szCs w:val="36"/>
+        </w:rPr>
+      </w:pPr>
+      <w:r>
+        <w:rPr>
+          <w:rFonts w:ascii="Calibri" w:hAnsi="Calibri" w:cs="Calibri"/>
           <w:sz w:val="36"/>
           <w:szCs w:val="36"/>
         </w:rPr>
@@ -5561,14 +5521,14 @@
         </w:numPr>
         <w:jc w:val="both"/>
         <w:rPr>
-          <w:rFonts w:ascii="Carlito" w:hAnsi="Carlito" w:cs="Carlito"/>
-          <w:sz w:val="36"/>
-          <w:szCs w:val="36"/>
-        </w:rPr>
-      </w:pPr>
-      <w:r>
-        <w:rPr>
-          <w:rFonts w:ascii="Carlito" w:hAnsi="Carlito" w:cs="Carlito"/>
+          <w:rFonts w:ascii="Calibri" w:hAnsi="Calibri" w:cs="Calibri"/>
+          <w:sz w:val="36"/>
+          <w:szCs w:val="36"/>
+        </w:rPr>
+      </w:pPr>
+      <w:r>
+        <w:rPr>
+          <w:rFonts w:ascii="Calibri" w:hAnsi="Calibri" w:cs="Calibri"/>
           <w:sz w:val="36"/>
           <w:szCs w:val="36"/>
         </w:rPr>
@@ -5584,14 +5544,14 @@
         </w:numPr>
         <w:jc w:val="both"/>
         <w:rPr>
-          <w:rFonts w:ascii="Carlito" w:hAnsi="Carlito" w:cs="Carlito"/>
-          <w:sz w:val="36"/>
-          <w:szCs w:val="36"/>
-        </w:rPr>
-      </w:pPr>
-      <w:r>
-        <w:rPr>
-          <w:rFonts w:ascii="Carlito" w:hAnsi="Carlito" w:cs="Carlito"/>
+          <w:rFonts w:ascii="Calibri" w:hAnsi="Calibri" w:cs="Calibri"/>
+          <w:sz w:val="36"/>
+          <w:szCs w:val="36"/>
+        </w:rPr>
+      </w:pPr>
+      <w:r>
+        <w:rPr>
+          <w:rFonts w:ascii="Calibri" w:hAnsi="Calibri" w:cs="Calibri"/>
           <w:sz w:val="36"/>
           <w:szCs w:val="36"/>
         </w:rPr>
@@ -5607,14 +5567,14 @@
         </w:numPr>
         <w:jc w:val="both"/>
         <w:rPr>
-          <w:rFonts w:ascii="Carlito" w:hAnsi="Carlito" w:cs="Carlito"/>
-          <w:sz w:val="36"/>
-          <w:szCs w:val="36"/>
-        </w:rPr>
-      </w:pPr>
-      <w:r>
-        <w:rPr>
-          <w:rFonts w:ascii="Carlito" w:hAnsi="Carlito" w:cs="Carlito"/>
+          <w:rFonts w:ascii="Calibri" w:hAnsi="Calibri" w:cs="Calibri"/>
+          <w:sz w:val="36"/>
+          <w:szCs w:val="36"/>
+        </w:rPr>
+      </w:pPr>
+      <w:r>
+        <w:rPr>
+          <w:rFonts w:ascii="Calibri" w:hAnsi="Calibri" w:cs="Calibri"/>
           <w:sz w:val="36"/>
           <w:szCs w:val="36"/>
         </w:rPr>
@@ -5625,14 +5585,14 @@
       <w:pPr>
         <w:jc w:val="both"/>
         <w:rPr>
-          <w:rFonts w:ascii="Carlito" w:hAnsi="Carlito" w:cs="Carlito"/>
-          <w:sz w:val="36"/>
-          <w:szCs w:val="36"/>
-        </w:rPr>
-      </w:pPr>
-      <w:r>
-        <w:rPr>
-          <w:rFonts w:ascii="Carlito" w:hAnsi="Carlito" w:cs="Carlito"/>
+          <w:rFonts w:ascii="Calibri" w:hAnsi="Calibri" w:cs="Calibri"/>
+          <w:sz w:val="36"/>
+          <w:szCs w:val="36"/>
+        </w:rPr>
+      </w:pPr>
+      <w:r>
+        <w:rPr>
+          <w:rFonts w:ascii="Calibri" w:hAnsi="Calibri" w:cs="Calibri"/>
           <w:noProof/>
           <w:sz w:val="36"/>
           <w:szCs w:val="36"/>
@@ -5698,87 +5658,87 @@
       <w:pPr>
         <w:jc w:val="both"/>
         <w:rPr>
-          <w:rFonts w:ascii="Carlito" w:hAnsi="Carlito" w:cs="Carlito"/>
-          <w:sz w:val="36"/>
-          <w:szCs w:val="36"/>
-        </w:rPr>
-      </w:pPr>
-    </w:p>
-    <w:p>
-      <w:pPr>
-        <w:jc w:val="both"/>
-        <w:rPr>
-          <w:rFonts w:ascii="Carlito" w:hAnsi="Carlito" w:cs="Carlito"/>
-          <w:sz w:val="36"/>
-          <w:szCs w:val="36"/>
-        </w:rPr>
-      </w:pPr>
-    </w:p>
-    <w:p>
-      <w:pPr>
-        <w:jc w:val="both"/>
-        <w:rPr>
-          <w:rFonts w:ascii="Carlito" w:hAnsi="Carlito" w:cs="Carlito"/>
-          <w:sz w:val="36"/>
-          <w:szCs w:val="36"/>
-        </w:rPr>
-      </w:pPr>
-    </w:p>
-    <w:p>
-      <w:pPr>
-        <w:jc w:val="both"/>
-        <w:rPr>
-          <w:rFonts w:ascii="Carlito" w:hAnsi="Carlito" w:cs="Carlito"/>
-          <w:sz w:val="36"/>
-          <w:szCs w:val="36"/>
-        </w:rPr>
-      </w:pPr>
-    </w:p>
-    <w:p>
-      <w:pPr>
-        <w:jc w:val="both"/>
-        <w:rPr>
-          <w:rFonts w:ascii="Carlito" w:hAnsi="Carlito" w:cs="Carlito"/>
-          <w:sz w:val="36"/>
-          <w:szCs w:val="36"/>
-        </w:rPr>
-      </w:pPr>
-    </w:p>
-    <w:p>
-      <w:pPr>
-        <w:jc w:val="both"/>
-        <w:rPr>
-          <w:rFonts w:ascii="Carlito" w:hAnsi="Carlito" w:cs="Carlito"/>
-          <w:sz w:val="36"/>
-          <w:szCs w:val="36"/>
-        </w:rPr>
-      </w:pPr>
-    </w:p>
-    <w:p>
-      <w:pPr>
-        <w:jc w:val="both"/>
-        <w:rPr>
-          <w:rFonts w:ascii="Carlito" w:hAnsi="Carlito" w:cs="Carlito"/>
-          <w:sz w:val="36"/>
-          <w:szCs w:val="36"/>
-        </w:rPr>
-      </w:pPr>
-    </w:p>
-    <w:p>
-      <w:pPr>
-        <w:jc w:val="both"/>
-        <w:rPr>
-          <w:rFonts w:ascii="Carlito" w:hAnsi="Carlito" w:cs="Carlito"/>
-          <w:sz w:val="36"/>
-          <w:szCs w:val="36"/>
-        </w:rPr>
-      </w:pPr>
-    </w:p>
-    <w:p>
-      <w:pPr>
-        <w:jc w:val="both"/>
-        <w:rPr>
-          <w:rFonts w:ascii="Carlito" w:hAnsi="Carlito" w:cs="Carlito"/>
+          <w:rFonts w:ascii="Calibri" w:hAnsi="Calibri" w:cs="Calibri"/>
+          <w:sz w:val="36"/>
+          <w:szCs w:val="36"/>
+        </w:rPr>
+      </w:pPr>
+    </w:p>
+    <w:p>
+      <w:pPr>
+        <w:jc w:val="both"/>
+        <w:rPr>
+          <w:rFonts w:ascii="Calibri" w:hAnsi="Calibri" w:cs="Calibri"/>
+          <w:sz w:val="36"/>
+          <w:szCs w:val="36"/>
+        </w:rPr>
+      </w:pPr>
+    </w:p>
+    <w:p>
+      <w:pPr>
+        <w:jc w:val="both"/>
+        <w:rPr>
+          <w:rFonts w:ascii="Calibri" w:hAnsi="Calibri" w:cs="Calibri"/>
+          <w:sz w:val="36"/>
+          <w:szCs w:val="36"/>
+        </w:rPr>
+      </w:pPr>
+    </w:p>
+    <w:p>
+      <w:pPr>
+        <w:jc w:val="both"/>
+        <w:rPr>
+          <w:rFonts w:ascii="Calibri" w:hAnsi="Calibri" w:cs="Calibri"/>
+          <w:sz w:val="36"/>
+          <w:szCs w:val="36"/>
+        </w:rPr>
+      </w:pPr>
+    </w:p>
+    <w:p>
+      <w:pPr>
+        <w:jc w:val="both"/>
+        <w:rPr>
+          <w:rFonts w:ascii="Calibri" w:hAnsi="Calibri" w:cs="Calibri"/>
+          <w:sz w:val="36"/>
+          <w:szCs w:val="36"/>
+        </w:rPr>
+      </w:pPr>
+    </w:p>
+    <w:p>
+      <w:pPr>
+        <w:jc w:val="both"/>
+        <w:rPr>
+          <w:rFonts w:ascii="Calibri" w:hAnsi="Calibri" w:cs="Calibri"/>
+          <w:sz w:val="36"/>
+          <w:szCs w:val="36"/>
+        </w:rPr>
+      </w:pPr>
+    </w:p>
+    <w:p>
+      <w:pPr>
+        <w:jc w:val="both"/>
+        <w:rPr>
+          <w:rFonts w:ascii="Calibri" w:hAnsi="Calibri" w:cs="Calibri"/>
+          <w:sz w:val="36"/>
+          <w:szCs w:val="36"/>
+        </w:rPr>
+      </w:pPr>
+    </w:p>
+    <w:p>
+      <w:pPr>
+        <w:jc w:val="both"/>
+        <w:rPr>
+          <w:rFonts w:ascii="Calibri" w:hAnsi="Calibri" w:cs="Calibri"/>
+          <w:sz w:val="36"/>
+          <w:szCs w:val="36"/>
+        </w:rPr>
+      </w:pPr>
+    </w:p>
+    <w:p>
+      <w:pPr>
+        <w:jc w:val="both"/>
+        <w:rPr>
+          <w:rFonts w:ascii="Calibri" w:hAnsi="Calibri" w:cs="Calibri"/>
           <w:sz w:val="36"/>
           <w:szCs w:val="36"/>
         </w:rPr>

--- a/Fundamental of AI and ML gp academy documentation.docx
+++ b/Fundamental of AI and ML gp academy documentation.docx
@@ -137,8 +137,8 @@
           <w:rFonts w:ascii="Calibri" w:hAnsi="Calibri" w:cs="Calibri"/>
           <w:b/>
           <w:bCs/>
-          <w:sz w:val="44"/>
-          <w:szCs w:val="44"/>
+          <w:sz w:val="40"/>
+          <w:szCs w:val="40"/>
         </w:rPr>
       </w:pPr>
       <w:r>
@@ -146,8 +146,8 @@
           <w:rFonts w:ascii="Calibri" w:hAnsi="Calibri" w:cs="Calibri"/>
           <w:b/>
           <w:bCs/>
-          <w:sz w:val="44"/>
-          <w:szCs w:val="44"/>
+          <w:sz w:val="40"/>
+          <w:szCs w:val="40"/>
         </w:rPr>
         <w:lastRenderedPageBreak/>
         <w:t>Module-2: Introduction to AI and ML</w:t>
@@ -755,6 +755,16 @@
         <w:jc w:val="both"/>
         <w:rPr>
           <w:rFonts w:ascii="Calibri" w:hAnsi="Calibri" w:cs="Calibri"/>
+          <w:sz w:val="36"/>
+          <w:szCs w:val="36"/>
+        </w:rPr>
+      </w:pPr>
+    </w:p>
+    <w:p>
+      <w:pPr>
+        <w:jc w:val="both"/>
+        <w:rPr>
+          <w:rFonts w:ascii="Calibri" w:hAnsi="Calibri" w:cs="Calibri"/>
           <w:b/>
           <w:bCs/>
           <w:sz w:val="36"/>
@@ -991,6 +1001,7 @@
           <w:sz w:val="36"/>
           <w:szCs w:val="36"/>
         </w:rPr>
+        <w:lastRenderedPageBreak/>
         <w:drawing>
           <wp:anchor distT="0" distB="0" distL="114300" distR="114300" simplePos="0" relativeHeight="251659264" behindDoc="0" locked="0" layoutInCell="1" allowOverlap="1" wp14:anchorId="09402351" wp14:editId="5C1DED98">
             <wp:simplePos x="0" y="0"/>
